--- a/Rapport-PFE/Rapport_PFE_Bargaoui_Haythem.docx
+++ b/Rapport-PFE/Rapport_PFE_Bargaoui_Haythem.docx
@@ -805,7 +805,7 @@
         <w:pStyle w:val="Titre1"/>
         <w:jc w:val="center"/>
       </w:pPr>
-      <w:bookmarkStart w:id="0" w:name="_Toc237209504"/>
+      <w:bookmarkStart w:id="0" w:name="_Toc237210757"/>
       <w:r>
         <w:t>Table des matières</w:t>
       </w:r>
@@ -855,7 +855,7 @@
         <w:rPr>
           <w:noProof/>
         </w:rPr>
-        <w:instrText xml:space="preserve"> PAGEREF _Toc237209504 \h </w:instrText>
+        <w:instrText xml:space="preserve"> PAGEREF _Toc237210757 \h </w:instrText>
       </w:r>
       <w:r>
         <w:rPr>
@@ -916,7 +916,7 @@
         <w:rPr>
           <w:noProof/>
         </w:rPr>
-        <w:instrText xml:space="preserve"> PAGEREF _Toc237209505 \h </w:instrText>
+        <w:instrText xml:space="preserve"> PAGEREF _Toc237210758 \h </w:instrText>
       </w:r>
       <w:r>
         <w:rPr>
@@ -977,7 +977,7 @@
         <w:rPr>
           <w:noProof/>
         </w:rPr>
-        <w:instrText xml:space="preserve"> PAGEREF _Toc237209506 \h </w:instrText>
+        <w:instrText xml:space="preserve"> PAGEREF _Toc237210759 \h </w:instrText>
       </w:r>
       <w:r>
         <w:rPr>
@@ -1038,7 +1038,7 @@
         <w:rPr>
           <w:noProof/>
         </w:rPr>
-        <w:instrText xml:space="preserve"> PAGEREF _Toc237209507 \h </w:instrText>
+        <w:instrText xml:space="preserve"> PAGEREF _Toc237210760 \h </w:instrText>
       </w:r>
       <w:r>
         <w:rPr>
@@ -1099,7 +1099,7 @@
         <w:rPr>
           <w:noProof/>
         </w:rPr>
-        <w:instrText xml:space="preserve"> PAGEREF _Toc237209508 \h </w:instrText>
+        <w:instrText xml:space="preserve"> PAGEREF _Toc237210761 \h </w:instrText>
       </w:r>
       <w:r>
         <w:rPr>
@@ -1160,7 +1160,7 @@
         <w:rPr>
           <w:noProof/>
         </w:rPr>
-        <w:instrText xml:space="preserve"> PAGEREF _Toc237209509 \h </w:instrText>
+        <w:instrText xml:space="preserve"> PAGEREF _Toc237210762 \h </w:instrText>
       </w:r>
       <w:r>
         <w:rPr>
@@ -1221,7 +1221,7 @@
         <w:rPr>
           <w:noProof/>
         </w:rPr>
-        <w:instrText xml:space="preserve"> PAGEREF _Toc237209510 \h </w:instrText>
+        <w:instrText xml:space="preserve"> PAGEREF _Toc237210763 \h </w:instrText>
       </w:r>
       <w:r>
         <w:rPr>
@@ -1282,7 +1282,7 @@
         <w:rPr>
           <w:noProof/>
         </w:rPr>
-        <w:instrText xml:space="preserve"> PAGEREF _Toc237209511 \h </w:instrText>
+        <w:instrText xml:space="preserve"> PAGEREF _Toc237210764 \h </w:instrText>
       </w:r>
       <w:r>
         <w:rPr>
@@ -1343,7 +1343,7 @@
         <w:rPr>
           <w:noProof/>
         </w:rPr>
-        <w:instrText xml:space="preserve"> PAGEREF _Toc237209512 \h </w:instrText>
+        <w:instrText xml:space="preserve"> PAGEREF _Toc237210765 \h </w:instrText>
       </w:r>
       <w:r>
         <w:rPr>
@@ -1404,7 +1404,7 @@
         <w:rPr>
           <w:noProof/>
         </w:rPr>
-        <w:instrText xml:space="preserve"> PAGEREF _Toc237209513 \h </w:instrText>
+        <w:instrText xml:space="preserve"> PAGEREF _Toc237210766 \h </w:instrText>
       </w:r>
       <w:r>
         <w:rPr>
@@ -1465,7 +1465,7 @@
         <w:rPr>
           <w:noProof/>
         </w:rPr>
-        <w:instrText xml:space="preserve"> PAGEREF _Toc237209514 \h </w:instrText>
+        <w:instrText xml:space="preserve"> PAGEREF _Toc237210767 \h </w:instrText>
       </w:r>
       <w:r>
         <w:rPr>
@@ -1526,7 +1526,7 @@
         <w:rPr>
           <w:noProof/>
         </w:rPr>
-        <w:instrText xml:space="preserve"> PAGEREF _Toc237209515 \h </w:instrText>
+        <w:instrText xml:space="preserve"> PAGEREF _Toc237210768 \h </w:instrText>
       </w:r>
       <w:r>
         <w:rPr>
@@ -1587,7 +1587,7 @@
         <w:rPr>
           <w:noProof/>
         </w:rPr>
-        <w:instrText xml:space="preserve"> PAGEREF _Toc237209516 \h </w:instrText>
+        <w:instrText xml:space="preserve"> PAGEREF _Toc237210769 \h </w:instrText>
       </w:r>
       <w:r>
         <w:rPr>
@@ -1648,7 +1648,7 @@
         <w:rPr>
           <w:noProof/>
         </w:rPr>
-        <w:instrText xml:space="preserve"> PAGEREF _Toc237209517 \h </w:instrText>
+        <w:instrText xml:space="preserve"> PAGEREF _Toc237210770 \h </w:instrText>
       </w:r>
       <w:r>
         <w:rPr>
@@ -1709,7 +1709,7 @@
         <w:rPr>
           <w:noProof/>
         </w:rPr>
-        <w:instrText xml:space="preserve"> PAGEREF _Toc237209518 \h </w:instrText>
+        <w:instrText xml:space="preserve"> PAGEREF _Toc237210771 \h </w:instrText>
       </w:r>
       <w:r>
         <w:rPr>
@@ -1770,7 +1770,7 @@
         <w:rPr>
           <w:noProof/>
         </w:rPr>
-        <w:instrText xml:space="preserve"> PAGEREF _Toc237209519 \h </w:instrText>
+        <w:instrText xml:space="preserve"> PAGEREF _Toc237210772 \h </w:instrText>
       </w:r>
       <w:r>
         <w:rPr>
@@ -1831,7 +1831,7 @@
         <w:rPr>
           <w:noProof/>
         </w:rPr>
-        <w:instrText xml:space="preserve"> PAGEREF _Toc237209520 \h </w:instrText>
+        <w:instrText xml:space="preserve"> PAGEREF _Toc237210773 \h </w:instrText>
       </w:r>
       <w:r>
         <w:rPr>
@@ -1892,7 +1892,7 @@
         <w:rPr>
           <w:noProof/>
         </w:rPr>
-        <w:instrText xml:space="preserve"> PAGEREF _Toc237209521 \h </w:instrText>
+        <w:instrText xml:space="preserve"> PAGEREF _Toc237210774 \h </w:instrText>
       </w:r>
       <w:r>
         <w:rPr>
@@ -1953,7 +1953,7 @@
         <w:rPr>
           <w:noProof/>
         </w:rPr>
-        <w:instrText xml:space="preserve"> PAGEREF _Toc237209522 \h </w:instrText>
+        <w:instrText xml:space="preserve"> PAGEREF _Toc237210775 \h </w:instrText>
       </w:r>
       <w:r>
         <w:rPr>
@@ -2014,7 +2014,7 @@
         <w:rPr>
           <w:noProof/>
         </w:rPr>
-        <w:instrText xml:space="preserve"> PAGEREF _Toc237209523 \h </w:instrText>
+        <w:instrText xml:space="preserve"> PAGEREF _Toc237210776 \h </w:instrText>
       </w:r>
       <w:r>
         <w:rPr>
@@ -2075,7 +2075,7 @@
         <w:rPr>
           <w:noProof/>
         </w:rPr>
-        <w:instrText xml:space="preserve"> PAGEREF _Toc237209524 \h </w:instrText>
+        <w:instrText xml:space="preserve"> PAGEREF _Toc237210777 \h </w:instrText>
       </w:r>
       <w:r>
         <w:rPr>
@@ -2136,7 +2136,7 @@
         <w:rPr>
           <w:noProof/>
         </w:rPr>
-        <w:instrText xml:space="preserve"> PAGEREF _Toc237209525 \h </w:instrText>
+        <w:instrText xml:space="preserve"> PAGEREF _Toc237210778 \h </w:instrText>
       </w:r>
       <w:r>
         <w:rPr>
@@ -2197,7 +2197,7 @@
         <w:rPr>
           <w:noProof/>
         </w:rPr>
-        <w:instrText xml:space="preserve"> PAGEREF _Toc237209526 \h </w:instrText>
+        <w:instrText xml:space="preserve"> PAGEREF _Toc237210779 \h </w:instrText>
       </w:r>
       <w:r>
         <w:rPr>
@@ -2258,7 +2258,7 @@
         <w:rPr>
           <w:noProof/>
         </w:rPr>
-        <w:instrText xml:space="preserve"> PAGEREF _Toc237209527 \h </w:instrText>
+        <w:instrText xml:space="preserve"> PAGEREF _Toc237210780 \h </w:instrText>
       </w:r>
       <w:r>
         <w:rPr>
@@ -2275,7 +2275,7 @@
         <w:rPr>
           <w:noProof/>
         </w:rPr>
-        <w:t>20</w:t>
+        <w:t>19</w:t>
       </w:r>
       <w:r>
         <w:rPr>
@@ -2319,7 +2319,7 @@
         <w:rPr>
           <w:noProof/>
         </w:rPr>
-        <w:instrText xml:space="preserve"> PAGEREF _Toc237209528 \h </w:instrText>
+        <w:instrText xml:space="preserve"> PAGEREF _Toc237210781 \h </w:instrText>
       </w:r>
       <w:r>
         <w:rPr>
@@ -2380,7 +2380,7 @@
         <w:rPr>
           <w:noProof/>
         </w:rPr>
-        <w:instrText xml:space="preserve"> PAGEREF _Toc237209529 \h </w:instrText>
+        <w:instrText xml:space="preserve"> PAGEREF _Toc237210782 \h </w:instrText>
       </w:r>
       <w:r>
         <w:rPr>
@@ -2397,7 +2397,7 @@
         <w:rPr>
           <w:noProof/>
         </w:rPr>
-        <w:t>21</w:t>
+        <w:t>20</w:t>
       </w:r>
       <w:r>
         <w:rPr>
@@ -2441,7 +2441,7 @@
         <w:rPr>
           <w:noProof/>
         </w:rPr>
-        <w:instrText xml:space="preserve"> PAGEREF _Toc237209530 \h </w:instrText>
+        <w:instrText xml:space="preserve"> PAGEREF _Toc237210783 \h </w:instrText>
       </w:r>
       <w:r>
         <w:rPr>
@@ -2458,7 +2458,7 @@
         <w:rPr>
           <w:noProof/>
         </w:rPr>
-        <w:t>21</w:t>
+        <w:t>20</w:t>
       </w:r>
       <w:r>
         <w:rPr>
@@ -2502,7 +2502,7 @@
         <w:rPr>
           <w:noProof/>
         </w:rPr>
-        <w:instrText xml:space="preserve"> PAGEREF _Toc237209531 \h </w:instrText>
+        <w:instrText xml:space="preserve"> PAGEREF _Toc237210784 \h </w:instrText>
       </w:r>
       <w:r>
         <w:rPr>
@@ -2563,7 +2563,7 @@
         <w:rPr>
           <w:noProof/>
         </w:rPr>
-        <w:instrText xml:space="preserve"> PAGEREF _Toc237209532 \h </w:instrText>
+        <w:instrText xml:space="preserve"> PAGEREF _Toc237210785 \h </w:instrText>
       </w:r>
       <w:r>
         <w:rPr>
@@ -2624,7 +2624,7 @@
         <w:rPr>
           <w:noProof/>
         </w:rPr>
-        <w:instrText xml:space="preserve"> PAGEREF _Toc237209533 \h </w:instrText>
+        <w:instrText xml:space="preserve"> PAGEREF _Toc237210786 \h </w:instrText>
       </w:r>
       <w:r>
         <w:rPr>
@@ -2685,7 +2685,7 @@
         <w:rPr>
           <w:noProof/>
         </w:rPr>
-        <w:instrText xml:space="preserve"> PAGEREF _Toc237209534 \h </w:instrText>
+        <w:instrText xml:space="preserve"> PAGEREF _Toc237210787 \h </w:instrText>
       </w:r>
       <w:r>
         <w:rPr>
@@ -2746,7 +2746,7 @@
         <w:rPr>
           <w:noProof/>
         </w:rPr>
-        <w:instrText xml:space="preserve"> PAGEREF _Toc237209535 \h </w:instrText>
+        <w:instrText xml:space="preserve"> PAGEREF _Toc237210788 \h </w:instrText>
       </w:r>
       <w:r>
         <w:rPr>
@@ -2807,7 +2807,7 @@
         <w:rPr>
           <w:noProof/>
         </w:rPr>
-        <w:instrText xml:space="preserve"> PAGEREF _Toc237209536 \h </w:instrText>
+        <w:instrText xml:space="preserve"> PAGEREF _Toc237210789 \h </w:instrText>
       </w:r>
       <w:r>
         <w:rPr>
@@ -2868,7 +2868,7 @@
         <w:rPr>
           <w:noProof/>
         </w:rPr>
-        <w:instrText xml:space="preserve"> PAGEREF _Toc237209537 \h </w:instrText>
+        <w:instrText xml:space="preserve"> PAGEREF _Toc237210790 \h </w:instrText>
       </w:r>
       <w:r>
         <w:rPr>
@@ -2929,7 +2929,7 @@
         <w:rPr>
           <w:noProof/>
         </w:rPr>
-        <w:instrText xml:space="preserve"> PAGEREF _Toc237209538 \h </w:instrText>
+        <w:instrText xml:space="preserve"> PAGEREF _Toc237210791 \h </w:instrText>
       </w:r>
       <w:r>
         <w:rPr>
@@ -2990,7 +2990,7 @@
         <w:rPr>
           <w:noProof/>
         </w:rPr>
-        <w:instrText xml:space="preserve"> PAGEREF _Toc237209539 \h </w:instrText>
+        <w:instrText xml:space="preserve"> PAGEREF _Toc237210792 \h </w:instrText>
       </w:r>
       <w:r>
         <w:rPr>
@@ -3051,7 +3051,7 @@
         <w:rPr>
           <w:noProof/>
         </w:rPr>
-        <w:instrText xml:space="preserve"> PAGEREF _Toc237209540 \h </w:instrText>
+        <w:instrText xml:space="preserve"> PAGEREF _Toc237210793 \h </w:instrText>
       </w:r>
       <w:r>
         <w:rPr>
@@ -3112,7 +3112,7 @@
         <w:rPr>
           <w:noProof/>
         </w:rPr>
-        <w:instrText xml:space="preserve"> PAGEREF _Toc237209541 \h </w:instrText>
+        <w:instrText xml:space="preserve"> PAGEREF _Toc237210794 \h </w:instrText>
       </w:r>
       <w:r>
         <w:rPr>
@@ -3173,7 +3173,7 @@
         <w:rPr>
           <w:noProof/>
         </w:rPr>
-        <w:instrText xml:space="preserve"> PAGEREF _Toc237209542 \h </w:instrText>
+        <w:instrText xml:space="preserve"> PAGEREF _Toc237210795 \h </w:instrText>
       </w:r>
       <w:r>
         <w:rPr>
@@ -3234,7 +3234,7 @@
         <w:rPr>
           <w:noProof/>
         </w:rPr>
-        <w:instrText xml:space="preserve"> PAGEREF _Toc237209543 \h </w:instrText>
+        <w:instrText xml:space="preserve"> PAGEREF _Toc237210796 \h </w:instrText>
       </w:r>
       <w:r>
         <w:rPr>
@@ -3295,7 +3295,7 @@
         <w:rPr>
           <w:noProof/>
         </w:rPr>
-        <w:instrText xml:space="preserve"> PAGEREF _Toc237209544 \h </w:instrText>
+        <w:instrText xml:space="preserve"> PAGEREF _Toc237210797 \h </w:instrText>
       </w:r>
       <w:r>
         <w:rPr>
@@ -3356,7 +3356,7 @@
         <w:rPr>
           <w:noProof/>
         </w:rPr>
-        <w:instrText xml:space="preserve"> PAGEREF _Toc237209545 \h </w:instrText>
+        <w:instrText xml:space="preserve"> PAGEREF _Toc237210798 \h </w:instrText>
       </w:r>
       <w:r>
         <w:rPr>
@@ -3417,7 +3417,7 @@
         <w:rPr>
           <w:noProof/>
         </w:rPr>
-        <w:instrText xml:space="preserve"> PAGEREF _Toc237209546 \h </w:instrText>
+        <w:instrText xml:space="preserve"> PAGEREF _Toc237210799 \h </w:instrText>
       </w:r>
       <w:r>
         <w:rPr>
@@ -3478,7 +3478,7 @@
         <w:rPr>
           <w:noProof/>
         </w:rPr>
-        <w:instrText xml:space="preserve"> PAGEREF _Toc237209547 \h </w:instrText>
+        <w:instrText xml:space="preserve"> PAGEREF _Toc237210800 \h </w:instrText>
       </w:r>
       <w:r>
         <w:rPr>
@@ -3539,7 +3539,7 @@
         <w:rPr>
           <w:noProof/>
         </w:rPr>
-        <w:instrText xml:space="preserve"> PAGEREF _Toc237209548 \h </w:instrText>
+        <w:instrText xml:space="preserve"> PAGEREF _Toc237210801 \h </w:instrText>
       </w:r>
       <w:r>
         <w:rPr>
@@ -3600,7 +3600,7 @@
         <w:rPr>
           <w:noProof/>
         </w:rPr>
-        <w:instrText xml:space="preserve"> PAGEREF _Toc237209549 \h </w:instrText>
+        <w:instrText xml:space="preserve"> PAGEREF _Toc237210802 \h </w:instrText>
       </w:r>
       <w:r>
         <w:rPr>
@@ -3661,7 +3661,7 @@
         <w:rPr>
           <w:noProof/>
         </w:rPr>
-        <w:instrText xml:space="preserve"> PAGEREF _Toc237209550 \h </w:instrText>
+        <w:instrText xml:space="preserve"> PAGEREF _Toc237210803 \h </w:instrText>
       </w:r>
       <w:r>
         <w:rPr>
@@ -3722,7 +3722,7 @@
         <w:rPr>
           <w:noProof/>
         </w:rPr>
-        <w:instrText xml:space="preserve"> PAGEREF _Toc237209551 \h </w:instrText>
+        <w:instrText xml:space="preserve"> PAGEREF _Toc237210804 \h </w:instrText>
       </w:r>
       <w:r>
         <w:rPr>
@@ -3783,7 +3783,7 @@
         <w:rPr>
           <w:noProof/>
         </w:rPr>
-        <w:instrText xml:space="preserve"> PAGEREF _Toc237209552 \h </w:instrText>
+        <w:instrText xml:space="preserve"> PAGEREF _Toc237210805 \h </w:instrText>
       </w:r>
       <w:r>
         <w:rPr>
@@ -3844,7 +3844,7 @@
         <w:rPr>
           <w:noProof/>
         </w:rPr>
-        <w:instrText xml:space="preserve"> PAGEREF _Toc237209553 \h </w:instrText>
+        <w:instrText xml:space="preserve"> PAGEREF _Toc237210806 \h </w:instrText>
       </w:r>
       <w:r>
         <w:rPr>
@@ -3905,7 +3905,7 @@
         <w:rPr>
           <w:noProof/>
         </w:rPr>
-        <w:instrText xml:space="preserve"> PAGEREF _Toc237209554 \h </w:instrText>
+        <w:instrText xml:space="preserve"> PAGEREF _Toc237210807 \h </w:instrText>
       </w:r>
       <w:r>
         <w:rPr>
@@ -3966,7 +3966,7 @@
         <w:rPr>
           <w:noProof/>
         </w:rPr>
-        <w:instrText xml:space="preserve"> PAGEREF _Toc237209555 \h </w:instrText>
+        <w:instrText xml:space="preserve"> PAGEREF _Toc237210808 \h </w:instrText>
       </w:r>
       <w:r>
         <w:rPr>
@@ -4027,7 +4027,7 @@
         <w:rPr>
           <w:noProof/>
         </w:rPr>
-        <w:instrText xml:space="preserve"> PAGEREF _Toc237209556 \h </w:instrText>
+        <w:instrText xml:space="preserve"> PAGEREF _Toc237210809 \h </w:instrText>
       </w:r>
       <w:r>
         <w:rPr>
@@ -4088,7 +4088,7 @@
         <w:rPr>
           <w:noProof/>
         </w:rPr>
-        <w:instrText xml:space="preserve"> PAGEREF _Toc237209557 \h </w:instrText>
+        <w:instrText xml:space="preserve"> PAGEREF _Toc237210810 \h </w:instrText>
       </w:r>
       <w:r>
         <w:rPr>
@@ -4149,7 +4149,7 @@
         <w:rPr>
           <w:noProof/>
         </w:rPr>
-        <w:instrText xml:space="preserve"> PAGEREF _Toc237209558 \h </w:instrText>
+        <w:instrText xml:space="preserve"> PAGEREF _Toc237210811 \h </w:instrText>
       </w:r>
       <w:r>
         <w:rPr>
@@ -4210,7 +4210,7 @@
         <w:rPr>
           <w:noProof/>
         </w:rPr>
-        <w:instrText xml:space="preserve"> PAGEREF _Toc237209559 \h </w:instrText>
+        <w:instrText xml:space="preserve"> PAGEREF _Toc237210812 \h </w:instrText>
       </w:r>
       <w:r>
         <w:rPr>
@@ -4271,7 +4271,7 @@
         <w:rPr>
           <w:noProof/>
         </w:rPr>
-        <w:instrText xml:space="preserve"> PAGEREF _Toc237209560 \h </w:instrText>
+        <w:instrText xml:space="preserve"> PAGEREF _Toc237210813 \h </w:instrText>
       </w:r>
       <w:r>
         <w:rPr>
@@ -4332,7 +4332,7 @@
         <w:rPr>
           <w:noProof/>
         </w:rPr>
-        <w:instrText xml:space="preserve"> PAGEREF _Toc237209561 \h </w:instrText>
+        <w:instrText xml:space="preserve"> PAGEREF _Toc237210814 \h </w:instrText>
       </w:r>
       <w:r>
         <w:rPr>
@@ -4393,7 +4393,7 @@
         <w:rPr>
           <w:noProof/>
         </w:rPr>
-        <w:instrText xml:space="preserve"> PAGEREF _Toc237209562 \h </w:instrText>
+        <w:instrText xml:space="preserve"> PAGEREF _Toc237210815 \h </w:instrText>
       </w:r>
       <w:r>
         <w:rPr>
@@ -4454,7 +4454,7 @@
         <w:rPr>
           <w:noProof/>
         </w:rPr>
-        <w:instrText xml:space="preserve"> PAGEREF _Toc237209563 \h </w:instrText>
+        <w:instrText xml:space="preserve"> PAGEREF _Toc237210816 \h </w:instrText>
       </w:r>
       <w:r>
         <w:rPr>
@@ -4515,7 +4515,7 @@
         <w:rPr>
           <w:noProof/>
         </w:rPr>
-        <w:instrText xml:space="preserve"> PAGEREF _Toc237209564 \h </w:instrText>
+        <w:instrText xml:space="preserve"> PAGEREF _Toc237210817 \h </w:instrText>
       </w:r>
       <w:r>
         <w:rPr>
@@ -4576,7 +4576,7 @@
         <w:rPr>
           <w:noProof/>
         </w:rPr>
-        <w:instrText xml:space="preserve"> PAGEREF _Toc237209565 \h </w:instrText>
+        <w:instrText xml:space="preserve"> PAGEREF _Toc237210818 \h </w:instrText>
       </w:r>
       <w:r>
         <w:rPr>
@@ -4637,7 +4637,7 @@
         <w:rPr>
           <w:noProof/>
         </w:rPr>
-        <w:instrText xml:space="preserve"> PAGEREF _Toc237209566 \h </w:instrText>
+        <w:instrText xml:space="preserve"> PAGEREF _Toc237210819 \h </w:instrText>
       </w:r>
       <w:r>
         <w:rPr>
@@ -4698,7 +4698,7 @@
         <w:rPr>
           <w:noProof/>
         </w:rPr>
-        <w:instrText xml:space="preserve"> PAGEREF _Toc237209567 \h </w:instrText>
+        <w:instrText xml:space="preserve"> PAGEREF _Toc237210820 \h </w:instrText>
       </w:r>
       <w:r>
         <w:rPr>
@@ -4759,7 +4759,7 @@
         <w:rPr>
           <w:noProof/>
         </w:rPr>
-        <w:instrText xml:space="preserve"> PAGEREF _Toc237209568 \h </w:instrText>
+        <w:instrText xml:space="preserve"> PAGEREF _Toc237210821 \h </w:instrText>
       </w:r>
       <w:r>
         <w:rPr>
@@ -4820,7 +4820,7 @@
         <w:rPr>
           <w:noProof/>
         </w:rPr>
-        <w:instrText xml:space="preserve"> PAGEREF _Toc237209569 \h </w:instrText>
+        <w:instrText xml:space="preserve"> PAGEREF _Toc237210822 \h </w:instrText>
       </w:r>
       <w:r>
         <w:rPr>
@@ -4881,7 +4881,7 @@
         <w:rPr>
           <w:noProof/>
         </w:rPr>
-        <w:instrText xml:space="preserve"> PAGEREF _Toc237209570 \h </w:instrText>
+        <w:instrText xml:space="preserve"> PAGEREF _Toc237210823 \h </w:instrText>
       </w:r>
       <w:r>
         <w:rPr>
@@ -4942,7 +4942,7 @@
         <w:rPr>
           <w:noProof/>
         </w:rPr>
-        <w:instrText xml:space="preserve"> PAGEREF _Toc237209571 \h </w:instrText>
+        <w:instrText xml:space="preserve"> PAGEREF _Toc237210824 \h </w:instrText>
       </w:r>
       <w:r>
         <w:rPr>
@@ -5003,7 +5003,7 @@
         <w:rPr>
           <w:noProof/>
         </w:rPr>
-        <w:instrText xml:space="preserve"> PAGEREF _Toc237209572 \h </w:instrText>
+        <w:instrText xml:space="preserve"> PAGEREF _Toc237210825 \h </w:instrText>
       </w:r>
       <w:r>
         <w:rPr>
@@ -5064,7 +5064,7 @@
         <w:rPr>
           <w:noProof/>
         </w:rPr>
-        <w:instrText xml:space="preserve"> PAGEREF _Toc237209573 \h </w:instrText>
+        <w:instrText xml:space="preserve"> PAGEREF _Toc237210826 \h </w:instrText>
       </w:r>
       <w:r>
         <w:rPr>
@@ -5107,7 +5107,7 @@
       <w:pPr>
         <w:pStyle w:val="Titre1"/>
       </w:pPr>
-      <w:bookmarkStart w:id="1" w:name="_Toc237209505"/>
+      <w:bookmarkStart w:id="1" w:name="_Toc237210758"/>
       <w:r>
         <w:t>Liste des figures</w:t>
       </w:r>
@@ -5120,11 +5120,14 @@
         </w:tabs>
       </w:pPr>
       <w:r>
-        <w:t>Figure 2.1 : Diagramme de cas d'utilisation global</w:t>
+        <w:t xml:space="preserve">Figure 2.1 : Diagramme de </w:t>
+      </w:r>
+      <w:r>
+        <w:t>cas d’utilisation global</w:t>
       </w:r>
       <w:r>
         <w:tab/>
-        <w:t>20</w:t>
+        <w:t>19</w:t>
       </w:r>
     </w:p>
     <w:p>
@@ -5433,7 +5436,7 @@
       <w:pPr>
         <w:pStyle w:val="Titre1"/>
       </w:pPr>
-      <w:bookmarkStart w:id="2" w:name="_Toc237209506"/>
+      <w:bookmarkStart w:id="2" w:name="_Toc237210759"/>
       <w:r>
         <w:t>Liste des tableaux</w:t>
       </w:r>
@@ -5474,11 +5477,14 @@
         </w:tabs>
       </w:pPr>
       <w:r>
-        <w:t>Tableau 4.2 : Bilan des fonctionnalités réalisées</w:t>
+        <w:t xml:space="preserve">Tableau 4.2 : </w:t>
+      </w:r>
+      <w:r>
+        <w:t>Bilan des fonctionnalités réalisées</w:t>
       </w:r>
       <w:r>
         <w:tab/>
-        <w:t>41</w:t>
+        <w:t>42</w:t>
       </w:r>
     </w:p>
     <w:p>
@@ -5494,7 +5500,7 @@
         <w:pStyle w:val="Titre1"/>
         <w:jc w:val="center"/>
       </w:pPr>
-      <w:bookmarkStart w:id="3" w:name="_Toc237209507"/>
+      <w:bookmarkStart w:id="3" w:name="_Toc237210760"/>
       <w:r>
         <w:t>Introduction Générale</w:t>
       </w:r>
@@ -5527,7 +5533,7 @@
       <w:pPr>
         <w:pStyle w:val="Titre1"/>
       </w:pPr>
-      <w:bookmarkStart w:id="4" w:name="_Toc237209508"/>
+      <w:bookmarkStart w:id="4" w:name="_Toc237210761"/>
       <w:r>
         <w:t>Chapitre 1 : Cadre Général du Projet</w:t>
       </w:r>
@@ -5542,7 +5548,7 @@
       <w:pPr>
         <w:pStyle w:val="Titre2"/>
       </w:pPr>
-      <w:bookmarkStart w:id="5" w:name="_Toc237209509"/>
+      <w:bookmarkStart w:id="5" w:name="_Toc237210762"/>
       <w:r>
         <w:t>1.1 Introduction</w:t>
       </w:r>
@@ -5557,7 +5563,7 @@
       <w:pPr>
         <w:pStyle w:val="Titre2"/>
       </w:pPr>
-      <w:bookmarkStart w:id="6" w:name="_Toc237209510"/>
+      <w:bookmarkStart w:id="6" w:name="_Toc237210763"/>
       <w:r>
         <w:t>1.2 Présentation de l'organisme d'accueil</w:t>
       </w:r>
@@ -5567,7 +5573,7 @@
       <w:pPr>
         <w:pStyle w:val="Titre3"/>
       </w:pPr>
-      <w:bookmarkStart w:id="7" w:name="_Toc237209511"/>
+      <w:bookmarkStart w:id="7" w:name="_Toc237210764"/>
       <w:r>
         <w:t>1.2.1 Le groupe Sopra Steria</w:t>
       </w:r>
@@ -5582,7 +5588,7 @@
       <w:pPr>
         <w:pStyle w:val="Titre3"/>
       </w:pPr>
-      <w:bookmarkStart w:id="8" w:name="_Toc237209512"/>
+      <w:bookmarkStart w:id="8" w:name="_Toc237210765"/>
       <w:r>
         <w:t>1.2.2 Sopra HR Software</w:t>
       </w:r>
@@ -5602,7 +5608,7 @@
       <w:pPr>
         <w:pStyle w:val="Titre2"/>
       </w:pPr>
-      <w:bookmarkStart w:id="9" w:name="_Toc237209513"/>
+      <w:bookmarkStart w:id="9" w:name="_Toc237210766"/>
       <w:r>
         <w:t>1.3 Étude de l'existant</w:t>
       </w:r>
@@ -5689,7 +5695,7 @@
       <w:pPr>
         <w:pStyle w:val="Titre2"/>
       </w:pPr>
-      <w:bookmarkStart w:id="10" w:name="_Toc237209514"/>
+      <w:bookmarkStart w:id="10" w:name="_Toc237210767"/>
       <w:r>
         <w:t>1.4 Critique de l'existant et problématique</w:t>
       </w:r>
@@ -5709,7 +5715,7 @@
       <w:pPr>
         <w:pStyle w:val="Titre2"/>
       </w:pPr>
-      <w:bookmarkStart w:id="11" w:name="_Toc237209515"/>
+      <w:bookmarkStart w:id="11" w:name="_Toc237210768"/>
       <w:r>
         <w:t>1.5 Objectifs du projet</w:t>
       </w:r>
@@ -5796,7 +5802,7 @@
       <w:pPr>
         <w:pStyle w:val="Titre2"/>
       </w:pPr>
-      <w:bookmarkStart w:id="12" w:name="_Toc237209516"/>
+      <w:bookmarkStart w:id="12" w:name="_Toc237210769"/>
       <w:r>
         <w:t>1.6 Présentation de la solution proposée : JOB4YOU</w:t>
       </w:r>
@@ -5864,7 +5870,7 @@
       <w:pPr>
         <w:pStyle w:val="Titre2"/>
       </w:pPr>
-      <w:bookmarkStart w:id="13" w:name="_Toc237209517"/>
+      <w:bookmarkStart w:id="13" w:name="_Toc237210770"/>
       <w:r>
         <w:t>1.7 Méthodologie de travail adoptée</w:t>
       </w:r>
@@ -5884,7 +5890,7 @@
       <w:pPr>
         <w:pStyle w:val="Titre2"/>
       </w:pPr>
-      <w:bookmarkStart w:id="14" w:name="_Toc237209518"/>
+      <w:bookmarkStart w:id="14" w:name="_Toc237210771"/>
       <w:r>
         <w:t>1.8 Planification du projet</w:t>
       </w:r>
@@ -6272,7 +6278,7 @@
       <w:pPr>
         <w:pStyle w:val="Titre2"/>
       </w:pPr>
-      <w:bookmarkStart w:id="15" w:name="_Toc237209519"/>
+      <w:bookmarkStart w:id="15" w:name="_Toc237210772"/>
       <w:r>
         <w:t>1.9 Conclusion</w:t>
       </w:r>
@@ -6295,7 +6301,7 @@
       <w:pPr>
         <w:pStyle w:val="Titre1"/>
       </w:pPr>
-      <w:bookmarkStart w:id="16" w:name="_Toc237209520"/>
+      <w:bookmarkStart w:id="16" w:name="_Toc237210773"/>
       <w:r>
         <w:t>Chapitre 2 : Analyse et Spécification des Besoins</w:t>
       </w:r>
@@ -6310,7 +6316,7 @@
       <w:pPr>
         <w:pStyle w:val="Titre2"/>
       </w:pPr>
-      <w:bookmarkStart w:id="17" w:name="_Toc237209521"/>
+      <w:bookmarkStart w:id="17" w:name="_Toc237210774"/>
       <w:r>
         <w:t>2.1 Introduction</w:t>
       </w:r>
@@ -6325,7 +6331,7 @@
       <w:pPr>
         <w:pStyle w:val="Titre2"/>
       </w:pPr>
-      <w:bookmarkStart w:id="18" w:name="_Toc237209522"/>
+      <w:bookmarkStart w:id="18" w:name="_Toc237210775"/>
       <w:r>
         <w:t>2.2 Étude fonctionnelle</w:t>
       </w:r>
@@ -6335,7 +6341,7 @@
       <w:pPr>
         <w:pStyle w:val="Titre3"/>
       </w:pPr>
-      <w:bookmarkStart w:id="19" w:name="_Toc237209523"/>
+      <w:bookmarkStart w:id="19" w:name="_Toc237210776"/>
       <w:r>
         <w:t>2.2.1 Identification des acteurs du système</w:t>
       </w:r>
@@ -7296,7 +7302,7 @@
       <w:pPr>
         <w:pStyle w:val="Titre3"/>
       </w:pPr>
-      <w:bookmarkStart w:id="20" w:name="_Toc237209524"/>
+      <w:bookmarkStart w:id="20" w:name="_Toc237210777"/>
       <w:r>
         <w:t>2.2.2 Identification des besoins fonctionnels</w:t>
       </w:r>
@@ -7443,7 +7449,7 @@
       <w:pPr>
         <w:pStyle w:val="Titre3"/>
       </w:pPr>
-      <w:bookmarkStart w:id="21" w:name="_Toc237209525"/>
+      <w:bookmarkStart w:id="21" w:name="_Toc237210778"/>
       <w:r>
         <w:t>2.2.3 Identification des besoins non fonctionnels</w:t>
       </w:r>
@@ -7530,7 +7536,7 @@
       <w:pPr>
         <w:pStyle w:val="Titre3"/>
       </w:pPr>
-      <w:bookmarkStart w:id="22" w:name="_Toc237209526"/>
+      <w:bookmarkStart w:id="22" w:name="_Toc237210779"/>
       <w:r>
         <w:t>2.2.4 Diagramme de cas d'utilisation</w:t>
       </w:r>
@@ -7579,7 +7585,7 @@
       <w:pPr>
         <w:pStyle w:val="Titre3"/>
       </w:pPr>
-      <w:bookmarkStart w:id="23" w:name="_Toc237209527"/>
+      <w:bookmarkStart w:id="23" w:name="_Toc237210780"/>
       <w:r>
         <w:t>2.2.5 Description textuelle de quelques cas d'utilisation</w:t>
       </w:r>
@@ -7966,7 +7972,7 @@
       <w:pPr>
         <w:pStyle w:val="Titre3"/>
       </w:pPr>
-      <w:bookmarkStart w:id="24" w:name="_Toc237209528"/>
+      <w:bookmarkStart w:id="24" w:name="_Toc237210781"/>
       <w:r>
         <w:t>2.2.6 Diagramme de séquence système</w:t>
       </w:r>
@@ -8013,7 +8019,7 @@
       <w:pPr>
         <w:pStyle w:val="Titre2"/>
       </w:pPr>
-      <w:bookmarkStart w:id="25" w:name="_Toc237209529"/>
+      <w:bookmarkStart w:id="25" w:name="_Toc237210782"/>
       <w:r>
         <w:t>2.3 Étude technique</w:t>
       </w:r>
@@ -8023,7 +8029,7 @@
       <w:pPr>
         <w:pStyle w:val="Titre3"/>
       </w:pPr>
-      <w:bookmarkStart w:id="26" w:name="_Toc237209530"/>
+      <w:bookmarkStart w:id="26" w:name="_Toc237210783"/>
       <w:r>
         <w:t>2.3.1 Architecture physique</w:t>
       </w:r>
@@ -8070,7 +8076,7 @@
       <w:pPr>
         <w:pStyle w:val="Titre3"/>
       </w:pPr>
-      <w:bookmarkStart w:id="27" w:name="_Toc237209531"/>
+      <w:bookmarkStart w:id="27" w:name="_Toc237210784"/>
       <w:r>
         <w:t>2.3.2 Côté client — Angular</w:t>
       </w:r>
@@ -8085,7 +8091,7 @@
       <w:pPr>
         <w:pStyle w:val="Titre3"/>
       </w:pPr>
-      <w:bookmarkStart w:id="28" w:name="_Toc237209532"/>
+      <w:bookmarkStart w:id="28" w:name="_Toc237210785"/>
       <w:r>
         <w:t>2.3.3 Côté serveur — Spring Boot</w:t>
       </w:r>
@@ -8100,7 +8106,7 @@
       <w:pPr>
         <w:pStyle w:val="Titre3"/>
       </w:pPr>
-      <w:bookmarkStart w:id="29" w:name="_Toc237209533"/>
+      <w:bookmarkStart w:id="29" w:name="_Toc237210786"/>
       <w:r>
         <w:t>2.3.4 La sécurité — Spring Security et JWT</w:t>
       </w:r>
@@ -8115,7 +8121,7 @@
       <w:pPr>
         <w:pStyle w:val="Titre2"/>
       </w:pPr>
-      <w:bookmarkStart w:id="30" w:name="_Toc237209534"/>
+      <w:bookmarkStart w:id="30" w:name="_Toc237210787"/>
       <w:r>
         <w:t>2.4 Conclusion</w:t>
       </w:r>
@@ -8138,7 +8144,7 @@
       <w:pPr>
         <w:pStyle w:val="Titre1"/>
       </w:pPr>
-      <w:bookmarkStart w:id="31" w:name="_Toc237209535"/>
+      <w:bookmarkStart w:id="31" w:name="_Toc237210788"/>
       <w:r>
         <w:t>Chapitre 3 : Conception</w:t>
       </w:r>
@@ -8153,7 +8159,7 @@
       <w:pPr>
         <w:pStyle w:val="Titre2"/>
       </w:pPr>
-      <w:bookmarkStart w:id="32" w:name="_Toc237209536"/>
+      <w:bookmarkStart w:id="32" w:name="_Toc237210789"/>
       <w:r>
         <w:t>3.1 Introduction</w:t>
       </w:r>
@@ -8168,7 +8174,7 @@
       <w:pPr>
         <w:pStyle w:val="Titre2"/>
       </w:pPr>
-      <w:bookmarkStart w:id="33" w:name="_Toc237209537"/>
+      <w:bookmarkStart w:id="33" w:name="_Toc237210790"/>
       <w:r>
         <w:t>3.2 Diagramme des paquetages</w:t>
       </w:r>
@@ -8220,7 +8226,7 @@
       <w:pPr>
         <w:pStyle w:val="Titre2"/>
       </w:pPr>
-      <w:bookmarkStart w:id="34" w:name="_Toc237209538"/>
+      <w:bookmarkStart w:id="34" w:name="_Toc237210791"/>
       <w:r>
         <w:t>3.3 Diagramme de classes global</w:t>
       </w:r>
@@ -8299,7 +8305,7 @@
       <w:pPr>
         <w:pStyle w:val="Titre2"/>
       </w:pPr>
-      <w:bookmarkStart w:id="35" w:name="_Toc237209539"/>
+      <w:bookmarkStart w:id="35" w:name="_Toc237210792"/>
       <w:r>
         <w:t>3.4 Diagrammes de séquence objet</w:t>
       </w:r>
@@ -8314,7 +8320,7 @@
       <w:pPr>
         <w:pStyle w:val="Titre3"/>
       </w:pPr>
-      <w:bookmarkStart w:id="36" w:name="_Toc237209540"/>
+      <w:bookmarkStart w:id="36" w:name="_Toc237210793"/>
       <w:r>
         <w:t>3.4.1 Planifier un entretien</w:t>
       </w:r>
@@ -8361,7 +8367,7 @@
       <w:pPr>
         <w:pStyle w:val="Titre3"/>
       </w:pPr>
-      <w:bookmarkStart w:id="37" w:name="_Toc237209541"/>
+      <w:bookmarkStart w:id="37" w:name="_Toc237210794"/>
       <w:r>
         <w:t>3.4.2 Décision finale de recrutement</w:t>
       </w:r>
@@ -8408,7 +8414,7 @@
       <w:pPr>
         <w:pStyle w:val="Titre2"/>
       </w:pPr>
-      <w:bookmarkStart w:id="38" w:name="_Toc237209542"/>
+      <w:bookmarkStart w:id="38" w:name="_Toc237210795"/>
       <w:r>
         <w:t>3.5 Diagramme d'états — Cycle de vie d'une candidature</w:t>
       </w:r>
@@ -8465,7 +8471,7 @@
       <w:pPr>
         <w:pStyle w:val="Titre2"/>
       </w:pPr>
-      <w:bookmarkStart w:id="39" w:name="_Toc237209543"/>
+      <w:bookmarkStart w:id="39" w:name="_Toc237210796"/>
       <w:r>
         <w:t>3.6 Conception de la base de données</w:t>
       </w:r>
@@ -8539,7 +8545,7 @@
       <w:pPr>
         <w:pStyle w:val="Titre2"/>
       </w:pPr>
-      <w:bookmarkStart w:id="40" w:name="_Toc237209544"/>
+      <w:bookmarkStart w:id="40" w:name="_Toc237210797"/>
       <w:r>
         <w:t>3.7 Diagramme de déploiement</w:t>
       </w:r>
@@ -8591,7 +8597,7 @@
       <w:pPr>
         <w:pStyle w:val="Titre2"/>
       </w:pPr>
-      <w:bookmarkStart w:id="41" w:name="_Toc237209545"/>
+      <w:bookmarkStart w:id="41" w:name="_Toc237210798"/>
       <w:r>
         <w:t>3.8 Diagramme de composants</w:t>
       </w:r>
@@ -8643,7 +8649,7 @@
       <w:pPr>
         <w:pStyle w:val="Titre2"/>
       </w:pPr>
-      <w:bookmarkStart w:id="42" w:name="_Toc237209546"/>
+      <w:bookmarkStart w:id="42" w:name="_Toc237210799"/>
       <w:r>
         <w:t>3.9 Conclusion</w:t>
       </w:r>
@@ -8666,7 +8672,7 @@
       <w:pPr>
         <w:pStyle w:val="Titre1"/>
       </w:pPr>
-      <w:bookmarkStart w:id="43" w:name="_Toc237209547"/>
+      <w:bookmarkStart w:id="43" w:name="_Toc237210800"/>
       <w:r>
         <w:t>Chapitre 4 : Réalisation</w:t>
       </w:r>
@@ -8681,7 +8687,7 @@
       <w:pPr>
         <w:pStyle w:val="Titre2"/>
       </w:pPr>
-      <w:bookmarkStart w:id="44" w:name="_Toc237209548"/>
+      <w:bookmarkStart w:id="44" w:name="_Toc237210801"/>
       <w:r>
         <w:t>4.1 Introduction</w:t>
       </w:r>
@@ -8696,7 +8702,7 @@
       <w:pPr>
         <w:pStyle w:val="Titre2"/>
       </w:pPr>
-      <w:bookmarkStart w:id="45" w:name="_Toc237209549"/>
+      <w:bookmarkStart w:id="45" w:name="_Toc237210802"/>
       <w:r>
         <w:t>4.2 Environnement de travail</w:t>
       </w:r>
@@ -8706,7 +8712,7 @@
       <w:pPr>
         <w:pStyle w:val="Titre3"/>
       </w:pPr>
-      <w:bookmarkStart w:id="46" w:name="_Toc237209550"/>
+      <w:bookmarkStart w:id="46" w:name="_Toc237210803"/>
       <w:r>
         <w:t>4.2.1 Environnement matériel</w:t>
       </w:r>
@@ -8721,7 +8727,7 @@
       <w:pPr>
         <w:pStyle w:val="Titre3"/>
       </w:pPr>
-      <w:bookmarkStart w:id="47" w:name="_Toc237209551"/>
+      <w:bookmarkStart w:id="47" w:name="_Toc237210804"/>
       <w:r>
         <w:t>4.2.2 Environnement logiciel</w:t>
       </w:r>
@@ -8844,7 +8850,7 @@
       <w:pPr>
         <w:pStyle w:val="Titre3"/>
       </w:pPr>
-      <w:bookmarkStart w:id="48" w:name="_Toc237209552"/>
+      <w:bookmarkStart w:id="48" w:name="_Toc237210805"/>
       <w:r>
         <w:t>4.2.3 Autres</w:t>
       </w:r>
@@ -8859,7 +8865,7 @@
       <w:pPr>
         <w:pStyle w:val="Titre3"/>
       </w:pPr>
-      <w:bookmarkStart w:id="49" w:name="_Toc237209553"/>
+      <w:bookmarkStart w:id="49" w:name="_Toc237210806"/>
       <w:r>
         <w:t>4.2.4 Sécurité applicative</w:t>
       </w:r>
@@ -8883,7 +8889,7 @@
       <w:pPr>
         <w:pStyle w:val="Titre2"/>
       </w:pPr>
-      <w:bookmarkStart w:id="50" w:name="_Toc237209554"/>
+      <w:bookmarkStart w:id="50" w:name="_Toc237210807"/>
       <w:r>
         <w:t>4.3 Interfaces graphiques de l'application</w:t>
       </w:r>
@@ -9305,7 +9311,7 @@
       <w:pPr>
         <w:pStyle w:val="Titre2"/>
       </w:pPr>
-      <w:bookmarkStart w:id="51" w:name="_Toc237209555"/>
+      <w:bookmarkStart w:id="51" w:name="_Toc237210808"/>
       <w:r>
         <w:t>4.4 Tests</w:t>
       </w:r>
@@ -9315,7 +9321,7 @@
       <w:pPr>
         <w:pStyle w:val="Titre3"/>
       </w:pPr>
-      <w:bookmarkStart w:id="52" w:name="_Toc237209556"/>
+      <w:bookmarkStart w:id="52" w:name="_Toc237210809"/>
       <w:r>
         <w:t>4.4.1 Tests unitaires (JUnit 5 / Mockito)</w:t>
       </w:r>
@@ -9562,7 +9568,7 @@
       <w:pPr>
         <w:pStyle w:val="Titre3"/>
       </w:pPr>
-      <w:bookmarkStart w:id="53" w:name="_Toc237209557"/>
+      <w:bookmarkStart w:id="53" w:name="_Toc237210810"/>
       <w:r>
         <w:t>4.4.2 Tests fonctionnels manuels</w:t>
       </w:r>
@@ -10475,7 +10481,7 @@
       <w:pPr>
         <w:pStyle w:val="Titre3"/>
       </w:pPr>
-      <w:bookmarkStart w:id="54" w:name="_Toc237209558"/>
+      <w:bookmarkStart w:id="54" w:name="_Toc237210811"/>
       <w:r>
         <w:t>4.4.3 Tests des API avec Postman et Swagger</w:t>
       </w:r>
@@ -10490,7 +10496,7 @@
       <w:pPr>
         <w:pStyle w:val="Titre3"/>
       </w:pPr>
-      <w:bookmarkStart w:id="55" w:name="_Toc237209559"/>
+      <w:bookmarkStart w:id="55" w:name="_Toc237210812"/>
       <w:r>
         <w:t>4.4.4 Vérification de bout en bout</w:t>
       </w:r>
@@ -10505,7 +10511,7 @@
       <w:pPr>
         <w:pStyle w:val="Titre2"/>
       </w:pPr>
-      <w:bookmarkStart w:id="56" w:name="_Toc237209560"/>
+      <w:bookmarkStart w:id="56" w:name="_Toc237210813"/>
       <w:r>
         <w:t>4.5 Difficultés rencontrées et solutions apportées</w:t>
       </w:r>
@@ -10526,7 +10532,7 @@
       <w:pPr>
         <w:pStyle w:val="Titre3"/>
       </w:pPr>
-      <w:bookmarkStart w:id="57" w:name="_Toc237209561"/>
+      <w:bookmarkStart w:id="57" w:name="_Toc237210814"/>
       <w:r>
         <w:t>4.5.1 Notification incomplète des managers</w:t>
       </w:r>
@@ -10544,7 +10550,7 @@
       <w:pPr>
         <w:pStyle w:val="Titre3"/>
       </w:pPr>
-      <w:bookmarkStart w:id="58" w:name="_Toc237209562"/>
+      <w:bookmarkStart w:id="58" w:name="_Toc237210815"/>
       <w:r>
         <w:t>4.5.2 Distinguer un rejet RH d'un rejet manager</w:t>
       </w:r>
@@ -10559,7 +10565,7 @@
       <w:pPr>
         <w:pStyle w:val="Titre3"/>
       </w:pPr>
-      <w:bookmarkStart w:id="59" w:name="_Toc237209563"/>
+      <w:bookmarkStart w:id="59" w:name="_Toc237210816"/>
       <w:r>
         <w:t>4.5.3 Cohérence des transitions de statut</w:t>
       </w:r>
@@ -10574,7 +10580,7 @@
       <w:pPr>
         <w:pStyle w:val="Titre3"/>
       </w:pPr>
-      <w:bookmarkStart w:id="60" w:name="_Toc237209564"/>
+      <w:bookmarkStart w:id="60" w:name="_Toc237210817"/>
       <w:r>
         <w:t>4.5.4 Filtrage incomplet des routes de lecture pour les managers</w:t>
       </w:r>
@@ -10589,7 +10595,7 @@
       <w:pPr>
         <w:pStyle w:val="Titre3"/>
       </w:pPr>
-      <w:bookmarkStart w:id="61" w:name="_Toc237209565"/>
+      <w:bookmarkStart w:id="61" w:name="_Toc237210818"/>
       <w:r>
         <w:t>4.5.5 Solliciter le manager au bon moment du processus</w:t>
       </w:r>
@@ -10607,7 +10613,7 @@
       <w:pPr>
         <w:pStyle w:val="Titre3"/>
       </w:pPr>
-      <w:bookmarkStart w:id="62" w:name="_Toc237209566"/>
+      <w:bookmarkStart w:id="62" w:name="_Toc237210819"/>
       <w:r>
         <w:t>4.5.6 Pertinence du matching Job idéal</w:t>
       </w:r>
@@ -10625,7 +10631,7 @@
       <w:pPr>
         <w:pStyle w:val="Titre3"/>
       </w:pPr>
-      <w:bookmarkStart w:id="63" w:name="_Toc237209567"/>
+      <w:bookmarkStart w:id="63" w:name="_Toc237210820"/>
       <w:r>
         <w:t>4.5.7 Traitement distinct des candidatures retirées</w:t>
       </w:r>
@@ -10643,7 +10649,7 @@
       <w:pPr>
         <w:pStyle w:val="Titre2"/>
       </w:pPr>
-      <w:bookmarkStart w:id="64" w:name="_Toc237209568"/>
+      <w:bookmarkStart w:id="64" w:name="_Toc237210821"/>
       <w:r>
         <w:t>4.6 Protection des données et éthique de l'IA</w:t>
       </w:r>
@@ -10673,7 +10679,7 @@
       <w:pPr>
         <w:pStyle w:val="Titre2"/>
       </w:pPr>
-      <w:bookmarkStart w:id="65" w:name="_Toc237209569"/>
+      <w:bookmarkStart w:id="65" w:name="_Toc237210822"/>
       <w:r>
         <w:t>4.7 Bilan des fonctionnalités réalisées</w:t>
       </w:r>
@@ -11198,7 +11204,7 @@
       <w:pPr>
         <w:pStyle w:val="Titre2"/>
       </w:pPr>
-      <w:bookmarkStart w:id="66" w:name="_Toc237209570"/>
+      <w:bookmarkStart w:id="66" w:name="_Toc237210823"/>
       <w:r>
         <w:t>4.8 Conclusion</w:t>
       </w:r>
@@ -11222,7 +11228,7 @@
         <w:pStyle w:val="Titre1"/>
         <w:jc w:val="center"/>
       </w:pPr>
-      <w:bookmarkStart w:id="67" w:name="_Toc237209571"/>
+      <w:bookmarkStart w:id="67" w:name="_Toc237210824"/>
       <w:r>
         <w:t>Conclusion Générale et Perspectives</w:t>
       </w:r>
@@ -11230,7 +11236,10 @@
     </w:p>
     <w:p>
       <w:r>
-        <w:t>Sept mois après mon arrivée chez Sopra HR Software Tunisie pour ce Projet de Fin d'Études, JOB4YOU est passé du besoin identifié en entretien avec mon encadrant à une plateforme réellement utilisable pour gérer le processus de recrutement interne de l'entreprise.</w:t>
+        <w:t xml:space="preserve">Sept mois après mon arrivée chez Sopra HR Software Tunisie pour ce Projet de Fin d'Études, </w:t>
+      </w:r>
+      <w:r>
+        <w:t>JOB4YOU est passé d’un besoin identifié au début du projet à une plateforme fonctionnelle permettant de gérer le processus de recrutement interne de l’entreprise.</w:t>
       </w:r>
     </w:p>
     <w:p>
@@ -11245,7 +11254,10 @@
     </w:p>
     <w:p>
       <w:r>
-        <w:t>Au-delà de l'aspect purement technique, cette expérience en alternance au sein d'un grand groupe international a été particulièrement formatrice sur le plan professionnel : travail en équipe, communication régulière avec l'encadrant entreprise, prise en compte de contraintes réelles de sécurité et de fiabilité, et nécessité de livrer une solution robuste et évolutive dans un contexte de production.</w:t>
+        <w:t xml:space="preserve">Au-delà de l'aspect purement technique, cette expérience en alternance au sein d'un grand groupe international a été particulièrement formatrice sur le plan professionnel : travail en équipe, communication régulière avec l'encadrant entreprise, prise en compte de contraintes réelles de sécurité et de fiabilité, et nécessité de </w:t>
+      </w:r>
+      <w:r>
+        <w:t>concevoir une solution robuste et évolutive dans un contexte professionnel réel.</w:t>
       </w:r>
     </w:p>
     <w:p>
@@ -11279,7 +11291,7 @@
       <w:pPr>
         <w:pStyle w:val="Titre1"/>
       </w:pPr>
-      <w:bookmarkStart w:id="68" w:name="_Toc237209572"/>
+      <w:bookmarkStart w:id="68" w:name="_Toc237210825"/>
       <w:r>
         <w:t>Bibliographie</w:t>
       </w:r>
@@ -11465,7 +11477,7 @@
       <w:pPr>
         <w:pStyle w:val="Titre1"/>
       </w:pPr>
-      <w:bookmarkStart w:id="69" w:name="_Toc237209573"/>
+      <w:bookmarkStart w:id="69" w:name="_Toc237210826"/>
       <w:r>
         <w:t>Glossaire</w:t>
       </w:r>
@@ -11658,21 +11670,14 @@
           <w:ilvl w:val="0"/>
           <w:numId w:val="23"/>
         </w:numPr>
-      </w:pPr>
-      <w:r>
-        <w:t>Webhook : mécanisme par lequel une application notifie automatiquement une autre via une requête HTTP déclenchée par un événement.</w:t>
-      </w:r>
-    </w:p>
-    <w:p/>
-    <w:p>
-      <w:pPr>
         <w:rPr>
           <w:rFonts w:ascii="Calibri Light" w:eastAsia="Times New Roman" w:hAnsi="Calibri Light"/>
           <w:b/>
-          <w:sz w:val="24"/>
-          <w:szCs w:val="24"/>
-        </w:rPr>
-      </w:pPr>
+        </w:rPr>
+      </w:pPr>
+      <w:r>
+        <w:t>Webhook : mécanisme par lequel une application notifie automatiquement une autre via une requête HTTP déclenchée par un événement.</w:t>
+      </w:r>
     </w:p>
     <w:sectPr>
       <w:pgSz w:w="11906" w:h="16838"/>

--- a/Rapport-PFE/Rapport_PFE_Bargaoui_Haythem.docx
+++ b/Rapport-PFE/Rapport_PFE_Bargaoui_Haythem.docx
@@ -805,7 +805,7 @@
         <w:pStyle w:val="Titre1"/>
         <w:jc w:val="center"/>
       </w:pPr>
-      <w:bookmarkStart w:id="0" w:name="_Toc237210757"/>
+      <w:bookmarkStart w:id="0" w:name="_Toc237211616"/>
       <w:r>
         <w:t>Table des matières</w:t>
       </w:r>
@@ -855,7 +855,7 @@
         <w:rPr>
           <w:noProof/>
         </w:rPr>
-        <w:instrText xml:space="preserve"> PAGEREF _Toc237210757 \h </w:instrText>
+        <w:instrText xml:space="preserve"> PAGEREF _Toc237211616 \h </w:instrText>
       </w:r>
       <w:r>
         <w:rPr>
@@ -916,7 +916,7 @@
         <w:rPr>
           <w:noProof/>
         </w:rPr>
-        <w:instrText xml:space="preserve"> PAGEREF _Toc237210758 \h </w:instrText>
+        <w:instrText xml:space="preserve"> PAGEREF _Toc237211617 \h </w:instrText>
       </w:r>
       <w:r>
         <w:rPr>
@@ -977,7 +977,7 @@
         <w:rPr>
           <w:noProof/>
         </w:rPr>
-        <w:instrText xml:space="preserve"> PAGEREF _Toc237210759 \h </w:instrText>
+        <w:instrText xml:space="preserve"> PAGEREF _Toc237211618 \h </w:instrText>
       </w:r>
       <w:r>
         <w:rPr>
@@ -1038,7 +1038,7 @@
         <w:rPr>
           <w:noProof/>
         </w:rPr>
-        <w:instrText xml:space="preserve"> PAGEREF _Toc237210760 \h </w:instrText>
+        <w:instrText xml:space="preserve"> PAGEREF _Toc237211619 \h </w:instrText>
       </w:r>
       <w:r>
         <w:rPr>
@@ -1099,7 +1099,7 @@
         <w:rPr>
           <w:noProof/>
         </w:rPr>
-        <w:instrText xml:space="preserve"> PAGEREF _Toc237210761 \h </w:instrText>
+        <w:instrText xml:space="preserve"> PAGEREF _Toc237211620 \h </w:instrText>
       </w:r>
       <w:r>
         <w:rPr>
@@ -1160,7 +1160,7 @@
         <w:rPr>
           <w:noProof/>
         </w:rPr>
-        <w:instrText xml:space="preserve"> PAGEREF _Toc237210762 \h </w:instrText>
+        <w:instrText xml:space="preserve"> PAGEREF _Toc237211621 \h </w:instrText>
       </w:r>
       <w:r>
         <w:rPr>
@@ -1221,7 +1221,7 @@
         <w:rPr>
           <w:noProof/>
         </w:rPr>
-        <w:instrText xml:space="preserve"> PAGEREF _Toc237210763 \h </w:instrText>
+        <w:instrText xml:space="preserve"> PAGEREF _Toc237211622 \h </w:instrText>
       </w:r>
       <w:r>
         <w:rPr>
@@ -1282,7 +1282,7 @@
         <w:rPr>
           <w:noProof/>
         </w:rPr>
-        <w:instrText xml:space="preserve"> PAGEREF _Toc237210764 \h </w:instrText>
+        <w:instrText xml:space="preserve"> PAGEREF _Toc237211623 \h </w:instrText>
       </w:r>
       <w:r>
         <w:rPr>
@@ -1343,7 +1343,7 @@
         <w:rPr>
           <w:noProof/>
         </w:rPr>
-        <w:instrText xml:space="preserve"> PAGEREF _Toc237210765 \h </w:instrText>
+        <w:instrText xml:space="preserve"> PAGEREF _Toc237211624 \h </w:instrText>
       </w:r>
       <w:r>
         <w:rPr>
@@ -1404,7 +1404,7 @@
         <w:rPr>
           <w:noProof/>
         </w:rPr>
-        <w:instrText xml:space="preserve"> PAGEREF _Toc237210766 \h </w:instrText>
+        <w:instrText xml:space="preserve"> PAGEREF _Toc237211625 \h </w:instrText>
       </w:r>
       <w:r>
         <w:rPr>
@@ -1465,7 +1465,7 @@
         <w:rPr>
           <w:noProof/>
         </w:rPr>
-        <w:instrText xml:space="preserve"> PAGEREF _Toc237210767 \h </w:instrText>
+        <w:instrText xml:space="preserve"> PAGEREF _Toc237211626 \h </w:instrText>
       </w:r>
       <w:r>
         <w:rPr>
@@ -1526,7 +1526,7 @@
         <w:rPr>
           <w:noProof/>
         </w:rPr>
-        <w:instrText xml:space="preserve"> PAGEREF _Toc237210768 \h </w:instrText>
+        <w:instrText xml:space="preserve"> PAGEREF _Toc237211627 \h </w:instrText>
       </w:r>
       <w:r>
         <w:rPr>
@@ -1587,7 +1587,7 @@
         <w:rPr>
           <w:noProof/>
         </w:rPr>
-        <w:instrText xml:space="preserve"> PAGEREF _Toc237210769 \h </w:instrText>
+        <w:instrText xml:space="preserve"> PAGEREF _Toc237211628 \h </w:instrText>
       </w:r>
       <w:r>
         <w:rPr>
@@ -1648,7 +1648,7 @@
         <w:rPr>
           <w:noProof/>
         </w:rPr>
-        <w:instrText xml:space="preserve"> PAGEREF _Toc237210770 \h </w:instrText>
+        <w:instrText xml:space="preserve"> PAGEREF _Toc237211629 \h </w:instrText>
       </w:r>
       <w:r>
         <w:rPr>
@@ -1709,7 +1709,7 @@
         <w:rPr>
           <w:noProof/>
         </w:rPr>
-        <w:instrText xml:space="preserve"> PAGEREF _Toc237210771 \h </w:instrText>
+        <w:instrText xml:space="preserve"> PAGEREF _Toc237211630 \h </w:instrText>
       </w:r>
       <w:r>
         <w:rPr>
@@ -1770,7 +1770,7 @@
         <w:rPr>
           <w:noProof/>
         </w:rPr>
-        <w:instrText xml:space="preserve"> PAGEREF _Toc237210772 \h </w:instrText>
+        <w:instrText xml:space="preserve"> PAGEREF _Toc237211631 \h </w:instrText>
       </w:r>
       <w:r>
         <w:rPr>
@@ -1831,7 +1831,7 @@
         <w:rPr>
           <w:noProof/>
         </w:rPr>
-        <w:instrText xml:space="preserve"> PAGEREF _Toc237210773 \h </w:instrText>
+        <w:instrText xml:space="preserve"> PAGEREF _Toc237211632 \h </w:instrText>
       </w:r>
       <w:r>
         <w:rPr>
@@ -1892,7 +1892,7 @@
         <w:rPr>
           <w:noProof/>
         </w:rPr>
-        <w:instrText xml:space="preserve"> PAGEREF _Toc237210774 \h </w:instrText>
+        <w:instrText xml:space="preserve"> PAGEREF _Toc237211633 \h </w:instrText>
       </w:r>
       <w:r>
         <w:rPr>
@@ -1953,7 +1953,7 @@
         <w:rPr>
           <w:noProof/>
         </w:rPr>
-        <w:instrText xml:space="preserve"> PAGEREF _Toc237210775 \h </w:instrText>
+        <w:instrText xml:space="preserve"> PAGEREF _Toc237211634 \h </w:instrText>
       </w:r>
       <w:r>
         <w:rPr>
@@ -2014,7 +2014,7 @@
         <w:rPr>
           <w:noProof/>
         </w:rPr>
-        <w:instrText xml:space="preserve"> PAGEREF _Toc237210776 \h </w:instrText>
+        <w:instrText xml:space="preserve"> PAGEREF _Toc237211635 \h </w:instrText>
       </w:r>
       <w:r>
         <w:rPr>
@@ -2075,7 +2075,7 @@
         <w:rPr>
           <w:noProof/>
         </w:rPr>
-        <w:instrText xml:space="preserve"> PAGEREF _Toc237210777 \h </w:instrText>
+        <w:instrText xml:space="preserve"> PAGEREF _Toc237211636 \h </w:instrText>
       </w:r>
       <w:r>
         <w:rPr>
@@ -2136,7 +2136,7 @@
         <w:rPr>
           <w:noProof/>
         </w:rPr>
-        <w:instrText xml:space="preserve"> PAGEREF _Toc237210778 \h </w:instrText>
+        <w:instrText xml:space="preserve"> PAGEREF _Toc237211637 \h </w:instrText>
       </w:r>
       <w:r>
         <w:rPr>
@@ -2197,7 +2197,7 @@
         <w:rPr>
           <w:noProof/>
         </w:rPr>
-        <w:instrText xml:space="preserve"> PAGEREF _Toc237210779 \h </w:instrText>
+        <w:instrText xml:space="preserve"> PAGEREF _Toc237211638 \h </w:instrText>
       </w:r>
       <w:r>
         <w:rPr>
@@ -2258,7 +2258,7 @@
         <w:rPr>
           <w:noProof/>
         </w:rPr>
-        <w:instrText xml:space="preserve"> PAGEREF _Toc237210780 \h </w:instrText>
+        <w:instrText xml:space="preserve"> PAGEREF _Toc237211639 \h </w:instrText>
       </w:r>
       <w:r>
         <w:rPr>
@@ -2319,7 +2319,7 @@
         <w:rPr>
           <w:noProof/>
         </w:rPr>
-        <w:instrText xml:space="preserve"> PAGEREF _Toc237210781 \h </w:instrText>
+        <w:instrText xml:space="preserve"> PAGEREF _Toc237211640 \h </w:instrText>
       </w:r>
       <w:r>
         <w:rPr>
@@ -2380,7 +2380,7 @@
         <w:rPr>
           <w:noProof/>
         </w:rPr>
-        <w:instrText xml:space="preserve"> PAGEREF _Toc237210782 \h </w:instrText>
+        <w:instrText xml:space="preserve"> PAGEREF _Toc237211641 \h </w:instrText>
       </w:r>
       <w:r>
         <w:rPr>
@@ -2441,7 +2441,7 @@
         <w:rPr>
           <w:noProof/>
         </w:rPr>
-        <w:instrText xml:space="preserve"> PAGEREF _Toc237210783 \h </w:instrText>
+        <w:instrText xml:space="preserve"> PAGEREF _Toc237211642 \h </w:instrText>
       </w:r>
       <w:r>
         <w:rPr>
@@ -2502,7 +2502,7 @@
         <w:rPr>
           <w:noProof/>
         </w:rPr>
-        <w:instrText xml:space="preserve"> PAGEREF _Toc237210784 \h </w:instrText>
+        <w:instrText xml:space="preserve"> PAGEREF _Toc237211643 \h </w:instrText>
       </w:r>
       <w:r>
         <w:rPr>
@@ -2563,7 +2563,7 @@
         <w:rPr>
           <w:noProof/>
         </w:rPr>
-        <w:instrText xml:space="preserve"> PAGEREF _Toc237210785 \h </w:instrText>
+        <w:instrText xml:space="preserve"> PAGEREF _Toc237211644 \h </w:instrText>
       </w:r>
       <w:r>
         <w:rPr>
@@ -2624,7 +2624,7 @@
         <w:rPr>
           <w:noProof/>
         </w:rPr>
-        <w:instrText xml:space="preserve"> PAGEREF _Toc237210786 \h </w:instrText>
+        <w:instrText xml:space="preserve"> PAGEREF _Toc237211645 \h </w:instrText>
       </w:r>
       <w:r>
         <w:rPr>
@@ -2685,7 +2685,7 @@
         <w:rPr>
           <w:noProof/>
         </w:rPr>
-        <w:instrText xml:space="preserve"> PAGEREF _Toc237210787 \h </w:instrText>
+        <w:instrText xml:space="preserve"> PAGEREF _Toc237211646 \h </w:instrText>
       </w:r>
       <w:r>
         <w:rPr>
@@ -2746,7 +2746,7 @@
         <w:rPr>
           <w:noProof/>
         </w:rPr>
-        <w:instrText xml:space="preserve"> PAGEREF _Toc237210788 \h </w:instrText>
+        <w:instrText xml:space="preserve"> PAGEREF _Toc237211647 \h </w:instrText>
       </w:r>
       <w:r>
         <w:rPr>
@@ -2807,7 +2807,7 @@
         <w:rPr>
           <w:noProof/>
         </w:rPr>
-        <w:instrText xml:space="preserve"> PAGEREF _Toc237210789 \h </w:instrText>
+        <w:instrText xml:space="preserve"> PAGEREF _Toc237211648 \h </w:instrText>
       </w:r>
       <w:r>
         <w:rPr>
@@ -2868,7 +2868,7 @@
         <w:rPr>
           <w:noProof/>
         </w:rPr>
-        <w:instrText xml:space="preserve"> PAGEREF _Toc237210790 \h </w:instrText>
+        <w:instrText xml:space="preserve"> PAGEREF _Toc237211649 \h </w:instrText>
       </w:r>
       <w:r>
         <w:rPr>
@@ -2929,7 +2929,7 @@
         <w:rPr>
           <w:noProof/>
         </w:rPr>
-        <w:instrText xml:space="preserve"> PAGEREF _Toc237210791 \h </w:instrText>
+        <w:instrText xml:space="preserve"> PAGEREF _Toc237211650 \h </w:instrText>
       </w:r>
       <w:r>
         <w:rPr>
@@ -2990,7 +2990,7 @@
         <w:rPr>
           <w:noProof/>
         </w:rPr>
-        <w:instrText xml:space="preserve"> PAGEREF _Toc237210792 \h </w:instrText>
+        <w:instrText xml:space="preserve"> PAGEREF _Toc237211651 \h </w:instrText>
       </w:r>
       <w:r>
         <w:rPr>
@@ -3051,7 +3051,7 @@
         <w:rPr>
           <w:noProof/>
         </w:rPr>
-        <w:instrText xml:space="preserve"> PAGEREF _Toc237210793 \h </w:instrText>
+        <w:instrText xml:space="preserve"> PAGEREF _Toc237211652 \h </w:instrText>
       </w:r>
       <w:r>
         <w:rPr>
@@ -3112,7 +3112,7 @@
         <w:rPr>
           <w:noProof/>
         </w:rPr>
-        <w:instrText xml:space="preserve"> PAGEREF _Toc237210794 \h </w:instrText>
+        <w:instrText xml:space="preserve"> PAGEREF _Toc237211653 \h </w:instrText>
       </w:r>
       <w:r>
         <w:rPr>
@@ -3173,7 +3173,7 @@
         <w:rPr>
           <w:noProof/>
         </w:rPr>
-        <w:instrText xml:space="preserve"> PAGEREF _Toc237210795 \h </w:instrText>
+        <w:instrText xml:space="preserve"> PAGEREF _Toc237211654 \h </w:instrText>
       </w:r>
       <w:r>
         <w:rPr>
@@ -3234,7 +3234,7 @@
         <w:rPr>
           <w:noProof/>
         </w:rPr>
-        <w:instrText xml:space="preserve"> PAGEREF _Toc237210796 \h </w:instrText>
+        <w:instrText xml:space="preserve"> PAGEREF _Toc237211655 \h </w:instrText>
       </w:r>
       <w:r>
         <w:rPr>
@@ -3295,7 +3295,7 @@
         <w:rPr>
           <w:noProof/>
         </w:rPr>
-        <w:instrText xml:space="preserve"> PAGEREF _Toc237210797 \h </w:instrText>
+        <w:instrText xml:space="preserve"> PAGEREF _Toc237211656 \h </w:instrText>
       </w:r>
       <w:r>
         <w:rPr>
@@ -3356,7 +3356,7 @@
         <w:rPr>
           <w:noProof/>
         </w:rPr>
-        <w:instrText xml:space="preserve"> PAGEREF _Toc237210798 \h </w:instrText>
+        <w:instrText xml:space="preserve"> PAGEREF _Toc237211657 \h </w:instrText>
       </w:r>
       <w:r>
         <w:rPr>
@@ -3417,7 +3417,7 @@
         <w:rPr>
           <w:noProof/>
         </w:rPr>
-        <w:instrText xml:space="preserve"> PAGEREF _Toc237210799 \h </w:instrText>
+        <w:instrText xml:space="preserve"> PAGEREF _Toc237211658 \h </w:instrText>
       </w:r>
       <w:r>
         <w:rPr>
@@ -3478,7 +3478,7 @@
         <w:rPr>
           <w:noProof/>
         </w:rPr>
-        <w:instrText xml:space="preserve"> PAGEREF _Toc237210800 \h </w:instrText>
+        <w:instrText xml:space="preserve"> PAGEREF _Toc237211659 \h </w:instrText>
       </w:r>
       <w:r>
         <w:rPr>
@@ -3539,7 +3539,7 @@
         <w:rPr>
           <w:noProof/>
         </w:rPr>
-        <w:instrText xml:space="preserve"> PAGEREF _Toc237210801 \h </w:instrText>
+        <w:instrText xml:space="preserve"> PAGEREF _Toc237211660 \h </w:instrText>
       </w:r>
       <w:r>
         <w:rPr>
@@ -3600,7 +3600,7 @@
         <w:rPr>
           <w:noProof/>
         </w:rPr>
-        <w:instrText xml:space="preserve"> PAGEREF _Toc237210802 \h </w:instrText>
+        <w:instrText xml:space="preserve"> PAGEREF _Toc237211661 \h </w:instrText>
       </w:r>
       <w:r>
         <w:rPr>
@@ -3661,7 +3661,7 @@
         <w:rPr>
           <w:noProof/>
         </w:rPr>
-        <w:instrText xml:space="preserve"> PAGEREF _Toc237210803 \h </w:instrText>
+        <w:instrText xml:space="preserve"> PAGEREF _Toc237211662 \h </w:instrText>
       </w:r>
       <w:r>
         <w:rPr>
@@ -3722,7 +3722,7 @@
         <w:rPr>
           <w:noProof/>
         </w:rPr>
-        <w:instrText xml:space="preserve"> PAGEREF _Toc237210804 \h </w:instrText>
+        <w:instrText xml:space="preserve"> PAGEREF _Toc237211663 \h </w:instrText>
       </w:r>
       <w:r>
         <w:rPr>
@@ -3783,7 +3783,7 @@
         <w:rPr>
           <w:noProof/>
         </w:rPr>
-        <w:instrText xml:space="preserve"> PAGEREF _Toc237210805 \h </w:instrText>
+        <w:instrText xml:space="preserve"> PAGEREF _Toc237211664 \h </w:instrText>
       </w:r>
       <w:r>
         <w:rPr>
@@ -3844,7 +3844,7 @@
         <w:rPr>
           <w:noProof/>
         </w:rPr>
-        <w:instrText xml:space="preserve"> PAGEREF _Toc237210806 \h </w:instrText>
+        <w:instrText xml:space="preserve"> PAGEREF _Toc237211665 \h </w:instrText>
       </w:r>
       <w:r>
         <w:rPr>
@@ -3905,7 +3905,7 @@
         <w:rPr>
           <w:noProof/>
         </w:rPr>
-        <w:instrText xml:space="preserve"> PAGEREF _Toc237210807 \h </w:instrText>
+        <w:instrText xml:space="preserve"> PAGEREF _Toc237211666 \h </w:instrText>
       </w:r>
       <w:r>
         <w:rPr>
@@ -3966,7 +3966,7 @@
         <w:rPr>
           <w:noProof/>
         </w:rPr>
-        <w:instrText xml:space="preserve"> PAGEREF _Toc237210808 \h </w:instrText>
+        <w:instrText xml:space="preserve"> PAGEREF _Toc237211667 \h </w:instrText>
       </w:r>
       <w:r>
         <w:rPr>
@@ -4027,7 +4027,7 @@
         <w:rPr>
           <w:noProof/>
         </w:rPr>
-        <w:instrText xml:space="preserve"> PAGEREF _Toc237210809 \h </w:instrText>
+        <w:instrText xml:space="preserve"> PAGEREF _Toc237211668 \h </w:instrText>
       </w:r>
       <w:r>
         <w:rPr>
@@ -4088,7 +4088,7 @@
         <w:rPr>
           <w:noProof/>
         </w:rPr>
-        <w:instrText xml:space="preserve"> PAGEREF _Toc237210810 \h </w:instrText>
+        <w:instrText xml:space="preserve"> PAGEREF _Toc237211669 \h </w:instrText>
       </w:r>
       <w:r>
         <w:rPr>
@@ -4149,7 +4149,7 @@
         <w:rPr>
           <w:noProof/>
         </w:rPr>
-        <w:instrText xml:space="preserve"> PAGEREF _Toc237210811 \h </w:instrText>
+        <w:instrText xml:space="preserve"> PAGEREF _Toc237211670 \h </w:instrText>
       </w:r>
       <w:r>
         <w:rPr>
@@ -4210,7 +4210,7 @@
         <w:rPr>
           <w:noProof/>
         </w:rPr>
-        <w:instrText xml:space="preserve"> PAGEREF _Toc237210812 \h </w:instrText>
+        <w:instrText xml:space="preserve"> PAGEREF _Toc237211671 \h </w:instrText>
       </w:r>
       <w:r>
         <w:rPr>
@@ -4271,7 +4271,7 @@
         <w:rPr>
           <w:noProof/>
         </w:rPr>
-        <w:instrText xml:space="preserve"> PAGEREF _Toc237210813 \h </w:instrText>
+        <w:instrText xml:space="preserve"> PAGEREF _Toc237211672 \h </w:instrText>
       </w:r>
       <w:r>
         <w:rPr>
@@ -4332,7 +4332,7 @@
         <w:rPr>
           <w:noProof/>
         </w:rPr>
-        <w:instrText xml:space="preserve"> PAGEREF _Toc237210814 \h </w:instrText>
+        <w:instrText xml:space="preserve"> PAGEREF _Toc237211673 \h </w:instrText>
       </w:r>
       <w:r>
         <w:rPr>
@@ -4393,7 +4393,7 @@
         <w:rPr>
           <w:noProof/>
         </w:rPr>
-        <w:instrText xml:space="preserve"> PAGEREF _Toc237210815 \h </w:instrText>
+        <w:instrText xml:space="preserve"> PAGEREF _Toc237211674 \h </w:instrText>
       </w:r>
       <w:r>
         <w:rPr>
@@ -4454,7 +4454,7 @@
         <w:rPr>
           <w:noProof/>
         </w:rPr>
-        <w:instrText xml:space="preserve"> PAGEREF _Toc237210816 \h </w:instrText>
+        <w:instrText xml:space="preserve"> PAGEREF _Toc237211675 \h </w:instrText>
       </w:r>
       <w:r>
         <w:rPr>
@@ -4515,7 +4515,7 @@
         <w:rPr>
           <w:noProof/>
         </w:rPr>
-        <w:instrText xml:space="preserve"> PAGEREF _Toc237210817 \h </w:instrText>
+        <w:instrText xml:space="preserve"> PAGEREF _Toc237211676 \h </w:instrText>
       </w:r>
       <w:r>
         <w:rPr>
@@ -4576,7 +4576,7 @@
         <w:rPr>
           <w:noProof/>
         </w:rPr>
-        <w:instrText xml:space="preserve"> PAGEREF _Toc237210818 \h </w:instrText>
+        <w:instrText xml:space="preserve"> PAGEREF _Toc237211677 \h </w:instrText>
       </w:r>
       <w:r>
         <w:rPr>
@@ -4637,7 +4637,7 @@
         <w:rPr>
           <w:noProof/>
         </w:rPr>
-        <w:instrText xml:space="preserve"> PAGEREF _Toc237210819 \h </w:instrText>
+        <w:instrText xml:space="preserve"> PAGEREF _Toc237211678 \h </w:instrText>
       </w:r>
       <w:r>
         <w:rPr>
@@ -4698,7 +4698,7 @@
         <w:rPr>
           <w:noProof/>
         </w:rPr>
-        <w:instrText xml:space="preserve"> PAGEREF _Toc237210820 \h </w:instrText>
+        <w:instrText xml:space="preserve"> PAGEREF _Toc237211679 \h </w:instrText>
       </w:r>
       <w:r>
         <w:rPr>
@@ -4759,7 +4759,7 @@
         <w:rPr>
           <w:noProof/>
         </w:rPr>
-        <w:instrText xml:space="preserve"> PAGEREF _Toc237210821 \h </w:instrText>
+        <w:instrText xml:space="preserve"> PAGEREF _Toc237211680 \h </w:instrText>
       </w:r>
       <w:r>
         <w:rPr>
@@ -4820,7 +4820,7 @@
         <w:rPr>
           <w:noProof/>
         </w:rPr>
-        <w:instrText xml:space="preserve"> PAGEREF _Toc237210822 \h </w:instrText>
+        <w:instrText xml:space="preserve"> PAGEREF _Toc237211681 \h </w:instrText>
       </w:r>
       <w:r>
         <w:rPr>
@@ -4881,7 +4881,7 @@
         <w:rPr>
           <w:noProof/>
         </w:rPr>
-        <w:instrText xml:space="preserve"> PAGEREF _Toc237210823 \h </w:instrText>
+        <w:instrText xml:space="preserve"> PAGEREF _Toc237211682 \h </w:instrText>
       </w:r>
       <w:r>
         <w:rPr>
@@ -4942,7 +4942,7 @@
         <w:rPr>
           <w:noProof/>
         </w:rPr>
-        <w:instrText xml:space="preserve"> PAGEREF _Toc237210824 \h </w:instrText>
+        <w:instrText xml:space="preserve"> PAGEREF _Toc237211683 \h </w:instrText>
       </w:r>
       <w:r>
         <w:rPr>
@@ -5003,7 +5003,7 @@
         <w:rPr>
           <w:noProof/>
         </w:rPr>
-        <w:instrText xml:space="preserve"> PAGEREF _Toc237210825 \h </w:instrText>
+        <w:instrText xml:space="preserve"> PAGEREF _Toc237211684 \h </w:instrText>
       </w:r>
       <w:r>
         <w:rPr>
@@ -5064,7 +5064,7 @@
         <w:rPr>
           <w:noProof/>
         </w:rPr>
-        <w:instrText xml:space="preserve"> PAGEREF _Toc237210826 \h </w:instrText>
+        <w:instrText xml:space="preserve"> PAGEREF _Toc237211685 \h </w:instrText>
       </w:r>
       <w:r>
         <w:rPr>
@@ -5107,7 +5107,7 @@
       <w:pPr>
         <w:pStyle w:val="Titre1"/>
       </w:pPr>
-      <w:bookmarkStart w:id="1" w:name="_Toc237210758"/>
+      <w:bookmarkStart w:id="1" w:name="_Toc237211617"/>
       <w:r>
         <w:t>Liste des figures</w:t>
       </w:r>
@@ -5436,7 +5436,7 @@
       <w:pPr>
         <w:pStyle w:val="Titre1"/>
       </w:pPr>
-      <w:bookmarkStart w:id="2" w:name="_Toc237210759"/>
+      <w:bookmarkStart w:id="2" w:name="_Toc237211618"/>
       <w:r>
         <w:t>Liste des tableaux</w:t>
       </w:r>
@@ -5500,7 +5500,7 @@
         <w:pStyle w:val="Titre1"/>
         <w:jc w:val="center"/>
       </w:pPr>
-      <w:bookmarkStart w:id="3" w:name="_Toc237210760"/>
+      <w:bookmarkStart w:id="3" w:name="_Toc237211619"/>
       <w:r>
         <w:t>Introduction Générale</w:t>
       </w:r>
@@ -5533,7 +5533,7 @@
       <w:pPr>
         <w:pStyle w:val="Titre1"/>
       </w:pPr>
-      <w:bookmarkStart w:id="4" w:name="_Toc237210761"/>
+      <w:bookmarkStart w:id="4" w:name="_Toc237211620"/>
       <w:r>
         <w:t>Chapitre 1 : Cadre Général du Projet</w:t>
       </w:r>
@@ -5548,7 +5548,7 @@
       <w:pPr>
         <w:pStyle w:val="Titre2"/>
       </w:pPr>
-      <w:bookmarkStart w:id="5" w:name="_Toc237210762"/>
+      <w:bookmarkStart w:id="5" w:name="_Toc237211621"/>
       <w:r>
         <w:t>1.1 Introduction</w:t>
       </w:r>
@@ -5563,7 +5563,7 @@
       <w:pPr>
         <w:pStyle w:val="Titre2"/>
       </w:pPr>
-      <w:bookmarkStart w:id="6" w:name="_Toc237210763"/>
+      <w:bookmarkStart w:id="6" w:name="_Toc237211622"/>
       <w:r>
         <w:t>1.2 Présentation de l'organisme d'accueil</w:t>
       </w:r>
@@ -5573,7 +5573,7 @@
       <w:pPr>
         <w:pStyle w:val="Titre3"/>
       </w:pPr>
-      <w:bookmarkStart w:id="7" w:name="_Toc237210764"/>
+      <w:bookmarkStart w:id="7" w:name="_Toc237211623"/>
       <w:r>
         <w:t>1.2.1 Le groupe Sopra Steria</w:t>
       </w:r>
@@ -5588,7 +5588,7 @@
       <w:pPr>
         <w:pStyle w:val="Titre3"/>
       </w:pPr>
-      <w:bookmarkStart w:id="8" w:name="_Toc237210765"/>
+      <w:bookmarkStart w:id="8" w:name="_Toc237211624"/>
       <w:r>
         <w:t>1.2.2 Sopra HR Software</w:t>
       </w:r>
@@ -5608,7 +5608,7 @@
       <w:pPr>
         <w:pStyle w:val="Titre2"/>
       </w:pPr>
-      <w:bookmarkStart w:id="9" w:name="_Toc237210766"/>
+      <w:bookmarkStart w:id="9" w:name="_Toc237211625"/>
       <w:r>
         <w:t>1.3 Étude de l'existant</w:t>
       </w:r>
@@ -5695,7 +5695,7 @@
       <w:pPr>
         <w:pStyle w:val="Titre2"/>
       </w:pPr>
-      <w:bookmarkStart w:id="10" w:name="_Toc237210767"/>
+      <w:bookmarkStart w:id="10" w:name="_Toc237211626"/>
       <w:r>
         <w:t>1.4 Critique de l'existant et problématique</w:t>
       </w:r>
@@ -5715,7 +5715,7 @@
       <w:pPr>
         <w:pStyle w:val="Titre2"/>
       </w:pPr>
-      <w:bookmarkStart w:id="11" w:name="_Toc237210768"/>
+      <w:bookmarkStart w:id="11" w:name="_Toc237211627"/>
       <w:r>
         <w:t>1.5 Objectifs du projet</w:t>
       </w:r>
@@ -5802,7 +5802,7 @@
       <w:pPr>
         <w:pStyle w:val="Titre2"/>
       </w:pPr>
-      <w:bookmarkStart w:id="12" w:name="_Toc237210769"/>
+      <w:bookmarkStart w:id="12" w:name="_Toc237211628"/>
       <w:r>
         <w:t>1.6 Présentation de la solution proposée : JOB4YOU</w:t>
       </w:r>
@@ -5870,7 +5870,7 @@
       <w:pPr>
         <w:pStyle w:val="Titre2"/>
       </w:pPr>
-      <w:bookmarkStart w:id="13" w:name="_Toc237210770"/>
+      <w:bookmarkStart w:id="13" w:name="_Toc237211629"/>
       <w:r>
         <w:t>1.7 Méthodologie de travail adoptée</w:t>
       </w:r>
@@ -5890,7 +5890,7 @@
       <w:pPr>
         <w:pStyle w:val="Titre2"/>
       </w:pPr>
-      <w:bookmarkStart w:id="14" w:name="_Toc237210771"/>
+      <w:bookmarkStart w:id="14" w:name="_Toc237211630"/>
       <w:r>
         <w:t>1.8 Planification du projet</w:t>
       </w:r>
@@ -6098,7 +6098,19 @@
               <w:rPr>
                 <w:sz w:val="21"/>
               </w:rPr>
-              <w:t>Spécification des besoins, modélisation UML (cas d'utilisation, séquence, classes), conception de la base de données</w:t>
+              <w:t xml:space="preserve">Spécification des besoins, </w:t>
+            </w:r>
+            <w:r>
+              <w:rPr>
+                <w:sz w:val="21"/>
+              </w:rPr>
+              <w:t>modélisation UML [8] (cas d’utilisation</w:t>
+            </w:r>
+            <w:r>
+              <w:rPr>
+                <w:sz w:val="21"/>
+              </w:rPr>
+              <w:t>, séquence, classes), conception de la base de données</w:t>
             </w:r>
           </w:p>
         </w:tc>
@@ -6278,7 +6290,7 @@
       <w:pPr>
         <w:pStyle w:val="Titre2"/>
       </w:pPr>
-      <w:bookmarkStart w:id="15" w:name="_Toc237210772"/>
+      <w:bookmarkStart w:id="15" w:name="_Toc237211631"/>
       <w:r>
         <w:t>1.9 Conclusion</w:t>
       </w:r>
@@ -6301,7 +6313,7 @@
       <w:pPr>
         <w:pStyle w:val="Titre1"/>
       </w:pPr>
-      <w:bookmarkStart w:id="16" w:name="_Toc237210773"/>
+      <w:bookmarkStart w:id="16" w:name="_Toc237211632"/>
       <w:r>
         <w:t>Chapitre 2 : Analyse et Spécification des Besoins</w:t>
       </w:r>
@@ -6316,7 +6328,7 @@
       <w:pPr>
         <w:pStyle w:val="Titre2"/>
       </w:pPr>
-      <w:bookmarkStart w:id="17" w:name="_Toc237210774"/>
+      <w:bookmarkStart w:id="17" w:name="_Toc237211633"/>
       <w:r>
         <w:t>2.1 Introduction</w:t>
       </w:r>
@@ -6331,7 +6343,7 @@
       <w:pPr>
         <w:pStyle w:val="Titre2"/>
       </w:pPr>
-      <w:bookmarkStart w:id="18" w:name="_Toc237210775"/>
+      <w:bookmarkStart w:id="18" w:name="_Toc237211634"/>
       <w:r>
         <w:t>2.2 Étude fonctionnelle</w:t>
       </w:r>
@@ -6341,7 +6353,7 @@
       <w:pPr>
         <w:pStyle w:val="Titre3"/>
       </w:pPr>
-      <w:bookmarkStart w:id="19" w:name="_Toc237210776"/>
+      <w:bookmarkStart w:id="19" w:name="_Toc237211635"/>
       <w:r>
         <w:t>2.2.1 Identification des acteurs du système</w:t>
       </w:r>
@@ -7302,7 +7314,7 @@
       <w:pPr>
         <w:pStyle w:val="Titre3"/>
       </w:pPr>
-      <w:bookmarkStart w:id="20" w:name="_Toc237210777"/>
+      <w:bookmarkStart w:id="20" w:name="_Toc237211636"/>
       <w:r>
         <w:t>2.2.2 Identification des besoins fonctionnels</w:t>
       </w:r>
@@ -7449,7 +7461,7 @@
       <w:pPr>
         <w:pStyle w:val="Titre3"/>
       </w:pPr>
-      <w:bookmarkStart w:id="21" w:name="_Toc237210778"/>
+      <w:bookmarkStart w:id="21" w:name="_Toc237211637"/>
       <w:r>
         <w:t>2.2.3 Identification des besoins non fonctionnels</w:t>
       </w:r>
@@ -7536,7 +7548,7 @@
       <w:pPr>
         <w:pStyle w:val="Titre3"/>
       </w:pPr>
-      <w:bookmarkStart w:id="22" w:name="_Toc237210779"/>
+      <w:bookmarkStart w:id="22" w:name="_Toc237211638"/>
       <w:r>
         <w:t>2.2.4 Diagramme de cas d'utilisation</w:t>
       </w:r>
@@ -7585,7 +7597,7 @@
       <w:pPr>
         <w:pStyle w:val="Titre3"/>
       </w:pPr>
-      <w:bookmarkStart w:id="23" w:name="_Toc237210780"/>
+      <w:bookmarkStart w:id="23" w:name="_Toc237211639"/>
       <w:r>
         <w:t>2.2.5 Description textuelle de quelques cas d'utilisation</w:t>
       </w:r>
@@ -7972,7 +7984,7 @@
       <w:pPr>
         <w:pStyle w:val="Titre3"/>
       </w:pPr>
-      <w:bookmarkStart w:id="24" w:name="_Toc237210781"/>
+      <w:bookmarkStart w:id="24" w:name="_Toc237211640"/>
       <w:r>
         <w:t>2.2.6 Diagramme de séquence système</w:t>
       </w:r>
@@ -8019,7 +8031,7 @@
       <w:pPr>
         <w:pStyle w:val="Titre2"/>
       </w:pPr>
-      <w:bookmarkStart w:id="25" w:name="_Toc237210782"/>
+      <w:bookmarkStart w:id="25" w:name="_Toc237211641"/>
       <w:r>
         <w:t>2.3 Étude technique</w:t>
       </w:r>
@@ -8029,7 +8041,7 @@
       <w:pPr>
         <w:pStyle w:val="Titre3"/>
       </w:pPr>
-      <w:bookmarkStart w:id="26" w:name="_Toc237210783"/>
+      <w:bookmarkStart w:id="26" w:name="_Toc237211642"/>
       <w:r>
         <w:t>2.3.1 Architecture physique</w:t>
       </w:r>
@@ -8037,7 +8049,31 @@
     </w:p>
     <w:p>
       <w:r>
-        <w:t>La plateforme repose sur une architecture distribuée en couches, illustrée par la figure suivante : un frontend Angular consommé par le navigateur, un backend Spring Boot exposant des API REST sécurisées, une base de données PostgreSQL, ainsi qu'un serveur n8n responsable de l'automatisation (scoring IA via l'API Cohere, notifications, intégration Google Calendar).</w:t>
+        <w:t xml:space="preserve">La plateforme repose sur une architecture distribuée en couches, illustrée par la figure suivante : </w:t>
+      </w:r>
+      <w:r>
+        <w:t>un frontend Angular [3] consommé par le navigateur</w:t>
+      </w:r>
+      <w:r>
+        <w:t xml:space="preserve">, </w:t>
+      </w:r>
+      <w:r>
+        <w:t>un backend Spring Boot [1] exposant des API REST sécurisées, une base de données PostgreSQL [4]</w:t>
+      </w:r>
+      <w:r>
+        <w:t>, ainsi qu'</w:t>
+      </w:r>
+      <w:r>
+        <w:t>un serveur n8n [7] responsable de l’automatisation</w:t>
+      </w:r>
+      <w:r>
+        <w:t xml:space="preserve"> (</w:t>
+      </w:r>
+      <w:r>
+        <w:t>scoring IA via l’API Cohere [6]</w:t>
+      </w:r>
+      <w:r>
+        <w:t>, notifications, intégration Google Calendar).</w:t>
       </w:r>
     </w:p>
     <w:p>
@@ -8076,7 +8112,7 @@
       <w:pPr>
         <w:pStyle w:val="Titre3"/>
       </w:pPr>
-      <w:bookmarkStart w:id="27" w:name="_Toc237210784"/>
+      <w:bookmarkStart w:id="27" w:name="_Toc237211643"/>
       <w:r>
         <w:t>2.3.2 Côté client — Angular</w:t>
       </w:r>
@@ -8091,7 +8127,7 @@
       <w:pPr>
         <w:pStyle w:val="Titre3"/>
       </w:pPr>
-      <w:bookmarkStart w:id="28" w:name="_Toc237210785"/>
+      <w:bookmarkStart w:id="28" w:name="_Toc237211644"/>
       <w:r>
         <w:t>2.3.3 Côté serveur — Spring Boot</w:t>
       </w:r>
@@ -8106,7 +8142,7 @@
       <w:pPr>
         <w:pStyle w:val="Titre3"/>
       </w:pPr>
-      <w:bookmarkStart w:id="29" w:name="_Toc237210786"/>
+      <w:bookmarkStart w:id="29" w:name="_Toc237211645"/>
       <w:r>
         <w:t>2.3.4 La sécurité — Spring Security et JWT</w:t>
       </w:r>
@@ -8114,14 +8150,20 @@
     </w:p>
     <w:p>
       <w:r>
-        <w:t>L'accès à la plateforme est sécurisé par Spring Security couplé à un mécanisme d'authentification par jeton JWT (JSON Web Token). Lors de la connexion, le serveur génère un jeton signé contenant l'identité et les rôles de l'utilisateur ; ce jeton est ensuite transmis dans l'en-tête de chaque requête pour authentifier l'utilisateur sans état de session côté serveur. Le contrôle d'accès est appliqué au niveau de chaque point d'entrée de l'API via l'annotation @PreAuthorize, garantissant que seuls les rôles autorisés (Administrateur, RH, Manager) peuvent accéder à une ressource donnée.</w:t>
+        <w:t xml:space="preserve">L'accès à la plateforme est </w:t>
+      </w:r>
+      <w:r>
+        <w:t>sécurisé par Spring Security [2]</w:t>
+      </w:r>
+      <w:r>
+        <w:t xml:space="preserve"> couplé à un mécanisme d'authentification par jeton JWT (JSON Web Token). Lors de la connexion, le serveur génère un jeton signé contenant l'identité et les rôles de l'utilisateur ; ce jeton est ensuite transmis dans l'en-tête de chaque requête pour authentifier l'utilisateur sans état de session côté serveur. Le contrôle d'accès est appliqué au niveau de chaque point d'entrée de l'API via l'annotation @PreAuthorize, garantissant que seuls les rôles autorisés (Administrateur, RH, Manager) peuvent accéder à une ressource donnée.</w:t>
       </w:r>
     </w:p>
     <w:p>
       <w:pPr>
         <w:pStyle w:val="Titre2"/>
       </w:pPr>
-      <w:bookmarkStart w:id="30" w:name="_Toc237210787"/>
+      <w:bookmarkStart w:id="30" w:name="_Toc237211646"/>
       <w:r>
         <w:t>2.4 Conclusion</w:t>
       </w:r>
@@ -8144,7 +8186,7 @@
       <w:pPr>
         <w:pStyle w:val="Titre1"/>
       </w:pPr>
-      <w:bookmarkStart w:id="31" w:name="_Toc237210788"/>
+      <w:bookmarkStart w:id="31" w:name="_Toc237211647"/>
       <w:r>
         <w:t>Chapitre 3 : Conception</w:t>
       </w:r>
@@ -8159,7 +8201,7 @@
       <w:pPr>
         <w:pStyle w:val="Titre2"/>
       </w:pPr>
-      <w:bookmarkStart w:id="32" w:name="_Toc237210789"/>
+      <w:bookmarkStart w:id="32" w:name="_Toc237211648"/>
       <w:r>
         <w:t>3.1 Introduction</w:t>
       </w:r>
@@ -8174,7 +8216,7 @@
       <w:pPr>
         <w:pStyle w:val="Titre2"/>
       </w:pPr>
-      <w:bookmarkStart w:id="33" w:name="_Toc237210790"/>
+      <w:bookmarkStart w:id="33" w:name="_Toc237211649"/>
       <w:r>
         <w:t>3.2 Diagramme des paquetages</w:t>
       </w:r>
@@ -8226,7 +8268,7 @@
       <w:pPr>
         <w:pStyle w:val="Titre2"/>
       </w:pPr>
-      <w:bookmarkStart w:id="34" w:name="_Toc237210791"/>
+      <w:bookmarkStart w:id="34" w:name="_Toc237211650"/>
       <w:r>
         <w:t>3.3 Diagramme de classes global</w:t>
       </w:r>
@@ -8305,7 +8347,7 @@
       <w:pPr>
         <w:pStyle w:val="Titre2"/>
       </w:pPr>
-      <w:bookmarkStart w:id="35" w:name="_Toc237210792"/>
+      <w:bookmarkStart w:id="35" w:name="_Toc237211651"/>
       <w:r>
         <w:t>3.4 Diagrammes de séquence objet</w:t>
       </w:r>
@@ -8320,7 +8362,7 @@
       <w:pPr>
         <w:pStyle w:val="Titre3"/>
       </w:pPr>
-      <w:bookmarkStart w:id="36" w:name="_Toc237210793"/>
+      <w:bookmarkStart w:id="36" w:name="_Toc237211652"/>
       <w:r>
         <w:t>3.4.1 Planifier un entretien</w:t>
       </w:r>
@@ -8367,7 +8409,7 @@
       <w:pPr>
         <w:pStyle w:val="Titre3"/>
       </w:pPr>
-      <w:bookmarkStart w:id="37" w:name="_Toc237210794"/>
+      <w:bookmarkStart w:id="37" w:name="_Toc237211653"/>
       <w:r>
         <w:t>3.4.2 Décision finale de recrutement</w:t>
       </w:r>
@@ -8414,7 +8456,7 @@
       <w:pPr>
         <w:pStyle w:val="Titre2"/>
       </w:pPr>
-      <w:bookmarkStart w:id="38" w:name="_Toc237210795"/>
+      <w:bookmarkStart w:id="38" w:name="_Toc237211654"/>
       <w:r>
         <w:t>3.5 Diagramme d'états — Cycle de vie d'une candidature</w:t>
       </w:r>
@@ -8468,10 +8510,15 @@
       </w:r>
     </w:p>
     <w:p>
+      <w:r>
+        <w:t>Le cheminement d'une candidature à travers le scoring IA peut se résumer ainsi : CV candidat → extraction du texte du CV → agent n8n (CV Parser) → appel de l'API Cohere → analyse sémantique et scoring → score global sur 100 → orientation automatique vers CV_REVIEWED (score supérieur ou égal à 60) ou AUTO_REJECTED (score inférieur à 60) → validation humaine possible, le RH ou l'Administrateur pouvant corriger le score via le mécanisme de surcharge.</w:t>
+      </w:r>
+    </w:p>
+    <w:p>
       <w:pPr>
         <w:pStyle w:val="Titre2"/>
       </w:pPr>
-      <w:bookmarkStart w:id="39" w:name="_Toc237210796"/>
+      <w:bookmarkStart w:id="39" w:name="_Toc237211655"/>
       <w:r>
         <w:t>3.6 Conception de la base de données</w:t>
       </w:r>
@@ -8545,7 +8592,7 @@
       <w:pPr>
         <w:pStyle w:val="Titre2"/>
       </w:pPr>
-      <w:bookmarkStart w:id="40" w:name="_Toc237210797"/>
+      <w:bookmarkStart w:id="40" w:name="_Toc237211656"/>
       <w:r>
         <w:t>3.7 Diagramme de déploiement</w:t>
       </w:r>
@@ -8597,7 +8644,7 @@
       <w:pPr>
         <w:pStyle w:val="Titre2"/>
       </w:pPr>
-      <w:bookmarkStart w:id="41" w:name="_Toc237210798"/>
+      <w:bookmarkStart w:id="41" w:name="_Toc237211657"/>
       <w:r>
         <w:t>3.8 Diagramme de composants</w:t>
       </w:r>
@@ -8649,7 +8696,7 @@
       <w:pPr>
         <w:pStyle w:val="Titre2"/>
       </w:pPr>
-      <w:bookmarkStart w:id="42" w:name="_Toc237210799"/>
+      <w:bookmarkStart w:id="42" w:name="_Toc237211658"/>
       <w:r>
         <w:t>3.9 Conclusion</w:t>
       </w:r>
@@ -8672,7 +8719,7 @@
       <w:pPr>
         <w:pStyle w:val="Titre1"/>
       </w:pPr>
-      <w:bookmarkStart w:id="43" w:name="_Toc237210800"/>
+      <w:bookmarkStart w:id="43" w:name="_Toc237211659"/>
       <w:r>
         <w:t>Chapitre 4 : Réalisation</w:t>
       </w:r>
@@ -8687,7 +8734,7 @@
       <w:pPr>
         <w:pStyle w:val="Titre2"/>
       </w:pPr>
-      <w:bookmarkStart w:id="44" w:name="_Toc237210801"/>
+      <w:bookmarkStart w:id="44" w:name="_Toc237211660"/>
       <w:r>
         <w:t>4.1 Introduction</w:t>
       </w:r>
@@ -8702,7 +8749,7 @@
       <w:pPr>
         <w:pStyle w:val="Titre2"/>
       </w:pPr>
-      <w:bookmarkStart w:id="45" w:name="_Toc237210802"/>
+      <w:bookmarkStart w:id="45" w:name="_Toc237211661"/>
       <w:r>
         <w:t>4.2 Environnement de travail</w:t>
       </w:r>
@@ -8712,7 +8759,7 @@
       <w:pPr>
         <w:pStyle w:val="Titre3"/>
       </w:pPr>
-      <w:bookmarkStart w:id="46" w:name="_Toc237210803"/>
+      <w:bookmarkStart w:id="46" w:name="_Toc237211662"/>
       <w:r>
         <w:t>4.2.1 Environnement matériel</w:t>
       </w:r>
@@ -8727,7 +8774,7 @@
       <w:pPr>
         <w:pStyle w:val="Titre3"/>
       </w:pPr>
-      <w:bookmarkStart w:id="47" w:name="_Toc237210804"/>
+      <w:bookmarkStart w:id="47" w:name="_Toc237211663"/>
       <w:r>
         <w:t>4.2.2 Environnement logiciel</w:t>
       </w:r>
@@ -8850,7 +8897,7 @@
       <w:pPr>
         <w:pStyle w:val="Titre3"/>
       </w:pPr>
-      <w:bookmarkStart w:id="48" w:name="_Toc237210805"/>
+      <w:bookmarkStart w:id="48" w:name="_Toc237211664"/>
       <w:r>
         <w:t>4.2.3 Autres</w:t>
       </w:r>
@@ -8865,7 +8912,7 @@
       <w:pPr>
         <w:pStyle w:val="Titre3"/>
       </w:pPr>
-      <w:bookmarkStart w:id="49" w:name="_Toc237210806"/>
+      <w:bookmarkStart w:id="49" w:name="_Toc237211665"/>
       <w:r>
         <w:t>4.2.4 Sécurité applicative</w:t>
       </w:r>
@@ -8873,7 +8920,13 @@
     </w:p>
     <w:p>
       <w:r>
-        <w:t xml:space="preserve">Plusieurs mécanismes concrets protègent la plateforme et les données des candidats. Les mots de passe ne sont jamais stockés en clair : ils sont hachés avec BCrypt avant persistance. L'authentification repose sur un jeton JWT signé, valable 24 heures, transmis à chaque requête et vérifié côté backend pour en extraire l'identité et les rôles de l'utilisateur. Chaque point d'entrée de l'API REST est protégé par annotation selon le rôle requis (@PreAuthorize), et un contrôle d'accès supplémentaire restreint, pour un manager, la visibilité aux seuls candidats relevant de son périmètre </w:t>
+        <w:t xml:space="preserve">Plusieurs mécanismes concrets protègent la plateforme et les données des candidats. Les mots de passe ne sont jamais stockés en clair : ils sont hachés avec BCrypt avant persistance. L'authentification repose sur un </w:t>
+      </w:r>
+      <w:r>
+        <w:t>jeton JWT signé [5], valable 24</w:t>
+      </w:r>
+      <w:r>
+        <w:t xml:space="preserve"> heures, transmis à chaque requête et vérifié côté backend pour en extraire l'identité et les rôles de l'utilisateur. Chaque point d'entrée de l'API REST est protégé par annotation selon le rôle requis (@PreAuthorize), et un contrôle d'accès supplémentaire restreint, pour un manager, la visibilité aux seuls candidats relevant de son périmètre </w:t>
       </w:r>
       <w:r>
         <w:t>(déterminé prioritairement par son département ; la famille de métier ne sert de repli que pour les offres non rattachées à un département)</w:t>
@@ -8882,14 +8935,20 @@
         <w:t>. Le dépôt de CV est limité aux formats PDF, DOC et DOCX, avec une taille maximale de 10 Mo, afin de limiter les risques liés au téléversement de fichiers.</w:t>
       </w:r>
       <w:r>
-        <w:t xml:space="preserve"> Des mécanismes complémentaires, tels que l'analyse antivirus et la validation approfondie du contenu au-delà de la seule extension et du type MIME, pourraient compléter ce dispositif dans une version de production, conformément aux recommandations de l'OWASP.</w:t>
+        <w:t xml:space="preserve"> Des mécanismes complémentaires, tels que l'analyse antivirus et la validation approfondie du contenu au-delà de la seule extension et du type MIME, pourraient compléter ce dispositif dans une version de production, conformément aux </w:t>
+      </w:r>
+      <w:r>
+        <w:t>recommandations de l’OWASP [11]</w:t>
+      </w:r>
+      <w:r>
+        <w:t>.</w:t>
       </w:r>
     </w:p>
     <w:p>
       <w:pPr>
         <w:pStyle w:val="Titre2"/>
       </w:pPr>
-      <w:bookmarkStart w:id="50" w:name="_Toc237210807"/>
+      <w:bookmarkStart w:id="50" w:name="_Toc237211666"/>
       <w:r>
         <w:t>4.3 Interfaces graphiques de l'application</w:t>
       </w:r>
@@ -9311,7 +9370,7 @@
       <w:pPr>
         <w:pStyle w:val="Titre2"/>
       </w:pPr>
-      <w:bookmarkStart w:id="51" w:name="_Toc237210808"/>
+      <w:bookmarkStart w:id="51" w:name="_Toc237211667"/>
       <w:r>
         <w:t>4.4 Tests</w:t>
       </w:r>
@@ -9321,7 +9380,7 @@
       <w:pPr>
         <w:pStyle w:val="Titre3"/>
       </w:pPr>
-      <w:bookmarkStart w:id="52" w:name="_Toc237210809"/>
+      <w:bookmarkStart w:id="52" w:name="_Toc237211668"/>
       <w:r>
         <w:t>4.4.1 Tests unitaires (JUnit 5 / Mockito)</w:t>
       </w:r>
@@ -9568,7 +9627,7 @@
       <w:pPr>
         <w:pStyle w:val="Titre3"/>
       </w:pPr>
-      <w:bookmarkStart w:id="53" w:name="_Toc237210810"/>
+      <w:bookmarkStart w:id="53" w:name="_Toc237211669"/>
       <w:r>
         <w:t>4.4.2 Tests fonctionnels manuels</w:t>
       </w:r>
@@ -10481,7 +10540,7 @@
       <w:pPr>
         <w:pStyle w:val="Titre3"/>
       </w:pPr>
-      <w:bookmarkStart w:id="54" w:name="_Toc237210811"/>
+      <w:bookmarkStart w:id="54" w:name="_Toc237211670"/>
       <w:r>
         <w:t>4.4.3 Tests des API avec Postman et Swagger</w:t>
       </w:r>
@@ -10496,7 +10555,7 @@
       <w:pPr>
         <w:pStyle w:val="Titre3"/>
       </w:pPr>
-      <w:bookmarkStart w:id="55" w:name="_Toc237210812"/>
+      <w:bookmarkStart w:id="55" w:name="_Toc237211671"/>
       <w:r>
         <w:t>4.4.4 Vérification de bout en bout</w:t>
       </w:r>
@@ -10511,7 +10570,7 @@
       <w:pPr>
         <w:pStyle w:val="Titre2"/>
       </w:pPr>
-      <w:bookmarkStart w:id="56" w:name="_Toc237210813"/>
+      <w:bookmarkStart w:id="56" w:name="_Toc237211672"/>
       <w:r>
         <w:t>4.5 Difficultés rencontrées et solutions apportées</w:t>
       </w:r>
@@ -10532,7 +10591,7 @@
       <w:pPr>
         <w:pStyle w:val="Titre3"/>
       </w:pPr>
-      <w:bookmarkStart w:id="57" w:name="_Toc237210814"/>
+      <w:bookmarkStart w:id="57" w:name="_Toc237211673"/>
       <w:r>
         <w:t>4.5.1 Notification incomplète des managers</w:t>
       </w:r>
@@ -10550,7 +10609,7 @@
       <w:pPr>
         <w:pStyle w:val="Titre3"/>
       </w:pPr>
-      <w:bookmarkStart w:id="58" w:name="_Toc237210815"/>
+      <w:bookmarkStart w:id="58" w:name="_Toc237211674"/>
       <w:r>
         <w:t>4.5.2 Distinguer un rejet RH d'un rejet manager</w:t>
       </w:r>
@@ -10565,7 +10624,7 @@
       <w:pPr>
         <w:pStyle w:val="Titre3"/>
       </w:pPr>
-      <w:bookmarkStart w:id="59" w:name="_Toc237210816"/>
+      <w:bookmarkStart w:id="59" w:name="_Toc237211675"/>
       <w:r>
         <w:t>4.5.3 Cohérence des transitions de statut</w:t>
       </w:r>
@@ -10580,7 +10639,7 @@
       <w:pPr>
         <w:pStyle w:val="Titre3"/>
       </w:pPr>
-      <w:bookmarkStart w:id="60" w:name="_Toc237210817"/>
+      <w:bookmarkStart w:id="60" w:name="_Toc237211676"/>
       <w:r>
         <w:t>4.5.4 Filtrage incomplet des routes de lecture pour les managers</w:t>
       </w:r>
@@ -10595,7 +10654,7 @@
       <w:pPr>
         <w:pStyle w:val="Titre3"/>
       </w:pPr>
-      <w:bookmarkStart w:id="61" w:name="_Toc237210818"/>
+      <w:bookmarkStart w:id="61" w:name="_Toc237211677"/>
       <w:r>
         <w:t>4.5.5 Solliciter le manager au bon moment du processus</w:t>
       </w:r>
@@ -10613,7 +10672,7 @@
       <w:pPr>
         <w:pStyle w:val="Titre3"/>
       </w:pPr>
-      <w:bookmarkStart w:id="62" w:name="_Toc237210819"/>
+      <w:bookmarkStart w:id="62" w:name="_Toc237211678"/>
       <w:r>
         <w:t>4.5.6 Pertinence du matching Job idéal</w:t>
       </w:r>
@@ -10631,7 +10690,7 @@
       <w:pPr>
         <w:pStyle w:val="Titre3"/>
       </w:pPr>
-      <w:bookmarkStart w:id="63" w:name="_Toc237210820"/>
+      <w:bookmarkStart w:id="63" w:name="_Toc237211679"/>
       <w:r>
         <w:t>4.5.7 Traitement distinct des candidatures retirées</w:t>
       </w:r>
@@ -10649,7 +10708,7 @@
       <w:pPr>
         <w:pStyle w:val="Titre2"/>
       </w:pPr>
-      <w:bookmarkStart w:id="64" w:name="_Toc237210821"/>
+      <w:bookmarkStart w:id="64" w:name="_Toc237211680"/>
       <w:r>
         <w:t>4.6 Protection des données et éthique de l'IA</w:t>
       </w:r>
@@ -10662,7 +10721,13 @@
     </w:p>
     <w:p>
       <w:r>
-        <w:t>Le score attribué par l'agent d'intelligence artificielle constitue une aide à la présélection et non une décision autonome : comme détaillé au chapitre 3, un score insuffisant déclenche un rejet automatique, mais celui-ci reste réversible par un RH ou un Administrateur via le mécanisme de surcharge manuelle, avec justification obligatoire et traçabilité complète. Cette conception vise à limiter le risque d'erreur ou de biais algorithmique en conservant un contrôle humain sur toute décision affectant un candidat, dans l'esprit des principes du RGPD relatifs aux décisions individuelles automatisées.</w:t>
+        <w:t xml:space="preserve">Le score attribué par l'agent d'intelligence artificielle constitue une aide à la présélection et non une décision autonome : comme détaillé au chapitre 3, un score insuffisant déclenche un rejet automatique, mais celui-ci reste réversible par un RH ou un Administrateur via le mécanisme de surcharge manuelle, avec justification obligatoire et traçabilité complète. Cette conception vise à limiter le risque d'erreur ou de biais algorithmique en conservant un contrôle humain sur toute décision affectant un candidat, dans l'esprit des </w:t>
+      </w:r>
+      <w:r>
+        <w:t>principes du RGPD [10] relatifs</w:t>
+      </w:r>
+      <w:r>
+        <w:t xml:space="preserve"> aux décisions individuelles automatisées.</w:t>
       </w:r>
     </w:p>
     <w:p>
@@ -10679,7 +10744,7 @@
       <w:pPr>
         <w:pStyle w:val="Titre2"/>
       </w:pPr>
-      <w:bookmarkStart w:id="65" w:name="_Toc237210822"/>
+      <w:bookmarkStart w:id="65" w:name="_Toc237211681"/>
       <w:r>
         <w:t>4.7 Bilan des fonctionnalités réalisées</w:t>
       </w:r>
@@ -11204,7 +11269,7 @@
       <w:pPr>
         <w:pStyle w:val="Titre2"/>
       </w:pPr>
-      <w:bookmarkStart w:id="66" w:name="_Toc237210823"/>
+      <w:bookmarkStart w:id="66" w:name="_Toc237211682"/>
       <w:r>
         <w:t>4.8 Conclusion</w:t>
       </w:r>
@@ -11228,7 +11293,7 @@
         <w:pStyle w:val="Titre1"/>
         <w:jc w:val="center"/>
       </w:pPr>
-      <w:bookmarkStart w:id="67" w:name="_Toc237210824"/>
+      <w:bookmarkStart w:id="67" w:name="_Toc237211683"/>
       <w:r>
         <w:t>Conclusion Générale et Perspectives</w:t>
       </w:r>
@@ -11291,7 +11356,7 @@
       <w:pPr>
         <w:pStyle w:val="Titre1"/>
       </w:pPr>
-      <w:bookmarkStart w:id="68" w:name="_Toc237210825"/>
+      <w:bookmarkStart w:id="68" w:name="_Toc237211684"/>
       <w:r>
         <w:t>Bibliographie</w:t>
       </w:r>
@@ -11306,7 +11371,10 @@
         </w:numPr>
       </w:pPr>
       <w:r>
-        <w:t>Spring Boot Reference Documentation. Disponible sur : https://docs.spring.io/spring-boot/. Consulté le 03/08/2026.</w:t>
+        <w:t>[1] Spring Boot Reference Documentation</w:t>
+      </w:r>
+      <w:r>
+        <w:t>. Disponible sur : https://docs.spring.io/spring-boot/. Consulté le 03/08/2026.</w:t>
       </w:r>
     </w:p>
     <w:p>
@@ -11318,7 +11386,10 @@
         </w:numPr>
       </w:pPr>
       <w:r>
-        <w:t>Spring Security Reference Documentation. Disponible sur : https://docs.spring.io/spring-security/reference/. Consulté le 03/08/2026.</w:t>
+        <w:t>[2] Spring Security Reference Documentation</w:t>
+      </w:r>
+      <w:r>
+        <w:t>. Disponible sur : https://docs.spring.io/spring-security/reference/. Consulté le 03/08/2026.</w:t>
       </w:r>
     </w:p>
     <w:p>
@@ -11330,7 +11401,10 @@
         </w:numPr>
       </w:pPr>
       <w:r>
-        <w:t>Angular Documentation. Disponible sur : https://angular.dev. Consulté le 03/08/2026.</w:t>
+        <w:t>[3] Angular Documentation</w:t>
+      </w:r>
+      <w:r>
+        <w:t>. Disponible sur : https://angular.dev. Consulté le 03/08/2026.</w:t>
       </w:r>
     </w:p>
     <w:p>
@@ -11342,7 +11416,10 @@
         </w:numPr>
       </w:pPr>
       <w:r>
-        <w:t>PostgreSQL Documentation. Disponible sur : https://www.postgresql.org/docs/. Consulté le 03/08/2026.</w:t>
+        <w:t>[4] PostgreSQL Documentation</w:t>
+      </w:r>
+      <w:r>
+        <w:t>. Disponible sur : https://www.postgresql.org/docs/. Consulté le 03/08/2026.</w:t>
       </w:r>
     </w:p>
     <w:p>
@@ -11354,7 +11431,10 @@
         </w:numPr>
       </w:pPr>
       <w:r>
-        <w:t>JSON Web Token (JWT) — RFC 7519. Disponible sur : https://www.rfc-editor.org/rfc/rfc7519. Consulté le 03/08/2026.</w:t>
+        <w:t>[5] JSON Web Token (JWT)</w:t>
+      </w:r>
+      <w:r>
+        <w:t xml:space="preserve"> — RFC 7519. Disponible sur : https://www.rfc-editor.org/rfc/rfc7519. Consulté le 03/08/2026.</w:t>
       </w:r>
     </w:p>
     <w:p>
@@ -11366,7 +11446,10 @@
         </w:numPr>
       </w:pPr>
       <w:r>
-        <w:t>Cohere API Documentation. Disponible sur : https://docs.cohere.com. Consulté le 03/08/2026.</w:t>
+        <w:t>[6] Cohere API Documentation</w:t>
+      </w:r>
+      <w:r>
+        <w:t>. Disponible sur : https://docs.cohere.com. Consulté le 03/08/2026.</w:t>
       </w:r>
     </w:p>
     <w:p>
@@ -11378,7 +11461,10 @@
         </w:numPr>
       </w:pPr>
       <w:r>
-        <w:t>n8n Documentation. Disponible sur : https://docs.n8n.io. Consulté le 03/08/2026.</w:t>
+        <w:t>[7] n8n Documentation</w:t>
+      </w:r>
+      <w:r>
+        <w:t>. Disponible sur : https://docs.n8n.io. Consulté le 03/08/2026.</w:t>
       </w:r>
     </w:p>
     <w:p>
@@ -11390,7 +11476,10 @@
         </w:numPr>
       </w:pPr>
       <w:r>
-        <w:t>OMG — Unified Modeling Language (UML) Specification. Disponible sur : https://www.omg.org/spec/UML. Consulté le 03/08/2026.</w:t>
+        <w:t>[8] OMG — Unified Modeling Language</w:t>
+      </w:r>
+      <w:r>
+        <w:t xml:space="preserve"> (UML) Specification. Disponible sur : https://www.omg.org/spec/UML. Consulté le 03/08/2026.</w:t>
       </w:r>
     </w:p>
     <w:p>
@@ -11402,7 +11491,10 @@
         </w:numPr>
       </w:pPr>
       <w:r>
-        <w:t>CNIL — Intelligence artificielle et RGPD, fiches pratiques. Disponible sur : https://www.cnil.fr/fr/intelligence-artificielle. Consulté le 03/08/2026.</w:t>
+        <w:t>[9] CNIL — Intelligence artificielle</w:t>
+      </w:r>
+      <w:r>
+        <w:t xml:space="preserve"> et RGPD, fiches pratiques. Disponible sur : https://www.cnil.fr/fr/intelligence-artificielle. Consulté le 03/08/2026.</w:t>
       </w:r>
     </w:p>
     <w:p>
@@ -11414,7 +11506,10 @@
         </w:numPr>
       </w:pPr>
       <w:r>
-        <w:t>Règlement (UE) 2016/679 (RGPD), article 22 — Décision individuelle automatisée. Disponible sur : https://eur-lex.europa.eu/eli/reg/2016/679/oj. Consulté le 03/08/2026.</w:t>
+        <w:t>[10] Règlement (UE) 2016/679</w:t>
+      </w:r>
+      <w:r>
+        <w:t xml:space="preserve"> (RGPD), article 22 — Décision individuelle automatisée. Disponible sur : https://eur-lex.europa.eu/eli/reg/2016/679/oj. Consulté le 03/08/2026.</w:t>
       </w:r>
     </w:p>
     <w:p>
@@ -11426,7 +11521,10 @@
         </w:numPr>
       </w:pPr>
       <w:r>
-        <w:t>OWASP Top 10 — Application Security Risks. Disponible sur : https://owasp.org/www-project-top-ten/. Consulté le 03/08/2026.</w:t>
+        <w:t>[11] OWASP Top 10</w:t>
+      </w:r>
+      <w:r>
+        <w:t xml:space="preserve"> — Application Security Risks. Disponible sur : https://owasp.org/www-project-top-ten/. Consulté le 03/08/2026.</w:t>
       </w:r>
     </w:p>
     <w:p>
@@ -11438,7 +11536,10 @@
         </w:numPr>
       </w:pPr>
       <w:r>
-        <w:t>WALLS, Craig. Spring Boot in Action. Manning Publications, 2015.</w:t>
+        <w:t>[12] WALLS, Craig</w:t>
+      </w:r>
+      <w:r>
+        <w:t>. Spring Boot in Action. Manning Publications, 2015.</w:t>
       </w:r>
     </w:p>
     <w:p>
@@ -11450,7 +11551,10 @@
         </w:numPr>
       </w:pPr>
       <w:r>
-        <w:t>FREEMAN, Adam. Pro Angular. 3e édition, Apress, 2019.</w:t>
+        <w:t>[13] FREEMAN, Adam</w:t>
+      </w:r>
+      <w:r>
+        <w:t>. Pro Angular. 3e édition, Apress, 2019.</w:t>
       </w:r>
     </w:p>
     <w:p>
@@ -11462,7 +11566,10 @@
         </w:numPr>
       </w:pPr>
       <w:r>
-        <w:t>ISO 30415:2021 — Management des ressources humaines : Diversité et inclusion.</w:t>
+        <w:t>[14] ISO 30415:2021</w:t>
+      </w:r>
+      <w:r>
+        <w:t xml:space="preserve"> — Management des ressources humaines : Diversité et inclusion.</w:t>
       </w:r>
     </w:p>
     <w:p>
@@ -11477,7 +11584,7 @@
       <w:pPr>
         <w:pStyle w:val="Titre1"/>
       </w:pPr>
-      <w:bookmarkStart w:id="69" w:name="_Toc237210826"/>
+      <w:bookmarkStart w:id="69" w:name="_Toc237211685"/>
       <w:r>
         <w:t>Glossaire</w:t>
       </w:r>

--- a/Rapport-PFE/Rapport_PFE_Bargaoui_Haythem.docx
+++ b/Rapport-PFE/Rapport_PFE_Bargaoui_Haythem.docx
@@ -805,7 +805,7 @@
         <w:pStyle w:val="Titre1"/>
         <w:jc w:val="center"/>
       </w:pPr>
-      <w:bookmarkStart w:id="0" w:name="_Toc237211616"/>
+      <w:bookmarkStart w:id="0" w:name="_Toc237212536"/>
       <w:r>
         <w:t>Table des matières</w:t>
       </w:r>
@@ -855,7 +855,7 @@
         <w:rPr>
           <w:noProof/>
         </w:rPr>
-        <w:instrText xml:space="preserve"> PAGEREF _Toc237211616 \h </w:instrText>
+        <w:instrText xml:space="preserve"> PAGEREF _Toc237212536 \h </w:instrText>
       </w:r>
       <w:r>
         <w:rPr>
@@ -916,7 +916,7 @@
         <w:rPr>
           <w:noProof/>
         </w:rPr>
-        <w:instrText xml:space="preserve"> PAGEREF _Toc237211617 \h </w:instrText>
+        <w:instrText xml:space="preserve"> PAGEREF _Toc237212537 \h </w:instrText>
       </w:r>
       <w:r>
         <w:rPr>
@@ -977,7 +977,7 @@
         <w:rPr>
           <w:noProof/>
         </w:rPr>
-        <w:instrText xml:space="preserve"> PAGEREF _Toc237211618 \h </w:instrText>
+        <w:instrText xml:space="preserve"> PAGEREF _Toc237212538 \h </w:instrText>
       </w:r>
       <w:r>
         <w:rPr>
@@ -1038,7 +1038,7 @@
         <w:rPr>
           <w:noProof/>
         </w:rPr>
-        <w:instrText xml:space="preserve"> PAGEREF _Toc237211619 \h </w:instrText>
+        <w:instrText xml:space="preserve"> PAGEREF _Toc237212539 \h </w:instrText>
       </w:r>
       <w:r>
         <w:rPr>
@@ -1099,7 +1099,7 @@
         <w:rPr>
           <w:noProof/>
         </w:rPr>
-        <w:instrText xml:space="preserve"> PAGEREF _Toc237211620 \h </w:instrText>
+        <w:instrText xml:space="preserve"> PAGEREF _Toc237212540 \h </w:instrText>
       </w:r>
       <w:r>
         <w:rPr>
@@ -1160,7 +1160,7 @@
         <w:rPr>
           <w:noProof/>
         </w:rPr>
-        <w:instrText xml:space="preserve"> PAGEREF _Toc237211621 \h </w:instrText>
+        <w:instrText xml:space="preserve"> PAGEREF _Toc237212541 \h </w:instrText>
       </w:r>
       <w:r>
         <w:rPr>
@@ -1221,7 +1221,7 @@
         <w:rPr>
           <w:noProof/>
         </w:rPr>
-        <w:instrText xml:space="preserve"> PAGEREF _Toc237211622 \h </w:instrText>
+        <w:instrText xml:space="preserve"> PAGEREF _Toc237212542 \h </w:instrText>
       </w:r>
       <w:r>
         <w:rPr>
@@ -1282,7 +1282,7 @@
         <w:rPr>
           <w:noProof/>
         </w:rPr>
-        <w:instrText xml:space="preserve"> PAGEREF _Toc237211623 \h </w:instrText>
+        <w:instrText xml:space="preserve"> PAGEREF _Toc237212543 \h </w:instrText>
       </w:r>
       <w:r>
         <w:rPr>
@@ -1343,7 +1343,7 @@
         <w:rPr>
           <w:noProof/>
         </w:rPr>
-        <w:instrText xml:space="preserve"> PAGEREF _Toc237211624 \h </w:instrText>
+        <w:instrText xml:space="preserve"> PAGEREF _Toc237212544 \h </w:instrText>
       </w:r>
       <w:r>
         <w:rPr>
@@ -1404,7 +1404,7 @@
         <w:rPr>
           <w:noProof/>
         </w:rPr>
-        <w:instrText xml:space="preserve"> PAGEREF _Toc237211625 \h </w:instrText>
+        <w:instrText xml:space="preserve"> PAGEREF _Toc237212545 \h </w:instrText>
       </w:r>
       <w:r>
         <w:rPr>
@@ -1465,7 +1465,7 @@
         <w:rPr>
           <w:noProof/>
         </w:rPr>
-        <w:instrText xml:space="preserve"> PAGEREF _Toc237211626 \h </w:instrText>
+        <w:instrText xml:space="preserve"> PAGEREF _Toc237212546 \h </w:instrText>
       </w:r>
       <w:r>
         <w:rPr>
@@ -1526,7 +1526,7 @@
         <w:rPr>
           <w:noProof/>
         </w:rPr>
-        <w:instrText xml:space="preserve"> PAGEREF _Toc237211627 \h </w:instrText>
+        <w:instrText xml:space="preserve"> PAGEREF _Toc237212547 \h </w:instrText>
       </w:r>
       <w:r>
         <w:rPr>
@@ -1587,7 +1587,7 @@
         <w:rPr>
           <w:noProof/>
         </w:rPr>
-        <w:instrText xml:space="preserve"> PAGEREF _Toc237211628 \h </w:instrText>
+        <w:instrText xml:space="preserve"> PAGEREF _Toc237212548 \h </w:instrText>
       </w:r>
       <w:r>
         <w:rPr>
@@ -1648,7 +1648,7 @@
         <w:rPr>
           <w:noProof/>
         </w:rPr>
-        <w:instrText xml:space="preserve"> PAGEREF _Toc237211629 \h </w:instrText>
+        <w:instrText xml:space="preserve"> PAGEREF _Toc237212549 \h </w:instrText>
       </w:r>
       <w:r>
         <w:rPr>
@@ -1709,7 +1709,7 @@
         <w:rPr>
           <w:noProof/>
         </w:rPr>
-        <w:instrText xml:space="preserve"> PAGEREF _Toc237211630 \h </w:instrText>
+        <w:instrText xml:space="preserve"> PAGEREF _Toc237212550 \h </w:instrText>
       </w:r>
       <w:r>
         <w:rPr>
@@ -1770,7 +1770,7 @@
         <w:rPr>
           <w:noProof/>
         </w:rPr>
-        <w:instrText xml:space="preserve"> PAGEREF _Toc237211631 \h </w:instrText>
+        <w:instrText xml:space="preserve"> PAGEREF _Toc237212551 \h </w:instrText>
       </w:r>
       <w:r>
         <w:rPr>
@@ -1831,7 +1831,7 @@
         <w:rPr>
           <w:noProof/>
         </w:rPr>
-        <w:instrText xml:space="preserve"> PAGEREF _Toc237211632 \h </w:instrText>
+        <w:instrText xml:space="preserve"> PAGEREF _Toc237212552 \h </w:instrText>
       </w:r>
       <w:r>
         <w:rPr>
@@ -1892,7 +1892,7 @@
         <w:rPr>
           <w:noProof/>
         </w:rPr>
-        <w:instrText xml:space="preserve"> PAGEREF _Toc237211633 \h </w:instrText>
+        <w:instrText xml:space="preserve"> PAGEREF _Toc237212553 \h </w:instrText>
       </w:r>
       <w:r>
         <w:rPr>
@@ -1953,7 +1953,7 @@
         <w:rPr>
           <w:noProof/>
         </w:rPr>
-        <w:instrText xml:space="preserve"> PAGEREF _Toc237211634 \h </w:instrText>
+        <w:instrText xml:space="preserve"> PAGEREF _Toc237212554 \h </w:instrText>
       </w:r>
       <w:r>
         <w:rPr>
@@ -2014,7 +2014,7 @@
         <w:rPr>
           <w:noProof/>
         </w:rPr>
-        <w:instrText xml:space="preserve"> PAGEREF _Toc237211635 \h </w:instrText>
+        <w:instrText xml:space="preserve"> PAGEREF _Toc237212555 \h </w:instrText>
       </w:r>
       <w:r>
         <w:rPr>
@@ -2075,7 +2075,7 @@
         <w:rPr>
           <w:noProof/>
         </w:rPr>
-        <w:instrText xml:space="preserve"> PAGEREF _Toc237211636 \h </w:instrText>
+        <w:instrText xml:space="preserve"> PAGEREF _Toc237212556 \h </w:instrText>
       </w:r>
       <w:r>
         <w:rPr>
@@ -2136,7 +2136,7 @@
         <w:rPr>
           <w:noProof/>
         </w:rPr>
-        <w:instrText xml:space="preserve"> PAGEREF _Toc237211637 \h </w:instrText>
+        <w:instrText xml:space="preserve"> PAGEREF _Toc237212557 \h </w:instrText>
       </w:r>
       <w:r>
         <w:rPr>
@@ -2197,7 +2197,7 @@
         <w:rPr>
           <w:noProof/>
         </w:rPr>
-        <w:instrText xml:space="preserve"> PAGEREF _Toc237211638 \h </w:instrText>
+        <w:instrText xml:space="preserve"> PAGEREF _Toc237212558 \h </w:instrText>
       </w:r>
       <w:r>
         <w:rPr>
@@ -2258,7 +2258,7 @@
         <w:rPr>
           <w:noProof/>
         </w:rPr>
-        <w:instrText xml:space="preserve"> PAGEREF _Toc237211639 \h </w:instrText>
+        <w:instrText xml:space="preserve"> PAGEREF _Toc237212559 \h </w:instrText>
       </w:r>
       <w:r>
         <w:rPr>
@@ -2319,7 +2319,7 @@
         <w:rPr>
           <w:noProof/>
         </w:rPr>
-        <w:instrText xml:space="preserve"> PAGEREF _Toc237211640 \h </w:instrText>
+        <w:instrText xml:space="preserve"> PAGEREF _Toc237212560 \h </w:instrText>
       </w:r>
       <w:r>
         <w:rPr>
@@ -2380,7 +2380,7 @@
         <w:rPr>
           <w:noProof/>
         </w:rPr>
-        <w:instrText xml:space="preserve"> PAGEREF _Toc237211641 \h </w:instrText>
+        <w:instrText xml:space="preserve"> PAGEREF _Toc237212561 \h </w:instrText>
       </w:r>
       <w:r>
         <w:rPr>
@@ -2441,7 +2441,7 @@
         <w:rPr>
           <w:noProof/>
         </w:rPr>
-        <w:instrText xml:space="preserve"> PAGEREF _Toc237211642 \h </w:instrText>
+        <w:instrText xml:space="preserve"> PAGEREF _Toc237212562 \h </w:instrText>
       </w:r>
       <w:r>
         <w:rPr>
@@ -2502,7 +2502,7 @@
         <w:rPr>
           <w:noProof/>
         </w:rPr>
-        <w:instrText xml:space="preserve"> PAGEREF _Toc237211643 \h </w:instrText>
+        <w:instrText xml:space="preserve"> PAGEREF _Toc237212563 \h </w:instrText>
       </w:r>
       <w:r>
         <w:rPr>
@@ -2563,7 +2563,7 @@
         <w:rPr>
           <w:noProof/>
         </w:rPr>
-        <w:instrText xml:space="preserve"> PAGEREF _Toc237211644 \h </w:instrText>
+        <w:instrText xml:space="preserve"> PAGEREF _Toc237212564 \h </w:instrText>
       </w:r>
       <w:r>
         <w:rPr>
@@ -2624,7 +2624,7 @@
         <w:rPr>
           <w:noProof/>
         </w:rPr>
-        <w:instrText xml:space="preserve"> PAGEREF _Toc237211645 \h </w:instrText>
+        <w:instrText xml:space="preserve"> PAGEREF _Toc237212565 \h </w:instrText>
       </w:r>
       <w:r>
         <w:rPr>
@@ -2685,7 +2685,7 @@
         <w:rPr>
           <w:noProof/>
         </w:rPr>
-        <w:instrText xml:space="preserve"> PAGEREF _Toc237211646 \h </w:instrText>
+        <w:instrText xml:space="preserve"> PAGEREF _Toc237212566 \h </w:instrText>
       </w:r>
       <w:r>
         <w:rPr>
@@ -2746,7 +2746,7 @@
         <w:rPr>
           <w:noProof/>
         </w:rPr>
-        <w:instrText xml:space="preserve"> PAGEREF _Toc237211647 \h </w:instrText>
+        <w:instrText xml:space="preserve"> PAGEREF _Toc237212567 \h </w:instrText>
       </w:r>
       <w:r>
         <w:rPr>
@@ -2807,7 +2807,7 @@
         <w:rPr>
           <w:noProof/>
         </w:rPr>
-        <w:instrText xml:space="preserve"> PAGEREF _Toc237211648 \h </w:instrText>
+        <w:instrText xml:space="preserve"> PAGEREF _Toc237212568 \h </w:instrText>
       </w:r>
       <w:r>
         <w:rPr>
@@ -2868,7 +2868,7 @@
         <w:rPr>
           <w:noProof/>
         </w:rPr>
-        <w:instrText xml:space="preserve"> PAGEREF _Toc237211649 \h </w:instrText>
+        <w:instrText xml:space="preserve"> PAGEREF _Toc237212569 \h </w:instrText>
       </w:r>
       <w:r>
         <w:rPr>
@@ -2929,7 +2929,7 @@
         <w:rPr>
           <w:noProof/>
         </w:rPr>
-        <w:instrText xml:space="preserve"> PAGEREF _Toc237211650 \h </w:instrText>
+        <w:instrText xml:space="preserve"> PAGEREF _Toc237212570 \h </w:instrText>
       </w:r>
       <w:r>
         <w:rPr>
@@ -2990,7 +2990,7 @@
         <w:rPr>
           <w:noProof/>
         </w:rPr>
-        <w:instrText xml:space="preserve"> PAGEREF _Toc237211651 \h </w:instrText>
+        <w:instrText xml:space="preserve"> PAGEREF _Toc237212571 \h </w:instrText>
       </w:r>
       <w:r>
         <w:rPr>
@@ -3051,7 +3051,7 @@
         <w:rPr>
           <w:noProof/>
         </w:rPr>
-        <w:instrText xml:space="preserve"> PAGEREF _Toc237211652 \h </w:instrText>
+        <w:instrText xml:space="preserve"> PAGEREF _Toc237212572 \h </w:instrText>
       </w:r>
       <w:r>
         <w:rPr>
@@ -3112,7 +3112,7 @@
         <w:rPr>
           <w:noProof/>
         </w:rPr>
-        <w:instrText xml:space="preserve"> PAGEREF _Toc237211653 \h </w:instrText>
+        <w:instrText xml:space="preserve"> PAGEREF _Toc237212573 \h </w:instrText>
       </w:r>
       <w:r>
         <w:rPr>
@@ -3173,7 +3173,7 @@
         <w:rPr>
           <w:noProof/>
         </w:rPr>
-        <w:instrText xml:space="preserve"> PAGEREF _Toc237211654 \h </w:instrText>
+        <w:instrText xml:space="preserve"> PAGEREF _Toc237212574 \h </w:instrText>
       </w:r>
       <w:r>
         <w:rPr>
@@ -3234,7 +3234,7 @@
         <w:rPr>
           <w:noProof/>
         </w:rPr>
-        <w:instrText xml:space="preserve"> PAGEREF _Toc237211655 \h </w:instrText>
+        <w:instrText xml:space="preserve"> PAGEREF _Toc237212575 \h </w:instrText>
       </w:r>
       <w:r>
         <w:rPr>
@@ -3295,7 +3295,7 @@
         <w:rPr>
           <w:noProof/>
         </w:rPr>
-        <w:instrText xml:space="preserve"> PAGEREF _Toc237211656 \h </w:instrText>
+        <w:instrText xml:space="preserve"> PAGEREF _Toc237212576 \h </w:instrText>
       </w:r>
       <w:r>
         <w:rPr>
@@ -3356,7 +3356,7 @@
         <w:rPr>
           <w:noProof/>
         </w:rPr>
-        <w:instrText xml:space="preserve"> PAGEREF _Toc237211657 \h </w:instrText>
+        <w:instrText xml:space="preserve"> PAGEREF _Toc237212577 \h </w:instrText>
       </w:r>
       <w:r>
         <w:rPr>
@@ -3417,7 +3417,7 @@
         <w:rPr>
           <w:noProof/>
         </w:rPr>
-        <w:instrText xml:space="preserve"> PAGEREF _Toc237211658 \h </w:instrText>
+        <w:instrText xml:space="preserve"> PAGEREF _Toc237212578 \h </w:instrText>
       </w:r>
       <w:r>
         <w:rPr>
@@ -3478,7 +3478,7 @@
         <w:rPr>
           <w:noProof/>
         </w:rPr>
-        <w:instrText xml:space="preserve"> PAGEREF _Toc237211659 \h </w:instrText>
+        <w:instrText xml:space="preserve"> PAGEREF _Toc237212579 \h </w:instrText>
       </w:r>
       <w:r>
         <w:rPr>
@@ -3539,7 +3539,7 @@
         <w:rPr>
           <w:noProof/>
         </w:rPr>
-        <w:instrText xml:space="preserve"> PAGEREF _Toc237211660 \h </w:instrText>
+        <w:instrText xml:space="preserve"> PAGEREF _Toc237212580 \h </w:instrText>
       </w:r>
       <w:r>
         <w:rPr>
@@ -3600,7 +3600,7 @@
         <w:rPr>
           <w:noProof/>
         </w:rPr>
-        <w:instrText xml:space="preserve"> PAGEREF _Toc237211661 \h </w:instrText>
+        <w:instrText xml:space="preserve"> PAGEREF _Toc237212581 \h </w:instrText>
       </w:r>
       <w:r>
         <w:rPr>
@@ -3661,7 +3661,7 @@
         <w:rPr>
           <w:noProof/>
         </w:rPr>
-        <w:instrText xml:space="preserve"> PAGEREF _Toc237211662 \h </w:instrText>
+        <w:instrText xml:space="preserve"> PAGEREF _Toc237212582 \h </w:instrText>
       </w:r>
       <w:r>
         <w:rPr>
@@ -3722,7 +3722,7 @@
         <w:rPr>
           <w:noProof/>
         </w:rPr>
-        <w:instrText xml:space="preserve"> PAGEREF _Toc237211663 \h </w:instrText>
+        <w:instrText xml:space="preserve"> PAGEREF _Toc237212583 \h </w:instrText>
       </w:r>
       <w:r>
         <w:rPr>
@@ -3783,7 +3783,7 @@
         <w:rPr>
           <w:noProof/>
         </w:rPr>
-        <w:instrText xml:space="preserve"> PAGEREF _Toc237211664 \h </w:instrText>
+        <w:instrText xml:space="preserve"> PAGEREF _Toc237212584 \h </w:instrText>
       </w:r>
       <w:r>
         <w:rPr>
@@ -3844,7 +3844,7 @@
         <w:rPr>
           <w:noProof/>
         </w:rPr>
-        <w:instrText xml:space="preserve"> PAGEREF _Toc237211665 \h </w:instrText>
+        <w:instrText xml:space="preserve"> PAGEREF _Toc237212585 \h </w:instrText>
       </w:r>
       <w:r>
         <w:rPr>
@@ -3905,7 +3905,7 @@
         <w:rPr>
           <w:noProof/>
         </w:rPr>
-        <w:instrText xml:space="preserve"> PAGEREF _Toc237211666 \h </w:instrText>
+        <w:instrText xml:space="preserve"> PAGEREF _Toc237212586 \h </w:instrText>
       </w:r>
       <w:r>
         <w:rPr>
@@ -3966,7 +3966,7 @@
         <w:rPr>
           <w:noProof/>
         </w:rPr>
-        <w:instrText xml:space="preserve"> PAGEREF _Toc237211667 \h </w:instrText>
+        <w:instrText xml:space="preserve"> PAGEREF _Toc237212587 \h </w:instrText>
       </w:r>
       <w:r>
         <w:rPr>
@@ -4027,7 +4027,7 @@
         <w:rPr>
           <w:noProof/>
         </w:rPr>
-        <w:instrText xml:space="preserve"> PAGEREF _Toc237211668 \h </w:instrText>
+        <w:instrText xml:space="preserve"> PAGEREF _Toc237212588 \h </w:instrText>
       </w:r>
       <w:r>
         <w:rPr>
@@ -4088,7 +4088,7 @@
         <w:rPr>
           <w:noProof/>
         </w:rPr>
-        <w:instrText xml:space="preserve"> PAGEREF _Toc237211669 \h </w:instrText>
+        <w:instrText xml:space="preserve"> PAGEREF _Toc237212589 \h </w:instrText>
       </w:r>
       <w:r>
         <w:rPr>
@@ -4149,7 +4149,7 @@
         <w:rPr>
           <w:noProof/>
         </w:rPr>
-        <w:instrText xml:space="preserve"> PAGEREF _Toc237211670 \h </w:instrText>
+        <w:instrText xml:space="preserve"> PAGEREF _Toc237212590 \h </w:instrText>
       </w:r>
       <w:r>
         <w:rPr>
@@ -4210,7 +4210,7 @@
         <w:rPr>
           <w:noProof/>
         </w:rPr>
-        <w:instrText xml:space="preserve"> PAGEREF _Toc237211671 \h </w:instrText>
+        <w:instrText xml:space="preserve"> PAGEREF _Toc237212591 \h </w:instrText>
       </w:r>
       <w:r>
         <w:rPr>
@@ -4271,7 +4271,7 @@
         <w:rPr>
           <w:noProof/>
         </w:rPr>
-        <w:instrText xml:space="preserve"> PAGEREF _Toc237211672 \h </w:instrText>
+        <w:instrText xml:space="preserve"> PAGEREF _Toc237212592 \h </w:instrText>
       </w:r>
       <w:r>
         <w:rPr>
@@ -4332,7 +4332,7 @@
         <w:rPr>
           <w:noProof/>
         </w:rPr>
-        <w:instrText xml:space="preserve"> PAGEREF _Toc237211673 \h </w:instrText>
+        <w:instrText xml:space="preserve"> PAGEREF _Toc237212593 \h </w:instrText>
       </w:r>
       <w:r>
         <w:rPr>
@@ -4393,7 +4393,7 @@
         <w:rPr>
           <w:noProof/>
         </w:rPr>
-        <w:instrText xml:space="preserve"> PAGEREF _Toc237211674 \h </w:instrText>
+        <w:instrText xml:space="preserve"> PAGEREF _Toc237212594 \h </w:instrText>
       </w:r>
       <w:r>
         <w:rPr>
@@ -4454,7 +4454,7 @@
         <w:rPr>
           <w:noProof/>
         </w:rPr>
-        <w:instrText xml:space="preserve"> PAGEREF _Toc237211675 \h </w:instrText>
+        <w:instrText xml:space="preserve"> PAGEREF _Toc237212595 \h </w:instrText>
       </w:r>
       <w:r>
         <w:rPr>
@@ -4515,7 +4515,7 @@
         <w:rPr>
           <w:noProof/>
         </w:rPr>
-        <w:instrText xml:space="preserve"> PAGEREF _Toc237211676 \h </w:instrText>
+        <w:instrText xml:space="preserve"> PAGEREF _Toc237212596 \h </w:instrText>
       </w:r>
       <w:r>
         <w:rPr>
@@ -4576,7 +4576,7 @@
         <w:rPr>
           <w:noProof/>
         </w:rPr>
-        <w:instrText xml:space="preserve"> PAGEREF _Toc237211677 \h </w:instrText>
+        <w:instrText xml:space="preserve"> PAGEREF _Toc237212597 \h </w:instrText>
       </w:r>
       <w:r>
         <w:rPr>
@@ -4637,7 +4637,7 @@
         <w:rPr>
           <w:noProof/>
         </w:rPr>
-        <w:instrText xml:space="preserve"> PAGEREF _Toc237211678 \h </w:instrText>
+        <w:instrText xml:space="preserve"> PAGEREF _Toc237212598 \h </w:instrText>
       </w:r>
       <w:r>
         <w:rPr>
@@ -4698,7 +4698,7 @@
         <w:rPr>
           <w:noProof/>
         </w:rPr>
-        <w:instrText xml:space="preserve"> PAGEREF _Toc237211679 \h </w:instrText>
+        <w:instrText xml:space="preserve"> PAGEREF _Toc237212599 \h </w:instrText>
       </w:r>
       <w:r>
         <w:rPr>
@@ -4759,7 +4759,7 @@
         <w:rPr>
           <w:noProof/>
         </w:rPr>
-        <w:instrText xml:space="preserve"> PAGEREF _Toc237211680 \h </w:instrText>
+        <w:instrText xml:space="preserve"> PAGEREF _Toc237212600 \h </w:instrText>
       </w:r>
       <w:r>
         <w:rPr>
@@ -4820,7 +4820,7 @@
         <w:rPr>
           <w:noProof/>
         </w:rPr>
-        <w:instrText xml:space="preserve"> PAGEREF _Toc237211681 \h </w:instrText>
+        <w:instrText xml:space="preserve"> PAGEREF _Toc237212601 \h </w:instrText>
       </w:r>
       <w:r>
         <w:rPr>
@@ -4881,7 +4881,7 @@
         <w:rPr>
           <w:noProof/>
         </w:rPr>
-        <w:instrText xml:space="preserve"> PAGEREF _Toc237211682 \h </w:instrText>
+        <w:instrText xml:space="preserve"> PAGEREF _Toc237212602 \h </w:instrText>
       </w:r>
       <w:r>
         <w:rPr>
@@ -4942,7 +4942,7 @@
         <w:rPr>
           <w:noProof/>
         </w:rPr>
-        <w:instrText xml:space="preserve"> PAGEREF _Toc237211683 \h </w:instrText>
+        <w:instrText xml:space="preserve"> PAGEREF _Toc237212603 \h </w:instrText>
       </w:r>
       <w:r>
         <w:rPr>
@@ -5003,7 +5003,7 @@
         <w:rPr>
           <w:noProof/>
         </w:rPr>
-        <w:instrText xml:space="preserve"> PAGEREF _Toc237211684 \h </w:instrText>
+        <w:instrText xml:space="preserve"> PAGEREF _Toc237212604 \h </w:instrText>
       </w:r>
       <w:r>
         <w:rPr>
@@ -5064,7 +5064,7 @@
         <w:rPr>
           <w:noProof/>
         </w:rPr>
-        <w:instrText xml:space="preserve"> PAGEREF _Toc237211685 \h </w:instrText>
+        <w:instrText xml:space="preserve"> PAGEREF _Toc237212605 \h </w:instrText>
       </w:r>
       <w:r>
         <w:rPr>
@@ -5107,7 +5107,7 @@
       <w:pPr>
         <w:pStyle w:val="Titre1"/>
       </w:pPr>
-      <w:bookmarkStart w:id="1" w:name="_Toc237211617"/>
+      <w:bookmarkStart w:id="1" w:name="_Toc237212537"/>
       <w:r>
         <w:t>Liste des figures</w:t>
       </w:r>
@@ -5436,7 +5436,7 @@
       <w:pPr>
         <w:pStyle w:val="Titre1"/>
       </w:pPr>
-      <w:bookmarkStart w:id="2" w:name="_Toc237211618"/>
+      <w:bookmarkStart w:id="2" w:name="_Toc237212538"/>
       <w:r>
         <w:t>Liste des tableaux</w:t>
       </w:r>
@@ -5500,7 +5500,7 @@
         <w:pStyle w:val="Titre1"/>
         <w:jc w:val="center"/>
       </w:pPr>
-      <w:bookmarkStart w:id="3" w:name="_Toc237211619"/>
+      <w:bookmarkStart w:id="3" w:name="_Toc237212539"/>
       <w:r>
         <w:t>Introduction Générale</w:t>
       </w:r>
@@ -5533,7 +5533,7 @@
       <w:pPr>
         <w:pStyle w:val="Titre1"/>
       </w:pPr>
-      <w:bookmarkStart w:id="4" w:name="_Toc237211620"/>
+      <w:bookmarkStart w:id="4" w:name="_Toc237212540"/>
       <w:r>
         <w:t>Chapitre 1 : Cadre Général du Projet</w:t>
       </w:r>
@@ -5548,7 +5548,7 @@
       <w:pPr>
         <w:pStyle w:val="Titre2"/>
       </w:pPr>
-      <w:bookmarkStart w:id="5" w:name="_Toc237211621"/>
+      <w:bookmarkStart w:id="5" w:name="_Toc237212541"/>
       <w:r>
         <w:t>1.1 Introduction</w:t>
       </w:r>
@@ -5563,7 +5563,7 @@
       <w:pPr>
         <w:pStyle w:val="Titre2"/>
       </w:pPr>
-      <w:bookmarkStart w:id="6" w:name="_Toc237211622"/>
+      <w:bookmarkStart w:id="6" w:name="_Toc237212542"/>
       <w:r>
         <w:t>1.2 Présentation de l'organisme d'accueil</w:t>
       </w:r>
@@ -5573,7 +5573,7 @@
       <w:pPr>
         <w:pStyle w:val="Titre3"/>
       </w:pPr>
-      <w:bookmarkStart w:id="7" w:name="_Toc237211623"/>
+      <w:bookmarkStart w:id="7" w:name="_Toc237212543"/>
       <w:r>
         <w:t>1.2.1 Le groupe Sopra Steria</w:t>
       </w:r>
@@ -5588,7 +5588,7 @@
       <w:pPr>
         <w:pStyle w:val="Titre3"/>
       </w:pPr>
-      <w:bookmarkStart w:id="8" w:name="_Toc237211624"/>
+      <w:bookmarkStart w:id="8" w:name="_Toc237212544"/>
       <w:r>
         <w:t>1.2.2 Sopra HR Software</w:t>
       </w:r>
@@ -5608,7 +5608,7 @@
       <w:pPr>
         <w:pStyle w:val="Titre2"/>
       </w:pPr>
-      <w:bookmarkStart w:id="9" w:name="_Toc237211625"/>
+      <w:bookmarkStart w:id="9" w:name="_Toc237212545"/>
       <w:r>
         <w:t>1.3 Étude de l'existant</w:t>
       </w:r>
@@ -5695,7 +5695,7 @@
       <w:pPr>
         <w:pStyle w:val="Titre2"/>
       </w:pPr>
-      <w:bookmarkStart w:id="10" w:name="_Toc237211626"/>
+      <w:bookmarkStart w:id="10" w:name="_Toc237212546"/>
       <w:r>
         <w:t>1.4 Critique de l'existant et problématique</w:t>
       </w:r>
@@ -5715,7 +5715,7 @@
       <w:pPr>
         <w:pStyle w:val="Titre2"/>
       </w:pPr>
-      <w:bookmarkStart w:id="11" w:name="_Toc237211627"/>
+      <w:bookmarkStart w:id="11" w:name="_Toc237212547"/>
       <w:r>
         <w:t>1.5 Objectifs du projet</w:t>
       </w:r>
@@ -5802,7 +5802,7 @@
       <w:pPr>
         <w:pStyle w:val="Titre2"/>
       </w:pPr>
-      <w:bookmarkStart w:id="12" w:name="_Toc237211628"/>
+      <w:bookmarkStart w:id="12" w:name="_Toc237212548"/>
       <w:r>
         <w:t>1.6 Présentation de la solution proposée : JOB4YOU</w:t>
       </w:r>
@@ -5870,7 +5870,7 @@
       <w:pPr>
         <w:pStyle w:val="Titre2"/>
       </w:pPr>
-      <w:bookmarkStart w:id="13" w:name="_Toc237211629"/>
+      <w:bookmarkStart w:id="13" w:name="_Toc237212549"/>
       <w:r>
         <w:t>1.7 Méthodologie de travail adoptée</w:t>
       </w:r>
@@ -5890,7 +5890,7 @@
       <w:pPr>
         <w:pStyle w:val="Titre2"/>
       </w:pPr>
-      <w:bookmarkStart w:id="14" w:name="_Toc237211630"/>
+      <w:bookmarkStart w:id="14" w:name="_Toc237212550"/>
       <w:r>
         <w:t>1.8 Planification du projet</w:t>
       </w:r>
@@ -6290,7 +6290,7 @@
       <w:pPr>
         <w:pStyle w:val="Titre2"/>
       </w:pPr>
-      <w:bookmarkStart w:id="15" w:name="_Toc237211631"/>
+      <w:bookmarkStart w:id="15" w:name="_Toc237212551"/>
       <w:r>
         <w:t>1.9 Conclusion</w:t>
       </w:r>
@@ -6313,7 +6313,7 @@
       <w:pPr>
         <w:pStyle w:val="Titre1"/>
       </w:pPr>
-      <w:bookmarkStart w:id="16" w:name="_Toc237211632"/>
+      <w:bookmarkStart w:id="16" w:name="_Toc237212552"/>
       <w:r>
         <w:t>Chapitre 2 : Analyse et Spécification des Besoins</w:t>
       </w:r>
@@ -6328,7 +6328,7 @@
       <w:pPr>
         <w:pStyle w:val="Titre2"/>
       </w:pPr>
-      <w:bookmarkStart w:id="17" w:name="_Toc237211633"/>
+      <w:bookmarkStart w:id="17" w:name="_Toc237212553"/>
       <w:r>
         <w:t>2.1 Introduction</w:t>
       </w:r>
@@ -6343,7 +6343,7 @@
       <w:pPr>
         <w:pStyle w:val="Titre2"/>
       </w:pPr>
-      <w:bookmarkStart w:id="18" w:name="_Toc237211634"/>
+      <w:bookmarkStart w:id="18" w:name="_Toc237212554"/>
       <w:r>
         <w:t>2.2 Étude fonctionnelle</w:t>
       </w:r>
@@ -6353,7 +6353,7 @@
       <w:pPr>
         <w:pStyle w:val="Titre3"/>
       </w:pPr>
-      <w:bookmarkStart w:id="19" w:name="_Toc237211635"/>
+      <w:bookmarkStart w:id="19" w:name="_Toc237212555"/>
       <w:r>
         <w:t>2.2.1 Identification des acteurs du système</w:t>
       </w:r>
@@ -7314,7 +7314,7 @@
       <w:pPr>
         <w:pStyle w:val="Titre3"/>
       </w:pPr>
-      <w:bookmarkStart w:id="20" w:name="_Toc237211636"/>
+      <w:bookmarkStart w:id="20" w:name="_Toc237212556"/>
       <w:r>
         <w:t>2.2.2 Identification des besoins fonctionnels</w:t>
       </w:r>
@@ -7461,7 +7461,7 @@
       <w:pPr>
         <w:pStyle w:val="Titre3"/>
       </w:pPr>
-      <w:bookmarkStart w:id="21" w:name="_Toc237211637"/>
+      <w:bookmarkStart w:id="21" w:name="_Toc237212557"/>
       <w:r>
         <w:t>2.2.3 Identification des besoins non fonctionnels</w:t>
       </w:r>
@@ -7548,7 +7548,7 @@
       <w:pPr>
         <w:pStyle w:val="Titre3"/>
       </w:pPr>
-      <w:bookmarkStart w:id="22" w:name="_Toc237211638"/>
+      <w:bookmarkStart w:id="22" w:name="_Toc237212558"/>
       <w:r>
         <w:t>2.2.4 Diagramme de cas d'utilisation</w:t>
       </w:r>
@@ -7597,7 +7597,7 @@
       <w:pPr>
         <w:pStyle w:val="Titre3"/>
       </w:pPr>
-      <w:bookmarkStart w:id="23" w:name="_Toc237211639"/>
+      <w:bookmarkStart w:id="23" w:name="_Toc237212559"/>
       <w:r>
         <w:t>2.2.5 Description textuelle de quelques cas d'utilisation</w:t>
       </w:r>
@@ -7984,7 +7984,7 @@
       <w:pPr>
         <w:pStyle w:val="Titre3"/>
       </w:pPr>
-      <w:bookmarkStart w:id="24" w:name="_Toc237211640"/>
+      <w:bookmarkStart w:id="24" w:name="_Toc237212560"/>
       <w:r>
         <w:t>2.2.6 Diagramme de séquence système</w:t>
       </w:r>
@@ -8031,7 +8031,7 @@
       <w:pPr>
         <w:pStyle w:val="Titre2"/>
       </w:pPr>
-      <w:bookmarkStart w:id="25" w:name="_Toc237211641"/>
+      <w:bookmarkStart w:id="25" w:name="_Toc237212561"/>
       <w:r>
         <w:t>2.3 Étude technique</w:t>
       </w:r>
@@ -8041,7 +8041,7 @@
       <w:pPr>
         <w:pStyle w:val="Titre3"/>
       </w:pPr>
-      <w:bookmarkStart w:id="26" w:name="_Toc237211642"/>
+      <w:bookmarkStart w:id="26" w:name="_Toc237212562"/>
       <w:r>
         <w:t>2.3.1 Architecture physique</w:t>
       </w:r>
@@ -8052,13 +8052,16 @@
         <w:t xml:space="preserve">La plateforme repose sur une architecture distribuée en couches, illustrée par la figure suivante : </w:t>
       </w:r>
       <w:r>
-        <w:t>un frontend Angular [3] consommé par le navigateur</w:t>
+        <w:t>un frontend Angular [3], [13] consommé par le navigateur</w:t>
       </w:r>
       <w:r>
         <w:t xml:space="preserve">, </w:t>
       </w:r>
       <w:r>
-        <w:t>un backend Spring Boot [1] exposant des API REST sécurisées, une base de données PostgreSQL [4]</w:t>
+        <w:t>un backend Spring Boot [1], [12] exposant des API REST sécurisées</w:t>
+      </w:r>
+      <w:r>
+        <w:t>, une base de données PostgreSQL [4]</w:t>
       </w:r>
       <w:r>
         <w:t>, ainsi qu'</w:t>
@@ -8112,7 +8115,7 @@
       <w:pPr>
         <w:pStyle w:val="Titre3"/>
       </w:pPr>
-      <w:bookmarkStart w:id="27" w:name="_Toc237211643"/>
+      <w:bookmarkStart w:id="27" w:name="_Toc237212563"/>
       <w:r>
         <w:t>2.3.2 Côté client — Angular</w:t>
       </w:r>
@@ -8127,7 +8130,7 @@
       <w:pPr>
         <w:pStyle w:val="Titre3"/>
       </w:pPr>
-      <w:bookmarkStart w:id="28" w:name="_Toc237211644"/>
+      <w:bookmarkStart w:id="28" w:name="_Toc237212564"/>
       <w:r>
         <w:t>2.3.3 Côté serveur — Spring Boot</w:t>
       </w:r>
@@ -8142,7 +8145,7 @@
       <w:pPr>
         <w:pStyle w:val="Titre3"/>
       </w:pPr>
-      <w:bookmarkStart w:id="29" w:name="_Toc237211645"/>
+      <w:bookmarkStart w:id="29" w:name="_Toc237212565"/>
       <w:r>
         <w:t>2.3.4 La sécurité — Spring Security et JWT</w:t>
       </w:r>
@@ -8163,7 +8166,7 @@
       <w:pPr>
         <w:pStyle w:val="Titre2"/>
       </w:pPr>
-      <w:bookmarkStart w:id="30" w:name="_Toc237211646"/>
+      <w:bookmarkStart w:id="30" w:name="_Toc237212566"/>
       <w:r>
         <w:t>2.4 Conclusion</w:t>
       </w:r>
@@ -8186,7 +8189,7 @@
       <w:pPr>
         <w:pStyle w:val="Titre1"/>
       </w:pPr>
-      <w:bookmarkStart w:id="31" w:name="_Toc237211647"/>
+      <w:bookmarkStart w:id="31" w:name="_Toc237212567"/>
       <w:r>
         <w:t>Chapitre 3 : Conception</w:t>
       </w:r>
@@ -8201,7 +8204,7 @@
       <w:pPr>
         <w:pStyle w:val="Titre2"/>
       </w:pPr>
-      <w:bookmarkStart w:id="32" w:name="_Toc237211648"/>
+      <w:bookmarkStart w:id="32" w:name="_Toc237212568"/>
       <w:r>
         <w:t>3.1 Introduction</w:t>
       </w:r>
@@ -8216,7 +8219,7 @@
       <w:pPr>
         <w:pStyle w:val="Titre2"/>
       </w:pPr>
-      <w:bookmarkStart w:id="33" w:name="_Toc237211649"/>
+      <w:bookmarkStart w:id="33" w:name="_Toc237212569"/>
       <w:r>
         <w:t>3.2 Diagramme des paquetages</w:t>
       </w:r>
@@ -8268,7 +8271,7 @@
       <w:pPr>
         <w:pStyle w:val="Titre2"/>
       </w:pPr>
-      <w:bookmarkStart w:id="34" w:name="_Toc237211650"/>
+      <w:bookmarkStart w:id="34" w:name="_Toc237212570"/>
       <w:r>
         <w:t>3.3 Diagramme de classes global</w:t>
       </w:r>
@@ -8347,7 +8350,7 @@
       <w:pPr>
         <w:pStyle w:val="Titre2"/>
       </w:pPr>
-      <w:bookmarkStart w:id="35" w:name="_Toc237211651"/>
+      <w:bookmarkStart w:id="35" w:name="_Toc237212571"/>
       <w:r>
         <w:t>3.4 Diagrammes de séquence objet</w:t>
       </w:r>
@@ -8362,7 +8365,7 @@
       <w:pPr>
         <w:pStyle w:val="Titre3"/>
       </w:pPr>
-      <w:bookmarkStart w:id="36" w:name="_Toc237211652"/>
+      <w:bookmarkStart w:id="36" w:name="_Toc237212572"/>
       <w:r>
         <w:t>3.4.1 Planifier un entretien</w:t>
       </w:r>
@@ -8409,7 +8412,7 @@
       <w:pPr>
         <w:pStyle w:val="Titre3"/>
       </w:pPr>
-      <w:bookmarkStart w:id="37" w:name="_Toc237211653"/>
+      <w:bookmarkStart w:id="37" w:name="_Toc237212573"/>
       <w:r>
         <w:t>3.4.2 Décision finale de recrutement</w:t>
       </w:r>
@@ -8456,7 +8459,7 @@
       <w:pPr>
         <w:pStyle w:val="Titre2"/>
       </w:pPr>
-      <w:bookmarkStart w:id="38" w:name="_Toc237211654"/>
+      <w:bookmarkStart w:id="38" w:name="_Toc237212574"/>
       <w:r>
         <w:t>3.5 Diagramme d'états — Cycle de vie d'une candidature</w:t>
       </w:r>
@@ -8518,7 +8521,7 @@
       <w:pPr>
         <w:pStyle w:val="Titre2"/>
       </w:pPr>
-      <w:bookmarkStart w:id="39" w:name="_Toc237211655"/>
+      <w:bookmarkStart w:id="39" w:name="_Toc237212575"/>
       <w:r>
         <w:t>3.6 Conception de la base de données</w:t>
       </w:r>
@@ -8592,7 +8595,7 @@
       <w:pPr>
         <w:pStyle w:val="Titre2"/>
       </w:pPr>
-      <w:bookmarkStart w:id="40" w:name="_Toc237211656"/>
+      <w:bookmarkStart w:id="40" w:name="_Toc237212576"/>
       <w:r>
         <w:t>3.7 Diagramme de déploiement</w:t>
       </w:r>
@@ -8644,7 +8647,7 @@
       <w:pPr>
         <w:pStyle w:val="Titre2"/>
       </w:pPr>
-      <w:bookmarkStart w:id="41" w:name="_Toc237211657"/>
+      <w:bookmarkStart w:id="41" w:name="_Toc237212577"/>
       <w:r>
         <w:t>3.8 Diagramme de composants</w:t>
       </w:r>
@@ -8696,7 +8699,7 @@
       <w:pPr>
         <w:pStyle w:val="Titre2"/>
       </w:pPr>
-      <w:bookmarkStart w:id="42" w:name="_Toc237211658"/>
+      <w:bookmarkStart w:id="42" w:name="_Toc237212578"/>
       <w:r>
         <w:t>3.9 Conclusion</w:t>
       </w:r>
@@ -8719,7 +8722,7 @@
       <w:pPr>
         <w:pStyle w:val="Titre1"/>
       </w:pPr>
-      <w:bookmarkStart w:id="43" w:name="_Toc237211659"/>
+      <w:bookmarkStart w:id="43" w:name="_Toc237212579"/>
       <w:r>
         <w:t>Chapitre 4 : Réalisation</w:t>
       </w:r>
@@ -8734,7 +8737,7 @@
       <w:pPr>
         <w:pStyle w:val="Titre2"/>
       </w:pPr>
-      <w:bookmarkStart w:id="44" w:name="_Toc237211660"/>
+      <w:bookmarkStart w:id="44" w:name="_Toc237212580"/>
       <w:r>
         <w:t>4.1 Introduction</w:t>
       </w:r>
@@ -8749,7 +8752,7 @@
       <w:pPr>
         <w:pStyle w:val="Titre2"/>
       </w:pPr>
-      <w:bookmarkStart w:id="45" w:name="_Toc237211661"/>
+      <w:bookmarkStart w:id="45" w:name="_Toc237212581"/>
       <w:r>
         <w:t>4.2 Environnement de travail</w:t>
       </w:r>
@@ -8759,7 +8762,7 @@
       <w:pPr>
         <w:pStyle w:val="Titre3"/>
       </w:pPr>
-      <w:bookmarkStart w:id="46" w:name="_Toc237211662"/>
+      <w:bookmarkStart w:id="46" w:name="_Toc237212582"/>
       <w:r>
         <w:t>4.2.1 Environnement matériel</w:t>
       </w:r>
@@ -8774,7 +8777,7 @@
       <w:pPr>
         <w:pStyle w:val="Titre3"/>
       </w:pPr>
-      <w:bookmarkStart w:id="47" w:name="_Toc237211663"/>
+      <w:bookmarkStart w:id="47" w:name="_Toc237212583"/>
       <w:r>
         <w:t>4.2.2 Environnement logiciel</w:t>
       </w:r>
@@ -8897,7 +8900,7 @@
       <w:pPr>
         <w:pStyle w:val="Titre3"/>
       </w:pPr>
-      <w:bookmarkStart w:id="48" w:name="_Toc237211664"/>
+      <w:bookmarkStart w:id="48" w:name="_Toc237212584"/>
       <w:r>
         <w:t>4.2.3 Autres</w:t>
       </w:r>
@@ -8912,7 +8915,7 @@
       <w:pPr>
         <w:pStyle w:val="Titre3"/>
       </w:pPr>
-      <w:bookmarkStart w:id="49" w:name="_Toc237211665"/>
+      <w:bookmarkStart w:id="49" w:name="_Toc237212585"/>
       <w:r>
         <w:t>4.2.4 Sécurité applicative</w:t>
       </w:r>
@@ -8948,7 +8951,7 @@
       <w:pPr>
         <w:pStyle w:val="Titre2"/>
       </w:pPr>
-      <w:bookmarkStart w:id="50" w:name="_Toc237211666"/>
+      <w:bookmarkStart w:id="50" w:name="_Toc237212586"/>
       <w:r>
         <w:t>4.3 Interfaces graphiques de l'application</w:t>
       </w:r>
@@ -9370,7 +9373,7 @@
       <w:pPr>
         <w:pStyle w:val="Titre2"/>
       </w:pPr>
-      <w:bookmarkStart w:id="51" w:name="_Toc237211667"/>
+      <w:bookmarkStart w:id="51" w:name="_Toc237212587"/>
       <w:r>
         <w:t>4.4 Tests</w:t>
       </w:r>
@@ -9380,7 +9383,7 @@
       <w:pPr>
         <w:pStyle w:val="Titre3"/>
       </w:pPr>
-      <w:bookmarkStart w:id="52" w:name="_Toc237211668"/>
+      <w:bookmarkStart w:id="52" w:name="_Toc237212588"/>
       <w:r>
         <w:t>4.4.1 Tests unitaires (JUnit 5 / Mockito)</w:t>
       </w:r>
@@ -9627,7 +9630,7 @@
       <w:pPr>
         <w:pStyle w:val="Titre3"/>
       </w:pPr>
-      <w:bookmarkStart w:id="53" w:name="_Toc237211669"/>
+      <w:bookmarkStart w:id="53" w:name="_Toc237212589"/>
       <w:r>
         <w:t>4.4.2 Tests fonctionnels manuels</w:t>
       </w:r>
@@ -10540,7 +10543,7 @@
       <w:pPr>
         <w:pStyle w:val="Titre3"/>
       </w:pPr>
-      <w:bookmarkStart w:id="54" w:name="_Toc237211670"/>
+      <w:bookmarkStart w:id="54" w:name="_Toc237212590"/>
       <w:r>
         <w:t>4.4.3 Tests des API avec Postman et Swagger</w:t>
       </w:r>
@@ -10555,7 +10558,7 @@
       <w:pPr>
         <w:pStyle w:val="Titre3"/>
       </w:pPr>
-      <w:bookmarkStart w:id="55" w:name="_Toc237211671"/>
+      <w:bookmarkStart w:id="55" w:name="_Toc237212591"/>
       <w:r>
         <w:t>4.4.4 Vérification de bout en bout</w:t>
       </w:r>
@@ -10570,7 +10573,7 @@
       <w:pPr>
         <w:pStyle w:val="Titre2"/>
       </w:pPr>
-      <w:bookmarkStart w:id="56" w:name="_Toc237211672"/>
+      <w:bookmarkStart w:id="56" w:name="_Toc237212592"/>
       <w:r>
         <w:t>4.5 Difficultés rencontrées et solutions apportées</w:t>
       </w:r>
@@ -10591,7 +10594,7 @@
       <w:pPr>
         <w:pStyle w:val="Titre3"/>
       </w:pPr>
-      <w:bookmarkStart w:id="57" w:name="_Toc237211673"/>
+      <w:bookmarkStart w:id="57" w:name="_Toc237212593"/>
       <w:r>
         <w:t>4.5.1 Notification incomplète des managers</w:t>
       </w:r>
@@ -10609,7 +10612,7 @@
       <w:pPr>
         <w:pStyle w:val="Titre3"/>
       </w:pPr>
-      <w:bookmarkStart w:id="58" w:name="_Toc237211674"/>
+      <w:bookmarkStart w:id="58" w:name="_Toc237212594"/>
       <w:r>
         <w:t>4.5.2 Distinguer un rejet RH d'un rejet manager</w:t>
       </w:r>
@@ -10624,7 +10627,7 @@
       <w:pPr>
         <w:pStyle w:val="Titre3"/>
       </w:pPr>
-      <w:bookmarkStart w:id="59" w:name="_Toc237211675"/>
+      <w:bookmarkStart w:id="59" w:name="_Toc237212595"/>
       <w:r>
         <w:t>4.5.3 Cohérence des transitions de statut</w:t>
       </w:r>
@@ -10639,7 +10642,7 @@
       <w:pPr>
         <w:pStyle w:val="Titre3"/>
       </w:pPr>
-      <w:bookmarkStart w:id="60" w:name="_Toc237211676"/>
+      <w:bookmarkStart w:id="60" w:name="_Toc237212596"/>
       <w:r>
         <w:t>4.5.4 Filtrage incomplet des routes de lecture pour les managers</w:t>
       </w:r>
@@ -10654,7 +10657,7 @@
       <w:pPr>
         <w:pStyle w:val="Titre3"/>
       </w:pPr>
-      <w:bookmarkStart w:id="61" w:name="_Toc237211677"/>
+      <w:bookmarkStart w:id="61" w:name="_Toc237212597"/>
       <w:r>
         <w:t>4.5.5 Solliciter le manager au bon moment du processus</w:t>
       </w:r>
@@ -10672,7 +10675,7 @@
       <w:pPr>
         <w:pStyle w:val="Titre3"/>
       </w:pPr>
-      <w:bookmarkStart w:id="62" w:name="_Toc237211678"/>
+      <w:bookmarkStart w:id="62" w:name="_Toc237212598"/>
       <w:r>
         <w:t>4.5.6 Pertinence du matching Job idéal</w:t>
       </w:r>
@@ -10690,7 +10693,7 @@
       <w:pPr>
         <w:pStyle w:val="Titre3"/>
       </w:pPr>
-      <w:bookmarkStart w:id="63" w:name="_Toc237211679"/>
+      <w:bookmarkStart w:id="63" w:name="_Toc237212599"/>
       <w:r>
         <w:t>4.5.7 Traitement distinct des candidatures retirées</w:t>
       </w:r>
@@ -10708,7 +10711,7 @@
       <w:pPr>
         <w:pStyle w:val="Titre2"/>
       </w:pPr>
-      <w:bookmarkStart w:id="64" w:name="_Toc237211680"/>
+      <w:bookmarkStart w:id="64" w:name="_Toc237212600"/>
       <w:r>
         <w:t>4.6 Protection des données et éthique de l'IA</w:t>
       </w:r>
@@ -10724,7 +10727,7 @@
         <w:t xml:space="preserve">Le score attribué par l'agent d'intelligence artificielle constitue une aide à la présélection et non une décision autonome : comme détaillé au chapitre 3, un score insuffisant déclenche un rejet automatique, mais celui-ci reste réversible par un RH ou un Administrateur via le mécanisme de surcharge manuelle, avec justification obligatoire et traçabilité complète. Cette conception vise à limiter le risque d'erreur ou de biais algorithmique en conservant un contrôle humain sur toute décision affectant un candidat, dans l'esprit des </w:t>
       </w:r>
       <w:r>
-        <w:t>principes du RGPD [10] relatifs</w:t>
+        <w:t>principes du RGPD [9], [10] relatifs</w:t>
       </w:r>
       <w:r>
         <w:t xml:space="preserve"> aux décisions individuelles automatisées.</w:t>
@@ -10734,6 +10737,9 @@
       <w:r>
         <w:t>Ce dispositif présente néanmoins des limites qu'il convient d'assumer : la dépendance à un service d'IA externe (Cohere) et à sa disponibilité, la sensibilité du score à la qualité et à la structure du CV fourni, le risque de biais inhérent à tout modèle statistique, et l'absence volontaire de décision entièrement autonome, chaque rejet automatique restant réversible par un opérateur humain. Ces limites justifient le maintien systématique d'une validation humaine et une traçabilité complète des décisions prises.</w:t>
       </w:r>
+      <w:r>
+        <w:t xml:space="preserve"> La conception du processus de recrutement doit également prendre en compte les principes de diversité et d'inclusion afin de limiter les risques de discrimination dans les processus de sélection automatisés [14].</w:t>
+      </w:r>
     </w:p>
     <w:p>
       <w:r>
@@ -10744,7 +10750,7 @@
       <w:pPr>
         <w:pStyle w:val="Titre2"/>
       </w:pPr>
-      <w:bookmarkStart w:id="65" w:name="_Toc237211681"/>
+      <w:bookmarkStart w:id="65" w:name="_Toc237212601"/>
       <w:r>
         <w:t>4.7 Bilan des fonctionnalités réalisées</w:t>
       </w:r>
@@ -11269,7 +11275,7 @@
       <w:pPr>
         <w:pStyle w:val="Titre2"/>
       </w:pPr>
-      <w:bookmarkStart w:id="66" w:name="_Toc237211682"/>
+      <w:bookmarkStart w:id="66" w:name="_Toc237212602"/>
       <w:r>
         <w:t>4.8 Conclusion</w:t>
       </w:r>
@@ -11293,7 +11299,7 @@
         <w:pStyle w:val="Titre1"/>
         <w:jc w:val="center"/>
       </w:pPr>
-      <w:bookmarkStart w:id="67" w:name="_Toc237211683"/>
+      <w:bookmarkStart w:id="67" w:name="_Toc237212603"/>
       <w:r>
         <w:t>Conclusion Générale et Perspectives</w:t>
       </w:r>
@@ -11356,7 +11362,7 @@
       <w:pPr>
         <w:pStyle w:val="Titre1"/>
       </w:pPr>
-      <w:bookmarkStart w:id="68" w:name="_Toc237211684"/>
+      <w:bookmarkStart w:id="68" w:name="_Toc237212604"/>
       <w:r>
         <w:t>Bibliographie</w:t>
       </w:r>
@@ -11584,7 +11590,7 @@
       <w:pPr>
         <w:pStyle w:val="Titre1"/>
       </w:pPr>
-      <w:bookmarkStart w:id="69" w:name="_Toc237211685"/>
+      <w:bookmarkStart w:id="69" w:name="_Toc237212605"/>
       <w:r>
         <w:t>Glossaire</w:t>
       </w:r>

--- a/Rapport-PFE/Rapport_PFE_Bargaoui_Haythem.docx
+++ b/Rapport-PFE/Rapport_PFE_Bargaoui_Haythem.docx
@@ -1,6 +1,6 @@
 
 <file path=word/document.xml><?xml version="1.0" encoding="utf-8"?>
-<w:document xmlns:wpc="http://schemas.microsoft.com/office/word/2010/wordprocessingCanvas" xmlns:cx="http://schemas.microsoft.com/office/drawing/2014/chartex" xmlns:cx1="http://schemas.microsoft.com/office/drawing/2015/9/8/chartex" xmlns:cx2="http://schemas.microsoft.com/office/drawing/2015/10/21/chartex" xmlns:cx3="http://schemas.microsoft.com/office/drawing/2016/5/9/chartex" xmlns:cx4="http://schemas.microsoft.com/office/drawing/2016/5/10/chartex" xmlns:cx5="http://schemas.microsoft.com/office/drawing/2016/5/11/chartex" xmlns:cx6="http://schemas.microsoft.com/office/drawing/2016/5/12/chartex" xmlns:cx7="http://schemas.microsoft.com/office/drawing/2016/5/13/chartex" xmlns:cx8="http://schemas.microsoft.com/office/drawing/2016/5/14/chartex" xmlns:mc="http://schemas.openxmlformats.org/markup-compatibility/2006" xmlns:aink="http://schemas.microsoft.com/office/drawing/2016/ink" xmlns:am3d="http://schemas.microsoft.com/office/drawing/2017/model3d" xmlns:o="urn:schemas-microsoft-com:office:office" xmlns:oel="http://schemas.microsoft.com/office/2019/extlst" xmlns:r="http://schemas.openxmlformats.org/officeDocument/2006/relationships" xmlns:m="http://schemas.openxmlformats.org/officeDocument/2006/math" xmlns:v="urn:schemas-microsoft-com:vml" xmlns:wp14="http://schemas.microsoft.com/office/word/2010/wordprocessingDrawing" xmlns:wp="http://schemas.openxmlformats.org/drawingml/2006/wordprocessingDrawing" xmlns:w10="urn:schemas-microsoft-com:office:word" xmlns:w="http://schemas.openxmlformats.org/wordprocessingml/2006/main" xmlns:w14="http://schemas.microsoft.com/office/word/2010/wordml" xmlns:w15="http://schemas.microsoft.com/office/word/2012/wordml" xmlns:w16cex="http://schemas.microsoft.com/office/word/2018/wordml/cex" xmlns:w16cid="http://schemas.microsoft.com/office/word/2016/wordml/cid" xmlns:w16="http://schemas.microsoft.com/office/word/2018/wordml" xmlns:w16du="http://schemas.microsoft.com/office/word/2023/wordml/word16du" xmlns:w16sdtdh="http://schemas.microsoft.com/office/word/2020/wordml/sdtdatahash" xmlns:w16sdtfl="http://schemas.microsoft.com/office/word/2024/wordml/sdtformatlock" xmlns:w16se="http://schemas.microsoft.com/office/word/2015/wordml/symex" xmlns:wpg="http://schemas.microsoft.com/office/word/2010/wordprocessingGroup" xmlns:wpi="http://schemas.microsoft.com/office/word/2010/wordprocessingInk" xmlns:wne="http://schemas.microsoft.com/office/word/2006/wordml" xmlns:wps="http://schemas.microsoft.com/office/word/2010/wordprocessingShape" mc:Ignorable="w14 w15 w16se w16cid w16 w16cex w16sdtdh w16sdtfl w16du wp14">
+<w:document xmlns:wpc="http://schemas.microsoft.com/office/word/2010/wordprocessingCanvas" xmlns:cx="http://schemas.microsoft.com/office/drawing/2014/chartex" xmlns:cx1="http://schemas.microsoft.com/office/drawing/2015/9/8/chartex" xmlns:cx2="http://schemas.microsoft.com/office/drawing/2015/10/21/chartex" xmlns:cx3="http://schemas.microsoft.com/office/drawing/2016/5/9/chartex" xmlns:cx4="http://schemas.microsoft.com/office/drawing/2016/5/10/chartex" xmlns:cx5="http://schemas.microsoft.com/office/drawing/2016/5/11/chartex" xmlns:cx6="http://schemas.microsoft.com/office/drawing/2016/5/12/chartex" xmlns:cx7="http://schemas.microsoft.com/office/drawing/2016/5/13/chartex" xmlns:cx8="http://schemas.microsoft.com/office/drawing/2016/5/14/chartex" xmlns:mc="http://schemas.openxmlformats.org/markup-compatibility/2006" xmlns:aink="http://schemas.microsoft.com/office/drawing/2016/ink" xmlns:am3d="http://schemas.microsoft.com/office/drawing/2017/model3d" xmlns:o="urn:schemas-microsoft-com:office:office" xmlns:oel="http://schemas.microsoft.com/office/2019/extlst" xmlns:r="http://schemas.openxmlformats.org/officeDocument/2006/relationships" xmlns:m="http://schemas.openxmlformats.org/officeDocument/2006/math" xmlns:v="urn:schemas-microsoft-com:vml" xmlns:wp14="http://schemas.microsoft.com/office/word/2010/wordprocessingDrawing" xmlns:wp="http://schemas.openxmlformats.org/drawingml/2006/wordprocessingDrawing" xmlns:w10="urn:schemas-microsoft-com:office:word" xmlns:w="http://schemas.openxmlformats.org/wordprocessingml/2006/main" xmlns:w14="http://schemas.microsoft.com/office/word/2010/wordml" xmlns:w15="http://schemas.microsoft.com/office/word/2012/wordml" xmlns:w16cei="http://schemas.microsoft.com/office/word/2026/wordml/cei" xmlns:w16cex="http://schemas.microsoft.com/office/word/2018/wordml/cex" xmlns:w16cid="http://schemas.microsoft.com/office/word/2016/wordml/cid" xmlns:w16="http://schemas.microsoft.com/office/word/2018/wordml" xmlns:w16du="http://schemas.microsoft.com/office/word/2023/wordml/word16du" xmlns:w16sdtdh="http://schemas.microsoft.com/office/word/2020/wordml/sdtdatahash" xmlns:w16sdtfl="http://schemas.microsoft.com/office/word/2024/wordml/sdtformatlock" xmlns:w16se="http://schemas.microsoft.com/office/word/2015/wordml/symex" xmlns:wpg="http://schemas.microsoft.com/office/word/2010/wordprocessingGroup" xmlns:wpi="http://schemas.microsoft.com/office/word/2010/wordprocessingInk" xmlns:wne="http://schemas.microsoft.com/office/word/2006/wordml" xmlns:wps="http://schemas.microsoft.com/office/word/2010/wordprocessingShape" mc:Ignorable="w14 w15 w16se w16cid w16 w16cex w16sdtdh w16sdtfl w16du wp14">
   <w:body>
     <w:p>
       <w:pPr>
@@ -550,7 +550,7 @@
                     <w:rPr>
                       <w:b/>
                     </w:rPr>
-                    <w:t>Année Universitaire : 2024 - 2025</w:t>
+                    <w:t>Année Universitaire : 2025 - 2026</w:t>
                   </w:r>
                 </w:p>
               </w:txbxContent>
@@ -589,7 +589,7 @@
         <w:rPr>
           <w:i/>
         </w:rPr>
-        <w:t>À mes chers parents, pour leur amour inconditionnel, leur soutien constant et les sacrifices qu'ils ont consentis tout au long de mon parcours. Aucune dédicace ne saurait exprimer la profondeur de ma gratitude.</w:t>
+        <w:t>Je dédie ce travail à mes parents, dont l'amour inconditionnel, le soutien de chaque instant et les sacrifices ont rendu ce parcours possible. Aucun mot ne pourrait vraiment rendre justice à ma gratitude envers eux.</w:t>
       </w:r>
     </w:p>
     <w:p>
@@ -602,7 +602,7 @@
         <w:rPr>
           <w:i/>
         </w:rPr>
-        <w:t>À mes frères et sœurs, pour leurs encouragements et leur présence à mes côtés dans les moments les plus difficiles.</w:t>
+        <w:t>Mes frères et sœurs m'ont accompagné par leurs encouragements et leur présence, y compris dans les moments les plus difficiles.</w:t>
       </w:r>
     </w:p>
     <w:p>
@@ -615,7 +615,7 @@
         <w:rPr>
           <w:i/>
         </w:rPr>
-        <w:t>À tous mes amis et collègues, pour leur soutien moral et les bons moments partagés durant cette expérience.</w:t>
+        <w:t>Mes amis et collègues ont eux aussi eu leur part, par leur soutien moral et les bons moments partagés pendant cette expérience.</w:t>
       </w:r>
     </w:p>
     <w:p>
@@ -628,7 +628,7 @@
         <w:rPr>
           <w:i/>
         </w:rPr>
-        <w:t>À toute personne ayant contribué de près ou de loin à la réussite de ce travail.</w:t>
+        <w:t>Je n'oublie enfin personne d'autre ayant, de près ou de loin, contribué à la réussite de ce travail.</w:t>
       </w:r>
     </w:p>
     <w:p>
@@ -658,27 +658,27 @@
     <w:p/>
     <w:p>
       <w:r>
-        <w:t>Au terme de ce projet de fin d'études, je tiens à exprimer ma sincère reconnaissance à toutes les personnes qui ont contribué, de près ou de loin, à la réalisation de ce travail.</w:t>
-      </w:r>
-    </w:p>
-    <w:p>
-      <w:r>
-        <w:t>Je remercie tout d'abord mon encadrant entreprise, M. Mones Ben Mabrouk, pour son encadrement rigoureux, sa disponibilité, ses conseils avisés et la confiance qu'il m'a accordée tout au long de ce stage. Ses retours techniques et son accompagnement ont été déterminants dans la réussite de ce projet.</w:t>
-      </w:r>
-    </w:p>
-    <w:p>
-      <w:r>
-        <w:t>Mes remerciements s'adressent également à mon encadrant académique, M. Malek Bouzaiene, pour son suivi attentif, sa disponibilité et ses précieux conseils qui ont guidé la rédaction de ce rapport et orienté la démarche méthodologique adoptée.</w:t>
-      </w:r>
-    </w:p>
-    <w:p>
-      <w:r>
-        <w:t>Je remercie l'ensemble de l'équipe de Sopra HR Software Tunisie pour leur accueil chaleureux, leur esprit d'équipe et le partage de leur expertise, qui m'ont permis d'évoluer dans un environnement professionnel stimulant et formateur.</w:t>
-      </w:r>
-    </w:p>
-    <w:p>
-      <w:r>
-        <w:t>Je tiens également à remercier l'ensemble du corps professoral et administratif de SESAME pour la qualité de la formation dispensée tout au long de mon cursus d'ingénieur.</w:t>
+        <w:t>Au terme de ce projet de fin d'études, j'exprime ma sincère reconnaissance à toutes les personnes qui, de près ou de loin, ont contribué à ce travail.</w:t>
+      </w:r>
+    </w:p>
+    <w:p>
+      <w:r>
+        <w:t>Mon encadrant entreprise, M. Mones Ben Mabrouk, m'a accompagné avec rigueur et disponibilité tout au long de ce stage ; ses conseils avisés et la confiance qu'il m'a accordée ont compté autant que ses retours techniques, déterminants dans la réussite de ce projet.</w:t>
+      </w:r>
+    </w:p>
+    <w:p>
+      <w:r>
+        <w:t>Du côté académique, M. Malek Bouzaiene a suivi mon travail avec attention, toujours disponible pour des conseils précieux qui ont orienté aussi bien la rédaction de ce rapport que la démarche méthodologique suivie.</w:t>
+      </w:r>
+    </w:p>
+    <w:p>
+      <w:r>
+        <w:t>J'ai également pu compter sur un accueil chaleureux de la part de toute l'équipe de Sopra HR Software Tunisie, dont l'esprit d'équipe et le partage d'expertise m'ont permis d'évoluer dans un environnement professionnel stimulant et formateur.</w:t>
+      </w:r>
+    </w:p>
+    <w:p>
+      <w:r>
+        <w:t>Je n'oublie pas non plus le corps professoral et administratif de SESAME, pour la qualité de la formation reçue tout au long de mon cursus d'ingénieur.</w:t>
       </w:r>
     </w:p>
     <w:p>
@@ -713,17 +713,17 @@
     <w:p/>
     <w:p>
       <w:r>
-        <w:t>Ce Projet de Fin d'Études, mené en alternance chez Sopra HR Software Tunisie sur une période de sept mois, consistait à concevoir et développer JOB4YOU, une plateforme web destinée à centraliser et automatiser l'ensemble du cycle de recrutement interne de l'entreprise : publication des offres d'emploi, réception et suivi des candidatures, planification et gestion des entretiens, collecte des feedbacks des managers et prise de décision.</w:t>
-      </w:r>
-    </w:p>
-    <w:p>
-      <w:r>
-        <w:t>La solution repose sur une architecture trois-tiers découplée, avec un backend développé en Java/Spring Boot exposant des API REST sécurisées par authentification JWT et une gestion fine des rôles (Administrateur, RH, Manager, Candidat), un frontend Angular offrant une interface utilisateur moderne et responsive, et une base de données relationnelle PostgreSQL. Le système intègre par ailleurs des agents d'automatisation n8n couplés à un service de scoring par intelligence artificielle (API Cohere) pour l'analyse automatique des CV, ainsi qu'un système de notifications par e-mail à chaque étape clé du processus.</w:t>
-      </w:r>
-    </w:p>
-    <w:p>
-      <w:r>
-        <w:t>Ce rapport présente successivement le cadre général du projet, l'analyse et la spécification des besoins, la conception de la solution puis sa réalisation, avant de conclure sur le bilan de cette expérience et les perspectives d'évolution de la plateforme.</w:t>
+        <w:t>Mené en alternance chez Sopra HR Software Tunisie sur sept mois, ce Projet de Fin d'Études consistait à concevoir et développer JOB4YOU, une plateforme web destinée à centraliser et automatiser le cycle de recrutement interne de l'entreprise, de la publication des offres d'emploi jusqu'à la décision finale, en passant par le suivi des candidatures, la planification des entretiens et la collecte des feedbacks des managers.</w:t>
+      </w:r>
+    </w:p>
+    <w:p>
+      <w:r>
+        <w:t>J'ai construit la solution autour d'une architecture trois-tiers découplée : un backend Java/Spring Boot expose des API REST sécurisées par JWT et gère finement les rôles (Administrateur, RH, Manager, Candidat), un frontend Angular assure une interface moderne et responsive, et PostgreSQL sert de base de données relationnelle. Des agents d'automatisation n8n, couplés à un service de scoring par intelligence artificielle (API Cohere), prennent en charge l'analyse automatique des CV, en complément d'un système de notifications par e-mail à chaque étape clé du processus.</w:t>
+      </w:r>
+    </w:p>
+    <w:p>
+      <w:r>
+        <w:t>Ce rapport présente successivement le cadre général du projet, l'analyse et la spécification des besoins, la conception de la solution, sa réalisation, puis un bilan de cette expérience et les perspectives d'évolution de la plateforme.</w:t>
       </w:r>
     </w:p>
     <w:p>
@@ -766,17 +766,17 @@
     <w:p/>
     <w:p>
       <w:r>
-        <w:t>As part of my work-study End-of-Studies Project at Sopra HR Software Tunisia, carried out over a seven-month period, I was tasked with designing and developing JOB4YOU, a comprehensive web platform for managing the recruitment process, aimed at centralizing and automating the company's entire internal hiring cycle: job offer publication, application tracking, interview scheduling, manager feedback collection, and final decision-making.</w:t>
-      </w:r>
-    </w:p>
-    <w:p>
-      <w:r>
-        <w:t>The solution is built on a decoupled three-tier architecture, with a Java/Spring Boot backend exposing REST APIs secured through JWT authentication and fine-grained role management (Admin, HR, Manager, Candidate), an Angular front-end providing a modern, responsive user interface, and a PostgreSQL relational database. The system also integrates n8n automation agents coupled with an AI-based scoring service (Cohere API) for automatic resume analysis, along with an email notification system triggered at each key step of the process.</w:t>
-      </w:r>
-    </w:p>
-    <w:p>
-      <w:r>
-        <w:t>This report successively presents the general project framework, requirements analysis and specification, the design of the solution, and its implementation, before concluding with an assessment of this experience and the platform's future development perspectives.</w:t>
+        <w:t>During my seven-month work-study End-of-Studies Project at Sopra HR Software Tunisia, I designed and built JOB4YOU, a web platform for managing the company's internal recruitment process end to end — from publishing job offers through application tracking, interview scheduling, manager feedback collection, and the final hiring decision.</w:t>
+      </w:r>
+    </w:p>
+    <w:p>
+      <w:r>
+        <w:t>The solution rests on a decoupled three-tier architecture: a Java/Spring Boot backend exposes REST APIs secured by JWT authentication with fine-grained role management (Admin, HR, Manager, Candidate), an Angular front-end delivers a modern, responsive interface, and PostgreSQL handles relational storage. n8n automation agents, paired with an AI-based scoring service built on the Cohere API, handle automatic resume analysis, alongside an email notification system triggered at each key step.</w:t>
+      </w:r>
+    </w:p>
+    <w:p>
+      <w:r>
+        <w:t>The report walks through the general project framework, requirements analysis and specification, the solution's design and implementation, before closing with an assessment of the experience and the platform's future development perspectives.</w:t>
       </w:r>
     </w:p>
     <w:p>
@@ -805,7 +805,7 @@
         <w:pStyle w:val="Titre1"/>
         <w:jc w:val="center"/>
       </w:pPr>
-      <w:bookmarkStart w:id="0" w:name="_Toc237212536"/>
+      <w:bookmarkStart w:id="0" w:name="_Toc237795281"/>
       <w:r>
         <w:t>Table des matières</w:t>
       </w:r>
@@ -855,7 +855,7 @@
         <w:rPr>
           <w:noProof/>
         </w:rPr>
-        <w:instrText xml:space="preserve"> PAGEREF _Toc237212536 \h </w:instrText>
+        <w:instrText xml:space="preserve"> PAGEREF _Toc237795281 \h </w:instrText>
       </w:r>
       <w:r>
         <w:rPr>
@@ -916,7 +916,7 @@
         <w:rPr>
           <w:noProof/>
         </w:rPr>
-        <w:instrText xml:space="preserve"> PAGEREF _Toc237212537 \h </w:instrText>
+        <w:instrText xml:space="preserve"> PAGEREF _Toc237795282 \h </w:instrText>
       </w:r>
       <w:r>
         <w:rPr>
@@ -977,7 +977,7 @@
         <w:rPr>
           <w:noProof/>
         </w:rPr>
-        <w:instrText xml:space="preserve"> PAGEREF _Toc237212538 \h </w:instrText>
+        <w:instrText xml:space="preserve"> PAGEREF _Toc237795283 \h </w:instrText>
       </w:r>
       <w:r>
         <w:rPr>
@@ -1038,7 +1038,7 @@
         <w:rPr>
           <w:noProof/>
         </w:rPr>
-        <w:instrText xml:space="preserve"> PAGEREF _Toc237212539 \h </w:instrText>
+        <w:instrText xml:space="preserve"> PAGEREF _Toc237795284 \h </w:instrText>
       </w:r>
       <w:r>
         <w:rPr>
@@ -1099,7 +1099,7 @@
         <w:rPr>
           <w:noProof/>
         </w:rPr>
-        <w:instrText xml:space="preserve"> PAGEREF _Toc237212540 \h </w:instrText>
+        <w:instrText xml:space="preserve"> PAGEREF _Toc237795285 \h </w:instrText>
       </w:r>
       <w:r>
         <w:rPr>
@@ -1160,7 +1160,7 @@
         <w:rPr>
           <w:noProof/>
         </w:rPr>
-        <w:instrText xml:space="preserve"> PAGEREF _Toc237212541 \h </w:instrText>
+        <w:instrText xml:space="preserve"> PAGEREF _Toc237795286 \h </w:instrText>
       </w:r>
       <w:r>
         <w:rPr>
@@ -1221,7 +1221,7 @@
         <w:rPr>
           <w:noProof/>
         </w:rPr>
-        <w:instrText xml:space="preserve"> PAGEREF _Toc237212542 \h </w:instrText>
+        <w:instrText xml:space="preserve"> PAGEREF _Toc237795287 \h </w:instrText>
       </w:r>
       <w:r>
         <w:rPr>
@@ -1282,7 +1282,7 @@
         <w:rPr>
           <w:noProof/>
         </w:rPr>
-        <w:instrText xml:space="preserve"> PAGEREF _Toc237212543 \h </w:instrText>
+        <w:instrText xml:space="preserve"> PAGEREF _Toc237795288 \h </w:instrText>
       </w:r>
       <w:r>
         <w:rPr>
@@ -1343,7 +1343,7 @@
         <w:rPr>
           <w:noProof/>
         </w:rPr>
-        <w:instrText xml:space="preserve"> PAGEREF _Toc237212544 \h </w:instrText>
+        <w:instrText xml:space="preserve"> PAGEREF _Toc237795289 \h </w:instrText>
       </w:r>
       <w:r>
         <w:rPr>
@@ -1404,7 +1404,7 @@
         <w:rPr>
           <w:noProof/>
         </w:rPr>
-        <w:instrText xml:space="preserve"> PAGEREF _Toc237212545 \h </w:instrText>
+        <w:instrText xml:space="preserve"> PAGEREF _Toc237795290 \h </w:instrText>
       </w:r>
       <w:r>
         <w:rPr>
@@ -1465,7 +1465,7 @@
         <w:rPr>
           <w:noProof/>
         </w:rPr>
-        <w:instrText xml:space="preserve"> PAGEREF _Toc237212546 \h </w:instrText>
+        <w:instrText xml:space="preserve"> PAGEREF _Toc237795291 \h </w:instrText>
       </w:r>
       <w:r>
         <w:rPr>
@@ -1526,7 +1526,7 @@
         <w:rPr>
           <w:noProof/>
         </w:rPr>
-        <w:instrText xml:space="preserve"> PAGEREF _Toc237212547 \h </w:instrText>
+        <w:instrText xml:space="preserve"> PAGEREF _Toc237795292 \h </w:instrText>
       </w:r>
       <w:r>
         <w:rPr>
@@ -1587,7 +1587,7 @@
         <w:rPr>
           <w:noProof/>
         </w:rPr>
-        <w:instrText xml:space="preserve"> PAGEREF _Toc237212548 \h </w:instrText>
+        <w:instrText xml:space="preserve"> PAGEREF _Toc237795293 \h </w:instrText>
       </w:r>
       <w:r>
         <w:rPr>
@@ -1604,7 +1604,7 @@
         <w:rPr>
           <w:noProof/>
         </w:rPr>
-        <w:t>14</w:t>
+        <w:t>13</w:t>
       </w:r>
       <w:r>
         <w:rPr>
@@ -1648,7 +1648,7 @@
         <w:rPr>
           <w:noProof/>
         </w:rPr>
-        <w:instrText xml:space="preserve"> PAGEREF _Toc237212549 \h </w:instrText>
+        <w:instrText xml:space="preserve"> PAGEREF _Toc237795294 \h </w:instrText>
       </w:r>
       <w:r>
         <w:rPr>
@@ -1709,7 +1709,7 @@
         <w:rPr>
           <w:noProof/>
         </w:rPr>
-        <w:instrText xml:space="preserve"> PAGEREF _Toc237212550 \h </w:instrText>
+        <w:instrText xml:space="preserve"> PAGEREF _Toc237795295 \h </w:instrText>
       </w:r>
       <w:r>
         <w:rPr>
@@ -1770,7 +1770,7 @@
         <w:rPr>
           <w:noProof/>
         </w:rPr>
-        <w:instrText xml:space="preserve"> PAGEREF _Toc237212551 \h </w:instrText>
+        <w:instrText xml:space="preserve"> PAGEREF _Toc237795296 \h </w:instrText>
       </w:r>
       <w:r>
         <w:rPr>
@@ -1831,7 +1831,7 @@
         <w:rPr>
           <w:noProof/>
         </w:rPr>
-        <w:instrText xml:space="preserve"> PAGEREF _Toc237212552 \h </w:instrText>
+        <w:instrText xml:space="preserve"> PAGEREF _Toc237795297 \h </w:instrText>
       </w:r>
       <w:r>
         <w:rPr>
@@ -1892,7 +1892,7 @@
         <w:rPr>
           <w:noProof/>
         </w:rPr>
-        <w:instrText xml:space="preserve"> PAGEREF _Toc237212553 \h </w:instrText>
+        <w:instrText xml:space="preserve"> PAGEREF _Toc237795298 \h </w:instrText>
       </w:r>
       <w:r>
         <w:rPr>
@@ -1953,7 +1953,7 @@
         <w:rPr>
           <w:noProof/>
         </w:rPr>
-        <w:instrText xml:space="preserve"> PAGEREF _Toc237212554 \h </w:instrText>
+        <w:instrText xml:space="preserve"> PAGEREF _Toc237795299 \h </w:instrText>
       </w:r>
       <w:r>
         <w:rPr>
@@ -2014,7 +2014,7 @@
         <w:rPr>
           <w:noProof/>
         </w:rPr>
-        <w:instrText xml:space="preserve"> PAGEREF _Toc237212555 \h </w:instrText>
+        <w:instrText xml:space="preserve"> PAGEREF _Toc237795300 \h </w:instrText>
       </w:r>
       <w:r>
         <w:rPr>
@@ -2075,7 +2075,7 @@
         <w:rPr>
           <w:noProof/>
         </w:rPr>
-        <w:instrText xml:space="preserve"> PAGEREF _Toc237212556 \h </w:instrText>
+        <w:instrText xml:space="preserve"> PAGEREF _Toc237795301 \h </w:instrText>
       </w:r>
       <w:r>
         <w:rPr>
@@ -2136,7 +2136,7 @@
         <w:rPr>
           <w:noProof/>
         </w:rPr>
-        <w:instrText xml:space="preserve"> PAGEREF _Toc237212557 \h </w:instrText>
+        <w:instrText xml:space="preserve"> PAGEREF _Toc237795302 \h </w:instrText>
       </w:r>
       <w:r>
         <w:rPr>
@@ -2197,7 +2197,7 @@
         <w:rPr>
           <w:noProof/>
         </w:rPr>
-        <w:instrText xml:space="preserve"> PAGEREF _Toc237212558 \h </w:instrText>
+        <w:instrText xml:space="preserve"> PAGEREF _Toc237795303 \h </w:instrText>
       </w:r>
       <w:r>
         <w:rPr>
@@ -2258,7 +2258,7 @@
         <w:rPr>
           <w:noProof/>
         </w:rPr>
-        <w:instrText xml:space="preserve"> PAGEREF _Toc237212559 \h </w:instrText>
+        <w:instrText xml:space="preserve"> PAGEREF _Toc237795304 \h </w:instrText>
       </w:r>
       <w:r>
         <w:rPr>
@@ -2319,7 +2319,7 @@
         <w:rPr>
           <w:noProof/>
         </w:rPr>
-        <w:instrText xml:space="preserve"> PAGEREF _Toc237212560 \h </w:instrText>
+        <w:instrText xml:space="preserve"> PAGEREF _Toc237795305 \h </w:instrText>
       </w:r>
       <w:r>
         <w:rPr>
@@ -2380,7 +2380,7 @@
         <w:rPr>
           <w:noProof/>
         </w:rPr>
-        <w:instrText xml:space="preserve"> PAGEREF _Toc237212561 \h </w:instrText>
+        <w:instrText xml:space="preserve"> PAGEREF _Toc237795306 \h </w:instrText>
       </w:r>
       <w:r>
         <w:rPr>
@@ -2441,7 +2441,7 @@
         <w:rPr>
           <w:noProof/>
         </w:rPr>
-        <w:instrText xml:space="preserve"> PAGEREF _Toc237212562 \h </w:instrText>
+        <w:instrText xml:space="preserve"> PAGEREF _Toc237795307 \h </w:instrText>
       </w:r>
       <w:r>
         <w:rPr>
@@ -2502,7 +2502,7 @@
         <w:rPr>
           <w:noProof/>
         </w:rPr>
-        <w:instrText xml:space="preserve"> PAGEREF _Toc237212563 \h </w:instrText>
+        <w:instrText xml:space="preserve"> PAGEREF _Toc237795308 \h </w:instrText>
       </w:r>
       <w:r>
         <w:rPr>
@@ -2563,7 +2563,7 @@
         <w:rPr>
           <w:noProof/>
         </w:rPr>
-        <w:instrText xml:space="preserve"> PAGEREF _Toc237212564 \h </w:instrText>
+        <w:instrText xml:space="preserve"> PAGEREF _Toc237795309 \h </w:instrText>
       </w:r>
       <w:r>
         <w:rPr>
@@ -2624,7 +2624,7 @@
         <w:rPr>
           <w:noProof/>
         </w:rPr>
-        <w:instrText xml:space="preserve"> PAGEREF _Toc237212565 \h </w:instrText>
+        <w:instrText xml:space="preserve"> PAGEREF _Toc237795310 \h </w:instrText>
       </w:r>
       <w:r>
         <w:rPr>
@@ -2685,7 +2685,7 @@
         <w:rPr>
           <w:noProof/>
         </w:rPr>
-        <w:instrText xml:space="preserve"> PAGEREF _Toc237212566 \h </w:instrText>
+        <w:instrText xml:space="preserve"> PAGEREF _Toc237795311 \h </w:instrText>
       </w:r>
       <w:r>
         <w:rPr>
@@ -2746,7 +2746,7 @@
         <w:rPr>
           <w:noProof/>
         </w:rPr>
-        <w:instrText xml:space="preserve"> PAGEREF _Toc237212567 \h </w:instrText>
+        <w:instrText xml:space="preserve"> PAGEREF _Toc237795312 \h </w:instrText>
       </w:r>
       <w:r>
         <w:rPr>
@@ -2807,7 +2807,7 @@
         <w:rPr>
           <w:noProof/>
         </w:rPr>
-        <w:instrText xml:space="preserve"> PAGEREF _Toc237212568 \h </w:instrText>
+        <w:instrText xml:space="preserve"> PAGEREF _Toc237795313 \h </w:instrText>
       </w:r>
       <w:r>
         <w:rPr>
@@ -2868,7 +2868,7 @@
         <w:rPr>
           <w:noProof/>
         </w:rPr>
-        <w:instrText xml:space="preserve"> PAGEREF _Toc237212569 \h </w:instrText>
+        <w:instrText xml:space="preserve"> PAGEREF _Toc237795314 \h </w:instrText>
       </w:r>
       <w:r>
         <w:rPr>
@@ -2929,7 +2929,7 @@
         <w:rPr>
           <w:noProof/>
         </w:rPr>
-        <w:instrText xml:space="preserve"> PAGEREF _Toc237212570 \h </w:instrText>
+        <w:instrText xml:space="preserve"> PAGEREF _Toc237795315 \h </w:instrText>
       </w:r>
       <w:r>
         <w:rPr>
@@ -2990,7 +2990,7 @@
         <w:rPr>
           <w:noProof/>
         </w:rPr>
-        <w:instrText xml:space="preserve"> PAGEREF _Toc237212571 \h </w:instrText>
+        <w:instrText xml:space="preserve"> PAGEREF _Toc237795316 \h </w:instrText>
       </w:r>
       <w:r>
         <w:rPr>
@@ -3051,7 +3051,7 @@
         <w:rPr>
           <w:noProof/>
         </w:rPr>
-        <w:instrText xml:space="preserve"> PAGEREF _Toc237212572 \h </w:instrText>
+        <w:instrText xml:space="preserve"> PAGEREF _Toc237795317 \h </w:instrText>
       </w:r>
       <w:r>
         <w:rPr>
@@ -3112,7 +3112,7 @@
         <w:rPr>
           <w:noProof/>
         </w:rPr>
-        <w:instrText xml:space="preserve"> PAGEREF _Toc237212573 \h </w:instrText>
+        <w:instrText xml:space="preserve"> PAGEREF _Toc237795318 \h </w:instrText>
       </w:r>
       <w:r>
         <w:rPr>
@@ -3173,7 +3173,7 @@
         <w:rPr>
           <w:noProof/>
         </w:rPr>
-        <w:instrText xml:space="preserve"> PAGEREF _Toc237212574 \h </w:instrText>
+        <w:instrText xml:space="preserve"> PAGEREF _Toc237795319 \h </w:instrText>
       </w:r>
       <w:r>
         <w:rPr>
@@ -3234,7 +3234,7 @@
         <w:rPr>
           <w:noProof/>
         </w:rPr>
-        <w:instrText xml:space="preserve"> PAGEREF _Toc237212575 \h </w:instrText>
+        <w:instrText xml:space="preserve"> PAGEREF _Toc237795320 \h </w:instrText>
       </w:r>
       <w:r>
         <w:rPr>
@@ -3295,7 +3295,7 @@
         <w:rPr>
           <w:noProof/>
         </w:rPr>
-        <w:instrText xml:space="preserve"> PAGEREF _Toc237212576 \h </w:instrText>
+        <w:instrText xml:space="preserve"> PAGEREF _Toc237795321 \h </w:instrText>
       </w:r>
       <w:r>
         <w:rPr>
@@ -3356,7 +3356,7 @@
         <w:rPr>
           <w:noProof/>
         </w:rPr>
-        <w:instrText xml:space="preserve"> PAGEREF _Toc237212577 \h </w:instrText>
+        <w:instrText xml:space="preserve"> PAGEREF _Toc237795322 \h </w:instrText>
       </w:r>
       <w:r>
         <w:rPr>
@@ -3417,7 +3417,7 @@
         <w:rPr>
           <w:noProof/>
         </w:rPr>
-        <w:instrText xml:space="preserve"> PAGEREF _Toc237212578 \h </w:instrText>
+        <w:instrText xml:space="preserve"> PAGEREF _Toc237795323 \h </w:instrText>
       </w:r>
       <w:r>
         <w:rPr>
@@ -3478,7 +3478,7 @@
         <w:rPr>
           <w:noProof/>
         </w:rPr>
-        <w:instrText xml:space="preserve"> PAGEREF _Toc237212579 \h </w:instrText>
+        <w:instrText xml:space="preserve"> PAGEREF _Toc237795324 \h </w:instrText>
       </w:r>
       <w:r>
         <w:rPr>
@@ -3539,7 +3539,7 @@
         <w:rPr>
           <w:noProof/>
         </w:rPr>
-        <w:instrText xml:space="preserve"> PAGEREF _Toc237212580 \h </w:instrText>
+        <w:instrText xml:space="preserve"> PAGEREF _Toc237795325 \h </w:instrText>
       </w:r>
       <w:r>
         <w:rPr>
@@ -3600,7 +3600,7 @@
         <w:rPr>
           <w:noProof/>
         </w:rPr>
-        <w:instrText xml:space="preserve"> PAGEREF _Toc237212581 \h </w:instrText>
+        <w:instrText xml:space="preserve"> PAGEREF _Toc237795326 \h </w:instrText>
       </w:r>
       <w:r>
         <w:rPr>
@@ -3661,7 +3661,7 @@
         <w:rPr>
           <w:noProof/>
         </w:rPr>
-        <w:instrText xml:space="preserve"> PAGEREF _Toc237212582 \h </w:instrText>
+        <w:instrText xml:space="preserve"> PAGEREF _Toc237795327 \h </w:instrText>
       </w:r>
       <w:r>
         <w:rPr>
@@ -3722,7 +3722,7 @@
         <w:rPr>
           <w:noProof/>
         </w:rPr>
-        <w:instrText xml:space="preserve"> PAGEREF _Toc237212583 \h </w:instrText>
+        <w:instrText xml:space="preserve"> PAGEREF _Toc237795328 \h </w:instrText>
       </w:r>
       <w:r>
         <w:rPr>
@@ -3783,7 +3783,7 @@
         <w:rPr>
           <w:noProof/>
         </w:rPr>
-        <w:instrText xml:space="preserve"> PAGEREF _Toc237212584 \h </w:instrText>
+        <w:instrText xml:space="preserve"> PAGEREF _Toc237795329 \h </w:instrText>
       </w:r>
       <w:r>
         <w:rPr>
@@ -3844,7 +3844,7 @@
         <w:rPr>
           <w:noProof/>
         </w:rPr>
-        <w:instrText xml:space="preserve"> PAGEREF _Toc237212585 \h </w:instrText>
+        <w:instrText xml:space="preserve"> PAGEREF _Toc237795330 \h </w:instrText>
       </w:r>
       <w:r>
         <w:rPr>
@@ -3905,7 +3905,7 @@
         <w:rPr>
           <w:noProof/>
         </w:rPr>
-        <w:instrText xml:space="preserve"> PAGEREF _Toc237212586 \h </w:instrText>
+        <w:instrText xml:space="preserve"> PAGEREF _Toc237795331 \h </w:instrText>
       </w:r>
       <w:r>
         <w:rPr>
@@ -3966,7 +3966,7 @@
         <w:rPr>
           <w:noProof/>
         </w:rPr>
-        <w:instrText xml:space="preserve"> PAGEREF _Toc237212587 \h </w:instrText>
+        <w:instrText xml:space="preserve"> PAGEREF _Toc237795332 \h </w:instrText>
       </w:r>
       <w:r>
         <w:rPr>
@@ -4027,7 +4027,7 @@
         <w:rPr>
           <w:noProof/>
         </w:rPr>
-        <w:instrText xml:space="preserve"> PAGEREF _Toc237212588 \h </w:instrText>
+        <w:instrText xml:space="preserve"> PAGEREF _Toc237795333 \h </w:instrText>
       </w:r>
       <w:r>
         <w:rPr>
@@ -4088,7 +4088,7 @@
         <w:rPr>
           <w:noProof/>
         </w:rPr>
-        <w:instrText xml:space="preserve"> PAGEREF _Toc237212589 \h </w:instrText>
+        <w:instrText xml:space="preserve"> PAGEREF _Toc237795334 \h </w:instrText>
       </w:r>
       <w:r>
         <w:rPr>
@@ -4105,7 +4105,7 @@
         <w:rPr>
           <w:noProof/>
         </w:rPr>
-        <w:t>38</w:t>
+        <w:t>39</w:t>
       </w:r>
       <w:r>
         <w:rPr>
@@ -4149,7 +4149,7 @@
         <w:rPr>
           <w:noProof/>
         </w:rPr>
-        <w:instrText xml:space="preserve"> PAGEREF _Toc237212590 \h </w:instrText>
+        <w:instrText xml:space="preserve"> PAGEREF _Toc237795335 \h </w:instrText>
       </w:r>
       <w:r>
         <w:rPr>
@@ -4166,7 +4166,7 @@
         <w:rPr>
           <w:noProof/>
         </w:rPr>
-        <w:t>39</w:t>
+        <w:t>40</w:t>
       </w:r>
       <w:r>
         <w:rPr>
@@ -4210,7 +4210,7 @@
         <w:rPr>
           <w:noProof/>
         </w:rPr>
-        <w:instrText xml:space="preserve"> PAGEREF _Toc237212591 \h </w:instrText>
+        <w:instrText xml:space="preserve"> PAGEREF _Toc237795336 \h </w:instrText>
       </w:r>
       <w:r>
         <w:rPr>
@@ -4271,7 +4271,7 @@
         <w:rPr>
           <w:noProof/>
         </w:rPr>
-        <w:instrText xml:space="preserve"> PAGEREF _Toc237212592 \h </w:instrText>
+        <w:instrText xml:space="preserve"> PAGEREF _Toc237795337 \h </w:instrText>
       </w:r>
       <w:r>
         <w:rPr>
@@ -4332,7 +4332,7 @@
         <w:rPr>
           <w:noProof/>
         </w:rPr>
-        <w:instrText xml:space="preserve"> PAGEREF _Toc237212593 \h </w:instrText>
+        <w:instrText xml:space="preserve"> PAGEREF _Toc237795338 \h </w:instrText>
       </w:r>
       <w:r>
         <w:rPr>
@@ -4393,7 +4393,7 @@
         <w:rPr>
           <w:noProof/>
         </w:rPr>
-        <w:instrText xml:space="preserve"> PAGEREF _Toc237212594 \h </w:instrText>
+        <w:instrText xml:space="preserve"> PAGEREF _Toc237795339 \h </w:instrText>
       </w:r>
       <w:r>
         <w:rPr>
@@ -4410,7 +4410,7 @@
         <w:rPr>
           <w:noProof/>
         </w:rPr>
-        <w:t>40</w:t>
+        <w:t>41</w:t>
       </w:r>
       <w:r>
         <w:rPr>
@@ -4454,7 +4454,7 @@
         <w:rPr>
           <w:noProof/>
         </w:rPr>
-        <w:instrText xml:space="preserve"> PAGEREF _Toc237212595 \h </w:instrText>
+        <w:instrText xml:space="preserve"> PAGEREF _Toc237795340 \h </w:instrText>
       </w:r>
       <w:r>
         <w:rPr>
@@ -4471,7 +4471,7 @@
         <w:rPr>
           <w:noProof/>
         </w:rPr>
-        <w:t>40</w:t>
+        <w:t>41</w:t>
       </w:r>
       <w:r>
         <w:rPr>
@@ -4515,7 +4515,7 @@
         <w:rPr>
           <w:noProof/>
         </w:rPr>
-        <w:instrText xml:space="preserve"> PAGEREF _Toc237212596 \h </w:instrText>
+        <w:instrText xml:space="preserve"> PAGEREF _Toc237795341 \h </w:instrText>
       </w:r>
       <w:r>
         <w:rPr>
@@ -4576,7 +4576,7 @@
         <w:rPr>
           <w:noProof/>
         </w:rPr>
-        <w:instrText xml:space="preserve"> PAGEREF _Toc237212597 \h </w:instrText>
+        <w:instrText xml:space="preserve"> PAGEREF _Toc237795342 \h </w:instrText>
       </w:r>
       <w:r>
         <w:rPr>
@@ -4637,7 +4637,7 @@
         <w:rPr>
           <w:noProof/>
         </w:rPr>
-        <w:instrText xml:space="preserve"> PAGEREF _Toc237212598 \h </w:instrText>
+        <w:instrText xml:space="preserve"> PAGEREF _Toc237795343 \h </w:instrText>
       </w:r>
       <w:r>
         <w:rPr>
@@ -4698,7 +4698,7 @@
         <w:rPr>
           <w:noProof/>
         </w:rPr>
-        <w:instrText xml:space="preserve"> PAGEREF _Toc237212599 \h </w:instrText>
+        <w:instrText xml:space="preserve"> PAGEREF _Toc237795344 \h </w:instrText>
       </w:r>
       <w:r>
         <w:rPr>
@@ -4715,7 +4715,129 @@
         <w:rPr>
           <w:noProof/>
         </w:rPr>
-        <w:t>41</w:t>
+        <w:t>42</w:t>
+      </w:r>
+      <w:r>
+        <w:rPr>
+          <w:noProof/>
+        </w:rPr>
+        <w:fldChar w:fldCharType="end"/>
+      </w:r>
+    </w:p>
+    <w:p>
+      <w:pPr>
+        <w:pStyle w:val="TM3"/>
+        <w:tabs>
+          <w:tab w:val="right" w:leader="dot" w:pos="10456"/>
+        </w:tabs>
+        <w:rPr>
+          <w:rFonts w:asciiTheme="minorHAnsi" w:eastAsiaTheme="minorEastAsia" w:hAnsiTheme="minorHAnsi" w:cstheme="minorBidi"/>
+          <w:noProof/>
+          <w:lang w:eastAsia="fr-FR"/>
+          <w14:ligatures w14:val="standardContextual"/>
+        </w:rPr>
+      </w:pPr>
+      <w:r>
+        <w:rPr>
+          <w:noProof/>
+        </w:rPr>
+        <w:t>4.5.8 Entretien téléphonique RH obligatoire avant acceptation</w:t>
+      </w:r>
+      <w:r>
+        <w:rPr>
+          <w:noProof/>
+        </w:rPr>
+        <w:tab/>
+      </w:r>
+      <w:r>
+        <w:rPr>
+          <w:noProof/>
+        </w:rPr>
+        <w:fldChar w:fldCharType="begin"/>
+      </w:r>
+      <w:r>
+        <w:rPr>
+          <w:noProof/>
+        </w:rPr>
+        <w:instrText xml:space="preserve"> PAGEREF _Toc237795345 \h </w:instrText>
+      </w:r>
+      <w:r>
+        <w:rPr>
+          <w:noProof/>
+        </w:rPr>
+      </w:r>
+      <w:r>
+        <w:rPr>
+          <w:noProof/>
+        </w:rPr>
+        <w:fldChar w:fldCharType="separate"/>
+      </w:r>
+      <w:r>
+        <w:rPr>
+          <w:noProof/>
+        </w:rPr>
+        <w:t>42</w:t>
+      </w:r>
+      <w:r>
+        <w:rPr>
+          <w:noProof/>
+        </w:rPr>
+        <w:fldChar w:fldCharType="end"/>
+      </w:r>
+    </w:p>
+    <w:p>
+      <w:pPr>
+        <w:pStyle w:val="TM3"/>
+        <w:tabs>
+          <w:tab w:val="right" w:leader="dot" w:pos="10456"/>
+        </w:tabs>
+        <w:rPr>
+          <w:rFonts w:asciiTheme="minorHAnsi" w:eastAsiaTheme="minorEastAsia" w:hAnsiTheme="minorHAnsi" w:cstheme="minorBidi"/>
+          <w:noProof/>
+          <w:lang w:eastAsia="fr-FR"/>
+          <w14:ligatures w14:val="standardContextual"/>
+        </w:rPr>
+      </w:pPr>
+      <w:r>
+        <w:rPr>
+          <w:noProof/>
+        </w:rPr>
+        <w:t>4.5.9 Découplage entre planification d'entretien et statut du candidat</w:t>
+      </w:r>
+      <w:r>
+        <w:rPr>
+          <w:noProof/>
+        </w:rPr>
+        <w:tab/>
+      </w:r>
+      <w:r>
+        <w:rPr>
+          <w:noProof/>
+        </w:rPr>
+        <w:fldChar w:fldCharType="begin"/>
+      </w:r>
+      <w:r>
+        <w:rPr>
+          <w:noProof/>
+        </w:rPr>
+        <w:instrText xml:space="preserve"> PAGEREF _Toc237795346 \h </w:instrText>
+      </w:r>
+      <w:r>
+        <w:rPr>
+          <w:noProof/>
+        </w:rPr>
+      </w:r>
+      <w:r>
+        <w:rPr>
+          <w:noProof/>
+        </w:rPr>
+        <w:fldChar w:fldCharType="separate"/>
+      </w:r>
+      <w:r>
+        <w:rPr>
+          <w:noProof/>
+        </w:rPr>
+        <w:t>42</w:t>
       </w:r>
       <w:r>
         <w:rPr>
@@ -4759,7 +4881,7 @@
         <w:rPr>
           <w:noProof/>
         </w:rPr>
-        <w:instrText xml:space="preserve"> PAGEREF _Toc237212600 \h </w:instrText>
+        <w:instrText xml:space="preserve"> PAGEREF _Toc237795347 \h </w:instrText>
       </w:r>
       <w:r>
         <w:rPr>
@@ -4820,7 +4942,7 @@
         <w:rPr>
           <w:noProof/>
         </w:rPr>
-        <w:instrText xml:space="preserve"> PAGEREF _Toc237212601 \h </w:instrText>
+        <w:instrText xml:space="preserve"> PAGEREF _Toc237795348 \h </w:instrText>
       </w:r>
       <w:r>
         <w:rPr>
@@ -4837,7 +4959,7 @@
         <w:rPr>
           <w:noProof/>
         </w:rPr>
-        <w:t>42</w:t>
+        <w:t>43</w:t>
       </w:r>
       <w:r>
         <w:rPr>
@@ -4881,7 +5003,7 @@
         <w:rPr>
           <w:noProof/>
         </w:rPr>
-        <w:instrText xml:space="preserve"> PAGEREF _Toc237212602 \h </w:instrText>
+        <w:instrText xml:space="preserve"> PAGEREF _Toc237795349 \h </w:instrText>
       </w:r>
       <w:r>
         <w:rPr>
@@ -4898,7 +5020,7 @@
         <w:rPr>
           <w:noProof/>
         </w:rPr>
-        <w:t>43</w:t>
+        <w:t>44</w:t>
       </w:r>
       <w:r>
         <w:rPr>
@@ -4942,7 +5064,7 @@
         <w:rPr>
           <w:noProof/>
         </w:rPr>
-        <w:instrText xml:space="preserve"> PAGEREF _Toc237212603 \h </w:instrText>
+        <w:instrText xml:space="preserve"> PAGEREF _Toc237795350 \h </w:instrText>
       </w:r>
       <w:r>
         <w:rPr>
@@ -4959,7 +5081,7 @@
         <w:rPr>
           <w:noProof/>
         </w:rPr>
-        <w:t>44</w:t>
+        <w:t>45</w:t>
       </w:r>
       <w:r>
         <w:rPr>
@@ -5003,7 +5125,7 @@
         <w:rPr>
           <w:noProof/>
         </w:rPr>
-        <w:instrText xml:space="preserve"> PAGEREF _Toc237212604 \h </w:instrText>
+        <w:instrText xml:space="preserve"> PAGEREF _Toc237795351 \h </w:instrText>
       </w:r>
       <w:r>
         <w:rPr>
@@ -5020,7 +5142,7 @@
         <w:rPr>
           <w:noProof/>
         </w:rPr>
-        <w:t>45</w:t>
+        <w:t>46</w:t>
       </w:r>
       <w:r>
         <w:rPr>
@@ -5064,7 +5186,7 @@
         <w:rPr>
           <w:noProof/>
         </w:rPr>
-        <w:instrText xml:space="preserve"> PAGEREF _Toc237212605 \h </w:instrText>
+        <w:instrText xml:space="preserve"> PAGEREF _Toc237795352 \h </w:instrText>
       </w:r>
       <w:r>
         <w:rPr>
@@ -5081,7 +5203,7 @@
         <w:rPr>
           <w:noProof/>
         </w:rPr>
-        <w:t>46</w:t>
+        <w:t>47</w:t>
       </w:r>
       <w:r>
         <w:rPr>
@@ -5107,7 +5229,7 @@
       <w:pPr>
         <w:pStyle w:val="Titre1"/>
       </w:pPr>
-      <w:bookmarkStart w:id="1" w:name="_Toc237212537"/>
+      <w:bookmarkStart w:id="1" w:name="_Toc237795282"/>
       <w:r>
         <w:t>Liste des figures</w:t>
       </w:r>
@@ -5436,7 +5558,7 @@
       <w:pPr>
         <w:pStyle w:val="Titre1"/>
       </w:pPr>
-      <w:bookmarkStart w:id="2" w:name="_Toc237212538"/>
+      <w:bookmarkStart w:id="2" w:name="_Toc237795283"/>
       <w:r>
         <w:t>Liste des tableaux</w:t>
       </w:r>
@@ -5463,11 +5585,14 @@
         </w:tabs>
       </w:pPr>
       <w:r>
-        <w:t>Tableau 4.1 : Synthèse des tests fonctionnels réalisés</w:t>
+        <w:t xml:space="preserve">Tableau 4.1 : </w:t>
+      </w:r>
+      <w:r>
+        <w:t>Synthèse des tests fonctionnels réalisés</w:t>
       </w:r>
       <w:r>
         <w:tab/>
-        <w:t>38</w:t>
+        <w:t>39</w:t>
       </w:r>
     </w:p>
     <w:p>
@@ -5477,14 +5602,11 @@
         </w:tabs>
       </w:pPr>
       <w:r>
-        <w:t xml:space="preserve">Tableau 4.2 : </w:t>
-      </w:r>
-      <w:r>
-        <w:t>Bilan des fonctionnalités réalisées</w:t>
+        <w:t>Tableau 4.2 : Bilan des fonctionnalités réalisées</w:t>
       </w:r>
       <w:r>
         <w:tab/>
-        <w:t>42</w:t>
+        <w:t>43</w:t>
       </w:r>
     </w:p>
     <w:p>
@@ -5500,7 +5622,7 @@
         <w:pStyle w:val="Titre1"/>
         <w:jc w:val="center"/>
       </w:pPr>
-      <w:bookmarkStart w:id="3" w:name="_Toc237212539"/>
+      <w:bookmarkStart w:id="3" w:name="_Toc237795284"/>
       <w:r>
         <w:t>Introduction Générale</w:t>
       </w:r>
@@ -5508,17 +5630,17 @@
     </w:p>
     <w:p>
       <w:r>
-        <w:t>La fonction Ressources Humaines occupe une place stratégique croissante au sein des entreprises, en particulier dans un contexte de digitalisation accélérée des processus métiers. Le recrutement, en tant que première étape du cycle de vie du collaborateur, conditionne directement la qualité du capital humain d'une organisation. Pourtant, ce processus reste encore, dans de nombreuses structures, fragmenté entre plusieurs outils hétérogènes — messagerie électronique, tableurs, formulaires papier — ce qui nuit à la traçabilité des décisions, à la collaboration entre les différents intervenants et à l'expérience globale des candidats.</w:t>
-      </w:r>
-    </w:p>
-    <w:p>
-      <w:r>
-        <w:t>C'est dans ce contexte que s'inscrit le projet JOB4YOU, confié par Sopra HR Software Tunisie dans le cadre de mon Projet de Fin d'Études en alternance. L'objectif est de concevoir et de développer une plateforme web centralisée, sécurisée et intuitive, capable de couvrir l'intégralité du processus de recrutement interne de l'entreprise, depuis la publication d'une offre d'emploi jusqu'à la décision finale d'embauche, en passant par la gestion des candidatures, l'organisation des entretiens et la collecte des retours des managers.</w:t>
-      </w:r>
-    </w:p>
-    <w:p>
-      <w:r>
-        <w:t>Ce rapport retrace la démarche suivie tout au long de ce projet et s'articule autour de quatre chapitres. Le premier chapitre présente le cadre général du projet : l'organisme d'accueil, l'étude de l'existant, la problématique ainsi que la méthodologie de travail adoptée. Le deuxième chapitre est consacré à l'analyse et à la spécification des besoins fonctionnels et non fonctionnels de la plateforme. Le troisième chapitre détaille la conception de la solution, tant sur le plan architectural que sur le plan des modèles de données. Le quatrième chapitre décrit la réalisation technique du projet, l'environnement de travail utilisé ainsi que les principales fonctionnalités développées. Le rapport se termine par une conclusion générale dressant le bilan du travail effectué et présentant les perspectives d'évolution envisagées pour la plateforme.</w:t>
+        <w:t>La fonction Ressources Humaines prend une place de plus en plus stratégique dans les entreprises, portée par la digitalisation accélérée des processus métiers. Le recrutement, première étape du cycle de vie du collaborateur, conditionne directement la qualité du capital humain d'une organisation — et pourtant, dans beaucoup de structures, ce processus reste fragmenté entre des outils hétérogènes : messagerie électronique, tableurs, formulaires papier. Cette dispersion nuit à la traçabilité des décisions, à la collaboration entre intervenants, et à l'expérience vécue par les candidats.</w:t>
+      </w:r>
+    </w:p>
+    <w:p>
+      <w:r>
+        <w:t>C'est dans ce contexte que Sopra HR Software Tunisie m'a confié le projet JOB4YOU, dans le cadre de mon Projet de Fin d'Études en alternance : concevoir et développer une plateforme web centralisée, sécurisée et intuitive, couvrant l'intégralité du processus de recrutement interne, de la publication d'une offre jusqu'à la décision finale d'embauche, en passant par la gestion des candidatures, l'organisation des entretiens et la collecte des retours des managers.</w:t>
+      </w:r>
+    </w:p>
+    <w:p>
+      <w:r>
+        <w:t>Ce rapport retrace la démarche suivie tout au long du projet, en quatre chapitres. Le premier pose le cadre général — organisme d'accueil, étude de l'existant, problématique et méthodologie adoptée. Le deuxième analyse et spécifie les besoins fonctionnels et non fonctionnels de la plateforme. Le troisième détaille la conception de la solution, sur le plan architectural comme sur celui des modèles de données. Le quatrième décrit la réalisation technique : environnement de travail et principales fonctionnalités développées. Le rapport se conclut par un bilan du travail effectué et les perspectives d'évolution envisagées pour la plateforme.</w:t>
       </w:r>
     </w:p>
     <w:p>
@@ -5533,7 +5655,7 @@
       <w:pPr>
         <w:pStyle w:val="Titre1"/>
       </w:pPr>
-      <w:bookmarkStart w:id="4" w:name="_Toc237212540"/>
+      <w:bookmarkStart w:id="4" w:name="_Toc237795285"/>
       <w:r>
         <w:t>Chapitre 1 : Cadre Général du Projet</w:t>
       </w:r>
@@ -5541,14 +5663,14 @@
     </w:p>
     <w:p>
       <w:r>
-        <w:t>J'ai rejoint Sopra HR Software Tunisie pour sept mois d'alternance, avec pour mission de digitaliser un processus de recrutement encore largement manuel. Ce chapitre retrace le point de départ de ce travail : l'entreprise qui m'a accueilli, les lacunes concrètes que j'ai constatées dans l'existant, la problématique qui en a découlé, et la façon dont j'ai organisé mon travail sur toute la durée du stage.</w:t>
+        <w:t>J'ai rejoint Sopra HR Software Tunisie pour sept mois d'alternance, avec pour mission de digitaliser un processus de recrutement resté, jusque-là, largement manuel. Ce chapitre revient sur le point de départ de ce travail : l'entreprise qui m'a accueilli, les lacunes que j'ai concrètement constatées dans l'existant, la problématique qui en découle, et la manière dont j'ai organisé mon travail sur toute la durée du stage.</w:t>
       </w:r>
     </w:p>
     <w:p>
       <w:pPr>
         <w:pStyle w:val="Titre2"/>
       </w:pPr>
-      <w:bookmarkStart w:id="5" w:name="_Toc237212541"/>
+      <w:bookmarkStart w:id="5" w:name="_Toc237795286"/>
       <w:r>
         <w:t>1.1 Introduction</w:t>
       </w:r>
@@ -5556,14 +5678,14 @@
     </w:p>
     <w:p>
       <w:r>
-        <w:t>Je commence par situer le cadre organisationnel du projet JOB4YOU, avant de détailler la démarche qui m'a conduit à la solution finalement retenue.</w:t>
+        <w:t>Je situe d'abord le cadre organisationnel du projet JOB4YOU, avant de détailler la démarche qui m'a mené à la solution finalement retenue.</w:t>
       </w:r>
     </w:p>
     <w:p>
       <w:pPr>
         <w:pStyle w:val="Titre2"/>
       </w:pPr>
-      <w:bookmarkStart w:id="6" w:name="_Toc237212542"/>
+      <w:bookmarkStart w:id="6" w:name="_Toc237795287"/>
       <w:r>
         <w:t>1.2 Présentation de l'organisme d'accueil</w:t>
       </w:r>
@@ -5573,7 +5695,7 @@
       <w:pPr>
         <w:pStyle w:val="Titre3"/>
       </w:pPr>
-      <w:bookmarkStart w:id="7" w:name="_Toc237212543"/>
+      <w:bookmarkStart w:id="7" w:name="_Toc237795288"/>
       <w:r>
         <w:t>1.2.1 Le groupe Sopra Steria</w:t>
       </w:r>
@@ -5581,14 +5703,14 @@
     </w:p>
     <w:p>
       <w:r>
-        <w:t>Sopra Steria est un groupe européen de conseil, de services numériques et d'édition de logiciels, reconnu pour son expertise sectorielle et son approche de bout en bout des projets de transformation numérique. Issu du rapprochement entre Sopra Group et Steria en 2014, le groupe compte plusieurs dizaines de milliers de collaborateurs répartis dans de nombreux pays et intervient auprès de grands comptes et d'administrations publiques dans des secteurs variés tels que la finance, les télécommunications, l'énergie, le secteur public ou encore les ressources humaines.</w:t>
+        <w:t>Sopra Steria est un groupe européen de conseil, de services numériques et d'édition de logiciels, reconnu pour son expertise sectorielle et son approche de bout en bout sur les projets de transformation numérique. Né du rapprochement entre Sopra Group et Steria en 2014, il rassemble plusieurs dizaines de milliers de collaborateurs répartis dans de nombreux pays, et intervient auprès de grands comptes et d'administrations publiques dans des secteurs variés — finance, télécommunications, énergie, secteur public, ou encore ressources humaines.</w:t>
       </w:r>
     </w:p>
     <w:p>
       <w:pPr>
         <w:pStyle w:val="Titre3"/>
       </w:pPr>
-      <w:bookmarkStart w:id="8" w:name="_Toc237212544"/>
+      <w:bookmarkStart w:id="8" w:name="_Toc237795289"/>
       <w:r>
         <w:t>1.2.2 Sopra HR Software</w:t>
       </w:r>
@@ -5596,19 +5718,19 @@
     </w:p>
     <w:p>
       <w:r>
-        <w:t>Sopra HR Software est la filiale du groupe Sopra Steria spécialisée dans l'édition de solutions logicielles dédiées à la gestion des ressources humaines : gestion de la paie, gestion administrative du personnel, gestion des talents et gestion du recrutement. En Tunisie, Sopra HR Software Tunisie constitue un centre de développement et de compétences qui contribue à la conception, au développement et à la maintenance des solutions du groupe, tout en assurant également la gestion de ses propres processus internes, dont le recrutement.</w:t>
-      </w:r>
-    </w:p>
-    <w:p>
-      <w:r>
-        <w:t>C'est au sein de cette entité, et plus particulièrement pour répondre à un besoin interne de digitalisation de son propre processus de recrutement, que le projet JOB4YOU a été proposé.</w:t>
+        <w:t>Sopra HR Software est la filiale du groupe spécialisée dans l'édition de solutions logicielles pour la gestion des ressources humaines : paie, gestion administrative du personnel, gestion des talents et gestion du recrutement. En Tunisie, l'entité constitue un centre de développement et de compétences qui contribue à la conception, au développement et à la maintenance des solutions du groupe, tout en gérant en interne ses propres processus, dont le recrutement.</w:t>
+      </w:r>
+    </w:p>
+    <w:p>
+      <w:r>
+        <w:t>C'est précisément pour répondre à ce besoin interne de digitalisation que le projet JOB4YOU m'a été proposé.</w:t>
       </w:r>
     </w:p>
     <w:p>
       <w:pPr>
         <w:pStyle w:val="Titre2"/>
       </w:pPr>
-      <w:bookmarkStart w:id="9" w:name="_Toc237212545"/>
+      <w:bookmarkStart w:id="9" w:name="_Toc237795290"/>
       <w:r>
         <w:t>1.3 Étude de l'existant</w:t>
       </w:r>
@@ -5695,7 +5817,7 @@
       <w:pPr>
         <w:pStyle w:val="Titre2"/>
       </w:pPr>
-      <w:bookmarkStart w:id="10" w:name="_Toc237212546"/>
+      <w:bookmarkStart w:id="10" w:name="_Toc237795291"/>
       <w:r>
         <w:t>1.4 Critique de l'existant et problématique</w:t>
       </w:r>
@@ -5703,19 +5825,19 @@
     </w:p>
     <w:p>
       <w:r>
-        <w:t>L'analyse de l'existant met en évidence plusieurs limites majeures. L'absence d'un outil centralisé entraîne une dispersion de l'information entre plusieurs canaux (e-mails, fichiers, échanges oraux), ce qui complique la collaboration entre les responsables RH et les managers impliqués dans la décision de recrutement. Le manque de traçabilité des décisions et des statuts rend difficile le suivi précis de chaque candidature et allonge les délais de traitement. Enfin, l'absence d'automatisation, tant au niveau de la présélection des candidats que des communications avec ceux-ci, constitue un frein à l'efficacité et à la scalabilité du processus, en particulier lorsque le nombre de candidatures à traiter augmente.</w:t>
-      </w:r>
-    </w:p>
-    <w:p>
-      <w:r>
-        <w:t>Ces constats amènent à formuler la problématique suivante : comment centraliser, sécuriser et automatiser l'ensemble du processus de recrutement, de la publication d'une offre jusqu'à la décision finale, tout en offrant une visibilité en temps réel à l'ensemble des acteurs impliqués (administrateurs, RH, managers et candidats) ?</w:t>
+        <w:t>Cette analyse de l'existant fait ressortir plusieurs limites majeures. Sans outil centralisé, l'information se disperse entre plusieurs canaux — e-mails, fichiers, échanges oraux — ce qui complique la collaboration entre responsables RH et managers impliqués dans la décision de recrutement. Le manque de traçabilité des décisions et des statuts rend le suivi de chaque candidature difficile et allonge les délais de traitement. L'absence d'automatisation, enfin, que ce soit dans la présélection des candidats ou dans la communication avec eux, freine l'efficacité et la scalabilité du processus, surtout à mesure que le volume de candidatures grandit.</w:t>
+      </w:r>
+    </w:p>
+    <w:p>
+      <w:r>
+        <w:t>De ces constats découle la problématique suivante : comment centraliser, sécuriser et automatiser l'ensemble du processus de recrutement — de la publication d'une offre jusqu'à la décision finale — tout en offrant une visibilité en temps réel à tous les acteurs concernés (administrateurs, RH, managers et candidats) ?</w:t>
       </w:r>
     </w:p>
     <w:p>
       <w:pPr>
         <w:pStyle w:val="Titre2"/>
       </w:pPr>
-      <w:bookmarkStart w:id="11" w:name="_Toc237212547"/>
+      <w:bookmarkStart w:id="11" w:name="_Toc237795292"/>
       <w:r>
         <w:t>1.5 Objectifs du projet</w:t>
       </w:r>
@@ -5802,7 +5924,7 @@
       <w:pPr>
         <w:pStyle w:val="Titre2"/>
       </w:pPr>
-      <w:bookmarkStart w:id="12" w:name="_Toc237212548"/>
+      <w:bookmarkStart w:id="12" w:name="_Toc237795293"/>
       <w:r>
         <w:t>1.6 Présentation de la solution proposée : JOB4YOU</w:t>
       </w:r>
@@ -5863,14 +5985,14 @@
     </w:p>
     <w:p>
       <w:r>
-        <w:t>Sur le plan technique, la plateforme repose sur une architecture découplée avec un backend Spring Boot exposant des API REST sécurisées, un frontend Angular pour l'interface utilisateur, une base de données relationnelle PostgreSQL, ainsi que des agents d'automatisation n8n en charge de l'analyse des CV par intelligence artificielle (via l'API Cohere) et de l'envoi des notifications aux différents acteurs. Cette architecture est détaillée dans le chapitre consacré à la conception.</w:t>
+        <w:t>Techniquement, la plateforme s'appuie sur une architecture découplée : un backend Spring Boot expose des API REST sécurisées, un frontend Angular porte l'interface utilisateur, PostgreSQL sert de base de données relationnelle, et des agents d'automatisation n8n prennent en charge l'analyse des CV par intelligence artificielle (via l'API Cohere) ainsi que l'envoi des notifications aux différents acteurs. Le chapitre consacré à la conception détaille cette architecture.</w:t>
       </w:r>
     </w:p>
     <w:p>
       <w:pPr>
         <w:pStyle w:val="Titre2"/>
       </w:pPr>
-      <w:bookmarkStart w:id="13" w:name="_Toc237212549"/>
+      <w:bookmarkStart w:id="13" w:name="_Toc237795294"/>
       <w:r>
         <w:t>1.7 Méthodologie de travail adoptée</w:t>
       </w:r>
@@ -5878,19 +6000,19 @@
     </w:p>
     <w:p>
       <w:r>
-        <w:t>Compte tenu de la nature évolutive des besoins et de la nécessité d'obtenir des retours réguliers de la part de l'encadrant entreprise, une démarche itérative et incrémentale, inspirée des principes Agile/Scrum, a été adoptée pour la conduite de ce projet. Le développement a ainsi été organisé en cycles courts au cours desquels chaque fonctionnalité — gestion des candidats, gestion des entretiens, gestion des feedbacks, scoring IA, notifications — a été analysée, conçue, développée puis validée avant de passer à la fonctionnalité suivante.</w:t>
-      </w:r>
-    </w:p>
-    <w:p>
-      <w:r>
-        <w:t>Des points de synchronisation réguliers avec l'encadrant entreprise ont permis d'ajuster les priorités et d'affiner les spécifications au fur et à mesure de l'avancement, tandis que l'outil de gestion de versions Git/GitHub a été utilisé pour assurer la traçabilité du code, faciliter les retours en arrière et documenter l'évolution du projet à travers l'historique des commits.</w:t>
+        <w:t>Les besoins évoluant au fil du stage, et les retours réguliers de mon encadrant entreprise étant essentiels, j'ai adopté une démarche itérative et incrémentale, inspirée des principes Agile/Scrum. Le développement s'est ainsi organisé en cycles courts : chaque fonctionnalité — gestion des candidats, des entretiens, des feedbacks, scoring IA, notifications — était analysée, conçue, développée puis validée avant de passer à la suivante.</w:t>
+      </w:r>
+    </w:p>
+    <w:p>
+      <w:r>
+        <w:t>Des points de synchronisation réguliers avec mon encadrant m'ont permis d'ajuster les priorités et d'affiner les spécifications au fil de l'avancement. Git/GitHub a servi tout du long à assurer la traçabilité du code, faciliter les retours en arrière et documenter l'évolution du projet à travers l'historique des commits.</w:t>
       </w:r>
     </w:p>
     <w:p>
       <w:pPr>
         <w:pStyle w:val="Titre2"/>
       </w:pPr>
-      <w:bookmarkStart w:id="14" w:name="_Toc237212550"/>
+      <w:bookmarkStart w:id="14" w:name="_Toc237795295"/>
       <w:r>
         <w:t>1.8 Planification du projet</w:t>
       </w:r>
@@ -5898,7 +6020,7 @@
     </w:p>
     <w:p>
       <w:r>
-        <w:t>Le projet s'est déroulé sur une période de sept mois, du 02 février 2025 au 31 août 2025, répartie en plusieurs grandes phases présentées dans le tableau suivant.</w:t>
+        <w:t>Le projet s'est étalé sur sept mois, du 02 février au 31 août 2025, découpés en plusieurs grandes phases que résume le tableau suivant.</w:t>
       </w:r>
     </w:p>
     <w:tbl>
@@ -6290,7 +6412,7 @@
       <w:pPr>
         <w:pStyle w:val="Titre2"/>
       </w:pPr>
-      <w:bookmarkStart w:id="15" w:name="_Toc237212551"/>
+      <w:bookmarkStart w:id="15" w:name="_Toc237795296"/>
       <w:r>
         <w:t>1.9 Conclusion</w:t>
       </w:r>
@@ -6298,7 +6420,7 @@
     </w:p>
     <w:p>
       <w:r>
-        <w:t>Les limites du processus existant chez Sopra HR Software étant maintenant posées, ainsi que la méthodologie que j'ai suivie pendant le stage, il est temps d'entrer dans le vif du sujet : quels besoins précis JOB4YOU devait-il couvrir ? C'est l'objet du chapitre suivant.</w:t>
+        <w:t>Les limites du processus existant chez Sopra HR Software sont maintenant posées, tout comme la méthodologie suivie pendant le stage. Reste à entrer dans le vif du sujet : quels besoins précis JOB4YOU devait-il couvrir ? C'est l'objet du chapitre suivant.</w:t>
       </w:r>
     </w:p>
     <w:p>
@@ -6313,7 +6435,7 @@
       <w:pPr>
         <w:pStyle w:val="Titre1"/>
       </w:pPr>
-      <w:bookmarkStart w:id="16" w:name="_Toc237212552"/>
+      <w:bookmarkStart w:id="16" w:name="_Toc237795297"/>
       <w:r>
         <w:t>Chapitre 2 : Analyse et Spécification des Besoins</w:t>
       </w:r>
@@ -6321,14 +6443,14 @@
     </w:p>
     <w:p>
       <w:r>
-        <w:t>Une fois le contexte posé, il restait à traduire la problématique en besoins concrets : qui utilise la plateforme, pour faire quoi, et avec quelles contraintes ? C'est le travail que je détaille dans ce chapitre, acteur par acteur, avant de justifier les choix techniques préliminaires qui ont guidé l'architecture retenue.</w:t>
+        <w:t>Le contexte posé, restait à traduire la problématique en besoins concrets : qui utilise la plateforme, pour faire quoi, et avec quelles contraintes ? C'est ce que je détaille dans ce chapitre, acteur par acteur, avant de justifier les choix techniques préliminaires qui ont guidé l'architecture retenue.</w:t>
       </w:r>
     </w:p>
     <w:p>
       <w:pPr>
         <w:pStyle w:val="Titre2"/>
       </w:pPr>
-      <w:bookmarkStart w:id="17" w:name="_Toc237212553"/>
+      <w:bookmarkStart w:id="17" w:name="_Toc237795298"/>
       <w:r>
         <w:t>2.1 Introduction</w:t>
       </w:r>
@@ -6336,14 +6458,14 @@
     </w:p>
     <w:p>
       <w:r>
-        <w:t>Recueillir les besoins n'a pas été un exercice ponctuel : il s'est étalé sur les premières semaines du stage, au fil des échanges avec mon encadrant et de l'observation du processus RH réel. Les besoins présentés ici sont le résultat de cette phase, et servent de base directe à la conception du chapitre suivant.</w:t>
+        <w:t>Recueillir les besoins n'a rien eu d'un exercice ponctuel : cela s'est étalé sur les premières semaines du stage, au fil des échanges avec mon encadrant et de l'observation directe du processus RH. Ce qui suit est le résultat de cette phase, et sert de base directe à la conception présentée au chapitre suivant.</w:t>
       </w:r>
     </w:p>
     <w:p>
       <w:pPr>
         <w:pStyle w:val="Titre2"/>
       </w:pPr>
-      <w:bookmarkStart w:id="18" w:name="_Toc237212554"/>
+      <w:bookmarkStart w:id="18" w:name="_Toc237795299"/>
       <w:r>
         <w:t>2.2 Étude fonctionnelle</w:t>
       </w:r>
@@ -6353,7 +6475,7 @@
       <w:pPr>
         <w:pStyle w:val="Titre3"/>
       </w:pPr>
-      <w:bookmarkStart w:id="19" w:name="_Toc237212555"/>
+      <w:bookmarkStart w:id="19" w:name="_Toc237795300"/>
       <w:r>
         <w:t>2.2.1 Identification des acteurs du système</w:t>
       </w:r>
@@ -6361,7 +6483,7 @@
     </w:p>
     <w:p>
       <w:r>
-        <w:t>Quatre acteurs interagissent avec la plateforme JOB4YOU, chacun disposant de privilèges et de fonctionnalités spécifiques :</w:t>
+        <w:t>Quatre acteurs interviennent sur la plateforme JOB4YOU, chacun avec ses propres privilèges et fonctionnalités :</w:t>
       </w:r>
     </w:p>
     <w:p>
@@ -6414,7 +6536,7 @@
     </w:p>
     <w:p>
       <w:r>
-        <w:t>Le tableau suivant précise, action par action, quels rôles y sont habilités — cette répartition correspond exactement aux règles d'autorisation implémentées côté backend.</w:t>
+        <w:t>Le tableau ci-dessous précise, action par action, les rôles habilités — une répartition qui correspond exactement aux règles d'autorisation implémentées côté backend.</w:t>
       </w:r>
     </w:p>
     <w:p>
@@ -7307,14 +7429,14 @@
     <w:p/>
     <w:p>
       <w:r>
-        <w:t>Le RH et l'Administrateur disposent volontairement d'un droit de décision qui recouvre celui du Manager : cela permet à un RH de corriger ou de débloquer un dossier en l'absence du manager concerné, tout en conservant une trace de qui a réellement pris chaque décision via le journal d'audit.</w:t>
+        <w:t>J'ai volontairement donné au RH et à l'Administrateur un droit de décision qui recouvre celui du Manager : un RH peut ainsi corriger ou débloquer un dossier en l'absence du manager concerné, tout en gardant une trace, via le journal d'audit, de qui a réellement pris chaque décision.</w:t>
       </w:r>
     </w:p>
     <w:p>
       <w:pPr>
         <w:pStyle w:val="Titre3"/>
       </w:pPr>
-      <w:bookmarkStart w:id="20" w:name="_Toc237212556"/>
+      <w:bookmarkStart w:id="20" w:name="_Toc237795301"/>
       <w:r>
         <w:t>2.2.2 Identification des besoins fonctionnels</w:t>
       </w:r>
@@ -7322,7 +7444,7 @@
     </w:p>
     <w:p>
       <w:r>
-        <w:t>À partir des échanges avec l'encadrant entreprise et de l'étude de l'existant, les besoins fonctionnels suivants ont été identifiés :</w:t>
+        <w:t>Les échanges avec mon encadrant entreprise et l'étude de l'existant ont fait émerger les besoins fonctionnels suivants :</w:t>
       </w:r>
     </w:p>
     <w:p>
@@ -7461,7 +7583,7 @@
       <w:pPr>
         <w:pStyle w:val="Titre3"/>
       </w:pPr>
-      <w:bookmarkStart w:id="21" w:name="_Toc237212557"/>
+      <w:bookmarkStart w:id="21" w:name="_Toc237795302"/>
       <w:r>
         <w:t>2.2.3 Identification des besoins non fonctionnels</w:t>
       </w:r>
@@ -7469,7 +7591,7 @@
     </w:p>
     <w:p>
       <w:r>
-        <w:t>Outre les fonctionnalités métier, la plateforme doit répondre aux exigences non fonctionnelles suivantes :</w:t>
+        <w:t>Au-delà des fonctionnalités métier, la plateforme doit aussi répondre aux exigences non fonctionnelles suivantes :</w:t>
       </w:r>
     </w:p>
     <w:p>
@@ -7548,7 +7670,7 @@
       <w:pPr>
         <w:pStyle w:val="Titre3"/>
       </w:pPr>
-      <w:bookmarkStart w:id="22" w:name="_Toc237212558"/>
+      <w:bookmarkStart w:id="22" w:name="_Toc237795303"/>
       <w:r>
         <w:t>2.2.4 Diagramme de cas d'utilisation</w:t>
       </w:r>
@@ -7556,7 +7678,7 @@
     </w:p>
     <w:p>
       <w:r>
-        <w:t>La figure suivante présente une vue synthétique des principaux cas d'utilisation de la plateforme, regroupés par acteur.</w:t>
+        <w:t>La figure ci-dessous donne une vue synthétique des principaux cas d'utilisation de la plateforme, regroupés par acteur.</w:t>
       </w:r>
     </w:p>
     <w:p>
@@ -7597,7 +7719,7 @@
       <w:pPr>
         <w:pStyle w:val="Titre3"/>
       </w:pPr>
-      <w:bookmarkStart w:id="23" w:name="_Toc237212559"/>
+      <w:bookmarkStart w:id="23" w:name="_Toc237795304"/>
       <w:r>
         <w:t>2.2.5 Description textuelle de quelques cas d'utilisation</w:t>
       </w:r>
@@ -7605,7 +7727,7 @@
     </w:p>
     <w:p>
       <w:r>
-        <w:t>Le tableau suivant détaille le scénario nominal de deux cas d'utilisation représentatifs du processus métier.</w:t>
+        <w:t>Le tableau qui suit détaille le scénario nominal de deux cas d'utilisation représentatifs du processus métier.</w:t>
       </w:r>
     </w:p>
     <w:tbl>
@@ -7984,7 +8106,7 @@
       <w:pPr>
         <w:pStyle w:val="Titre3"/>
       </w:pPr>
-      <w:bookmarkStart w:id="24" w:name="_Toc237212560"/>
+      <w:bookmarkStart w:id="24" w:name="_Toc237795305"/>
       <w:r>
         <w:t>2.2.6 Diagramme de séquence système</w:t>
       </w:r>
@@ -7992,7 +8114,7 @@
     </w:p>
     <w:p>
       <w:r>
-        <w:t>Le diagramme suivant illustre les échanges entre le candidat, le système et l'agent d'intelligence artificielle lors de la soumission d'une candidature.</w:t>
+        <w:t>Le diagramme ci-après illustre les échanges entre le candidat, le système et l'agent d'intelligence artificielle lors du dépôt d'une candidature.</w:t>
       </w:r>
     </w:p>
     <w:p>
@@ -8031,7 +8153,7 @@
       <w:pPr>
         <w:pStyle w:val="Titre2"/>
       </w:pPr>
-      <w:bookmarkStart w:id="25" w:name="_Toc237212561"/>
+      <w:bookmarkStart w:id="25" w:name="_Toc237795306"/>
       <w:r>
         <w:t>2.3 Étude technique</w:t>
       </w:r>
@@ -8041,7 +8163,7 @@
       <w:pPr>
         <w:pStyle w:val="Titre3"/>
       </w:pPr>
-      <w:bookmarkStart w:id="26" w:name="_Toc237212562"/>
+      <w:bookmarkStart w:id="26" w:name="_Toc237795307"/>
       <w:r>
         <w:t>2.3.1 Architecture physique</w:t>
       </w:r>
@@ -8049,34 +8171,7 @@
     </w:p>
     <w:p>
       <w:r>
-        <w:t xml:space="preserve">La plateforme repose sur une architecture distribuée en couches, illustrée par la figure suivante : </w:t>
-      </w:r>
-      <w:r>
-        <w:t>un frontend Angular [3], [13] consommé par le navigateur</w:t>
-      </w:r>
-      <w:r>
-        <w:t xml:space="preserve">, </w:t>
-      </w:r>
-      <w:r>
-        <w:t>un backend Spring Boot [1], [12] exposant des API REST sécurisées</w:t>
-      </w:r>
-      <w:r>
-        <w:t>, une base de données PostgreSQL [4]</w:t>
-      </w:r>
-      <w:r>
-        <w:t>, ainsi qu'</w:t>
-      </w:r>
-      <w:r>
-        <w:t>un serveur n8n [7] responsable de l’automatisation</w:t>
-      </w:r>
-      <w:r>
-        <w:t xml:space="preserve"> (</w:t>
-      </w:r>
-      <w:r>
-        <w:t>scoring IA via l’API Cohere [6]</w:t>
-      </w:r>
-      <w:r>
-        <w:t>, notifications, intégration Google Calendar).</w:t>
+        <w:t>La plateforme s'organise en architecture distribuée par couches, comme le montre la figure suivante : un frontend Angular [3], [13] consommé par le navigateur, un backend Spring Boot [1], [12] exposant des API REST sécurisées, une base de données PostgreSQL [4], et un serveur n8n [7] responsable de l'automatisation — scoring IA via l'API Cohere [6], notifications, et une intégration Google Calendar limitée à ce stade à un lien de démonstration.</w:t>
       </w:r>
     </w:p>
     <w:p>
@@ -8115,7 +8210,7 @@
       <w:pPr>
         <w:pStyle w:val="Titre3"/>
       </w:pPr>
-      <w:bookmarkStart w:id="27" w:name="_Toc237212563"/>
+      <w:bookmarkStart w:id="27" w:name="_Toc237795308"/>
       <w:r>
         <w:t>2.3.2 Côté client — Angular</w:t>
       </w:r>
@@ -8123,14 +8218,14 @@
     </w:p>
     <w:p>
       <w:r>
-        <w:t>Le frontend est développé avec Angular, dans une architecture par composants autonomes (« standalone components »), organisée en pages publiques (accueil, offres d'emploi, candidature en ligne), pages d'administration (candidats, entretiens, feedbacks, offres, utilisateurs, tableau Kanban, tableau de bord) et services partagés assurant la communication avec l'API REST du backend. La bibliothèque Bootstrap est utilisée pour la mise en forme des interfaces.</w:t>
+        <w:t>J'ai développé le frontend avec Angular, en architecture par composants autonomes (« standalone components »), organisée en pages publiques (accueil, offres d'emploi, candidature en ligne), pages d'administration (candidats, entretiens, feedbacks, offres, utilisateurs, tableau Kanban, tableau de bord) et services partagés qui assurent la communication avec l'API REST du backend. Bootstrap prend en charge la mise en forme des interfaces.</w:t>
       </w:r>
     </w:p>
     <w:p>
       <w:pPr>
         <w:pStyle w:val="Titre3"/>
       </w:pPr>
-      <w:bookmarkStart w:id="28" w:name="_Toc237212564"/>
+      <w:bookmarkStart w:id="28" w:name="_Toc237795309"/>
       <w:r>
         <w:t>2.3.3 Côté serveur — Spring Boot</w:t>
       </w:r>
@@ -8138,14 +8233,14 @@
     </w:p>
     <w:p>
       <w:r>
-        <w:t>Le backend est développé en Java avec le framework Spring Boot 3, structuré selon une architecture en couches classique : contrôleurs REST, services métier, repositories Spring Data JPA et entités JPA mappées sur la base PostgreSQL. Cette organisation garantit une séparation claire des responsabilités et facilite les évolutions futures.</w:t>
+        <w:t>Côté serveur, j'ai développé le backend en Java avec Spring Boot 3, selon une architecture en couches classique : contrôleurs REST, services métier, repositories Spring Data JPA et entités JPA mappées sur la base PostgreSQL. Cette organisation garde les responsabilités bien séparées et facilite les évolutions futures.</w:t>
       </w:r>
     </w:p>
     <w:p>
       <w:pPr>
         <w:pStyle w:val="Titre3"/>
       </w:pPr>
-      <w:bookmarkStart w:id="29" w:name="_Toc237212565"/>
+      <w:bookmarkStart w:id="29" w:name="_Toc237795310"/>
       <w:r>
         <w:t>2.3.4 La sécurité — Spring Security et JWT</w:t>
       </w:r>
@@ -8153,20 +8248,14 @@
     </w:p>
     <w:p>
       <w:r>
-        <w:t xml:space="preserve">L'accès à la plateforme est </w:t>
-      </w:r>
-      <w:r>
-        <w:t>sécurisé par Spring Security [2]</w:t>
-      </w:r>
-      <w:r>
-        <w:t xml:space="preserve"> couplé à un mécanisme d'authentification par jeton JWT (JSON Web Token). Lors de la connexion, le serveur génère un jeton signé contenant l'identité et les rôles de l'utilisateur ; ce jeton est ensuite transmis dans l'en-tête de chaque requête pour authentifier l'utilisateur sans état de session côté serveur. Le contrôle d'accès est appliqué au niveau de chaque point d'entrée de l'API via l'annotation @PreAuthorize, garantissant que seuls les rôles autorisés (Administrateur, RH, Manager) peuvent accéder à une ressource donnée.</w:t>
+        <w:t>L'accès à la plateforme repose sur Spring Security [2], couplé à une authentification par jeton JWT (JSON Web Token). À la connexion, le serveur génère un jeton signé portant l'identité et les rôles de l'utilisateur ; ce jeton est ensuite transmis dans l'en-tête de chaque requête, ce qui authentifie l'utilisateur sans nécessiter d'état de session côté serveur. Chaque point d'entrée de l'API est protégé via l'annotation @PreAuthorize, garantissant que seuls les rôles autorisés (Administrateur, RH, Manager) accèdent à une ressource donnée.</w:t>
       </w:r>
     </w:p>
     <w:p>
       <w:pPr>
         <w:pStyle w:val="Titre2"/>
       </w:pPr>
-      <w:bookmarkStart w:id="30" w:name="_Toc237212566"/>
+      <w:bookmarkStart w:id="30" w:name="_Toc237795311"/>
       <w:r>
         <w:t>2.4 Conclusion</w:t>
       </w:r>
@@ -8174,7 +8263,7 @@
     </w:p>
     <w:p>
       <w:r>
-        <w:t>Avec des acteurs, des besoins et une architecture technique désormais clairement identifiés, la question suivante s'est naturellement posée : comment traduire tout cela en un modèle concret, capable de guider le développement ? C'est ce que j'aborde dans le chapitre suivant, consacré à la conception.</w:t>
+        <w:t>Acteurs, besoins et architecture technique étant désormais clairement identifiés, une question s'est imposée : comment traduire tout cela en un modèle concret, capable de guider le développement ? C'est ce que j'aborde dans le chapitre suivant, consacré à la conception.</w:t>
       </w:r>
     </w:p>
     <w:p>
@@ -8189,7 +8278,7 @@
       <w:pPr>
         <w:pStyle w:val="Titre1"/>
       </w:pPr>
-      <w:bookmarkStart w:id="31" w:name="_Toc237212567"/>
+      <w:bookmarkStart w:id="31" w:name="_Toc237795312"/>
       <w:r>
         <w:t>Chapitre 3 : Conception</w:t>
       </w:r>
@@ -8197,14 +8286,14 @@
     </w:p>
     <w:p>
       <w:r>
-        <w:t>Traduire une liste de besoins en un système cohérent demande de faire des choix : comment organiser le code, comment modéliser les données, comment garantir qu'un candidat ne puisse pas se retrouver dans un état incohérent. C'est tout l'objet de ce chapitre, qui documente les principales décisions de conception derrière JOB4YOU — paquetages, diagramme de classes, scénarios d'interaction et machine à états du cycle de vie d'une candidature.</w:t>
+        <w:t>Passer d'une liste de besoins à un système cohérent implique des choix : comment organiser le code, comment modéliser les données, comment éviter qu'un candidat se retrouve dans un état incohérent. Ce chapitre documente les principales décisions de conception derrière JOB4YOU — paquetages, diagramme de classes, scénarios d'interaction et machine à états du cycle de vie d'une candidature.</w:t>
       </w:r>
     </w:p>
     <w:p>
       <w:pPr>
         <w:pStyle w:val="Titre2"/>
       </w:pPr>
-      <w:bookmarkStart w:id="32" w:name="_Toc237212568"/>
+      <w:bookmarkStart w:id="32" w:name="_Toc237795313"/>
       <w:r>
         <w:t>3.1 Introduction</w:t>
       </w:r>
@@ -8212,14 +8301,14 @@
     </w:p>
     <w:p>
       <w:r>
-        <w:t>Chaque modèle présenté ici a été pensé pour servir directement l'implémentation décrite au chapitre 4 : rien n'a été modélisé pour la forme, chaque diagramme correspond à une décision réellement prise pendant le développement.</w:t>
+        <w:t>Chaque modèle présenté ici sert directement l'implémentation décrite au chapitre 4 : je n'ai rien modélisé pour la forme, chaque diagramme correspond à une décision réellement prise pendant le développement.</w:t>
       </w:r>
     </w:p>
     <w:p>
       <w:pPr>
         <w:pStyle w:val="Titre2"/>
       </w:pPr>
-      <w:bookmarkStart w:id="33" w:name="_Toc237212569"/>
+      <w:bookmarkStart w:id="33" w:name="_Toc237795314"/>
       <w:r>
         <w:t>3.2 Diagramme des paquetages</w:t>
       </w:r>
@@ -8227,7 +8316,7 @@
     </w:p>
     <w:p>
       <w:r>
-        <w:t>La figure suivante illustre l'organisation générale de l'application en grands ensembles fonctionnels (paquetages), tant côté frontend que côté backend, ainsi que leurs interactions avec les services externes.</w:t>
+        <w:t>La figure suivante illustre l'organisation de l'application en grands ensembles fonctionnels (paquetages), côté frontend comme côté backend, ainsi que leurs interactions avec les services externes.</w:t>
       </w:r>
     </w:p>
     <w:p>
@@ -8264,14 +8353,14 @@
     <w:p/>
     <w:p>
       <w:r>
-        <w:t>Côté backend, l'architecture suit un découpage classique en couches : la couche controller expose les API REST, la couche service porte la logique métier (règles de gestion, garde-fous, orchestration des appels vers n8n), la couche repository assure la persistance via Spring Data JPA, tandis que les entités JPA modélisent le domaine métier. Côté frontend, les pages consomment des services Angular dédiés à chaque ressource métier (candidats, entretiens, feedbacks, offres), qui eux-mêmes communiquent avec le backend via des appels HTTP authentifiés.</w:t>
+        <w:t>Côté backend, j'ai suivi un découpage classique en couches : la couche controller expose les API REST, la couche service porte la logique métier (règles de gestion, garde-fous, orchestration des appels vers n8n), la couche repository assure la persistance via Spring Data JPA, et les entités JPA modélisent le domaine métier. Côté frontend, chaque page consomme des services Angular dédiés à une ressource métier (candidats, entretiens, feedbacks, offres), qui communiquent eux-mêmes avec le backend via des appels HTTP authentifiés.</w:t>
       </w:r>
     </w:p>
     <w:p>
       <w:pPr>
         <w:pStyle w:val="Titre2"/>
       </w:pPr>
-      <w:bookmarkStart w:id="34" w:name="_Toc237212570"/>
+      <w:bookmarkStart w:id="34" w:name="_Toc237795315"/>
       <w:r>
         <w:t>3.3 Diagramme de classes global</w:t>
       </w:r>
@@ -8279,7 +8368,7 @@
     </w:p>
     <w:p>
       <w:r>
-        <w:t>Le diagramme de classes ci-dessous présente le modèle de données central de la plateforme et les relations entre les principales entités métier.</w:t>
+        <w:t>Le diagramme de classes ci-dessous présente le modèle de données central de la plateforme, ainsi que les relations entre ses principales entités métier.</w:t>
       </w:r>
     </w:p>
     <w:p>
@@ -8307,7 +8396,7 @@
           <w:noProof/>
         </w:rPr>
         <w:pict w14:anchorId="598E410F">
-          <v:shape id="Image 6" o:spid="_x0000_i1030" type="#_x0000_t75" style="width:649.8pt;height:202.8pt;visibility:visible;mso-wrap-style:square">
+          <v:shape id="Image 6" o:spid="_x0000_i1030" type="#_x0000_t75" style="width:724.8pt;height:202.8pt;visibility:visible;mso-wrap-style:square">
             <v:imagedata r:id="rId20" o:title=""/>
           </v:shape>
         </w:pict>
@@ -8343,14 +8432,14 @@
     </w:p>
     <w:p>
       <w:r>
-        <w:t>Ce modèle met en évidence plusieurs relations structurantes : un candidat dépose au plus un CV et peut passer plusieurs entretiens, chacun pouvant donner lieu à un ou plusieurs feedbacks rédigés par un utilisateur (manager ou RH). Une offre d'emploi est rattachée à un département et reçoit plusieurs candidatures. La classe User centralise l'identité des utilisateurs internes (RH, managers, administrateurs) et porte, via la classe Role, un système de rôles multiples permettant une gestion fine des permissions.</w:t>
+        <w:t>Ce modèle fait ressortir plusieurs relations structurantes : un candidat dépose au plus un CV et peut passer par plusieurs entretiens, chacun pouvant donner lieu à un ou plusieurs feedbacks rédigés par un utilisateur (manager ou RH). Une offre d'emploi, rattachée à un département, reçoit plusieurs candidatures. Quant à la classe User, elle centralise l'identité des utilisateurs internes (RH, managers, administrateurs) et porte, via la classe Role, un système de rôles multiples pour une gestion fine des permissions.</w:t>
       </w:r>
     </w:p>
     <w:p>
       <w:pPr>
         <w:pStyle w:val="Titre2"/>
       </w:pPr>
-      <w:bookmarkStart w:id="35" w:name="_Toc237212571"/>
+      <w:bookmarkStart w:id="35" w:name="_Toc237795316"/>
       <w:r>
         <w:t>3.4 Diagrammes de séquence objet</w:t>
       </w:r>
@@ -8358,14 +8447,14 @@
     </w:p>
     <w:p>
       <w:r>
-        <w:t>Les diagrammes suivants détaillent, au niveau objet, deux scénarios clés du processus de recrutement : la planification d'un entretien et la décision finale de recrutement.</w:t>
+        <w:t>Les deux diagrammes qui suivent détaillent, au niveau objet, deux scénarios clés du processus de recrutement : la planification d'un entretien et la décision finale de recrutement.</w:t>
       </w:r>
     </w:p>
     <w:p>
       <w:pPr>
         <w:pStyle w:val="Titre3"/>
       </w:pPr>
-      <w:bookmarkStart w:id="36" w:name="_Toc237212572"/>
+      <w:bookmarkStart w:id="36" w:name="_Toc237795317"/>
       <w:r>
         <w:t>3.4.1 Planifier un entretien</w:t>
       </w:r>
@@ -8405,14 +8494,14 @@
     <w:p/>
     <w:p>
       <w:r>
-        <w:t>Ce diagramme met en évidence un garde-fou métier important : avant toute planification, le service vérifie que le dossier du candidat n'est pas dans un état clos négativement (rejeté ou retiré), afin d'éviter la planification d'un entretien sur une candidature déjà écartée.</w:t>
+        <w:t>Ce diagramme met en avant un garde-fou métier important : avant toute planification, le service s'assure que le dossier du candidat n'est pas dans un état clos négativement (rejeté ou retiré), pour éviter de planifier un entretien sur une candidature déjà écartée.</w:t>
       </w:r>
     </w:p>
     <w:p>
       <w:pPr>
         <w:pStyle w:val="Titre3"/>
       </w:pPr>
-      <w:bookmarkStart w:id="37" w:name="_Toc237212573"/>
+      <w:bookmarkStart w:id="37" w:name="_Toc237795318"/>
       <w:r>
         <w:t>3.4.2 Décision finale de recrutement</w:t>
       </w:r>
@@ -8452,14 +8541,14 @@
     <w:p/>
     <w:p>
       <w:r>
-        <w:t>Ce second diagramme illustre un autre garde-fou central de l'application : la décision finale (acceptation ou refus), qu'elle soit prise par un manager ou par le RH, ne peut être appliquée que si le dossier a préalablement été validé par le RH (statut CV_REVIEWED ou ultérieur), ce qui évite qu'une candidature soit acceptée ou refusée sans revue administrative préalable.</w:t>
+        <w:t>Ce second diagramme illustre un autre garde-fou central de l'application : qu'elle soit prise par un manager ou par le RH, la décision finale (acceptation ou refus) ne peut s'appliquer que si le dossier a déjà été validé par le RH (statut CV_REVIEWED ou ultérieur) — ce qui empêche qu'une candidature soit acceptée ou refusée sans revue administrative préalable.</w:t>
       </w:r>
     </w:p>
     <w:p>
       <w:pPr>
         <w:pStyle w:val="Titre2"/>
       </w:pPr>
-      <w:bookmarkStart w:id="38" w:name="_Toc237212574"/>
+      <w:bookmarkStart w:id="38" w:name="_Toc237795319"/>
       <w:r>
         <w:t>3.5 Diagramme d'états — Cycle de vie d'une candidature</w:t>
       </w:r>
@@ -8467,7 +8556,7 @@
     </w:p>
     <w:p>
       <w:r>
-        <w:t>Le statut d'un candidat évolue tout au long du processus de recrutement selon une machine à états précise, représentée ci-dessous. Cette modélisation garantit la cohérence des transitions et sert de référence pour l'implémentation des contrôles métier côté backend.</w:t>
+        <w:t>Tout au long du processus de recrutement, le statut d'un candidat évolue selon une machine à états précise, représentée ci-dessous. Cette modélisation garantit la cohérence des transitions et sert de référence pour l'implémentation des contrôles métier côté backend.</w:t>
       </w:r>
     </w:p>
     <w:p>
@@ -8504,12 +8593,12 @@
     <w:p/>
     <w:p>
       <w:r>
-        <w:t>On distingue notamment un embranchement automatique piloté par le score de l'analyse IA (statut CV_REVIEWED si le score atteint le seuil de 60/100, AUTO_REJECTED sinon), ainsi que des états terminaux (HIRED, MANAGER_REJECTED, AUTO_REJECTED, WITHDRAWN) au-delà desquels aucune modification supplémentaire du statut n'est autorisée par l'interface d'administration.</w:t>
-      </w:r>
-    </w:p>
-    <w:p>
-      <w:r>
-        <w:t>Ce rejet automatique n'est cependant pas définitif ni entièrement hors de contrôle humain : le RH ou l'Administrateur peut, à tout moment, corriger manuellement le score d'un candidat via un mécanisme de surcharge (manualScore) qui exige la saisie d'une justification et journalise systématiquement la correction dans l'audit. Le score IA joue ainsi le rôle d'un filtre de présélection assisté, et non celui d'une autorité décisionnelle autonome.</w:t>
+        <w:t>On y distingue notamment un embranchement automatique piloté par le score de l'analyse IA — statut CV_REVIEWED si le score atteint le seuil de 60/100, AUTO_REJECTED sinon — ainsi que des états terminaux (HIRED, MANAGER_REJECTED, AUTO_REJECTED, WITHDRAWN), au-delà desquels l'interface d'administration n'autorise plus aucune modification du statut.</w:t>
+      </w:r>
+    </w:p>
+    <w:p>
+      <w:r>
+        <w:t>Ce rejet automatique n'a rien de définitif, ni d'entièrement hors de contrôle humain : à tout moment, le RH ou l'Administrateur peut corriger manuellement le score d'un candidat via un mécanisme de surcharge (manualScore), qui exige une justification et journalise systématiquement la correction dans l'audit. Le score IA joue ainsi un rôle de filtre de présélection assisté — pas celui d'une autorité décisionnelle autonome.</w:t>
       </w:r>
     </w:p>
     <w:p>
@@ -8521,7 +8610,7 @@
       <w:pPr>
         <w:pStyle w:val="Titre2"/>
       </w:pPr>
-      <w:bookmarkStart w:id="39" w:name="_Toc237212575"/>
+      <w:bookmarkStart w:id="39" w:name="_Toc237795320"/>
       <w:r>
         <w:t>3.6 Conception de la base de données</w:t>
       </w:r>
@@ -8529,12 +8618,12 @@
     </w:p>
     <w:p>
       <w:r>
-        <w:t>La base de données relationnelle PostgreSQL reflète directement le diagramme de classes présenté en section 3.3 : chaque entité JPA est mappée sur une table, les relations One-to-Many et Many-to-One étant matérialisées par des clés étrangères (par exemple candidate.job_offer_id, interview.candidate_id, feedback.interview_id). Le mode de génération du schéma est configuré en mode « update » (Hibernate ddl-auto), un choix pratique en phase de développement pour faire évoluer la structure de la base sans perte de données au fil des itérations. Pour un déploiement en production, ce mode devrait être remplacé par un outil de migration versionnée tel que Flyway ou Liquibase, seul à même de garantir des évolutions de schéma maîtrisées et reproductibles.</w:t>
-      </w:r>
-    </w:p>
-    <w:p>
-      <w:r>
-        <w:t>Le schéma relationnel suivant présente l'ensemble des tables générées à partir des entités JPA, ainsi que les clés primaires et étrangères matérialisant les relations décrites ci-dessus.</w:t>
+        <w:t>La base de données relationnelle PostgreSQL reflète directement le diagramme de classes présenté en section 3.3 : chaque entité JPA est mappée sur une table, et les relations One-to-Many et Many-to-One sont matérialisées par des clés étrangères (par exemple candidate.job_offer_id, interview.candidate_id, feedback.interview_id). J'ai configuré la génération du schéma en mode « update » (Hibernate ddl-auto) — un choix pratique en phase de développement, qui permet de faire évoluer la structure de la base sans perte de données au fil des itérations. En production, ce mode devrait néanmoins céder la place à un outil de migration versionnée comme Flyway ou Liquibase, seul capable de garantir des évolutions de schéma maîtrisées et reproductibles.</w:t>
+      </w:r>
+    </w:p>
+    <w:p>
+      <w:r>
+        <w:t>Le schéma relationnel ci-dessous présente l'ensemble des tables générées à partir des entités JPA, avec les clés primaires et étrangères qui matérialisent les relations décrites ci-dessus.</w:t>
       </w:r>
     </w:p>
     <w:p>
@@ -8557,7 +8646,7 @@
           <w:noProof/>
         </w:rPr>
         <w:pict w14:anchorId="302CA6EE">
-          <v:shape id="Image 10" o:spid="_x0000_i1034" type="#_x0000_t75" style="width:660pt;height:443.4pt;visibility:visible;mso-wrap-style:square">
+          <v:shape id="Image 10" o:spid="_x0000_i1034" type="#_x0000_t75" style="width:680.4pt;height:443.4pt;visibility:visible;mso-wrap-style:square">
             <v:imagedata r:id="rId24" o:title=""/>
           </v:shape>
         </w:pict>
@@ -8595,7 +8684,7 @@
       <w:pPr>
         <w:pStyle w:val="Titre2"/>
       </w:pPr>
-      <w:bookmarkStart w:id="40" w:name="_Toc237212576"/>
+      <w:bookmarkStart w:id="40" w:name="_Toc237795321"/>
       <w:r>
         <w:t>3.7 Diagramme de déploiement</w:t>
       </w:r>
@@ -8603,7 +8692,7 @@
     </w:p>
     <w:p>
       <w:r>
-        <w:t>Le diagramme suivant représente la répartition physique des différents composants de la plateforme JOB4YOU sur les nœuds d'exécution, ainsi que leurs protocoles de communication.</w:t>
+        <w:t>Le diagramme suivant représente la répartition physique des composants de la plateforme JOB4YOU sur les nœuds d'exécution, ainsi que leurs protocoles de communication.</w:t>
       </w:r>
     </w:p>
     <w:p>
@@ -8640,14 +8729,14 @@
     <w:p/>
     <w:p>
       <w:r>
-        <w:t>Le frontend Angular et le backend Spring Boot sont déployés sur des serveurs distincts et communiquent via des API REST sécurisées par JWT. Le backend s'appuie sur une base de données PostgreSQL dédiée et déclenche, via des webhooks HTTP, les agents d'automatisation n8n, lesquels sollicitent à leur tour les services externes (API Cohere pour le scoring IA, Google Calendar pour la planification, serveur SMTP pour les notifications).</w:t>
+        <w:t>Le frontend Angular et le backend Spring Boot tournent sur des serveurs distincts et communiquent via des API REST sécurisées par JWT. Le backend s'appuie sur une base de données PostgreSQL dédiée et déclenche, via des webhooks HTTP, les agents d'automatisation n8n — lesquels sollicitent à leur tour les services externes : API Cohere pour le scoring IA, Google Calendar pour la planification (lien de démonstration à ce stade), et serveur SMTP pour les notifications.</w:t>
       </w:r>
     </w:p>
     <w:p>
       <w:pPr>
         <w:pStyle w:val="Titre2"/>
       </w:pPr>
-      <w:bookmarkStart w:id="41" w:name="_Toc237212577"/>
+      <w:bookmarkStart w:id="41" w:name="_Toc237795322"/>
       <w:r>
         <w:t>3.8 Diagramme de composants</w:t>
       </w:r>
@@ -8655,7 +8744,7 @@
     </w:p>
     <w:p>
       <w:r>
-        <w:t>Le diagramme ci-dessous détaille l'organisation interne du backend en composants logiciels et leurs dépendances.</w:t>
+        <w:t>Le diagramme ci-dessous détaille l'organisation interne du backend en composants logiciels, ainsi que leurs dépendances.</w:t>
       </w:r>
     </w:p>
     <w:p>
@@ -8692,14 +8781,14 @@
     <w:p/>
     <w:p>
       <w:r>
-        <w:t>Chaque service métier (Candidate, Interview, Feedback, JobOffer) s'appuie sur la couche de repositories Spring Data JPA pour la persistance et sur le service d'audit pour la traçabilité des actions sensibles. Le service Candidate délègue le calcul du score au service de scoring IA, tandis que les services Candidate et Interview déclenchent les agents n8n compétents via des webhooks.</w:t>
+        <w:t>Chaque service métier (Candidate, Interview, Feedback, JobOffer) s'appuie sur la couche de repositories Spring Data JPA pour la persistance, et sur le service d'audit pour tracer les actions sensibles. Le service Candidate délègue le calcul du score au service de scoring IA, tandis que Candidate et Interview déclenchent chacun les agents n8n compétents via des webhooks.</w:t>
       </w:r>
     </w:p>
     <w:p>
       <w:pPr>
         <w:pStyle w:val="Titre2"/>
       </w:pPr>
-      <w:bookmarkStart w:id="42" w:name="_Toc237212578"/>
+      <w:bookmarkStart w:id="42" w:name="_Toc237795323"/>
       <w:r>
         <w:t>3.9 Conclusion</w:t>
       </w:r>
@@ -8707,7 +8796,7 @@
     </w:p>
     <w:p>
       <w:r>
-        <w:t>Ces différents modèles — paquetages, classes, séquences, états, base de données, déploiement et composants — forment ensemble le plan directeur qui a guidé chaque ligne de code écrite par la suite. Reste maintenant à voir comment ce plan s'est concrètement traduit en une application fonctionnelle : c'est l'objet du chapitre suivant.</w:t>
+        <w:t>Ces modèles — paquetages, classes, séquences, états, base de données, déploiement et composants — forment ensemble le plan directeur qui a guidé chaque ligne de code écrite par la suite. Reste à voir comment ce plan s'est concrètement traduit en une application fonctionnelle : c'est l'objet du chapitre suivant.</w:t>
       </w:r>
     </w:p>
     <w:p>
@@ -8722,7 +8811,7 @@
       <w:pPr>
         <w:pStyle w:val="Titre1"/>
       </w:pPr>
-      <w:bookmarkStart w:id="43" w:name="_Toc237212579"/>
+      <w:bookmarkStart w:id="43" w:name="_Toc237795324"/>
       <w:r>
         <w:t>Chapitre 4 : Réalisation</w:t>
       </w:r>
@@ -8730,14 +8819,14 @@
     </w:p>
     <w:p>
       <w:r>
-        <w:t>C'est dans ce dernier chapitre que la conception prend enfin forme concrète. J'y présente l'environnement de travail utilisé, les interfaces réellement développées et fonctionnelles, la démarche de test suivie, ainsi que certaines difficultés rencontrées en cours de route et la façon dont je les ai résolues.</w:t>
+        <w:t>Ce dernier chapitre est celui où la conception prend enfin forme concrète. J'y présente l'environnement de travail utilisé, les interfaces réellement développées et fonctionnelles, la démarche de test suivie, ainsi que certaines difficultés rencontrées en cours de route et la façon dont je les ai résolues.</w:t>
       </w:r>
     </w:p>
     <w:p>
       <w:pPr>
         <w:pStyle w:val="Titre2"/>
       </w:pPr>
-      <w:bookmarkStart w:id="44" w:name="_Toc237212580"/>
+      <w:bookmarkStart w:id="44" w:name="_Toc237795325"/>
       <w:r>
         <w:t>4.1 Introduction</w:t>
       </w:r>
@@ -8745,14 +8834,14 @@
     </w:p>
     <w:p>
       <w:r>
-        <w:t>Les captures d'écran qui suivent proviennent toutes de l'application en fonctionnement, pas de maquettes : chaque interface présentée a été testée et utilisée pendant le stage.</w:t>
+        <w:t>Toutes les captures d'écran qui suivent proviennent de l'application en fonctionnement, pas de maquettes : chaque interface présentée a été testée et utilisée pendant le stage.</w:t>
       </w:r>
     </w:p>
     <w:p>
       <w:pPr>
         <w:pStyle w:val="Titre2"/>
       </w:pPr>
-      <w:bookmarkStart w:id="45" w:name="_Toc237212581"/>
+      <w:bookmarkStart w:id="45" w:name="_Toc237795326"/>
       <w:r>
         <w:t>4.2 Environnement de travail</w:t>
       </w:r>
@@ -8762,7 +8851,7 @@
       <w:pPr>
         <w:pStyle w:val="Titre3"/>
       </w:pPr>
-      <w:bookmarkStart w:id="46" w:name="_Toc237212582"/>
+      <w:bookmarkStart w:id="46" w:name="_Toc237795327"/>
       <w:r>
         <w:t>4.2.1 Environnement matériel</w:t>
       </w:r>
@@ -8770,14 +8859,14 @@
     </w:p>
     <w:p>
       <w:r>
-        <w:t>Le développement a été réalisé sur un poste de travail standard mis à disposition par l'entreprise, doté d'un processeur multi-cœurs, d'une mémoire vive suffisante pour exécuter simultanément l'environnement de développement, le serveur backend, le serveur frontend, la base de données PostgreSQL et le serveur n8n en local.</w:t>
+        <w:t>J'ai réalisé le développement sur un poste de travail standard mis à disposition par l'entreprise, doté d'un processeur multi-cœurs et d'une mémoire vive suffisante pour faire tourner simultanément l'environnement de développement, le serveur backend, le serveur frontend, la base de données PostgreSQL et le serveur n8n en local.</w:t>
       </w:r>
     </w:p>
     <w:p>
       <w:pPr>
         <w:pStyle w:val="Titre3"/>
       </w:pPr>
-      <w:bookmarkStart w:id="47" w:name="_Toc237212583"/>
+      <w:bookmarkStart w:id="47" w:name="_Toc237795328"/>
       <w:r>
         <w:t>4.2.2 Environnement logiciel</w:t>
       </w:r>
@@ -8900,7 +8989,7 @@
       <w:pPr>
         <w:pStyle w:val="Titre3"/>
       </w:pPr>
-      <w:bookmarkStart w:id="48" w:name="_Toc237212584"/>
+      <w:bookmarkStart w:id="48" w:name="_Toc237795329"/>
       <w:r>
         <w:t>4.2.3 Autres</w:t>
       </w:r>
@@ -8908,14 +8997,14 @@
     </w:p>
     <w:p>
       <w:r>
-        <w:t>Le versionnement du code source a été organisé autour d'une branche principale, avec des messages de commit descriptifs facilitant la traçabilité des évolutions fonctionnelles et des corrections apportées tout au long du stage.</w:t>
+        <w:t>J'ai organisé le versionnement du code autour d'une branche principale, avec des messages de commit descriptifs qui facilitent la traçabilité des évolutions fonctionnelles et des corrections apportées tout au long du stage.</w:t>
       </w:r>
     </w:p>
     <w:p>
       <w:pPr>
         <w:pStyle w:val="Titre3"/>
       </w:pPr>
-      <w:bookmarkStart w:id="49" w:name="_Toc237212585"/>
+      <w:bookmarkStart w:id="49" w:name="_Toc237795330"/>
       <w:r>
         <w:t>4.2.4 Sécurité applicative</w:t>
       </w:r>
@@ -8923,35 +9012,14 @@
     </w:p>
     <w:p>
       <w:r>
-        <w:t xml:space="preserve">Plusieurs mécanismes concrets protègent la plateforme et les données des candidats. Les mots de passe ne sont jamais stockés en clair : ils sont hachés avec BCrypt avant persistance. L'authentification repose sur un </w:t>
-      </w:r>
-      <w:r>
-        <w:t>jeton JWT signé [5], valable 24</w:t>
-      </w:r>
-      <w:r>
-        <w:t xml:space="preserve"> heures, transmis à chaque requête et vérifié côté backend pour en extraire l'identité et les rôles de l'utilisateur. Chaque point d'entrée de l'API REST est protégé par annotation selon le rôle requis (@PreAuthorize), et un contrôle d'accès supplémentaire restreint, pour un manager, la visibilité aux seuls candidats relevant de son périmètre </w:t>
-      </w:r>
-      <w:r>
-        <w:t>(déterminé prioritairement par son département ; la famille de métier ne sert de repli que pour les offres non rattachées à un département)</w:t>
-      </w:r>
-      <w:r>
-        <w:t>. Le dépôt de CV est limité aux formats PDF, DOC et DOCX, avec une taille maximale de 10 Mo, afin de limiter les risques liés au téléversement de fichiers.</w:t>
-      </w:r>
-      <w:r>
-        <w:t xml:space="preserve"> Des mécanismes complémentaires, tels que l'analyse antivirus et la validation approfondie du contenu au-delà de la seule extension et du type MIME, pourraient compléter ce dispositif dans une version de production, conformément aux </w:t>
-      </w:r>
-      <w:r>
-        <w:t>recommandations de l’OWASP [11]</w:t>
-      </w:r>
-      <w:r>
-        <w:t>.</w:t>
+        <w:t>Plusieurs mécanismes concrets protègent la plateforme et les données des candidats. Les mots de passe ne sont jamais stockés en clair : ils sont hachés avec BCrypt avant persistance. L'authentification s'appuie sur un jeton JWT signé [5], valable 24 heures, transmis à chaque requête et vérifié côté backend pour en extraire l'identité et les rôles de l'utilisateur. Chaque point d'entrée de l'API REST est protégé par annotation selon le rôle requis (@PreAuthorize), et un contrôle d'accès supplémentaire restreint, pour un manager, la visibilité aux seuls candidats de son périmètre — déterminé prioritairement par son département, la famille de métier ne servant de repli que pour les offres non rattachées à un département. Le dépôt de CV est limité aux formats PDF, DOC et DOCX, avec une taille maximale de 10 Mo, pour limiter les risques liés au téléversement de fichiers. Des mécanismes complémentaires, comme l'analyse antivirus ou une validation plus poussée du contenu au-delà de la seule extension et du type MIME, pourraient compléter ce dispositif en production, conformément aux recommandations de l’OWASP [11].</w:t>
       </w:r>
     </w:p>
     <w:p>
       <w:pPr>
         <w:pStyle w:val="Titre2"/>
       </w:pPr>
-      <w:bookmarkStart w:id="50" w:name="_Toc237212586"/>
+      <w:bookmarkStart w:id="50" w:name="_Toc237795331"/>
       <w:r>
         <w:t>4.3 Interfaces graphiques de l'application</w:t>
       </w:r>
@@ -8959,7 +9027,7 @@
     </w:p>
     <w:p>
       <w:r>
-        <w:t>Cette section présente une sélection des principales interfaces développées, illustrant les fonctionnalités clés de la plateforme JOB4YOU pour chacun des profils d'utilisateurs.</w:t>
+        <w:t>Cette section présente une sélection des interfaces principales, illustrant les fonctionnalités clés de la plateforme JOB4YOU pour chacun des profils d'utilisateurs.</w:t>
       </w:r>
     </w:p>
     <w:p>
@@ -8996,7 +9064,7 @@
     <w:p/>
     <w:p>
       <w:r>
-        <w:t>La page d'accueil, accessible sans authentification, permet à tout visiteur de rechercher une offre d'emploi par mot-clé et par localisation, et met en avant les offres publiées les plus récentes.</w:t>
+        <w:t>Accessible sans authentification, la page d'accueil permet à tout visiteur de rechercher une offre par mot-clé et par localisation, et met en avant les offres publiées les plus récentes.</w:t>
       </w:r>
     </w:p>
     <w:p>
@@ -9033,7 +9101,7 @@
     <w:p/>
     <w:p>
       <w:r>
-        <w:t>L'authentification s'effectue par nom d'utilisateur et mot de passe ; le jeton JWT renvoyé par le backend est ensuite utilisé pour sécuriser l'ensemble des requêtes vers l'API.</w:t>
+        <w:t>L'authentification se fait par nom d'utilisateur et mot de passe ; le jeton JWT renvoyé par le backend sécurise ensuite l'ensemble des requêtes vers l'API.</w:t>
       </w:r>
     </w:p>
     <w:p>
@@ -9070,7 +9138,7 @@
     <w:p/>
     <w:p>
       <w:r>
-        <w:t>Cet espace permet au Responsable RH de créer, modifier et suivre le statut de chaque offre d'emploi (active, fermée, expirée), avec bascule automatique en « expirée » une fois la date limite dépassée.</w:t>
+        <w:t>Le Responsable RH crée, modifie et suit ici le statut de chaque offre d'emploi (active, fermée, expirée) ; la bascule en « expirée » se fait automatiquement une fois la date limite dépassée.</w:t>
       </w:r>
     </w:p>
     <w:p>
@@ -9107,7 +9175,7 @@
     <w:p/>
     <w:p>
       <w:r>
-        <w:t>La liste des candidats affiche, pour chaque dossier, le statut courant, le score calculé par l'agent d'intelligence artificielle ainsi qu'un ensemble d'actions rapides (changement de statut, envoi d'e-mail, consultation, suppression).</w:t>
+        <w:t>Pour chaque dossier, la liste des candidats affiche le statut courant, le score calculé par l'agent IA, ainsi qu'un ensemble d'actions rapides (changement de statut, envoi d'e-mail, consultation, suppression).</w:t>
       </w:r>
     </w:p>
     <w:p>
@@ -9144,7 +9212,7 @@
     <w:p/>
     <w:p>
       <w:r>
-        <w:t>Le formulaire de modification permet au RH de corriger les informations d'un candidat (coordonnées, lettre de motivation, statut, offre associée) ; la fiche de consultation associée regroupe quant à elle le CV, l'analyse IA détaillée (scores technique, communication, adéquation séniorité) ainsi que l'historique des actions des agents n8n sur ce dossier.</w:t>
+        <w:t>Le RH corrige ici les informations d'un candidat (coordonnées, lettre de motivation, statut, offre associée) via le formulaire de modification ; la fiche de consultation associée regroupe le CV, l'analyse IA détaillée (scores technique, communication, adéquation séniorité) et l'historique des actions des agents n8n sur ce dossier.</w:t>
       </w:r>
     </w:p>
     <w:p>
@@ -9181,7 +9249,7 @@
     <w:p/>
     <w:p>
       <w:r>
-        <w:t>Le tableau Kanban offre une vue synthétique et interactive de l'ensemble des candidatures réparties par statut ; le glissement d'une carte d'une colonne à une autre déclenche automatiquement la mise à jour du statut correspondant, avec les garde-fous métier décrits au chapitre 3 pour les décisions finales.</w:t>
+        <w:t>Le tableau Kanban donne une vue synthétique et interactive de toutes les candidatures réparties par statut ; glisser une carte d'une colonne à une autre déclenche automatiquement la mise à jour du statut, sous réserve des garde-fous métier décrits au chapitre 3 pour les décisions finales.</w:t>
       </w:r>
     </w:p>
     <w:p>
@@ -9218,7 +9286,7 @@
     <w:p/>
     <w:p>
       <w:r>
-        <w:t>Cette interface permet de planifier, filtrer et suivre les entretiens (type, date, interviewer, statut), avec des actions contextuelles telles que le démarrage, l'annulation, la reprogrammation ou l'ajout d'un feedback une fois l'entretien terminé.</w:t>
+        <w:t>On planifie, filtre et suit ici les entretiens (type, date, interviewer, statut), avec des actions contextuelles comme le démarrage, l'annulation, la reprogrammation ou l'ajout d'un feedback une fois l'entretien terminé.</w:t>
       </w:r>
     </w:p>
     <w:p>
@@ -9255,7 +9323,7 @@
     <w:p/>
     <w:p>
       <w:r>
-        <w:t>Les feedbacks saisis par les managers y sont centralisés, avec un processus de validation par le RH avant transmission au candidat.</w:t>
+        <w:t>Les feedbacks saisis par les managers sont centralisés ici, avec une étape de validation par le RH avant transmission au candidat.</w:t>
       </w:r>
     </w:p>
     <w:p>
@@ -9292,7 +9360,7 @@
     <w:p/>
     <w:p>
       <w:r>
-        <w:t>L'administrateur gère ici l'ensemble des comptes de la plateforme, leurs rôles ainsi que leur rattachement à un département ou une famille de métier.</w:t>
+        <w:t>L'administrateur y gère l'ensemble des comptes de la plateforme, leurs rôles, ainsi que leur rattachement à un département ou une famille de métier.</w:t>
       </w:r>
     </w:p>
     <w:p>
@@ -9329,7 +9397,7 @@
     <w:p/>
     <w:p>
       <w:r>
-        <w:t>Cette interface, réservée à l'administrateur, permet d'ajuster la pondération (technique / communication / séniorité) utilisée par l'agent IA pour calculer le score de chaque candidature, en fonction de la famille de métier et du niveau de séniorité de l'offre concernée.</w:t>
+        <w:t>Réservée à l'administrateur, cette interface permet d'ajuster la pondération (technique / communication / séniorité) que l'agent IA utilise pour calculer le score de chaque candidature, selon la famille de métier et le niveau de séniorité de l'offre.</w:t>
       </w:r>
     </w:p>
     <w:p>
@@ -9366,14 +9434,19 @@
     <w:p/>
     <w:p>
       <w:r>
-        <w:t>Le journal d'audit trace l'ensemble des changements de statut significatifs, qu'ils soient initiés manuellement par un utilisateur ou automatiquement par le système (agents n8n), garantissant ainsi la traçabilité de toutes les décisions prises sur un dossier.</w:t>
+        <w:t>Le journal d'audit trace tous les changements de statut significatifs, initiés manuellement par un utilisateur ou automatiquement par le système (agents n8n), ce qui garantit la traçabilité de chaque décision prise sur un dossier.</w:t>
+      </w:r>
+    </w:p>
+    <w:p>
+      <w:r>
+        <w:t>J'ai aussi donné à chaque manager une page « Mon calendrier », en lecture seule, qui regroupe ses entretiens du mois et ses trois prochains rendez-vous ; les données y sont filtrées côté serveur selon son département, sa famille de métier ou son affectation directe, le même cloisonnement que pour la liste des dossiers candidats.</w:t>
       </w:r>
     </w:p>
     <w:p>
       <w:pPr>
         <w:pStyle w:val="Titre2"/>
       </w:pPr>
-      <w:bookmarkStart w:id="51" w:name="_Toc237212587"/>
+      <w:bookmarkStart w:id="51" w:name="_Toc237795332"/>
       <w:r>
         <w:t>4.4 Tests</w:t>
       </w:r>
@@ -9383,7 +9456,7 @@
       <w:pPr>
         <w:pStyle w:val="Titre3"/>
       </w:pPr>
-      <w:bookmarkStart w:id="52" w:name="_Toc237212588"/>
+      <w:bookmarkStart w:id="52" w:name="_Toc237795333"/>
       <w:r>
         <w:t>4.4.1 Tests unitaires (JUnit 5 / Mockito)</w:t>
       </w:r>
@@ -9391,30 +9464,12 @@
     </w:p>
     <w:p>
       <w:r>
-        <w:t xml:space="preserve">Au-delà des vérifications manuelles, la couche service et une partie de la couche controller sont couvertes par une suite de tests automatisés écrite avec JUnit 5 et Mockito, exécutée via Maven. Elle comprend 8 classes de test pour un total de </w:t>
-      </w:r>
-      <w:r>
-        <w:t>89 méthodes de test</w:t>
-      </w:r>
-      <w:r>
-        <w:t xml:space="preserve"> : CandidateServiceTest, JobOfferServiceTest, ManagerRoutingServiceTest, </w:t>
-      </w:r>
-      <w:r>
-        <w:t>N8nServiceTest, ScoringWeightProfileServiceTest et AiScoringServiceTest en tests unitaires purs</w:t>
-      </w:r>
-      <w:r>
-        <w:t xml:space="preserve"> (services isolés à l'aide de doublons Mockito), ainsi que CandidateControllerWorkflowTest et CandidateStatusAnonymousSecurityTest en tests de contrôleur reposant sur @WebMvcTest et MockMvc, qui vérifient notamment le comportement des routes accessibles de façon anonyme. Ces tests couvrent en particulier </w:t>
-      </w:r>
-      <w:r>
-        <w:t>le routage des managers par département et l’isolation stricte de la visibilité des dossiers, le calcul du score IA et ses seuils</w:t>
-      </w:r>
-      <w:r>
-        <w:t>, ainsi que les garde-fous de transition de statut décrits au chapitre 3.</w:t>
-      </w:r>
-    </w:p>
-    <w:p>
-      <w:r>
-        <w:t>L'extrait ci-dessous, tiré de CandidateServiceTest, illustre un des deux tests ajoutés pour valider le correctif décrit en section 4.5.4 : il vérifie qu'un manager n'obtient, via getCandidatesByStatus(), que les candidats de son propre périmètre.</w:t>
+        <w:t>Au-delà des vérifications manuelles, la couche service et une partie de la couche controller sont couvertes par une suite de tests automatisés écrite avec JUnit 5 et Mockito, exécutée via Maven. Elle comprend 11 classes de test pour un total de 101 méthodes de test : CandidateServiceTest, JobOfferServiceTest, ManagerRoutingServiceTest, N8nServiceTest, ScoringWeightProfileServiceTest, AiScoringServiceTest, InterviewServiceTest et InterviewServiceManagerCalendarTest en tests unitaires purs (services isolés à l'aide de doublons Mockito), ainsi que CandidateControllerWorkflowTest, CandidateStatusAnonymousSecurityTest et InterviewManagerCalendarSecurityTest en tests de contrôleur reposant sur @WebMvcTest et MockMvc, qui vérifient notamment le comportement des routes accessibles de façon anonyme. Ces tests couvrent en particulier le routage des managers par département, l'isolation stricte de la visibilité des dossiers, le calcul du score IA et ses seuils, le découplage entre planification d'entretien et statut du candidat, ainsi que les garde-fous de transition décrits au chapitre 3.</w:t>
+      </w:r>
+    </w:p>
+    <w:p>
+      <w:r>
+        <w:t>L'extrait ci-dessous, tiré de CandidateServiceTest, illustre l'un des deux tests ajoutés pour valider le correctif décrit en section 4.5.4 : il vérifie qu'un manager n'obtient, via getCandidatesByStatus(), que les candidats de son propre périmètre.</w:t>
       </w:r>
     </w:p>
     <w:tbl>
@@ -9630,7 +9685,7 @@
       <w:pPr>
         <w:pStyle w:val="Titre3"/>
       </w:pPr>
-      <w:bookmarkStart w:id="53" w:name="_Toc237212589"/>
+      <w:bookmarkStart w:id="53" w:name="_Toc237795334"/>
       <w:r>
         <w:t>4.4.2 Tests fonctionnels manuels</w:t>
       </w:r>
@@ -9638,7 +9693,7 @@
     </w:p>
     <w:p>
       <w:r>
-        <w:t>Chaque fonctionnalité développée a fait l'objet d'une phase de test fonctionnel manuel directement dans l'application, couvrant à la fois le scénario nominal et les principaux cas d'erreur. Le tableau suivant synthétise les principaux cas de test exécutés ainsi que leur résultat.</w:t>
+        <w:t>Chaque fonctionnalité développée a fait l'objet d'un test fonctionnel manuel directement dans l'application, couvrant à la fois le scénario nominal et les principaux cas d'erreur. Le tableau suivant synthétise les cas de test exécutés et leur résultat.</w:t>
       </w:r>
     </w:p>
     <w:p>
@@ -10537,13 +10592,125 @@
           </w:p>
         </w:tc>
       </w:tr>
+      <w:tr>
+        <w:tc>
+          <w:tcPr>
+            <w:tcW w:w="1667" w:type="pct"/>
+          </w:tcPr>
+          <w:p>
+            <w:pPr>
+              <w:rPr>
+                <w:sz w:val="21"/>
+              </w:rPr>
+            </w:pPr>
+            <w:r>
+              <w:rPr>
+                <w:sz w:val="21"/>
+              </w:rPr>
+              <w:t>Acceptation directe d'un candidat depuis CV_REVIEWED (sans entretien tél.)</w:t>
+            </w:r>
+          </w:p>
+        </w:tc>
+        <w:tc>
+          <w:tcPr>
+            <w:tcW w:w="1667" w:type="pct"/>
+          </w:tcPr>
+          <w:p>
+            <w:pPr>
+              <w:rPr>
+                <w:sz w:val="21"/>
+              </w:rPr>
+            </w:pPr>
+            <w:r>
+              <w:rPr>
+                <w:sz w:val="21"/>
+              </w:rPr>
+              <w:t>Erreur 400, transition refusée</w:t>
+            </w:r>
+          </w:p>
+        </w:tc>
+        <w:tc>
+          <w:tcPr>
+            <w:tcW w:w="1667" w:type="pct"/>
+          </w:tcPr>
+          <w:p>
+            <w:pPr>
+              <w:rPr>
+                <w:sz w:val="21"/>
+              </w:rPr>
+            </w:pPr>
+            <w:r>
+              <w:rPr>
+                <w:sz w:val="21"/>
+              </w:rPr>
+              <w:t>OK</w:t>
+            </w:r>
+          </w:p>
+        </w:tc>
+      </w:tr>
+      <w:tr>
+        <w:tc>
+          <w:tcPr>
+            <w:tcW w:w="1667" w:type="pct"/>
+          </w:tcPr>
+          <w:p>
+            <w:pPr>
+              <w:rPr>
+                <w:sz w:val="21"/>
+              </w:rPr>
+            </w:pPr>
+            <w:r>
+              <w:rPr>
+                <w:sz w:val="21"/>
+              </w:rPr>
+              <w:t>Planification d'un entretien sur un candidat déjà en Test technique</w:t>
+            </w:r>
+          </w:p>
+        </w:tc>
+        <w:tc>
+          <w:tcPr>
+            <w:tcW w:w="1667" w:type="pct"/>
+          </w:tcPr>
+          <w:p>
+            <w:pPr>
+              <w:rPr>
+                <w:sz w:val="21"/>
+              </w:rPr>
+            </w:pPr>
+            <w:r>
+              <w:rPr>
+                <w:sz w:val="21"/>
+              </w:rPr>
+              <w:t>Aucun effet sur le statut du candidat (agenda seul)</w:t>
+            </w:r>
+          </w:p>
+        </w:tc>
+        <w:tc>
+          <w:tcPr>
+            <w:tcW w:w="1667" w:type="pct"/>
+          </w:tcPr>
+          <w:p>
+            <w:pPr>
+              <w:rPr>
+                <w:sz w:val="21"/>
+              </w:rPr>
+            </w:pPr>
+            <w:r>
+              <w:rPr>
+                <w:sz w:val="21"/>
+              </w:rPr>
+              <w:t>OK</w:t>
+            </w:r>
+          </w:p>
+        </w:tc>
+      </w:tr>
     </w:tbl>
     <w:p/>
     <w:p>
       <w:pPr>
         <w:pStyle w:val="Titre3"/>
       </w:pPr>
-      <w:bookmarkStart w:id="54" w:name="_Toc237212590"/>
+      <w:bookmarkStart w:id="54" w:name="_Toc237795335"/>
       <w:r>
         <w:t>4.4.3 Tests des API avec Postman et Swagger</w:t>
       </w:r>
@@ -10551,14 +10718,14 @@
     </w:p>
     <w:p>
       <w:r>
-        <w:t>L'ensemble des points d'entrée de l'API REST a été testé de façon isolée à l'aide de Postman, en particulier les scénarios d'authentification, de contrôle d'accès par rôle et de gestion des erreurs (404, 400, 403). La documentation interactive Swagger, générée automatiquement à partir des annotations du code, a permis de vérifier la cohérence des contrats d'interface tout au long du développement.</w:t>
+        <w:t>J'ai testé isolément, à l'aide de Postman, l'ensemble des points d'entrée de l'API REST — en particulier les scénarios d'authentification, de contrôle d'accès par rôle et de gestion des erreurs (404, 400, 403). La documentation interactive Swagger, générée automatiquement à partir des annotations du code, m'a permis de vérifier la cohérence des contrats d'interface tout au long du développement.</w:t>
       </w:r>
     </w:p>
     <w:p>
       <w:pPr>
         <w:pStyle w:val="Titre3"/>
       </w:pPr>
-      <w:bookmarkStart w:id="55" w:name="_Toc237212591"/>
+      <w:bookmarkStart w:id="55" w:name="_Toc237795336"/>
       <w:r>
         <w:t>4.4.4 Vérification de bout en bout</w:t>
       </w:r>
@@ -10566,14 +10733,14 @@
     </w:p>
     <w:p>
       <w:r>
-        <w:t>Au-delà des tests unitaires par fonctionnalité, une vérification de bout en bout du parcours complet de recrutement a été menée : soumission d'une candidature, analyse automatique par l'IA, validation par le RH, planification d'un entretien, saisie d'un feedback, puis décision finale du manager — chaque étape déclenchant la notification par e-mail attendue au candidat et/ou aux parties prenantes internes.</w:t>
+        <w:t>Au-delà des tests unitaires par fonctionnalité, j'ai mené une vérification de bout en bout du parcours complet de recrutement : soumission d'une candidature, analyse automatique par l'IA, validation par le RH, planification d'un entretien, saisie d'un feedback, puis décision finale du manager — chaque étape déclenchant la notification par e-mail attendue, au candidat et/ou aux parties prenantes internes.</w:t>
       </w:r>
     </w:p>
     <w:p>
       <w:pPr>
         <w:pStyle w:val="Titre2"/>
       </w:pPr>
-      <w:bookmarkStart w:id="56" w:name="_Toc237212592"/>
+      <w:bookmarkStart w:id="56" w:name="_Toc237795337"/>
       <w:r>
         <w:t>4.5 Difficultés rencontrées et solutions apportées</w:t>
       </w:r>
@@ -10581,20 +10748,14 @@
     </w:p>
     <w:p>
       <w:r>
-        <w:t xml:space="preserve">Au-delà des fonctionnalités livrées, plusieurs difficultés concrètes ont jalonné le développement de JOB4YOU. </w:t>
-      </w:r>
-      <w:r>
-        <w:t>Je détaille ici les principales</w:t>
-      </w:r>
-      <w:r>
-        <w:t>, représentatives des types de problèmes rencontrés sur ce projet.</w:t>
+        <w:t>Au-delà des fonctionnalités livrées, le développement de JOB4YOU a été jalonné de plusieurs difficultés concrètes. Je détaille ici les principales, représentatives des problèmes rencontrés sur ce projet.</w:t>
       </w:r>
     </w:p>
     <w:p>
       <w:pPr>
         <w:pStyle w:val="Titre3"/>
       </w:pPr>
-      <w:bookmarkStart w:id="57" w:name="_Toc237212593"/>
+      <w:bookmarkStart w:id="57" w:name="_Toc237795338"/>
       <w:r>
         <w:t>4.5.1 Notification incomplète des managers</w:t>
       </w:r>
@@ -10612,7 +10773,7 @@
       <w:pPr>
         <w:pStyle w:val="Titre3"/>
       </w:pPr>
-      <w:bookmarkStart w:id="58" w:name="_Toc237212594"/>
+      <w:bookmarkStart w:id="58" w:name="_Toc237795339"/>
       <w:r>
         <w:t>4.5.2 Distinguer un rejet RH d'un rejet manager</w:t>
       </w:r>
@@ -10627,7 +10788,7 @@
       <w:pPr>
         <w:pStyle w:val="Titre3"/>
       </w:pPr>
-      <w:bookmarkStart w:id="59" w:name="_Toc237212595"/>
+      <w:bookmarkStart w:id="59" w:name="_Toc237795340"/>
       <w:r>
         <w:t>4.5.3 Cohérence des transitions de statut</w:t>
       </w:r>
@@ -10642,7 +10803,7 @@
       <w:pPr>
         <w:pStyle w:val="Titre3"/>
       </w:pPr>
-      <w:bookmarkStart w:id="60" w:name="_Toc237212596"/>
+      <w:bookmarkStart w:id="60" w:name="_Toc237795341"/>
       <w:r>
         <w:t>4.5.4 Filtrage incomplet des routes de lecture pour les managers</w:t>
       </w:r>
@@ -10657,7 +10818,7 @@
       <w:pPr>
         <w:pStyle w:val="Titre3"/>
       </w:pPr>
-      <w:bookmarkStart w:id="61" w:name="_Toc237212597"/>
+      <w:bookmarkStart w:id="61" w:name="_Toc237795342"/>
       <w:r>
         <w:t>4.5.5 Solliciter le manager au bon moment du processus</w:t>
       </w:r>
@@ -10675,7 +10836,7 @@
       <w:pPr>
         <w:pStyle w:val="Titre3"/>
       </w:pPr>
-      <w:bookmarkStart w:id="62" w:name="_Toc237212598"/>
+      <w:bookmarkStart w:id="62" w:name="_Toc237795343"/>
       <w:r>
         <w:t>4.5.6 Pertinence du matching Job idéal</w:t>
       </w:r>
@@ -10693,7 +10854,7 @@
       <w:pPr>
         <w:pStyle w:val="Titre3"/>
       </w:pPr>
-      <w:bookmarkStart w:id="63" w:name="_Toc237212599"/>
+      <w:bookmarkStart w:id="63" w:name="_Toc237795344"/>
       <w:r>
         <w:t>4.5.7 Traitement distinct des candidatures retirées</w:t>
       </w:r>
@@ -10706,59 +10867,96 @@
       <w:r>
         <w:t>Une candidature retirée (statut WITHDRAWN) était jusque-là confondue avec les candidatures rejetées dans les filtres de la liste, et cette liste ne se mettait à jour qu'après rechargement de la page. J'ai séparé le retrait du rejet en lui dédiant son propre filtre, à l'image du filtre des candidatures rejetées, dans la liste des candidatures comme sur le tableau de bord, et fait en sorte que tout changement de statut rafraîchisse immédiatement la liste : un candidat passé en candidature retirée quitte aussitôt la vue active et le compteur est décrémenté, sans rechargement. Conformément au choix retenu, ces candidatures ne sont pas supprimées automatiquement : elles restent consultables via leur filtre, comme les candidatures rejetées.</w:t>
       </w:r>
+      <w:r>
+        <w:t xml:space="preserve"> </w:t>
+      </w:r>
+      <w:r>
+        <w:t>Un candidat peut aussi retirer lui-même sa candidature tant qu’elle n’est pas close, via un endpoint dédié qui ne passe pas par les actions réservées au RH ou au manager.</w:t>
+      </w:r>
+    </w:p>
+    <w:p>
+      <w:pPr>
+        <w:pStyle w:val="Titre3"/>
+      </w:pPr>
+      <w:bookmarkStart w:id="64" w:name="_Toc237795345"/>
+      <w:r>
+        <w:t>4.5.8 Entretien téléphonique RH obligatoire avant acceptation</w:t>
+      </w:r>
+      <w:bookmarkEnd w:id="64"/>
+    </w:p>
+    <w:p>
+      <w:pPr>
+        <w:jc w:val="both"/>
+      </w:pPr>
+      <w:r>
+        <w:t>En testant le parcours RH de bout en bout, je me suis rendu compte qu'un candidat pouvait être accepté directement depuis CV_REVIEWED, sans qu'aucun entretien téléphonique n'ait eu lieu : la machine à états ne l'interdisait pas explicitement. Cela allait à l'encontre du processus voulu, où cet entretien constitue le premier vrai filtre humain avant de solliciter le manager. J'ai donc retiré la transition CV_REVIEWED vers ACCEPTED : depuis cette étape, seuls restent possibles le passage en entretien téléphonique, le refus ou le retrait. Un profil manifestement hors sujet peut toujours être écarté sans attendre cet entretien ; c'est uniquement l'acceptation qui exige désormais d'être passé par PHONE_SCREENING.</w:t>
+      </w:r>
+    </w:p>
+    <w:p>
+      <w:pPr>
+        <w:pStyle w:val="Titre3"/>
+      </w:pPr>
+      <w:bookmarkStart w:id="65" w:name="_Toc237795346"/>
+      <w:r>
+        <w:t>4.5.9 Découplage entre planification d'entretien et statut du candidat</w:t>
+      </w:r>
+      <w:bookmarkEnd w:id="65"/>
+    </w:p>
+    <w:p>
+      <w:pPr>
+        <w:jc w:val="both"/>
+      </w:pPr>
+      <w:r>
+        <w:t>Ce même exercice a fait remonter un second problème, plus discret : planifier un entretien changeait le statut du candidat selon le type choisi, mais sans passer ni par le garde-fou décrit en 4.5.4, ni par le contrôle de périmètre du manager. Concrètement, planifier un entretien téléphonique sur un dossier déjà en phase technique suffisait à faire régresser son statut, sans qu'aucune vérification ne s'y oppose. J'ai séparé les deux responsabilités : la planification reste une opération de logistique (date, intervieweur, lieu) qui n'a plus aucun effet sur le statut ; seules des actions de statut dédiées, elles-mêmes garde-foutées, font avancer le dossier. Pour ne pas perdre en confort d'usage, l'interface garde une case à cocher optionnelle qui déclenche la transition correspondante en un clic, mais via l'endpoint garde-fouté, donc sans contourner la règle.</w:t>
+      </w:r>
     </w:p>
     <w:p>
       <w:pPr>
         <w:pStyle w:val="Titre2"/>
       </w:pPr>
-      <w:bookmarkStart w:id="64" w:name="_Toc237212600"/>
+      <w:bookmarkStart w:id="66" w:name="_Toc237795347"/>
       <w:r>
         <w:t>4.6 Protection des données et éthique de l'IA</w:t>
       </w:r>
-      <w:bookmarkEnd w:id="64"/>
-    </w:p>
-    <w:p>
-      <w:r>
-        <w:t>La plateforme manipule des données à caractère personnel : identité, coordonnées, CV et évaluations des candidats. Plusieurs principes ont guidé leur traitement. L'accès aux dossiers est strictement contrôlé selon le rôle de l'utilisateur, comme détaillé au tableau de la section 2.2.1 : un manager ne voit que les candidatures de son périmètre, et seuls RH et Administrateur ont une vue d'ensemble. Les mots de passe sont hachés (section 4.2.4) et chaque action sensible sur un dossier candidat est journalisée dans le journal d'audit, avec l'identité de son auteur et un horodatage, ce qui permet de retracer qui a consulté ou modifié un dossier donné.</w:t>
-      </w:r>
-    </w:p>
-    <w:p>
-      <w:r>
-        <w:t xml:space="preserve">Le score attribué par l'agent d'intelligence artificielle constitue une aide à la présélection et non une décision autonome : comme détaillé au chapitre 3, un score insuffisant déclenche un rejet automatique, mais celui-ci reste réversible par un RH ou un Administrateur via le mécanisme de surcharge manuelle, avec justification obligatoire et traçabilité complète. Cette conception vise à limiter le risque d'erreur ou de biais algorithmique en conservant un contrôle humain sur toute décision affectant un candidat, dans l'esprit des </w:t>
-      </w:r>
-      <w:r>
-        <w:t>principes du RGPD [9], [10] relatifs</w:t>
-      </w:r>
-      <w:r>
-        <w:t xml:space="preserve"> aux décisions individuelles automatisées.</w:t>
-      </w:r>
-    </w:p>
-    <w:p>
-      <w:r>
-        <w:t>Ce dispositif présente néanmoins des limites qu'il convient d'assumer : la dépendance à un service d'IA externe (Cohere) et à sa disponibilité, la sensibilité du score à la qualité et à la structure du CV fourni, le risque de biais inhérent à tout modèle statistique, et l'absence volontaire de décision entièrement autonome, chaque rejet automatique restant réversible par un opérateur humain. Ces limites justifient le maintien systématique d'une validation humaine et une traçabilité complète des décisions prises.</w:t>
-      </w:r>
-      <w:r>
-        <w:t xml:space="preserve"> La conception du processus de recrutement doit également prendre en compte les principes de diversité et d'inclusion afin de limiter les risques de discrimination dans les processus de sélection automatisés [14].</w:t>
-      </w:r>
-    </w:p>
-    <w:p>
-      <w:r>
-        <w:t>Par ailleurs, les captures d'écran présentées dans ce rapport (section 4.3) utilisent des données de test fictives ou anonymisées, à l'exception de quelques comptes de démonstration créés par mes soins à des fins de test.</w:t>
+      <w:bookmarkEnd w:id="66"/>
+    </w:p>
+    <w:p>
+      <w:r>
+        <w:t>La plateforme manipule des données à caractère personnel : identité, coordonnées, CV et évaluations des candidats. Plusieurs principes ont guidé leur traitement. L'accès aux dossiers est strictement contrôlé selon le rôle de l'utilisateur, comme détaillé au tableau de la section 2.2.1 : un manager ne voit que les candidatures de son périmètre, seuls RH et Administrateur disposant d'une vue d'ensemble. Les mots de passe sont hachés (section 4.2.4), et chaque action sensible sur un dossier candidat est journalisée dans le journal d'audit avec l'identité de son auteur et un horodatage — de quoi retracer qui a consulté ou modifié un dossier donné.</w:t>
+      </w:r>
+    </w:p>
+    <w:p>
+      <w:r>
+        <w:t>Le score attribué par l'agent d'intelligence artificielle est une aide à la présélection, pas une décision autonome : comme détaillé au chapitre 3, un score insuffisant déclenche un rejet automatique, mais ce rejet reste réversible par un RH ou un Administrateur via le mécanisme de surcharge manuelle, avec justification obligatoire et traçabilité complète. Cette conception vise à limiter le risque d'erreur ou de biais algorithmique en gardant un contrôle humain sur toute décision affectant un candidat, dans l'esprit des principes du RGPD [9], [10] relatifs aux décisions individuelles automatisées.</w:t>
+      </w:r>
+    </w:p>
+    <w:p>
+      <w:r>
+        <w:t>Ce dispositif comporte néanmoins des limites qu'il convient d'assumer : la dépendance à un service d'IA externe (Cohere) et à sa disponibilité, la sensibilité du score à la qualité et à la structure du CV fourni, le risque de biais inhérent à tout modèle statistique, et l'absence volontaire de décision entièrement autonome — chaque rejet automatique restant réversible par un opérateur humain.</w:t>
+      </w:r>
+      <w:r>
+        <w:t xml:space="preserve"> Pour ne jamais bloquer le dépôt d’une candidature en cas d’indisponibilité ou d’erreur de l’API Cohere, un mode dégradé prend automatiquement le relais : le score est alors calculé par une heuristique locale (analyse de mots-clés et de structure du texte), la source du score (COHERE ou SIMULATED) étant conservée pour traçabilité.</w:t>
+      </w:r>
+      <w:r>
+        <w:t xml:space="preserve"> </w:t>
+      </w:r>
+      <w:r>
+        <w:t>Ces limites justifient le maintien systématique d'une validation humaine et d'une traçabilité complète des décisions prises. La conception du processus de recrutement doit aussi tenir compte des principes de diversité et d'inclusion, afin de limiter les risques de discrimination dans des processus de sélection automatisés [14]. Par ailleurs, les captures d'écran présentées dans ce rapport (section 4.3) utilisent des données de test fictives ou anonymisées, à l'exception de quelques comptes de démonstration que j'ai moi-même créés à des fins de test.</w:t>
       </w:r>
     </w:p>
     <w:p>
       <w:pPr>
         <w:pStyle w:val="Titre2"/>
       </w:pPr>
-      <w:bookmarkStart w:id="65" w:name="_Toc237212601"/>
+      <w:bookmarkStart w:id="67" w:name="_Toc237795348"/>
       <w:r>
         <w:t>4.7 Bilan des fonctionnalités réalisées</w:t>
       </w:r>
-      <w:bookmarkEnd w:id="65"/>
-    </w:p>
-    <w:p>
-      <w:r>
-        <w:t>Le tableau suivant récapitule, par grand domaine fonctionnel, l'état d'avancement des développements au terme du projet.</w:t>
+      <w:bookmarkEnd w:id="67"/>
+    </w:p>
+    <w:p>
+      <w:r>
+        <w:t>Le tableau suivant récapitule, par grand domaine fonctionnel, l'état d'avancement des développements à l'issue du projet.</w:t>
       </w:r>
     </w:p>
     <w:p>
@@ -11269,21 +11467,135 @@
           </w:p>
         </w:tc>
       </w:tr>
+      <w:tr>
+        <w:tc>
+          <w:tcPr>
+            <w:tcW w:w="2500" w:type="pct"/>
+          </w:tcPr>
+          <w:p>
+            <w:pPr>
+              <w:rPr>
+                <w:sz w:val="21"/>
+              </w:rPr>
+            </w:pPr>
+            <w:r>
+              <w:rPr>
+                <w:sz w:val="21"/>
+              </w:rPr>
+              <w:t>Entretien téléphonique RH obligatoire avant acceptation</w:t>
+            </w:r>
+          </w:p>
+        </w:tc>
+        <w:tc>
+          <w:tcPr>
+            <w:tcW w:w="2500" w:type="pct"/>
+          </w:tcPr>
+          <w:p>
+            <w:pPr>
+              <w:rPr>
+                <w:sz w:val="21"/>
+              </w:rPr>
+            </w:pPr>
+            <w:r>
+              <w:rPr>
+                <w:sz w:val="21"/>
+              </w:rPr>
+              <w:t>Réalisée</w:t>
+            </w:r>
+          </w:p>
+        </w:tc>
+      </w:tr>
+      <w:tr>
+        <w:tc>
+          <w:tcPr>
+            <w:tcW w:w="2500" w:type="pct"/>
+          </w:tcPr>
+          <w:p>
+            <w:pPr>
+              <w:rPr>
+                <w:sz w:val="21"/>
+              </w:rPr>
+            </w:pPr>
+            <w:r>
+              <w:rPr>
+                <w:sz w:val="21"/>
+              </w:rPr>
+              <w:t>Calendrier manager dédié (lecture seule, cloisonné par périmètre)</w:t>
+            </w:r>
+          </w:p>
+        </w:tc>
+        <w:tc>
+          <w:tcPr>
+            <w:tcW w:w="2500" w:type="pct"/>
+          </w:tcPr>
+          <w:p>
+            <w:pPr>
+              <w:rPr>
+                <w:sz w:val="21"/>
+              </w:rPr>
+            </w:pPr>
+            <w:r>
+              <w:rPr>
+                <w:sz w:val="21"/>
+              </w:rPr>
+              <w:t>Réalisée</w:t>
+            </w:r>
+          </w:p>
+        </w:tc>
+      </w:tr>
+      <w:tr>
+        <w:tc>
+          <w:tcPr>
+            <w:tcW w:w="2500" w:type="pct"/>
+          </w:tcPr>
+          <w:p>
+            <w:pPr>
+              <w:rPr>
+                <w:sz w:val="21"/>
+              </w:rPr>
+            </w:pPr>
+            <w:r>
+              <w:rPr>
+                <w:sz w:val="21"/>
+              </w:rPr>
+              <w:t>Retrait de candidature en libre-service par le candidat</w:t>
+            </w:r>
+          </w:p>
+        </w:tc>
+        <w:tc>
+          <w:tcPr>
+            <w:tcW w:w="2500" w:type="pct"/>
+          </w:tcPr>
+          <w:p>
+            <w:pPr>
+              <w:rPr>
+                <w:sz w:val="21"/>
+              </w:rPr>
+            </w:pPr>
+            <w:r>
+              <w:rPr>
+                <w:sz w:val="21"/>
+              </w:rPr>
+              <w:t>Réalisée</w:t>
+            </w:r>
+          </w:p>
+        </w:tc>
+      </w:tr>
     </w:tbl>
     <w:p/>
     <w:p>
       <w:pPr>
         <w:pStyle w:val="Titre2"/>
       </w:pPr>
-      <w:bookmarkStart w:id="66" w:name="_Toc237212602"/>
+      <w:bookmarkStart w:id="68" w:name="_Toc237795349"/>
       <w:r>
         <w:t>4.8 Conclusion</w:t>
       </w:r>
-      <w:bookmarkEnd w:id="66"/>
-    </w:p>
-    <w:p>
-      <w:r>
-        <w:t>Entre l'environnement de travail, les interfaces effectivement livrées, les tests menés et les difficultés qu'il a fallu résoudre en cours de route, ce chapitre reflète assez fidèlement le quotidien du développement de JOB4YOU. Il me reste maintenant à prendre du recul sur l'ensemble du projet, ce que je fais dans la conclusion générale qui suit.</w:t>
+      <w:bookmarkEnd w:id="68"/>
+    </w:p>
+    <w:p>
+      <w:r>
+        <w:t>Entre l'environnement de travail, les interfaces effectivement livrées, les tests menés et les difficultés qu'il a fallu résoudre en cours de route, ce chapitre reflète assez fidèlement le quotidien du développement de JOB4YOU. Reste maintenant à prendre du recul sur l'ensemble du projet — c'est l'objet de la conclusion générale qui suit.</w:t>
       </w:r>
     </w:p>
     <w:p>
@@ -11299,55 +11611,40 @@
         <w:pStyle w:val="Titre1"/>
         <w:jc w:val="center"/>
       </w:pPr>
-      <w:bookmarkStart w:id="67" w:name="_Toc237212603"/>
+      <w:bookmarkStart w:id="69" w:name="_Toc237795350"/>
       <w:r>
         <w:t>Conclusion Générale et Perspectives</w:t>
       </w:r>
-      <w:bookmarkEnd w:id="67"/>
-    </w:p>
-    <w:p>
-      <w:r>
-        <w:t xml:space="preserve">Sept mois après mon arrivée chez Sopra HR Software Tunisie pour ce Projet de Fin d'Études, </w:t>
-      </w:r>
-      <w:r>
-        <w:t>JOB4YOU est passé d’un besoin identifié au début du projet à une plateforme fonctionnelle permettant de gérer le processus de recrutement interne de l’entreprise.</w:t>
-      </w:r>
-    </w:p>
-    <w:p>
-      <w:r>
-        <w:t>Le travail effectué a permis de couvrir l'ensemble du cycle de recrutement, depuis la publication d'une offre d'emploi jusqu'à la décision finale d'embauche, en passant par la soumission des candidatures, l'analyse automatique des CV par intelligence artificielle, la planification des entretiens et la collecte des feedbacks des managers. La plateforme intègre par ailleurs un système de notifications automatiques par e-mail et un tableau de pilotage visuel de type Kanban, offrant aux équipes RH et managers une visibilité en temps réel sur l'avancement de chaque dossier.</w:t>
-      </w:r>
-    </w:p>
-    <w:p>
-      <w:r>
-        <w:t>Sur le plan technique, ce projet a été l'occasion d'approfondir mes compétences en développement backend avec Spring Boot et Spring Security, en développement frontend avec Angular, ainsi qu'en conception de bases de données relationnelles avec PostgreSQL. Il m'a également permis de découvrir et de mettre en œuvre des outils d'automatisation (n8n) et d'intelligence artificielle (API Cohere) au service d'un processus métier concret, tout en renforçant mes compétences en matière de sécurité applicative (authentification JWT, contrôle d'accès basé sur les rôles) et de gestion de projet selon une démarche itérative inspirée d'Agile/Scrum.</w:t>
-      </w:r>
-    </w:p>
-    <w:p>
-      <w:r>
-        <w:t xml:space="preserve">Au-delà de l'aspect purement technique, cette expérience en alternance au sein d'un grand groupe international a été particulièrement formatrice sur le plan professionnel : travail en équipe, communication régulière avec l'encadrant entreprise, prise en compte de contraintes réelles de sécurité et de fiabilité, et nécessité de </w:t>
-      </w:r>
-      <w:r>
-        <w:t>concevoir une solution robuste et évolutive dans un contexte professionnel réel.</w:t>
-      </w:r>
-    </w:p>
-    <w:p>
-      <w:r>
-        <w:t>Plusieurs perspectives d'évolution peuvent être envisagées pour poursuivre ce travail. Sur le plan fonctionnel, la plateforme pourrait être enrichie d'un module d'analyse prédictive du taux de transformation des candidatures, d'une intégration plus poussée avec des plateformes d'emploi externes (LinkedIn, Indeed), ou encore d'un espace candidat plus riche permettant un suivi encore plus détaillé de son parcours. Sur le plan technique, l'ajout de tests automatisés (unitaires et d'intégration) plus exhaustifs, la mise en place d'une chaîne d'intégration et de déploiement continus (CI/CD), ainsi que le déploiement de la solution sur une infrastructure cloud constitueraient des évolutions naturelles pour renforcer la fiabilité et la scalabilité de la plateforme à long terme.</w:t>
-      </w:r>
-    </w:p>
-    <w:p>
-      <w:r>
-        <w:t xml:space="preserve">Les objectifs fixés au départ ont été atteints : JOB4YOU est une plateforme fonctionnelle et sécurisée, répondant aux besoins identifiés et </w:t>
-      </w:r>
-      <w:r>
-        <w:t>prête à entrer dans une phase de préproduction et à poursuivre son industrialisation en vue d’un déploiement au sein de Sopra HR Software Tunisie</w:t>
-      </w:r>
-      <w:r>
-        <w:t xml:space="preserve">. Au-delà du livrable, </w:t>
-      </w:r>
-      <w:r>
-        <w:t>cette expérience m’a permis de consolider mes compétences techniques et méthodologiques dans un contexte professionnel réel, tout en développant ma capacité à concevoir, sécuriser, tester et faire évoluer une solution logicielle complète.</w:t>
+      <w:bookmarkEnd w:id="69"/>
+    </w:p>
+    <w:p>
+      <w:r>
+        <w:t>Sept mois après mon arrivée chez Sopra HR Software Tunisie pour ce Projet de Fin d'Études, JOB4YOU est passé d'un simple besoin identifié en tout début de stage à une plateforme fonctionnelle, capable de gérer le processus de recrutement interne de l'entreprise.</w:t>
+      </w:r>
+    </w:p>
+    <w:p>
+      <w:r>
+        <w:t>Ce travail couvre désormais l'ensemble du cycle de recrutement, de la publication d'une offre jusqu'à la décision finale d'embauche, en passant par la soumission des candidatures, l'analyse automatique des CV par intelligence artificielle, la planification des entretiens et la collecte des feedbacks des managers. La plateforme intègre aussi un système de notifications automatiques par e-mail et un tableau de pilotage visuel de type Kanban, qui donnent aux équipes RH et aux managers une visibilité en temps réel sur l'avancement de chaque dossier.</w:t>
+      </w:r>
+    </w:p>
+    <w:p>
+      <w:r>
+        <w:t>Sur le plan technique, ce projet m'a permis d'approfondir mes compétences en développement backend avec Spring Boot et Spring Security, en développement frontend avec Angular, ainsi qu'en conception de bases de données relationnelles avec PostgreSQL. J'y ai aussi découvert et mis en œuvre des outils d'automatisation (n8n) et d'intelligence artificielle (API Cohere) au service d'un processus métier concret, tout en renforçant mes compétences en sécurité applicative (authentification JWT, contrôle d'accès basé sur les rôles) et en gestion de projet, selon une démarche itérative inspirée d'Agile/Scrum.</w:t>
+      </w:r>
+    </w:p>
+    <w:p>
+      <w:r>
+        <w:t>Au-delà de l'aspect purement technique, cette expérience en alternance au sein d'un grand groupe international m'a beaucoup apporté sur le plan professionnel : travail en équipe, communication régulière avec mon encadrant entreprise, prise en compte de contraintes réelles de sécurité et de fiabilité, et nécessité de concevoir une solution robuste et évolutive dans un contexte professionnel réel.</w:t>
+      </w:r>
+    </w:p>
+    <w:p>
+      <w:r>
+        <w:t>Plusieurs pistes d'évolution restent ouvertes pour poursuivre ce travail. Côté fonctionnel, la plateforme pourrait accueillir un module d'analyse prédictive du taux de transformation des candidatures, une intégration plus poussée avec des plateformes d'emploi externes (LinkedIn, Indeed), ou un espace candidat plus riche pour un suivi encore plus détaillé de son parcours. Côté technique, des tests automatisés plus exhaustifs (unitaires et d'intégration), une chaîne d'intégration et de déploiement continus (CI/CD), ainsi qu'un déploiement sur une infrastructure cloud seraient des évolutions naturelles pour renforcer la fiabilité et la scalabilité de la plateforme sur le long terme.</w:t>
+      </w:r>
+    </w:p>
+    <w:p>
+      <w:r>
+        <w:t>Les objectifs fixés au départ sont atteints : JOB4YOU est une plateforme fonctionnelle et sécurisée, qui répond aux besoins identifiés et qui est prête à entrer en phase de préproduction avant son industrialisation, en vue d'un déploiement au sein de Sopra HR Software Tunisie. Au-delà du livrable, cette expérience m'a permis de consolider mes compétences techniques et méthodologiques dans un contexte professionnel réel, tout en développant ma capacité à concevoir, sécuriser, tester et faire évoluer une solution logicielle complète.</w:t>
       </w:r>
     </w:p>
     <w:p>
@@ -11362,11 +11659,11 @@
       <w:pPr>
         <w:pStyle w:val="Titre1"/>
       </w:pPr>
-      <w:bookmarkStart w:id="68" w:name="_Toc237212604"/>
+      <w:bookmarkStart w:id="70" w:name="_Toc237795351"/>
       <w:r>
         <w:t>Bibliographie</w:t>
       </w:r>
-      <w:bookmarkEnd w:id="68"/>
+      <w:bookmarkEnd w:id="70"/>
     </w:p>
     <w:p>
       <w:pPr>
@@ -11590,11 +11887,11 @@
       <w:pPr>
         <w:pStyle w:val="Titre1"/>
       </w:pPr>
-      <w:bookmarkStart w:id="69" w:name="_Toc237212605"/>
+      <w:bookmarkStart w:id="71" w:name="_Toc237795352"/>
       <w:r>
         <w:t>Glossaire</w:t>
       </w:r>
-      <w:bookmarkEnd w:id="69"/>
+      <w:bookmarkEnd w:id="71"/>
     </w:p>
     <w:p>
       <w:pPr>
@@ -11804,7 +12101,7 @@
 </file>
 
 <file path=word/endnotes.xml><?xml version="1.0" encoding="utf-8"?>
-<w:endnotes xmlns:wpc="http://schemas.microsoft.com/office/word/2010/wordprocessingCanvas" xmlns:cx="http://schemas.microsoft.com/office/drawing/2014/chartex" xmlns:cx1="http://schemas.microsoft.com/office/drawing/2015/9/8/chartex" xmlns:cx2="http://schemas.microsoft.com/office/drawing/2015/10/21/chartex" xmlns:cx3="http://schemas.microsoft.com/office/drawing/2016/5/9/chartex" xmlns:cx4="http://schemas.microsoft.com/office/drawing/2016/5/10/chartex" xmlns:cx5="http://schemas.microsoft.com/office/drawing/2016/5/11/chartex" xmlns:cx6="http://schemas.microsoft.com/office/drawing/2016/5/12/chartex" xmlns:cx7="http://schemas.microsoft.com/office/drawing/2016/5/13/chartex" xmlns:cx8="http://schemas.microsoft.com/office/drawing/2016/5/14/chartex" xmlns:mc="http://schemas.openxmlformats.org/markup-compatibility/2006" xmlns:aink="http://schemas.microsoft.com/office/drawing/2016/ink" xmlns:am3d="http://schemas.microsoft.com/office/drawing/2017/model3d" xmlns:o="urn:schemas-microsoft-com:office:office" xmlns:oel="http://schemas.microsoft.com/office/2019/extlst" xmlns:r="http://schemas.openxmlformats.org/officeDocument/2006/relationships" xmlns:m="http://schemas.openxmlformats.org/officeDocument/2006/math" xmlns:v="urn:schemas-microsoft-com:vml" xmlns:wp14="http://schemas.microsoft.com/office/word/2010/wordprocessingDrawing" xmlns:wp="http://schemas.openxmlformats.org/drawingml/2006/wordprocessingDrawing" xmlns:w10="urn:schemas-microsoft-com:office:word" xmlns:w="http://schemas.openxmlformats.org/wordprocessingml/2006/main" xmlns:w14="http://schemas.microsoft.com/office/word/2010/wordml" xmlns:w15="http://schemas.microsoft.com/office/word/2012/wordml" xmlns:w16cex="http://schemas.microsoft.com/office/word/2018/wordml/cex" xmlns:w16cid="http://schemas.microsoft.com/office/word/2016/wordml/cid" xmlns:w16="http://schemas.microsoft.com/office/word/2018/wordml" xmlns:w16du="http://schemas.microsoft.com/office/word/2023/wordml/word16du" xmlns:w16sdtdh="http://schemas.microsoft.com/office/word/2020/wordml/sdtdatahash" xmlns:w16sdtfl="http://schemas.microsoft.com/office/word/2024/wordml/sdtformatlock" xmlns:w16se="http://schemas.microsoft.com/office/word/2015/wordml/symex" xmlns:wpg="http://schemas.microsoft.com/office/word/2010/wordprocessingGroup" xmlns:wpi="http://schemas.microsoft.com/office/word/2010/wordprocessingInk" xmlns:wne="http://schemas.microsoft.com/office/word/2006/wordml" xmlns:wps="http://schemas.microsoft.com/office/word/2010/wordprocessingShape" mc:Ignorable="w14 w15 w16se w16cid w16 w16cex w16sdtdh w16sdtfl w16du wp14">
+<w:endnotes xmlns:wpc="http://schemas.microsoft.com/office/word/2010/wordprocessingCanvas" xmlns:cx="http://schemas.microsoft.com/office/drawing/2014/chartex" xmlns:cx1="http://schemas.microsoft.com/office/drawing/2015/9/8/chartex" xmlns:cx2="http://schemas.microsoft.com/office/drawing/2015/10/21/chartex" xmlns:cx3="http://schemas.microsoft.com/office/drawing/2016/5/9/chartex" xmlns:cx4="http://schemas.microsoft.com/office/drawing/2016/5/10/chartex" xmlns:cx5="http://schemas.microsoft.com/office/drawing/2016/5/11/chartex" xmlns:cx6="http://schemas.microsoft.com/office/drawing/2016/5/12/chartex" xmlns:cx7="http://schemas.microsoft.com/office/drawing/2016/5/13/chartex" xmlns:cx8="http://schemas.microsoft.com/office/drawing/2016/5/14/chartex" xmlns:mc="http://schemas.openxmlformats.org/markup-compatibility/2006" xmlns:aink="http://schemas.microsoft.com/office/drawing/2016/ink" xmlns:am3d="http://schemas.microsoft.com/office/drawing/2017/model3d" xmlns:o="urn:schemas-microsoft-com:office:office" xmlns:oel="http://schemas.microsoft.com/office/2019/extlst" xmlns:r="http://schemas.openxmlformats.org/officeDocument/2006/relationships" xmlns:m="http://schemas.openxmlformats.org/officeDocument/2006/math" xmlns:v="urn:schemas-microsoft-com:vml" xmlns:wp14="http://schemas.microsoft.com/office/word/2010/wordprocessingDrawing" xmlns:wp="http://schemas.openxmlformats.org/drawingml/2006/wordprocessingDrawing" xmlns:w10="urn:schemas-microsoft-com:office:word" xmlns:w="http://schemas.openxmlformats.org/wordprocessingml/2006/main" xmlns:w14="http://schemas.microsoft.com/office/word/2010/wordml" xmlns:w15="http://schemas.microsoft.com/office/word/2012/wordml" xmlns:w16cei="http://schemas.microsoft.com/office/word/2026/wordml/cei" xmlns:w16cex="http://schemas.microsoft.com/office/word/2018/wordml/cex" xmlns:w16cid="http://schemas.microsoft.com/office/word/2016/wordml/cid" xmlns:w16="http://schemas.microsoft.com/office/word/2018/wordml" xmlns:w16du="http://schemas.microsoft.com/office/word/2023/wordml/word16du" xmlns:w16sdtdh="http://schemas.microsoft.com/office/word/2020/wordml/sdtdatahash" xmlns:w16sdtfl="http://schemas.microsoft.com/office/word/2024/wordml/sdtformatlock" xmlns:w16se="http://schemas.microsoft.com/office/word/2015/wordml/symex" xmlns:wpg="http://schemas.microsoft.com/office/word/2010/wordprocessingGroup" xmlns:wpi="http://schemas.microsoft.com/office/word/2010/wordprocessingInk" xmlns:wne="http://schemas.microsoft.com/office/word/2006/wordml" xmlns:wps="http://schemas.microsoft.com/office/word/2010/wordprocessingShape" mc:Ignorable="w14 w15 w16se w16cid w16 w16cex w16sdtdh w16sdtfl w16du wp14">
   <w:endnote w:type="separator" w:id="-1">
     <w:p>
       <w:pPr>
@@ -11829,7 +12126,7 @@
 </file>
 
 <file path=word/footer1.xml><?xml version="1.0" encoding="utf-8"?>
-<w:ftr xmlns:wpc="http://schemas.microsoft.com/office/word/2010/wordprocessingCanvas" xmlns:cx="http://schemas.microsoft.com/office/drawing/2014/chartex" xmlns:cx1="http://schemas.microsoft.com/office/drawing/2015/9/8/chartex" xmlns:cx2="http://schemas.microsoft.com/office/drawing/2015/10/21/chartex" xmlns:cx3="http://schemas.microsoft.com/office/drawing/2016/5/9/chartex" xmlns:cx4="http://schemas.microsoft.com/office/drawing/2016/5/10/chartex" xmlns:cx5="http://schemas.microsoft.com/office/drawing/2016/5/11/chartex" xmlns:cx6="http://schemas.microsoft.com/office/drawing/2016/5/12/chartex" xmlns:cx7="http://schemas.microsoft.com/office/drawing/2016/5/13/chartex" xmlns:cx8="http://schemas.microsoft.com/office/drawing/2016/5/14/chartex" xmlns:mc="http://schemas.openxmlformats.org/markup-compatibility/2006" xmlns:aink="http://schemas.microsoft.com/office/drawing/2016/ink" xmlns:am3d="http://schemas.microsoft.com/office/drawing/2017/model3d" xmlns:o="urn:schemas-microsoft-com:office:office" xmlns:oel="http://schemas.microsoft.com/office/2019/extlst" xmlns:r="http://schemas.openxmlformats.org/officeDocument/2006/relationships" xmlns:m="http://schemas.openxmlformats.org/officeDocument/2006/math" xmlns:v="urn:schemas-microsoft-com:vml" xmlns:wp14="http://schemas.microsoft.com/office/word/2010/wordprocessingDrawing" xmlns:wp="http://schemas.openxmlformats.org/drawingml/2006/wordprocessingDrawing" xmlns:w10="urn:schemas-microsoft-com:office:word" xmlns:w="http://schemas.openxmlformats.org/wordprocessingml/2006/main" xmlns:w14="http://schemas.microsoft.com/office/word/2010/wordml" xmlns:w15="http://schemas.microsoft.com/office/word/2012/wordml" xmlns:w16cex="http://schemas.microsoft.com/office/word/2018/wordml/cex" xmlns:w16cid="http://schemas.microsoft.com/office/word/2016/wordml/cid" xmlns:w16="http://schemas.microsoft.com/office/word/2018/wordml" xmlns:w16du="http://schemas.microsoft.com/office/word/2023/wordml/word16du" xmlns:w16sdtdh="http://schemas.microsoft.com/office/word/2020/wordml/sdtdatahash" xmlns:w16sdtfl="http://schemas.microsoft.com/office/word/2024/wordml/sdtformatlock" xmlns:w16se="http://schemas.microsoft.com/office/word/2015/wordml/symex" xmlns:wpg="http://schemas.microsoft.com/office/word/2010/wordprocessingGroup" xmlns:wpi="http://schemas.microsoft.com/office/word/2010/wordprocessingInk" xmlns:wne="http://schemas.microsoft.com/office/word/2006/wordml" xmlns:wps="http://schemas.microsoft.com/office/word/2010/wordprocessingShape" mc:Ignorable="w14 w15 w16se w16cid w16 w16cex w16sdtdh w16sdtfl w16du wp14">
+<w:ftr xmlns:wpc="http://schemas.microsoft.com/office/word/2010/wordprocessingCanvas" xmlns:cx="http://schemas.microsoft.com/office/drawing/2014/chartex" xmlns:cx1="http://schemas.microsoft.com/office/drawing/2015/9/8/chartex" xmlns:cx2="http://schemas.microsoft.com/office/drawing/2015/10/21/chartex" xmlns:cx3="http://schemas.microsoft.com/office/drawing/2016/5/9/chartex" xmlns:cx4="http://schemas.microsoft.com/office/drawing/2016/5/10/chartex" xmlns:cx5="http://schemas.microsoft.com/office/drawing/2016/5/11/chartex" xmlns:cx6="http://schemas.microsoft.com/office/drawing/2016/5/12/chartex" xmlns:cx7="http://schemas.microsoft.com/office/drawing/2016/5/13/chartex" xmlns:cx8="http://schemas.microsoft.com/office/drawing/2016/5/14/chartex" xmlns:mc="http://schemas.openxmlformats.org/markup-compatibility/2006" xmlns:aink="http://schemas.microsoft.com/office/drawing/2016/ink" xmlns:am3d="http://schemas.microsoft.com/office/drawing/2017/model3d" xmlns:o="urn:schemas-microsoft-com:office:office" xmlns:oel="http://schemas.microsoft.com/office/2019/extlst" xmlns:r="http://schemas.openxmlformats.org/officeDocument/2006/relationships" xmlns:m="http://schemas.openxmlformats.org/officeDocument/2006/math" xmlns:v="urn:schemas-microsoft-com:vml" xmlns:wp14="http://schemas.microsoft.com/office/word/2010/wordprocessingDrawing" xmlns:wp="http://schemas.openxmlformats.org/drawingml/2006/wordprocessingDrawing" xmlns:w10="urn:schemas-microsoft-com:office:word" xmlns:w="http://schemas.openxmlformats.org/wordprocessingml/2006/main" xmlns:w14="http://schemas.microsoft.com/office/word/2010/wordml" xmlns:w15="http://schemas.microsoft.com/office/word/2012/wordml" xmlns:w16cei="http://schemas.microsoft.com/office/word/2026/wordml/cei" xmlns:w16cex="http://schemas.microsoft.com/office/word/2018/wordml/cex" xmlns:w16cid="http://schemas.microsoft.com/office/word/2016/wordml/cid" xmlns:w16="http://schemas.microsoft.com/office/word/2018/wordml" xmlns:w16du="http://schemas.microsoft.com/office/word/2023/wordml/word16du" xmlns:w16sdtdh="http://schemas.microsoft.com/office/word/2020/wordml/sdtdatahash" xmlns:w16sdtfl="http://schemas.microsoft.com/office/word/2024/wordml/sdtformatlock" xmlns:w16se="http://schemas.microsoft.com/office/word/2015/wordml/symex" xmlns:wpg="http://schemas.microsoft.com/office/word/2010/wordprocessingGroup" xmlns:wpi="http://schemas.microsoft.com/office/word/2010/wordprocessingInk" xmlns:wne="http://schemas.microsoft.com/office/word/2006/wordml" xmlns:wps="http://schemas.microsoft.com/office/word/2010/wordprocessingShape" mc:Ignorable="w14 w15 w16se w16cid w16 w16cex w16sdtdh w16sdtfl w16du wp14">
   <w:p>
     <w:pPr>
       <w:pStyle w:val="Pieddepage"/>
@@ -11839,7 +12136,7 @@
 </file>
 
 <file path=word/footer2.xml><?xml version="1.0" encoding="utf-8"?>
-<w:ftr xmlns:wpc="http://schemas.microsoft.com/office/word/2010/wordprocessingCanvas" xmlns:cx="http://schemas.microsoft.com/office/drawing/2014/chartex" xmlns:cx1="http://schemas.microsoft.com/office/drawing/2015/9/8/chartex" xmlns:cx2="http://schemas.microsoft.com/office/drawing/2015/10/21/chartex" xmlns:cx3="http://schemas.microsoft.com/office/drawing/2016/5/9/chartex" xmlns:cx4="http://schemas.microsoft.com/office/drawing/2016/5/10/chartex" xmlns:cx5="http://schemas.microsoft.com/office/drawing/2016/5/11/chartex" xmlns:cx6="http://schemas.microsoft.com/office/drawing/2016/5/12/chartex" xmlns:cx7="http://schemas.microsoft.com/office/drawing/2016/5/13/chartex" xmlns:cx8="http://schemas.microsoft.com/office/drawing/2016/5/14/chartex" xmlns:mc="http://schemas.openxmlformats.org/markup-compatibility/2006" xmlns:aink="http://schemas.microsoft.com/office/drawing/2016/ink" xmlns:am3d="http://schemas.microsoft.com/office/drawing/2017/model3d" xmlns:o="urn:schemas-microsoft-com:office:office" xmlns:oel="http://schemas.microsoft.com/office/2019/extlst" xmlns:r="http://schemas.openxmlformats.org/officeDocument/2006/relationships" xmlns:m="http://schemas.openxmlformats.org/officeDocument/2006/math" xmlns:v="urn:schemas-microsoft-com:vml" xmlns:wp14="http://schemas.microsoft.com/office/word/2010/wordprocessingDrawing" xmlns:wp="http://schemas.openxmlformats.org/drawingml/2006/wordprocessingDrawing" xmlns:w10="urn:schemas-microsoft-com:office:word" xmlns:w="http://schemas.openxmlformats.org/wordprocessingml/2006/main" xmlns:w14="http://schemas.microsoft.com/office/word/2010/wordml" xmlns:w15="http://schemas.microsoft.com/office/word/2012/wordml" xmlns:w16cex="http://schemas.microsoft.com/office/word/2018/wordml/cex" xmlns:w16cid="http://schemas.microsoft.com/office/word/2016/wordml/cid" xmlns:w16="http://schemas.microsoft.com/office/word/2018/wordml" xmlns:w16du="http://schemas.microsoft.com/office/word/2023/wordml/word16du" xmlns:w16sdtdh="http://schemas.microsoft.com/office/word/2020/wordml/sdtdatahash" xmlns:w16sdtfl="http://schemas.microsoft.com/office/word/2024/wordml/sdtformatlock" xmlns:w16se="http://schemas.microsoft.com/office/word/2015/wordml/symex" xmlns:wpg="http://schemas.microsoft.com/office/word/2010/wordprocessingGroup" xmlns:wpi="http://schemas.microsoft.com/office/word/2010/wordprocessingInk" xmlns:wne="http://schemas.microsoft.com/office/word/2006/wordml" xmlns:wps="http://schemas.microsoft.com/office/word/2010/wordprocessingShape" mc:Ignorable="w14 w15 w16se w16cid w16 w16cex w16sdtdh w16sdtfl w16du wp14">
+<w:ftr xmlns:wpc="http://schemas.microsoft.com/office/word/2010/wordprocessingCanvas" xmlns:cx="http://schemas.microsoft.com/office/drawing/2014/chartex" xmlns:cx1="http://schemas.microsoft.com/office/drawing/2015/9/8/chartex" xmlns:cx2="http://schemas.microsoft.com/office/drawing/2015/10/21/chartex" xmlns:cx3="http://schemas.microsoft.com/office/drawing/2016/5/9/chartex" xmlns:cx4="http://schemas.microsoft.com/office/drawing/2016/5/10/chartex" xmlns:cx5="http://schemas.microsoft.com/office/drawing/2016/5/11/chartex" xmlns:cx6="http://schemas.microsoft.com/office/drawing/2016/5/12/chartex" xmlns:cx7="http://schemas.microsoft.com/office/drawing/2016/5/13/chartex" xmlns:cx8="http://schemas.microsoft.com/office/drawing/2016/5/14/chartex" xmlns:mc="http://schemas.openxmlformats.org/markup-compatibility/2006" xmlns:aink="http://schemas.microsoft.com/office/drawing/2016/ink" xmlns:am3d="http://schemas.microsoft.com/office/drawing/2017/model3d" xmlns:o="urn:schemas-microsoft-com:office:office" xmlns:oel="http://schemas.microsoft.com/office/2019/extlst" xmlns:r="http://schemas.openxmlformats.org/officeDocument/2006/relationships" xmlns:m="http://schemas.openxmlformats.org/officeDocument/2006/math" xmlns:v="urn:schemas-microsoft-com:vml" xmlns:wp14="http://schemas.microsoft.com/office/word/2010/wordprocessingDrawing" xmlns:wp="http://schemas.openxmlformats.org/drawingml/2006/wordprocessingDrawing" xmlns:w10="urn:schemas-microsoft-com:office:word" xmlns:w="http://schemas.openxmlformats.org/wordprocessingml/2006/main" xmlns:w14="http://schemas.microsoft.com/office/word/2010/wordml" xmlns:w15="http://schemas.microsoft.com/office/word/2012/wordml" xmlns:w16cei="http://schemas.microsoft.com/office/word/2026/wordml/cei" xmlns:w16cex="http://schemas.microsoft.com/office/word/2018/wordml/cex" xmlns:w16cid="http://schemas.microsoft.com/office/word/2016/wordml/cid" xmlns:w16="http://schemas.microsoft.com/office/word/2018/wordml" xmlns:w16du="http://schemas.microsoft.com/office/word/2023/wordml/word16du" xmlns:w16sdtdh="http://schemas.microsoft.com/office/word/2020/wordml/sdtdatahash" xmlns:w16sdtfl="http://schemas.microsoft.com/office/word/2024/wordml/sdtformatlock" xmlns:w16se="http://schemas.microsoft.com/office/word/2015/wordml/symex" xmlns:wpg="http://schemas.microsoft.com/office/word/2010/wordprocessingGroup" xmlns:wpi="http://schemas.microsoft.com/office/word/2010/wordprocessingInk" xmlns:wne="http://schemas.microsoft.com/office/word/2006/wordml" xmlns:wps="http://schemas.microsoft.com/office/word/2010/wordprocessingShape" mc:Ignorable="w14 w15 w16se w16cid w16 w16cex w16sdtdh w16sdtfl w16du wp14">
   <w:p>
     <w:pPr>
       <w:pStyle w:val="Pieddepage"/>
@@ -11867,7 +12164,7 @@
 </file>
 
 <file path=word/footer3.xml><?xml version="1.0" encoding="utf-8"?>
-<w:ftr xmlns:wpc="http://schemas.microsoft.com/office/word/2010/wordprocessingCanvas" xmlns:cx="http://schemas.microsoft.com/office/drawing/2014/chartex" xmlns:cx1="http://schemas.microsoft.com/office/drawing/2015/9/8/chartex" xmlns:cx2="http://schemas.microsoft.com/office/drawing/2015/10/21/chartex" xmlns:cx3="http://schemas.microsoft.com/office/drawing/2016/5/9/chartex" xmlns:cx4="http://schemas.microsoft.com/office/drawing/2016/5/10/chartex" xmlns:cx5="http://schemas.microsoft.com/office/drawing/2016/5/11/chartex" xmlns:cx6="http://schemas.microsoft.com/office/drawing/2016/5/12/chartex" xmlns:cx7="http://schemas.microsoft.com/office/drawing/2016/5/13/chartex" xmlns:cx8="http://schemas.microsoft.com/office/drawing/2016/5/14/chartex" xmlns:mc="http://schemas.openxmlformats.org/markup-compatibility/2006" xmlns:aink="http://schemas.microsoft.com/office/drawing/2016/ink" xmlns:am3d="http://schemas.microsoft.com/office/drawing/2017/model3d" xmlns:o="urn:schemas-microsoft-com:office:office" xmlns:oel="http://schemas.microsoft.com/office/2019/extlst" xmlns:r="http://schemas.openxmlformats.org/officeDocument/2006/relationships" xmlns:m="http://schemas.openxmlformats.org/officeDocument/2006/math" xmlns:v="urn:schemas-microsoft-com:vml" xmlns:wp14="http://schemas.microsoft.com/office/word/2010/wordprocessingDrawing" xmlns:wp="http://schemas.openxmlformats.org/drawingml/2006/wordprocessingDrawing" xmlns:w10="urn:schemas-microsoft-com:office:word" xmlns:w="http://schemas.openxmlformats.org/wordprocessingml/2006/main" xmlns:w14="http://schemas.microsoft.com/office/word/2010/wordml" xmlns:w15="http://schemas.microsoft.com/office/word/2012/wordml" xmlns:w16cex="http://schemas.microsoft.com/office/word/2018/wordml/cex" xmlns:w16cid="http://schemas.microsoft.com/office/word/2016/wordml/cid" xmlns:w16="http://schemas.microsoft.com/office/word/2018/wordml" xmlns:w16du="http://schemas.microsoft.com/office/word/2023/wordml/word16du" xmlns:w16sdtdh="http://schemas.microsoft.com/office/word/2020/wordml/sdtdatahash" xmlns:w16sdtfl="http://schemas.microsoft.com/office/word/2024/wordml/sdtformatlock" xmlns:w16se="http://schemas.microsoft.com/office/word/2015/wordml/symex" xmlns:wpg="http://schemas.microsoft.com/office/word/2010/wordprocessingGroup" xmlns:wpi="http://schemas.microsoft.com/office/word/2010/wordprocessingInk" xmlns:wne="http://schemas.microsoft.com/office/word/2006/wordml" xmlns:wps="http://schemas.microsoft.com/office/word/2010/wordprocessingShape" mc:Ignorable="w14 w15 w16se w16cid w16 w16cex w16sdtdh w16sdtfl w16du wp14">
+<w:ftr xmlns:wpc="http://schemas.microsoft.com/office/word/2010/wordprocessingCanvas" xmlns:cx="http://schemas.microsoft.com/office/drawing/2014/chartex" xmlns:cx1="http://schemas.microsoft.com/office/drawing/2015/9/8/chartex" xmlns:cx2="http://schemas.microsoft.com/office/drawing/2015/10/21/chartex" xmlns:cx3="http://schemas.microsoft.com/office/drawing/2016/5/9/chartex" xmlns:cx4="http://schemas.microsoft.com/office/drawing/2016/5/10/chartex" xmlns:cx5="http://schemas.microsoft.com/office/drawing/2016/5/11/chartex" xmlns:cx6="http://schemas.microsoft.com/office/drawing/2016/5/12/chartex" xmlns:cx7="http://schemas.microsoft.com/office/drawing/2016/5/13/chartex" xmlns:cx8="http://schemas.microsoft.com/office/drawing/2016/5/14/chartex" xmlns:mc="http://schemas.openxmlformats.org/markup-compatibility/2006" xmlns:aink="http://schemas.microsoft.com/office/drawing/2016/ink" xmlns:am3d="http://schemas.microsoft.com/office/drawing/2017/model3d" xmlns:o="urn:schemas-microsoft-com:office:office" xmlns:oel="http://schemas.microsoft.com/office/2019/extlst" xmlns:r="http://schemas.openxmlformats.org/officeDocument/2006/relationships" xmlns:m="http://schemas.openxmlformats.org/officeDocument/2006/math" xmlns:v="urn:schemas-microsoft-com:vml" xmlns:wp14="http://schemas.microsoft.com/office/word/2010/wordprocessingDrawing" xmlns:wp="http://schemas.openxmlformats.org/drawingml/2006/wordprocessingDrawing" xmlns:w10="urn:schemas-microsoft-com:office:word" xmlns:w="http://schemas.openxmlformats.org/wordprocessingml/2006/main" xmlns:w14="http://schemas.microsoft.com/office/word/2010/wordml" xmlns:w15="http://schemas.microsoft.com/office/word/2012/wordml" xmlns:w16cei="http://schemas.microsoft.com/office/word/2026/wordml/cei" xmlns:w16cex="http://schemas.microsoft.com/office/word/2018/wordml/cex" xmlns:w16cid="http://schemas.microsoft.com/office/word/2016/wordml/cid" xmlns:w16="http://schemas.microsoft.com/office/word/2018/wordml" xmlns:w16du="http://schemas.microsoft.com/office/word/2023/wordml/word16du" xmlns:w16sdtdh="http://schemas.microsoft.com/office/word/2020/wordml/sdtdatahash" xmlns:w16sdtfl="http://schemas.microsoft.com/office/word/2024/wordml/sdtformatlock" xmlns:w16se="http://schemas.microsoft.com/office/word/2015/wordml/symex" xmlns:wpg="http://schemas.microsoft.com/office/word/2010/wordprocessingGroup" xmlns:wpi="http://schemas.microsoft.com/office/word/2010/wordprocessingInk" xmlns:wne="http://schemas.microsoft.com/office/word/2006/wordml" xmlns:wps="http://schemas.microsoft.com/office/word/2010/wordprocessingShape" mc:Ignorable="w14 w15 w16se w16cid w16 w16cex w16sdtdh w16sdtfl w16du wp14">
   <w:p>
     <w:pPr>
       <w:pStyle w:val="Pieddepage"/>
@@ -11877,7 +12174,7 @@
 </file>
 
 <file path=word/footnotes.xml><?xml version="1.0" encoding="utf-8"?>
-<w:footnotes xmlns:wpc="http://schemas.microsoft.com/office/word/2010/wordprocessingCanvas" xmlns:cx="http://schemas.microsoft.com/office/drawing/2014/chartex" xmlns:cx1="http://schemas.microsoft.com/office/drawing/2015/9/8/chartex" xmlns:cx2="http://schemas.microsoft.com/office/drawing/2015/10/21/chartex" xmlns:cx3="http://schemas.microsoft.com/office/drawing/2016/5/9/chartex" xmlns:cx4="http://schemas.microsoft.com/office/drawing/2016/5/10/chartex" xmlns:cx5="http://schemas.microsoft.com/office/drawing/2016/5/11/chartex" xmlns:cx6="http://schemas.microsoft.com/office/drawing/2016/5/12/chartex" xmlns:cx7="http://schemas.microsoft.com/office/drawing/2016/5/13/chartex" xmlns:cx8="http://schemas.microsoft.com/office/drawing/2016/5/14/chartex" xmlns:mc="http://schemas.openxmlformats.org/markup-compatibility/2006" xmlns:aink="http://schemas.microsoft.com/office/drawing/2016/ink" xmlns:am3d="http://schemas.microsoft.com/office/drawing/2017/model3d" xmlns:o="urn:schemas-microsoft-com:office:office" xmlns:oel="http://schemas.microsoft.com/office/2019/extlst" xmlns:r="http://schemas.openxmlformats.org/officeDocument/2006/relationships" xmlns:m="http://schemas.openxmlformats.org/officeDocument/2006/math" xmlns:v="urn:schemas-microsoft-com:vml" xmlns:wp14="http://schemas.microsoft.com/office/word/2010/wordprocessingDrawing" xmlns:wp="http://schemas.openxmlformats.org/drawingml/2006/wordprocessingDrawing" xmlns:w10="urn:schemas-microsoft-com:office:word" xmlns:w="http://schemas.openxmlformats.org/wordprocessingml/2006/main" xmlns:w14="http://schemas.microsoft.com/office/word/2010/wordml" xmlns:w15="http://schemas.microsoft.com/office/word/2012/wordml" xmlns:w16cex="http://schemas.microsoft.com/office/word/2018/wordml/cex" xmlns:w16cid="http://schemas.microsoft.com/office/word/2016/wordml/cid" xmlns:w16="http://schemas.microsoft.com/office/word/2018/wordml" xmlns:w16du="http://schemas.microsoft.com/office/word/2023/wordml/word16du" xmlns:w16sdtdh="http://schemas.microsoft.com/office/word/2020/wordml/sdtdatahash" xmlns:w16sdtfl="http://schemas.microsoft.com/office/word/2024/wordml/sdtformatlock" xmlns:w16se="http://schemas.microsoft.com/office/word/2015/wordml/symex" xmlns:wpg="http://schemas.microsoft.com/office/word/2010/wordprocessingGroup" xmlns:wpi="http://schemas.microsoft.com/office/word/2010/wordprocessingInk" xmlns:wne="http://schemas.microsoft.com/office/word/2006/wordml" xmlns:wps="http://schemas.microsoft.com/office/word/2010/wordprocessingShape" mc:Ignorable="w14 w15 w16se w16cid w16 w16cex w16sdtdh w16sdtfl w16du wp14">
+<w:footnotes xmlns:wpc="http://schemas.microsoft.com/office/word/2010/wordprocessingCanvas" xmlns:cx="http://schemas.microsoft.com/office/drawing/2014/chartex" xmlns:cx1="http://schemas.microsoft.com/office/drawing/2015/9/8/chartex" xmlns:cx2="http://schemas.microsoft.com/office/drawing/2015/10/21/chartex" xmlns:cx3="http://schemas.microsoft.com/office/drawing/2016/5/9/chartex" xmlns:cx4="http://schemas.microsoft.com/office/drawing/2016/5/10/chartex" xmlns:cx5="http://schemas.microsoft.com/office/drawing/2016/5/11/chartex" xmlns:cx6="http://schemas.microsoft.com/office/drawing/2016/5/12/chartex" xmlns:cx7="http://schemas.microsoft.com/office/drawing/2016/5/13/chartex" xmlns:cx8="http://schemas.microsoft.com/office/drawing/2016/5/14/chartex" xmlns:mc="http://schemas.openxmlformats.org/markup-compatibility/2006" xmlns:aink="http://schemas.microsoft.com/office/drawing/2016/ink" xmlns:am3d="http://schemas.microsoft.com/office/drawing/2017/model3d" xmlns:o="urn:schemas-microsoft-com:office:office" xmlns:oel="http://schemas.microsoft.com/office/2019/extlst" xmlns:r="http://schemas.openxmlformats.org/officeDocument/2006/relationships" xmlns:m="http://schemas.openxmlformats.org/officeDocument/2006/math" xmlns:v="urn:schemas-microsoft-com:vml" xmlns:wp14="http://schemas.microsoft.com/office/word/2010/wordprocessingDrawing" xmlns:wp="http://schemas.openxmlformats.org/drawingml/2006/wordprocessingDrawing" xmlns:w10="urn:schemas-microsoft-com:office:word" xmlns:w="http://schemas.openxmlformats.org/wordprocessingml/2006/main" xmlns:w14="http://schemas.microsoft.com/office/word/2010/wordml" xmlns:w15="http://schemas.microsoft.com/office/word/2012/wordml" xmlns:w16cei="http://schemas.microsoft.com/office/word/2026/wordml/cei" xmlns:w16cex="http://schemas.microsoft.com/office/word/2018/wordml/cex" xmlns:w16cid="http://schemas.microsoft.com/office/word/2016/wordml/cid" xmlns:w16="http://schemas.microsoft.com/office/word/2018/wordml" xmlns:w16du="http://schemas.microsoft.com/office/word/2023/wordml/word16du" xmlns:w16sdtdh="http://schemas.microsoft.com/office/word/2020/wordml/sdtdatahash" xmlns:w16sdtfl="http://schemas.microsoft.com/office/word/2024/wordml/sdtformatlock" xmlns:w16se="http://schemas.microsoft.com/office/word/2015/wordml/symex" xmlns:wpg="http://schemas.microsoft.com/office/word/2010/wordprocessingGroup" xmlns:wpi="http://schemas.microsoft.com/office/word/2010/wordprocessingInk" xmlns:wne="http://schemas.microsoft.com/office/word/2006/wordml" xmlns:wps="http://schemas.microsoft.com/office/word/2010/wordprocessingShape" mc:Ignorable="w14 w15 w16se w16cid w16 w16cex w16sdtdh w16sdtfl w16du wp14">
   <w:footnote w:type="separator" w:id="-1">
     <w:p>
       <w:pPr>
@@ -11902,7 +12199,7 @@
 </file>
 
 <file path=word/header1.xml><?xml version="1.0" encoding="utf-8"?>
-<w:hdr xmlns:wpc="http://schemas.microsoft.com/office/word/2010/wordprocessingCanvas" xmlns:cx="http://schemas.microsoft.com/office/drawing/2014/chartex" xmlns:cx1="http://schemas.microsoft.com/office/drawing/2015/9/8/chartex" xmlns:cx2="http://schemas.microsoft.com/office/drawing/2015/10/21/chartex" xmlns:cx3="http://schemas.microsoft.com/office/drawing/2016/5/9/chartex" xmlns:cx4="http://schemas.microsoft.com/office/drawing/2016/5/10/chartex" xmlns:cx5="http://schemas.microsoft.com/office/drawing/2016/5/11/chartex" xmlns:cx6="http://schemas.microsoft.com/office/drawing/2016/5/12/chartex" xmlns:cx7="http://schemas.microsoft.com/office/drawing/2016/5/13/chartex" xmlns:cx8="http://schemas.microsoft.com/office/drawing/2016/5/14/chartex" xmlns:mc="http://schemas.openxmlformats.org/markup-compatibility/2006" xmlns:aink="http://schemas.microsoft.com/office/drawing/2016/ink" xmlns:am3d="http://schemas.microsoft.com/office/drawing/2017/model3d" xmlns:o="urn:schemas-microsoft-com:office:office" xmlns:oel="http://schemas.microsoft.com/office/2019/extlst" xmlns:r="http://schemas.openxmlformats.org/officeDocument/2006/relationships" xmlns:m="http://schemas.openxmlformats.org/officeDocument/2006/math" xmlns:v="urn:schemas-microsoft-com:vml" xmlns:wp14="http://schemas.microsoft.com/office/word/2010/wordprocessingDrawing" xmlns:wp="http://schemas.openxmlformats.org/drawingml/2006/wordprocessingDrawing" xmlns:w10="urn:schemas-microsoft-com:office:word" xmlns:w="http://schemas.openxmlformats.org/wordprocessingml/2006/main" xmlns:w14="http://schemas.microsoft.com/office/word/2010/wordml" xmlns:w15="http://schemas.microsoft.com/office/word/2012/wordml" xmlns:w16cex="http://schemas.microsoft.com/office/word/2018/wordml/cex" xmlns:w16cid="http://schemas.microsoft.com/office/word/2016/wordml/cid" xmlns:w16="http://schemas.microsoft.com/office/word/2018/wordml" xmlns:w16du="http://schemas.microsoft.com/office/word/2023/wordml/word16du" xmlns:w16sdtdh="http://schemas.microsoft.com/office/word/2020/wordml/sdtdatahash" xmlns:w16sdtfl="http://schemas.microsoft.com/office/word/2024/wordml/sdtformatlock" xmlns:w16se="http://schemas.microsoft.com/office/word/2015/wordml/symex" xmlns:wpg="http://schemas.microsoft.com/office/word/2010/wordprocessingGroup" xmlns:wpi="http://schemas.microsoft.com/office/word/2010/wordprocessingInk" xmlns:wne="http://schemas.microsoft.com/office/word/2006/wordml" xmlns:wps="http://schemas.microsoft.com/office/word/2010/wordprocessingShape" mc:Ignorable="w14 w15 w16se w16cid w16 w16cex w16sdtdh w16sdtfl w16du wp14">
+<w:hdr xmlns:wpc="http://schemas.microsoft.com/office/word/2010/wordprocessingCanvas" xmlns:cx="http://schemas.microsoft.com/office/drawing/2014/chartex" xmlns:cx1="http://schemas.microsoft.com/office/drawing/2015/9/8/chartex" xmlns:cx2="http://schemas.microsoft.com/office/drawing/2015/10/21/chartex" xmlns:cx3="http://schemas.microsoft.com/office/drawing/2016/5/9/chartex" xmlns:cx4="http://schemas.microsoft.com/office/drawing/2016/5/10/chartex" xmlns:cx5="http://schemas.microsoft.com/office/drawing/2016/5/11/chartex" xmlns:cx6="http://schemas.microsoft.com/office/drawing/2016/5/12/chartex" xmlns:cx7="http://schemas.microsoft.com/office/drawing/2016/5/13/chartex" xmlns:cx8="http://schemas.microsoft.com/office/drawing/2016/5/14/chartex" xmlns:mc="http://schemas.openxmlformats.org/markup-compatibility/2006" xmlns:aink="http://schemas.microsoft.com/office/drawing/2016/ink" xmlns:am3d="http://schemas.microsoft.com/office/drawing/2017/model3d" xmlns:o="urn:schemas-microsoft-com:office:office" xmlns:oel="http://schemas.microsoft.com/office/2019/extlst" xmlns:r="http://schemas.openxmlformats.org/officeDocument/2006/relationships" xmlns:m="http://schemas.openxmlformats.org/officeDocument/2006/math" xmlns:v="urn:schemas-microsoft-com:vml" xmlns:wp14="http://schemas.microsoft.com/office/word/2010/wordprocessingDrawing" xmlns:wp="http://schemas.openxmlformats.org/drawingml/2006/wordprocessingDrawing" xmlns:w10="urn:schemas-microsoft-com:office:word" xmlns:w="http://schemas.openxmlformats.org/wordprocessingml/2006/main" xmlns:w14="http://schemas.microsoft.com/office/word/2010/wordml" xmlns:w15="http://schemas.microsoft.com/office/word/2012/wordml" xmlns:w16cei="http://schemas.microsoft.com/office/word/2026/wordml/cei" xmlns:w16cex="http://schemas.microsoft.com/office/word/2018/wordml/cex" xmlns:w16cid="http://schemas.microsoft.com/office/word/2016/wordml/cid" xmlns:w16="http://schemas.microsoft.com/office/word/2018/wordml" xmlns:w16du="http://schemas.microsoft.com/office/word/2023/wordml/word16du" xmlns:w16sdtdh="http://schemas.microsoft.com/office/word/2020/wordml/sdtdatahash" xmlns:w16sdtfl="http://schemas.microsoft.com/office/word/2024/wordml/sdtformatlock" xmlns:w16se="http://schemas.microsoft.com/office/word/2015/wordml/symex" xmlns:wpg="http://schemas.microsoft.com/office/word/2010/wordprocessingGroup" xmlns:wpi="http://schemas.microsoft.com/office/word/2010/wordprocessingInk" xmlns:wne="http://schemas.microsoft.com/office/word/2006/wordml" xmlns:wps="http://schemas.microsoft.com/office/word/2010/wordprocessingShape" mc:Ignorable="w14 w15 w16se w16cid w16 w16cex w16sdtdh w16sdtfl w16du wp14">
   <w:p>
     <w:pPr>
       <w:pStyle w:val="En-tte"/>
@@ -11952,7 +12249,7 @@
 </file>
 
 <file path=word/header2.xml><?xml version="1.0" encoding="utf-8"?>
-<w:hdr xmlns:wpc="http://schemas.microsoft.com/office/word/2010/wordprocessingCanvas" xmlns:cx="http://schemas.microsoft.com/office/drawing/2014/chartex" xmlns:cx1="http://schemas.microsoft.com/office/drawing/2015/9/8/chartex" xmlns:cx2="http://schemas.microsoft.com/office/drawing/2015/10/21/chartex" xmlns:cx3="http://schemas.microsoft.com/office/drawing/2016/5/9/chartex" xmlns:cx4="http://schemas.microsoft.com/office/drawing/2016/5/10/chartex" xmlns:cx5="http://schemas.microsoft.com/office/drawing/2016/5/11/chartex" xmlns:cx6="http://schemas.microsoft.com/office/drawing/2016/5/12/chartex" xmlns:cx7="http://schemas.microsoft.com/office/drawing/2016/5/13/chartex" xmlns:cx8="http://schemas.microsoft.com/office/drawing/2016/5/14/chartex" xmlns:mc="http://schemas.openxmlformats.org/markup-compatibility/2006" xmlns:aink="http://schemas.microsoft.com/office/drawing/2016/ink" xmlns:am3d="http://schemas.microsoft.com/office/drawing/2017/model3d" xmlns:o="urn:schemas-microsoft-com:office:office" xmlns:oel="http://schemas.microsoft.com/office/2019/extlst" xmlns:r="http://schemas.openxmlformats.org/officeDocument/2006/relationships" xmlns:m="http://schemas.openxmlformats.org/officeDocument/2006/math" xmlns:v="urn:schemas-microsoft-com:vml" xmlns:wp14="http://schemas.microsoft.com/office/word/2010/wordprocessingDrawing" xmlns:wp="http://schemas.openxmlformats.org/drawingml/2006/wordprocessingDrawing" xmlns:w10="urn:schemas-microsoft-com:office:word" xmlns:w="http://schemas.openxmlformats.org/wordprocessingml/2006/main" xmlns:w14="http://schemas.microsoft.com/office/word/2010/wordml" xmlns:w15="http://schemas.microsoft.com/office/word/2012/wordml" xmlns:w16cex="http://schemas.microsoft.com/office/word/2018/wordml/cex" xmlns:w16cid="http://schemas.microsoft.com/office/word/2016/wordml/cid" xmlns:w16="http://schemas.microsoft.com/office/word/2018/wordml" xmlns:w16du="http://schemas.microsoft.com/office/word/2023/wordml/word16du" xmlns:w16sdtdh="http://schemas.microsoft.com/office/word/2020/wordml/sdtdatahash" xmlns:w16sdtfl="http://schemas.microsoft.com/office/word/2024/wordml/sdtformatlock" xmlns:w16se="http://schemas.microsoft.com/office/word/2015/wordml/symex" xmlns:wpg="http://schemas.microsoft.com/office/word/2010/wordprocessingGroup" xmlns:wpi="http://schemas.microsoft.com/office/word/2010/wordprocessingInk" xmlns:wne="http://schemas.microsoft.com/office/word/2006/wordml" xmlns:wps="http://schemas.microsoft.com/office/word/2010/wordprocessingShape" mc:Ignorable="w14 w15 w16se w16cid w16 w16cex w16sdtdh w16sdtfl w16du wp14">
+<w:hdr xmlns:wpc="http://schemas.microsoft.com/office/word/2010/wordprocessingCanvas" xmlns:cx="http://schemas.microsoft.com/office/drawing/2014/chartex" xmlns:cx1="http://schemas.microsoft.com/office/drawing/2015/9/8/chartex" xmlns:cx2="http://schemas.microsoft.com/office/drawing/2015/10/21/chartex" xmlns:cx3="http://schemas.microsoft.com/office/drawing/2016/5/9/chartex" xmlns:cx4="http://schemas.microsoft.com/office/drawing/2016/5/10/chartex" xmlns:cx5="http://schemas.microsoft.com/office/drawing/2016/5/11/chartex" xmlns:cx6="http://schemas.microsoft.com/office/drawing/2016/5/12/chartex" xmlns:cx7="http://schemas.microsoft.com/office/drawing/2016/5/13/chartex" xmlns:cx8="http://schemas.microsoft.com/office/drawing/2016/5/14/chartex" xmlns:mc="http://schemas.openxmlformats.org/markup-compatibility/2006" xmlns:aink="http://schemas.microsoft.com/office/drawing/2016/ink" xmlns:am3d="http://schemas.microsoft.com/office/drawing/2017/model3d" xmlns:o="urn:schemas-microsoft-com:office:office" xmlns:oel="http://schemas.microsoft.com/office/2019/extlst" xmlns:r="http://schemas.openxmlformats.org/officeDocument/2006/relationships" xmlns:m="http://schemas.openxmlformats.org/officeDocument/2006/math" xmlns:v="urn:schemas-microsoft-com:vml" xmlns:wp14="http://schemas.microsoft.com/office/word/2010/wordprocessingDrawing" xmlns:wp="http://schemas.openxmlformats.org/drawingml/2006/wordprocessingDrawing" xmlns:w10="urn:schemas-microsoft-com:office:word" xmlns:w="http://schemas.openxmlformats.org/wordprocessingml/2006/main" xmlns:w14="http://schemas.microsoft.com/office/word/2010/wordml" xmlns:w15="http://schemas.microsoft.com/office/word/2012/wordml" xmlns:w16cei="http://schemas.microsoft.com/office/word/2026/wordml/cei" xmlns:w16cex="http://schemas.microsoft.com/office/word/2018/wordml/cex" xmlns:w16cid="http://schemas.microsoft.com/office/word/2016/wordml/cid" xmlns:w16="http://schemas.microsoft.com/office/word/2018/wordml" xmlns:w16du="http://schemas.microsoft.com/office/word/2023/wordml/word16du" xmlns:w16sdtdh="http://schemas.microsoft.com/office/word/2020/wordml/sdtdatahash" xmlns:w16sdtfl="http://schemas.microsoft.com/office/word/2024/wordml/sdtformatlock" xmlns:w16se="http://schemas.microsoft.com/office/word/2015/wordml/symex" xmlns:wpg="http://schemas.microsoft.com/office/word/2010/wordprocessingGroup" xmlns:wpi="http://schemas.microsoft.com/office/word/2010/wordprocessingInk" xmlns:wne="http://schemas.microsoft.com/office/word/2006/wordml" xmlns:wps="http://schemas.microsoft.com/office/word/2010/wordprocessingShape" mc:Ignorable="w14 w15 w16se w16cid w16 w16cex w16sdtdh w16sdtfl w16du wp14">
   <w:p>
     <w:pPr>
       <w:pStyle w:val="En-tte"/>
@@ -12002,7 +12299,7 @@
 </file>
 
 <file path=word/header3.xml><?xml version="1.0" encoding="utf-8"?>
-<w:hdr xmlns:wpc="http://schemas.microsoft.com/office/word/2010/wordprocessingCanvas" xmlns:cx="http://schemas.microsoft.com/office/drawing/2014/chartex" xmlns:cx1="http://schemas.microsoft.com/office/drawing/2015/9/8/chartex" xmlns:cx2="http://schemas.microsoft.com/office/drawing/2015/10/21/chartex" xmlns:cx3="http://schemas.microsoft.com/office/drawing/2016/5/9/chartex" xmlns:cx4="http://schemas.microsoft.com/office/drawing/2016/5/10/chartex" xmlns:cx5="http://schemas.microsoft.com/office/drawing/2016/5/11/chartex" xmlns:cx6="http://schemas.microsoft.com/office/drawing/2016/5/12/chartex" xmlns:cx7="http://schemas.microsoft.com/office/drawing/2016/5/13/chartex" xmlns:cx8="http://schemas.microsoft.com/office/drawing/2016/5/14/chartex" xmlns:mc="http://schemas.openxmlformats.org/markup-compatibility/2006" xmlns:aink="http://schemas.microsoft.com/office/drawing/2016/ink" xmlns:am3d="http://schemas.microsoft.com/office/drawing/2017/model3d" xmlns:o="urn:schemas-microsoft-com:office:office" xmlns:oel="http://schemas.microsoft.com/office/2019/extlst" xmlns:r="http://schemas.openxmlformats.org/officeDocument/2006/relationships" xmlns:m="http://schemas.openxmlformats.org/officeDocument/2006/math" xmlns:v="urn:schemas-microsoft-com:vml" xmlns:wp14="http://schemas.microsoft.com/office/word/2010/wordprocessingDrawing" xmlns:wp="http://schemas.openxmlformats.org/drawingml/2006/wordprocessingDrawing" xmlns:w10="urn:schemas-microsoft-com:office:word" xmlns:w="http://schemas.openxmlformats.org/wordprocessingml/2006/main" xmlns:w14="http://schemas.microsoft.com/office/word/2010/wordml" xmlns:w15="http://schemas.microsoft.com/office/word/2012/wordml" xmlns:w16cex="http://schemas.microsoft.com/office/word/2018/wordml/cex" xmlns:w16cid="http://schemas.microsoft.com/office/word/2016/wordml/cid" xmlns:w16="http://schemas.microsoft.com/office/word/2018/wordml" xmlns:w16du="http://schemas.microsoft.com/office/word/2023/wordml/word16du" xmlns:w16sdtdh="http://schemas.microsoft.com/office/word/2020/wordml/sdtdatahash" xmlns:w16sdtfl="http://schemas.microsoft.com/office/word/2024/wordml/sdtformatlock" xmlns:w16se="http://schemas.microsoft.com/office/word/2015/wordml/symex" xmlns:wpg="http://schemas.microsoft.com/office/word/2010/wordprocessingGroup" xmlns:wpi="http://schemas.microsoft.com/office/word/2010/wordprocessingInk" xmlns:wne="http://schemas.microsoft.com/office/word/2006/wordml" xmlns:wps="http://schemas.microsoft.com/office/word/2010/wordprocessingShape" mc:Ignorable="w14 w15 w16se w16cid w16 w16cex w16sdtdh w16sdtfl w16du wp14">
+<w:hdr xmlns:wpc="http://schemas.microsoft.com/office/word/2010/wordprocessingCanvas" xmlns:cx="http://schemas.microsoft.com/office/drawing/2014/chartex" xmlns:cx1="http://schemas.microsoft.com/office/drawing/2015/9/8/chartex" xmlns:cx2="http://schemas.microsoft.com/office/drawing/2015/10/21/chartex" xmlns:cx3="http://schemas.microsoft.com/office/drawing/2016/5/9/chartex" xmlns:cx4="http://schemas.microsoft.com/office/drawing/2016/5/10/chartex" xmlns:cx5="http://schemas.microsoft.com/office/drawing/2016/5/11/chartex" xmlns:cx6="http://schemas.microsoft.com/office/drawing/2016/5/12/chartex" xmlns:cx7="http://schemas.microsoft.com/office/drawing/2016/5/13/chartex" xmlns:cx8="http://schemas.microsoft.com/office/drawing/2016/5/14/chartex" xmlns:mc="http://schemas.openxmlformats.org/markup-compatibility/2006" xmlns:aink="http://schemas.microsoft.com/office/drawing/2016/ink" xmlns:am3d="http://schemas.microsoft.com/office/drawing/2017/model3d" xmlns:o="urn:schemas-microsoft-com:office:office" xmlns:oel="http://schemas.microsoft.com/office/2019/extlst" xmlns:r="http://schemas.openxmlformats.org/officeDocument/2006/relationships" xmlns:m="http://schemas.openxmlformats.org/officeDocument/2006/math" xmlns:v="urn:schemas-microsoft-com:vml" xmlns:wp14="http://schemas.microsoft.com/office/word/2010/wordprocessingDrawing" xmlns:wp="http://schemas.openxmlformats.org/drawingml/2006/wordprocessingDrawing" xmlns:w10="urn:schemas-microsoft-com:office:word" xmlns:w="http://schemas.openxmlformats.org/wordprocessingml/2006/main" xmlns:w14="http://schemas.microsoft.com/office/word/2010/wordml" xmlns:w15="http://schemas.microsoft.com/office/word/2012/wordml" xmlns:w16cei="http://schemas.microsoft.com/office/word/2026/wordml/cei" xmlns:w16cex="http://schemas.microsoft.com/office/word/2018/wordml/cex" xmlns:w16cid="http://schemas.microsoft.com/office/word/2016/wordml/cid" xmlns:w16="http://schemas.microsoft.com/office/word/2018/wordml" xmlns:w16du="http://schemas.microsoft.com/office/word/2023/wordml/word16du" xmlns:w16sdtdh="http://schemas.microsoft.com/office/word/2020/wordml/sdtdatahash" xmlns:w16sdtfl="http://schemas.microsoft.com/office/word/2024/wordml/sdtformatlock" xmlns:w16se="http://schemas.microsoft.com/office/word/2015/wordml/symex" xmlns:wpg="http://schemas.microsoft.com/office/word/2010/wordprocessingGroup" xmlns:wpi="http://schemas.microsoft.com/office/word/2010/wordprocessingInk" xmlns:wne="http://schemas.microsoft.com/office/word/2006/wordml" xmlns:wps="http://schemas.microsoft.com/office/word/2010/wordprocessingShape" mc:Ignorable="w14 w15 w16se w16cid w16 w16cex w16sdtdh w16sdtfl w16du wp14">
   <w:p>
     <w:pPr>
       <w:pStyle w:val="En-tte"/>
@@ -12052,7 +12349,7 @@
 </file>
 
 <file path=word/numbering.xml><?xml version="1.0" encoding="utf-8"?>
-<w:numbering xmlns:wpc="http://schemas.microsoft.com/office/word/2010/wordprocessingCanvas" xmlns:cx="http://schemas.microsoft.com/office/drawing/2014/chartex" xmlns:cx1="http://schemas.microsoft.com/office/drawing/2015/9/8/chartex" xmlns:cx2="http://schemas.microsoft.com/office/drawing/2015/10/21/chartex" xmlns:cx3="http://schemas.microsoft.com/office/drawing/2016/5/9/chartex" xmlns:cx4="http://schemas.microsoft.com/office/drawing/2016/5/10/chartex" xmlns:cx5="http://schemas.microsoft.com/office/drawing/2016/5/11/chartex" xmlns:cx6="http://schemas.microsoft.com/office/drawing/2016/5/12/chartex" xmlns:cx7="http://schemas.microsoft.com/office/drawing/2016/5/13/chartex" xmlns:cx8="http://schemas.microsoft.com/office/drawing/2016/5/14/chartex" xmlns:mc="http://schemas.openxmlformats.org/markup-compatibility/2006" xmlns:aink="http://schemas.microsoft.com/office/drawing/2016/ink" xmlns:am3d="http://schemas.microsoft.com/office/drawing/2017/model3d" xmlns:o="urn:schemas-microsoft-com:office:office" xmlns:oel="http://schemas.microsoft.com/office/2019/extlst" xmlns:r="http://schemas.openxmlformats.org/officeDocument/2006/relationships" xmlns:m="http://schemas.openxmlformats.org/officeDocument/2006/math" xmlns:v="urn:schemas-microsoft-com:vml" xmlns:wp14="http://schemas.microsoft.com/office/word/2010/wordprocessingDrawing" xmlns:wp="http://schemas.openxmlformats.org/drawingml/2006/wordprocessingDrawing" xmlns:w10="urn:schemas-microsoft-com:office:word" xmlns:w="http://schemas.openxmlformats.org/wordprocessingml/2006/main" xmlns:w14="http://schemas.microsoft.com/office/word/2010/wordml" xmlns:w15="http://schemas.microsoft.com/office/word/2012/wordml" xmlns:w16cex="http://schemas.microsoft.com/office/word/2018/wordml/cex" xmlns:w16cid="http://schemas.microsoft.com/office/word/2016/wordml/cid" xmlns:w16="http://schemas.microsoft.com/office/word/2018/wordml" xmlns:w16du="http://schemas.microsoft.com/office/word/2023/wordml/word16du" xmlns:w16sdtdh="http://schemas.microsoft.com/office/word/2020/wordml/sdtdatahash" xmlns:w16sdtfl="http://schemas.microsoft.com/office/word/2024/wordml/sdtformatlock" xmlns:w16se="http://schemas.microsoft.com/office/word/2015/wordml/symex" xmlns:wpg="http://schemas.microsoft.com/office/word/2010/wordprocessingGroup" xmlns:wpi="http://schemas.microsoft.com/office/word/2010/wordprocessingInk" xmlns:wne="http://schemas.microsoft.com/office/word/2006/wordml" xmlns:wps="http://schemas.microsoft.com/office/word/2010/wordprocessingShape" mc:Ignorable="w14 w15 w16se w16cid w16 w16cex w16sdtdh w16sdtfl w16du wp14">
+<w:numbering xmlns:wpc="http://schemas.microsoft.com/office/word/2010/wordprocessingCanvas" xmlns:cx="http://schemas.microsoft.com/office/drawing/2014/chartex" xmlns:cx1="http://schemas.microsoft.com/office/drawing/2015/9/8/chartex" xmlns:cx2="http://schemas.microsoft.com/office/drawing/2015/10/21/chartex" xmlns:cx3="http://schemas.microsoft.com/office/drawing/2016/5/9/chartex" xmlns:cx4="http://schemas.microsoft.com/office/drawing/2016/5/10/chartex" xmlns:cx5="http://schemas.microsoft.com/office/drawing/2016/5/11/chartex" xmlns:cx6="http://schemas.microsoft.com/office/drawing/2016/5/12/chartex" xmlns:cx7="http://schemas.microsoft.com/office/drawing/2016/5/13/chartex" xmlns:cx8="http://schemas.microsoft.com/office/drawing/2016/5/14/chartex" xmlns:mc="http://schemas.openxmlformats.org/markup-compatibility/2006" xmlns:aink="http://schemas.microsoft.com/office/drawing/2016/ink" xmlns:am3d="http://schemas.microsoft.com/office/drawing/2017/model3d" xmlns:o="urn:schemas-microsoft-com:office:office" xmlns:oel="http://schemas.microsoft.com/office/2019/extlst" xmlns:r="http://schemas.openxmlformats.org/officeDocument/2006/relationships" xmlns:m="http://schemas.openxmlformats.org/officeDocument/2006/math" xmlns:v="urn:schemas-microsoft-com:vml" xmlns:wp14="http://schemas.microsoft.com/office/word/2010/wordprocessingDrawing" xmlns:wp="http://schemas.openxmlformats.org/drawingml/2006/wordprocessingDrawing" xmlns:w10="urn:schemas-microsoft-com:office:word" xmlns:w="http://schemas.openxmlformats.org/wordprocessingml/2006/main" xmlns:w14="http://schemas.microsoft.com/office/word/2010/wordml" xmlns:w15="http://schemas.microsoft.com/office/word/2012/wordml" xmlns:w16cei="http://schemas.microsoft.com/office/word/2026/wordml/cei" xmlns:w16cex="http://schemas.microsoft.com/office/word/2018/wordml/cex" xmlns:w16cid="http://schemas.microsoft.com/office/word/2016/wordml/cid" xmlns:w16="http://schemas.microsoft.com/office/word/2018/wordml" xmlns:w16du="http://schemas.microsoft.com/office/word/2023/wordml/word16du" xmlns:w16sdtdh="http://schemas.microsoft.com/office/word/2020/wordml/sdtdatahash" xmlns:w16sdtfl="http://schemas.microsoft.com/office/word/2024/wordml/sdtformatlock" xmlns:w16se="http://schemas.microsoft.com/office/word/2015/wordml/symex" xmlns:wpg="http://schemas.microsoft.com/office/word/2010/wordprocessingGroup" xmlns:wpi="http://schemas.microsoft.com/office/word/2010/wordprocessingInk" xmlns:wne="http://schemas.microsoft.com/office/word/2006/wordml" xmlns:wps="http://schemas.microsoft.com/office/word/2010/wordprocessingShape" mc:Ignorable="w14 w15 w16se w16cid w16 w16cex w16sdtdh w16sdtfl w16du wp14">
   <w:abstractNum w:abstractNumId="0" w15:restartNumberingAfterBreak="0">
     <w:nsid w:val="053323A8"/>
     <w:multiLevelType w:val="singleLevel"/>
